--- a/downloads/teacher/ai-2-week-28.docx
+++ b/downloads/teacher/ai-2-week-28.docx
@@ -2814,6 +2814,396 @@
         <w:t>Run controlled recommender explanation experiments with paired cases and report important failure conditions separately.</w:t>
       </w:r>
     </w:p>
+    <w:p>
+      <w:pPr>
+        <w:pStyle w:val="Heading1"/>
+      </w:pPr>
+      <w:r>
+        <w:t>07. Prepare, teach and assess</w:t>
+      </w:r>
+    </w:p>
+    <w:p>
+      <w:r>
+        <w:t>Teaching target: Explain the mechanism and terminology of controlled prompt experiments</w:t>
+      </w:r>
+    </w:p>
+    <w:p>
+      <w:r>
+        <w:t>Prepare the labelled worked-case picture, the matching workbook, fictional input cards and a place for individual responses. No paid AI account is required for the paper reasoning activities.</w:t>
+      </w:r>
+    </w:p>
+    <w:tbl>
+      <w:tblPr>
+        <w:tblStyle w:val="LightShading-Accent1"/>
+        <w:tblW w:type="auto" w:w="0"/>
+        <w:tblLook w:firstColumn="1" w:firstRow="1" w:lastColumn="0" w:lastRow="0" w:noHBand="0" w:noVBand="1" w:val="04A0"/>
+      </w:tblPr>
+      <w:tblGrid>
+        <w:gridCol w:w="3408"/>
+        <w:gridCol w:w="3408"/>
+        <w:gridCol w:w="3408"/>
+      </w:tblGrid>
+      <w:tr>
+        <w:trPr>
+          <w:tblHeader/>
+        </w:trPr>
+        <w:tc>
+          <w:tcPr>
+            <w:tcW w:type="dxa" w:w="3408"/>
+          </w:tcPr>
+          <w:p>
+            <w:r>
+              <w:t>Session</w:t>
+            </w:r>
+          </w:p>
+        </w:tc>
+        <w:tc>
+          <w:tcPr>
+            <w:tcW w:type="dxa" w:w="3408"/>
+          </w:tcPr>
+          <w:p>
+            <w:r>
+              <w:t>Plan</w:t>
+            </w:r>
+          </w:p>
+        </w:tc>
+        <w:tc>
+          <w:tcPr>
+            <w:tcW w:type="dxa" w:w="3408"/>
+          </w:tcPr>
+          <w:p>
+            <w:r>
+              <w:t>Resources</w:t>
+            </w:r>
+          </w:p>
+        </w:tc>
+      </w:tr>
+      <w:tr>
+        <w:tc>
+          <w:tcPr>
+            <w:tcW w:type="dxa" w:w="3408"/>
+          </w:tcPr>
+          <w:p>
+            <w:r>
+              <w:t>Session 1 · Understand · 45 min</w:t>
+            </w:r>
+          </w:p>
+        </w:tc>
+        <w:tc>
+          <w:tcPr>
+            <w:tcW w:type="dxa" w:w="3408"/>
+          </w:tcPr>
+          <w:p>
+            <w:r>
+              <w:t>0–7: recall and prerequisite; 7–15: inspect the concrete case and predict; 15–30: teacher models the worked trace; 30–40: learners explain a step using the text and visual; 40–45: check the core idea.</w:t>
+            </w:r>
+          </w:p>
+        </w:tc>
+        <w:tc>
+          <w:tcPr>
+            <w:tcW w:type="dxa" w:w="3408"/>
+          </w:tcPr>
+          <w:p>
+            <w:r>
+              <w:t>Sections 1–6; record the brief recall in the workbook.</w:t>
+            </w:r>
+          </w:p>
+        </w:tc>
+      </w:tr>
+      <w:tr>
+        <w:tc>
+          <w:tcPr>
+            <w:tcW w:type="dxa" w:w="3408"/>
+          </w:tcPr>
+          <w:p>
+            <w:r>
+              <w:t>Session 2 · Practise · 45 min</w:t>
+            </w:r>
+          </w:p>
+        </w:tc>
+        <w:tc>
+          <w:tcPr>
+            <w:tcW w:type="dxa" w:w="3408"/>
+          </w:tcPr>
+          <w:p>
+            <w:r>
+              <w:t>0–5: retrieve the procedure; 5–15: W2 completion practice; 15–23: explain and check with a partner; 23–30: each learner answers the misconception check; 30–40: targeted reteaching or a harder variation; 40–45: prepare the investigation.</w:t>
+            </w:r>
+          </w:p>
+        </w:tc>
+        <w:tc>
+          <w:tcPr>
+            <w:tcW w:type="dxa" w:w="3408"/>
+          </w:tcPr>
+          <w:p>
+            <w:r>
+              <w:t>Sections 7–10; use the matching workbook W2 and misconception check.</w:t>
+            </w:r>
+          </w:p>
+        </w:tc>
+      </w:tr>
+      <w:tr>
+        <w:tc>
+          <w:tcPr>
+            <w:tcW w:type="dxa" w:w="3408"/>
+          </w:tcPr>
+          <w:p>
+            <w:r>
+              <w:t>Session 3 · Investigate and transfer · 45 min</w:t>
+            </w:r>
+          </w:p>
+        </w:tc>
+        <w:tc>
+          <w:tcPr>
+            <w:tcW w:type="dxa" w:w="3408"/>
+          </w:tcPr>
+          <w:p>
+            <w:r>
+              <w:t>0–5: retrieve the decision rule; 5–20: investigate or trace; 20–30: start the independent case; 30–38: connect the project; 38–43: act on feedback; 43–45: plan the return check.</w:t>
+            </w:r>
+          </w:p>
+        </w:tc>
+        <w:tc>
+          <w:tcPr>
+            <w:tcW w:type="dxa" w:w="3408"/>
+          </w:tcPr>
+          <w:p>
+            <w:r>
+              <w:t>Sections 9 and 11–14. Give extra time to finish the full task set; use Section 15 when the week includes a coding lab.</w:t>
+            </w:r>
+          </w:p>
+        </w:tc>
+      </w:tr>
+    </w:tbl>
+    <w:p>
+      <w:r>
+        <w:t>Before class, solve the supported practice: On six development cases P passes cases 1, 2, 3, 4; Q passes 1, 2, 3, 5, 6. Missing-approval cases are 4 and 6. Compare totals and condition results. Show the intermediate steps and give the conclusion with its scope.</w:t>
+      </w:r>
+    </w:p>
+    <w:p>
+      <w:r>
+        <w:t>Reasoned practice answer: Teacher explanation: P passes 4/6 and Q 5/6. P passes one of two missing-approval cases, Q also one of two. Q improves the aggregate while leaving this condition unchanged.</w:t>
+      </w:r>
+    </w:p>
+    <w:p>
+      <w:r>
+        <w:t>Check every learner before discussion: Use the worked case for Controlled prompt experiments. Proposed explanation: “The worked result establishes every future case”. Decide whether this explanation is supported. Point to the step or supplied fact that decides; explain your repair if needed.</w:t>
+      </w:r>
+    </w:p>
+    <w:p>
+      <w:r>
+        <w:t>Misconception repair: Prompt selection on development cases cannot be reported as independent final performance.</w:t>
+      </w:r>
+    </w:p>
+    <w:p>
+      <w:r>
+        <w:t>Support: read the exact case aloud, enlarge the labelled picture, supply input cards and model only the first deciding step. Accept a spoken explanation or drawing; retain the reasoning goal.</w:t>
+      </w:r>
+    </w:p>
+    <w:p>
+      <w:r>
+        <w:t>Extension: Make missing-source correctness a required selection gate. Require a prediction and a reason before comparing. Expected result: Neither prompt clears a 2/2 gate on these records. Reason: P fails 7 and Q fails both 4 and 7; both need revision.</w:t>
+      </w:r>
+    </w:p>
+    <w:p>
+      <w:r>
+        <w:t>Independent assessment: withhold the reserved answer until the learner has attempted the new case. Record support separately from correctness.</w:t>
+      </w:r>
+    </w:p>
+    <w:tbl>
+      <w:tblPr>
+        <w:tblStyle w:val="LightShading-Accent1"/>
+        <w:tblW w:type="auto" w:w="0"/>
+        <w:tblLook w:firstColumn="1" w:firstRow="1" w:lastColumn="0" w:lastRow="0" w:noHBand="0" w:noVBand="1" w:val="04A0"/>
+      </w:tblPr>
+      <w:tblGrid>
+        <w:gridCol w:w="2556"/>
+        <w:gridCol w:w="2556"/>
+        <w:gridCol w:w="2556"/>
+        <w:gridCol w:w="2556"/>
+      </w:tblGrid>
+      <w:tr>
+        <w:trPr>
+          <w:tblHeader/>
+        </w:trPr>
+        <w:tc>
+          <w:tcPr>
+            <w:tcW w:type="dxa" w:w="2556"/>
+          </w:tcPr>
+          <w:p>
+            <w:r>
+              <w:t>Criterion</w:t>
+            </w:r>
+          </w:p>
+        </w:tc>
+        <w:tc>
+          <w:tcPr>
+            <w:tcW w:type="dxa" w:w="2556"/>
+          </w:tcPr>
+          <w:p>
+            <w:r>
+              <w:t>Not yet</w:t>
+            </w:r>
+          </w:p>
+        </w:tc>
+        <w:tc>
+          <w:tcPr>
+            <w:tcW w:type="dxa" w:w="2556"/>
+          </w:tcPr>
+          <w:p>
+            <w:r>
+              <w:t>With support</w:t>
+            </w:r>
+          </w:p>
+        </w:tc>
+        <w:tc>
+          <w:tcPr>
+            <w:tcW w:type="dxa" w:w="2556"/>
+          </w:tcPr>
+          <w:p>
+            <w:r>
+              <w:t>Independent</w:t>
+            </w:r>
+          </w:p>
+        </w:tc>
+      </w:tr>
+      <w:tr>
+        <w:tc>
+          <w:tcPr>
+            <w:tcW w:type="dxa" w:w="2556"/>
+          </w:tcPr>
+          <w:p>
+            <w:r>
+              <w:t>Explanation</w:t>
+            </w:r>
+          </w:p>
+        </w:tc>
+        <w:tc>
+          <w:tcPr>
+            <w:tcW w:type="dxa" w:w="2556"/>
+          </w:tcPr>
+          <w:p>
+            <w:r>
+              <w:t>Names an answer without a deciding fact</w:t>
+            </w:r>
+          </w:p>
+        </w:tc>
+        <w:tc>
+          <w:tcPr>
+            <w:tcW w:type="dxa" w:w="2556"/>
+          </w:tcPr>
+          <w:p>
+            <w:r>
+              <w:t>Uses a hint to link fact and decision</w:t>
+            </w:r>
+          </w:p>
+        </w:tc>
+        <w:tc>
+          <w:tcPr>
+            <w:tcW w:type="dxa" w:w="2556"/>
+          </w:tcPr>
+          <w:p>
+            <w:r>
+              <w:t>Explains the deciding fact in own words</w:t>
+            </w:r>
+          </w:p>
+        </w:tc>
+      </w:tr>
+      <w:tr>
+        <w:tc>
+          <w:tcPr>
+            <w:tcW w:type="dxa" w:w="2556"/>
+          </w:tcPr>
+          <w:p>
+            <w:r>
+              <w:t>Trace or test</w:t>
+            </w:r>
+          </w:p>
+        </w:tc>
+        <w:tc>
+          <w:tcPr>
+            <w:tcW w:type="dxa" w:w="2556"/>
+          </w:tcPr>
+          <w:p>
+            <w:r>
+              <w:t>Cannot connect input and result</w:t>
+            </w:r>
+          </w:p>
+        </w:tc>
+        <w:tc>
+          <w:tcPr>
+            <w:tcW w:type="dxa" w:w="2556"/>
+          </w:tcPr>
+          <w:p>
+            <w:r>
+              <w:t>Completes steps with prompts</w:t>
+            </w:r>
+          </w:p>
+        </w:tc>
+        <w:tc>
+          <w:tcPr>
+            <w:tcW w:type="dxa" w:w="2556"/>
+          </w:tcPr>
+          <w:p>
+            <w:r>
+              <w:t>Traces or tests a changed case accurately</w:t>
+            </w:r>
+          </w:p>
+        </w:tc>
+      </w:tr>
+      <w:tr>
+        <w:tc>
+          <w:tcPr>
+            <w:tcW w:type="dxa" w:w="2556"/>
+          </w:tcPr>
+          <w:p>
+            <w:r>
+              <w:t>Limits and revision</w:t>
+            </w:r>
+          </w:p>
+        </w:tc>
+        <w:tc>
+          <w:tcPr>
+            <w:tcW w:type="dxa" w:w="2556"/>
+          </w:tcPr>
+          <w:p>
+            <w:r>
+              <w:t>Claims more than evidence supports</w:t>
+            </w:r>
+          </w:p>
+        </w:tc>
+        <w:tc>
+          <w:tcPr>
+            <w:tcW w:type="dxa" w:w="2556"/>
+          </w:tcPr>
+          <w:p>
+            <w:r>
+              <w:t>Names a limit after a prompt</w:t>
+            </w:r>
+          </w:p>
+        </w:tc>
+        <w:tc>
+          <w:tcPr>
+            <w:tcW w:type="dxa" w:w="2556"/>
+          </w:tcPr>
+          <w:p>
+            <w:r>
+              <w:t>States a defensible limit and useful next test</w:t>
+            </w:r>
+          </w:p>
+        </w:tc>
+      </w:tr>
+    </w:tbl>
+    <w:p>
+      <w:r>
+        <w:t>Project checkpoint: Prepare the demonstration. Gather reproducible instructions, evidence, access checks and remaining limitations.</w:t>
+      </w:r>
+    </w:p>
+    <w:p>
+      <w:r>
+        <w:t>Use the weekly teacher answer for topic-specific reasoning. A saved progress tick is an activity record; judge mastery from the learner’s explanation and evidence.</w:t>
+      </w:r>
+    </w:p>
     <w:sectPr>
       <w:pgSz w:w="12240" w:h="15840"/>
       <w:pgMar w:top="936" w:right="1008" w:bottom="936" w:left="1008" w:header="720" w:footer="720" w:gutter="0"/>

--- a/downloads/teacher/ai-2-week-28.docx
+++ b/downloads/teacher/ai-2-week-28.docx
@@ -3204,6 +3204,39 @@
         <w:t>Use the weekly teacher answer for topic-specific reasoning. A saved progress tick is an activity record; judge mastery from the learner’s explanation and evidence.</w:t>
       </w:r>
     </w:p>
+    <w:p>
+      <w:pPr>
+        <w:pStyle w:val="Heading1"/>
+      </w:pPr>
+      <w:r>
+        <w:t>08. Use feedback, labs and repair paths</w:t>
+      </w:r>
+    </w:p>
+    <w:p>
+      <w:r>
+        <w:t>Use the two formative questions as supported practice, not as independent mastery scores. Discuss the deciding evidence rather than accepting a guessed selection.</w:t>
+      </w:r>
+    </w:p>
+    <w:p>
+      <w:r>
+        <w:t>The feedback comes from the reviewed public worked case. Do not reveal the separately reserved independent teacher answer until the learner has attempted that case.</w:t>
+      </w:r>
+    </w:p>
+    <w:p>
+      <w:r>
+        <w:t>Ask students to predict before running code. Preserve errors and actual outputs; collect a changed test and an explanation. The branch-boundary and indexing lessons deliberately include failure cases.</w:t>
+      </w:r>
+    </w:p>
+    <w:p>
+      <w:r>
+        <w:t>Use the earlier worked-explanation links to address a specific missing building block, then return to the current question. Adapt this suggestion after observing the learner; it is not an automatic diagnosis.</w:t>
+      </w:r>
+    </w:p>
+    <w:p>
+      <w:r>
+        <w:t>Collect the completed-work portfolio as evidence. Record support separately from correctness, and assess explanation, trace/test and limitations. Progress ticks and quiz selections alone do not establish mastery.</w:t>
+      </w:r>
+    </w:p>
     <w:sectPr>
       <w:pgSz w:w="12240" w:h="15840"/>
       <w:pgMar w:top="936" w:right="1008" w:bottom="936" w:left="1008" w:header="720" w:footer="720" w:gutter="0"/>

--- a/downloads/teacher/ai-2-week-28.docx
+++ b/downloads/teacher/ai-2-week-28.docx
@@ -29,6 +29,11 @@
       </w:r>
     </w:p>
     <w:p>
+      <w:r>
+        <w:t>Prepare Prompt Experiments: check the target, prerequisites, resources and adaptable teaching schedule.</w:t>
+      </w:r>
+    </w:p>
+    <w:p>
       <w:pPr>
         <w:pStyle w:val="Heading3"/>
       </w:pPr>
@@ -37,8 +42,38 @@
       </w:r>
     </w:p>
     <w:p>
-      <w:r>
-        <w:t>Primary target: Explain the mechanism and terminology of controlled prompt experiments</w:t>
+      <w:pPr>
+        <w:spacing w:line="336" w:lineRule="auto" w:after="180"/>
+      </w:pPr>
+      <w:r>
+        <w:rPr>
+          <w:b w:val="0"/>
+        </w:rPr>
+        <w:t xml:space="preserve">Primary target: Explain the </w:t>
+      </w:r>
+      <w:r>
+        <w:rPr>
+          <w:b/>
+        </w:rPr>
+        <w:t>mechanism</w:t>
+      </w:r>
+      <w:r>
+        <w:rPr>
+          <w:b w:val="0"/>
+        </w:rPr>
+        <w:t xml:space="preserve"> and terminology of controlled </w:t>
+      </w:r>
+      <w:r>
+        <w:rPr>
+          <w:b/>
+        </w:rPr>
+        <w:t>prompt</w:t>
+      </w:r>
+      <w:r>
+        <w:rPr>
+          <w:b w:val="0"/>
+        </w:rPr>
+        <w:t xml:space="preserve"> experiments</w:t>
       </w:r>
     </w:p>
     <w:tbl>
@@ -185,12 +220,47 @@
       </w:tr>
     </w:tbl>
     <w:p>
-      <w:r>
-        <w:t>This is a starting allocation of 135 minutes, not a validated duration. Preserve all named topics. Schedule extra time for connected examples, the full investigation, independent cases and project building. Repeated copies of a case share one recorded attempt; they are not new evidence.</w:t>
-      </w:r>
-    </w:p>
-    <w:p>
-      <w:r>
+      <w:pPr>
+        <w:spacing w:line="336" w:lineRule="auto" w:after="180"/>
+      </w:pPr>
+      <w:r>
+        <w:rPr>
+          <w:b w:val="0"/>
+        </w:rPr>
+        <w:t>This is a starting allocation of 135 minutes, not a validated duration. Preserve all named topics. Schedule extra time for connected examples, the full investigation, independent cases and project building.</w:t>
+      </w:r>
+    </w:p>
+    <w:p>
+      <w:pPr>
+        <w:spacing w:line="336" w:lineRule="auto" w:after="180"/>
+      </w:pPr>
+      <w:r>
+        <w:rPr>
+          <w:b w:val="0"/>
+        </w:rPr>
+        <w:t xml:space="preserve">Repeated copies of a case share one recorded attempt; they are not new </w:t>
+      </w:r>
+      <w:r>
+        <w:rPr>
+          <w:b/>
+        </w:rPr>
+        <w:t>evidence</w:t>
+      </w:r>
+      <w:r>
+        <w:rPr>
+          <w:b w:val="0"/>
+        </w:rPr>
+        <w:t>.</w:t>
+      </w:r>
+    </w:p>
+    <w:p>
+      <w:pPr>
+        <w:spacing w:line="336" w:lineRule="auto" w:after="180"/>
+      </w:pPr>
+      <w:r>
+        <w:rPr>
+          <w:b w:val="0"/>
+        </w:rPr>
         <w:t>Case exposure check: this source example appears in ai-2/28, ai-3/7, ai-3/9. Reuse a familiar case for recall or modelling; verify that the case used to assess transfer has not already received feedback.</w:t>
       </w:r>
     </w:p>
@@ -211,18 +281,89 @@
       </w:r>
     </w:p>
     <w:p>
-      <w:r>
+      <w:pPr>
+        <w:spacing w:line="336" w:lineRule="auto" w:after="180"/>
+      </w:pPr>
+      <w:r>
+        <w:rPr>
+          <w:b w:val="0"/>
+        </w:rPr>
         <w:t>Without opening the old lesson, explain one key idea from Predictive vs Generative. Give an example and a mistake that the idea helps you avoid.</w:t>
       </w:r>
     </w:p>
     <w:p>
-      <w:r>
-        <w:t>Look for: Distinguish discriminative prediction from generation by inspecting the requested output</w:t>
-      </w:r>
-    </w:p>
-    <w:p>
-      <w:r>
-        <w:t>Reference example, not the only acceptable wording: Teacher explanation: Message labels are discriminative prediction; continuing a sequence is generation; record lookup is retrieval rather than learned generation by itself. One application can route a request, retrieve evidence and generate a response.</w:t>
+      <w:pPr>
+        <w:spacing w:line="336" w:lineRule="auto" w:after="180"/>
+      </w:pPr>
+      <w:r>
+        <w:rPr>
+          <w:b w:val="0"/>
+        </w:rPr>
+        <w:t xml:space="preserve">Look for: Distinguish discriminative </w:t>
+      </w:r>
+      <w:r>
+        <w:rPr>
+          <w:b/>
+        </w:rPr>
+        <w:t>prediction</w:t>
+      </w:r>
+      <w:r>
+        <w:rPr>
+          <w:b w:val="0"/>
+        </w:rPr>
+        <w:t xml:space="preserve"> from generation by inspecting the requested </w:t>
+      </w:r>
+      <w:r>
+        <w:rPr>
+          <w:b/>
+        </w:rPr>
+        <w:t>output</w:t>
+      </w:r>
+    </w:p>
+    <w:p>
+      <w:pPr>
+        <w:spacing w:line="336" w:lineRule="auto" w:after="180"/>
+      </w:pPr>
+      <w:r>
+        <w:rPr>
+          <w:b w:val="0"/>
+        </w:rPr>
+        <w:t xml:space="preserve">Reference example, not the only acceptable wording: Teacher explanation: Message labels are discriminative </w:t>
+      </w:r>
+      <w:r>
+        <w:rPr>
+          <w:b/>
+        </w:rPr>
+        <w:t>prediction</w:t>
+      </w:r>
+      <w:r>
+        <w:rPr>
+          <w:b w:val="0"/>
+        </w:rPr>
+        <w:t>; continuing a sequence is generation; record lookup is retrieval rather than learned generation by itself.</w:t>
+      </w:r>
+    </w:p>
+    <w:p>
+      <w:pPr>
+        <w:spacing w:line="336" w:lineRule="auto" w:after="180"/>
+      </w:pPr>
+      <w:r>
+        <w:rPr>
+          <w:b w:val="0"/>
+        </w:rPr>
+        <w:t xml:space="preserve">One application can route a request, retrieve </w:t>
+      </w:r>
+      <w:r>
+        <w:rPr>
+          <w:b/>
+        </w:rPr>
+        <w:t>evidence</w:t>
+      </w:r>
+      <w:r>
+        <w:rPr>
+          <w:b w:val="0"/>
+        </w:rPr>
+        <w:t xml:space="preserve"> and generate a response.</w:t>
       </w:r>
     </w:p>
     <w:p>
@@ -234,18 +375,47 @@
       </w:r>
     </w:p>
     <w:p>
-      <w:r>
+      <w:pPr>
+        <w:spacing w:line="336" w:lineRule="auto" w:after="180"/>
+      </w:pPr>
+      <w:r>
+        <w:rPr>
+          <w:b w:val="0"/>
+        </w:rPr>
         <w:t>Without opening the old lesson, explain one key idea from Text as Pieces. Give an example and a mistake that the idea helps you avoid.</w:t>
       </w:r>
     </w:p>
     <w:p>
-      <w:r>
+      <w:pPr>
+        <w:spacing w:line="336" w:lineRule="auto" w:after="180"/>
+      </w:pPr>
+      <w:r>
+        <w:rPr>
+          <w:b w:val="0"/>
+        </w:rPr>
         <w:t>Look for: Encode and decode text under an explicit toy vocabulary</w:t>
       </w:r>
     </w:p>
     <w:p>
-      <w:r>
-        <w:t>Reference example, not the only acceptable wording: Teacher explanation: The rule chooses the longest matching ordinary token; sat has length three and s length one. Vocabulary and matching are case sensitive and contain no uppercase C.</w:t>
+      <w:pPr>
+        <w:spacing w:line="336" w:lineRule="auto" w:after="180"/>
+      </w:pPr>
+      <w:r>
+        <w:rPr>
+          <w:b w:val="0"/>
+        </w:rPr>
+        <w:t>Reference example, not the only acceptable wording: Teacher explanation: The rule chooses the longest matching ordinary token; sat has length three and s length one.</w:t>
+      </w:r>
+    </w:p>
+    <w:p>
+      <w:pPr>
+        <w:spacing w:line="336" w:lineRule="auto" w:after="180"/>
+      </w:pPr>
+      <w:r>
+        <w:rPr>
+          <w:b w:val="0"/>
+        </w:rPr>
+        <w:t>Vocabulary and matching are case sensitive and contain no uppercase C.</w:t>
       </w:r>
     </w:p>
     <w:p>
@@ -257,22 +427,58 @@
       </w:r>
     </w:p>
     <w:p>
-      <w:r>
+      <w:pPr>
+        <w:spacing w:line="336" w:lineRule="auto" w:after="180"/>
+      </w:pPr>
+      <w:r>
+        <w:rPr>
+          <w:b w:val="0"/>
+        </w:rPr>
         <w:t>Without opening the old lesson, explain one key idea from Nearest Neighbor Reasoning. Give an example and a mistake that the idea helps you avoid.</w:t>
       </w:r>
     </w:p>
     <w:p>
-      <w:r>
-        <w:t>Look for: Compute absolute distances and rank training neighbours</w:t>
-      </w:r>
-    </w:p>
-    <w:p>
-      <w:r>
+      <w:pPr>
+        <w:spacing w:line="336" w:lineRule="auto" w:after="180"/>
+      </w:pPr>
+      <w:r>
+        <w:rPr>
+          <w:b w:val="0"/>
+        </w:rPr>
+        <w:t xml:space="preserve">Look for: Compute absolute distances and rank </w:t>
+      </w:r>
+      <w:r>
+        <w:rPr>
+          <w:b/>
+        </w:rPr>
+        <w:t>training</w:t>
+      </w:r>
+      <w:r>
+        <w:rPr>
+          <w:b w:val="0"/>
+        </w:rPr>
+        <w:t xml:space="preserve"> neighbours</w:t>
+      </w:r>
+    </w:p>
+    <w:p>
+      <w:pPr>
+        <w:spacing w:line="336" w:lineRule="auto" w:after="180"/>
+      </w:pPr>
+      <w:r>
+        <w:rPr>
+          <w:b w:val="0"/>
+        </w:rPr>
         <w:t>Reference example, not the only acceptable wording: Distances to A,B,C,D,E are 1,1,5,7,9 cm. A and B are equally far from 3 on the numeric feature; their labels do not enter the distance calculation.</w:t>
       </w:r>
     </w:p>
     <w:p>
-      <w:r>
+      <w:pPr>
+        <w:spacing w:line="336" w:lineRule="auto" w:after="180"/>
+      </w:pPr>
+      <w:r>
+        <w:rPr>
+          <w:b w:val="0"/>
+        </w:rPr>
         <w:t>Use the student module and workbook section with this exact week title. The worked case, independent question and answers below form one aligned lesson sequence.</w:t>
       </w:r>
     </w:p>
@@ -285,8 +491,32 @@
       </w:r>
     </w:p>
     <w:p>
-      <w:r>
-        <w:t>Prompt A is tested on easy requests and B on requests with missing data. B scores lower. Design a fair comparison and specify what to do when outputs vary across runs.</w:t>
+      <w:pPr>
+        <w:spacing w:line="336" w:lineRule="auto" w:after="180"/>
+      </w:pPr>
+      <w:r>
+        <w:rPr>
+          <w:b/>
+        </w:rPr>
+        <w:t>Prompt</w:t>
+      </w:r>
+      <w:r>
+        <w:rPr>
+          <w:b w:val="0"/>
+        </w:rPr>
+        <w:t xml:space="preserve"> A is tested on easy requests and B on requests with missing data. B scores lower. Design a fair comparison and specify what to do when </w:t>
+      </w:r>
+      <w:r>
+        <w:rPr>
+          <w:b/>
+        </w:rPr>
+        <w:t>output</w:t>
+      </w:r>
+      <w:r>
+        <w:rPr>
+          <w:b w:val="0"/>
+        </w:rPr>
+        <w:t>s vary across runs.</w:t>
       </w:r>
     </w:p>
     <w:p>
@@ -298,8 +528,32 @@
       </w:r>
     </w:p>
     <w:p>
-      <w:r>
-        <w:t>Prompt quality is evaluated by controlled comparisons and success criteria.</w:t>
+      <w:pPr>
+        <w:spacing w:line="336" w:lineRule="auto" w:after="180"/>
+      </w:pPr>
+      <w:r>
+        <w:rPr>
+          <w:b/>
+        </w:rPr>
+        <w:t>Prompt</w:t>
+      </w:r>
+      <w:r>
+        <w:rPr>
+          <w:b w:val="0"/>
+        </w:rPr>
+        <w:t xml:space="preserve"> quality is evaluated by </w:t>
+      </w:r>
+      <w:r>
+        <w:rPr>
+          <w:b/>
+        </w:rPr>
+        <w:t>controlled comparison</w:t>
+      </w:r>
+      <w:r>
+        <w:rPr>
+          <w:b w:val="0"/>
+        </w:rPr>
+        <w:t>s and success criteria.</w:t>
       </w:r>
     </w:p>
     <w:tbl>
@@ -435,12 +689,38 @@
       </w:r>
     </w:p>
     <w:p>
-      <w:r>
+      <w:pPr>
+        <w:spacing w:line="336" w:lineRule="auto" w:after="180"/>
+      </w:pPr>
+      <w:r>
+        <w:rPr>
+          <w:b w:val="0"/>
+        </w:rPr>
         <w:t>Use the supplied scenario, student illustrations and blank paper. For numeric work, offer counters or a calculator after learners show the setup. Fictional records are supplied; personal data and paid accounts are unnecessary.</w:t>
       </w:r>
     </w:p>
     <w:p>
-      <w:r>
+      <w:pPr>
+        <w:pStyle w:val="Heading3"/>
+      </w:pPr>
+      <w:r>
+        <w:t>Alternative compact allocation</w:t>
+      </w:r>
+    </w:p>
+    <w:p>
+      <w:r>
+        <w:t>This compact option is not the full-week schedule. Use the main teaching cycle and allow extra sessions for the investigation, independent work and project.</w:t>
+      </w:r>
+    </w:p>
+    <w:p>
+      <w:pPr>
+        <w:spacing w:line="336" w:lineRule="auto" w:after="180"/>
+        <w:shd w:fill="F1F6F8"/>
+      </w:pPr>
+      <w:r>
+        <w:rPr>
+          <w:b w:val="0"/>
+        </w:rPr>
         <w:t>Allow 80 minutes: recall 8; explanation 12; worked demonstration 15; guided practice 20; independent assessment 15; project and reflection 10. Extend the lab into a second session when needed.</w:t>
       </w:r>
     </w:p>
@@ -453,8 +733,84 @@
       </w:r>
     </w:p>
     <w:p>
-      <w:r>
-        <w:t>Two 45-minute sessions. A prompt experiment compares complete specifications using the same task cases. Define success before inspecting outputs; change one intended instruction and preserve other settings. Use the supplied constructed scenarios to make the mechanism inspectable. Collect W4 before sharing solutions. Students should name intermediate evidence and limitations; classroom pacing and learning effectiveness remain unvalidated.</w:t>
+      <w:pPr>
+        <w:spacing w:line="336" w:lineRule="auto" w:after="180"/>
+      </w:pPr>
+      <w:r>
+        <w:rPr>
+          <w:b w:val="0"/>
+        </w:rPr>
+        <w:t xml:space="preserve">Two 45-minute sessions. A </w:t>
+      </w:r>
+      <w:r>
+        <w:rPr>
+          <w:b/>
+        </w:rPr>
+        <w:t>prompt</w:t>
+      </w:r>
+      <w:r>
+        <w:rPr>
+          <w:b w:val="0"/>
+        </w:rPr>
+        <w:t xml:space="preserve"> experiment compares complete specifications using the same task cases. Define success before inspecting </w:t>
+      </w:r>
+      <w:r>
+        <w:rPr>
+          <w:b/>
+        </w:rPr>
+        <w:t>output</w:t>
+      </w:r>
+      <w:r>
+        <w:rPr>
+          <w:b w:val="0"/>
+        </w:rPr>
+        <w:t>s; change one intended instruction and preserve other settings.</w:t>
+      </w:r>
+    </w:p>
+    <w:p>
+      <w:pPr>
+        <w:spacing w:line="336" w:lineRule="auto" w:after="180"/>
+      </w:pPr>
+      <w:r>
+        <w:rPr>
+          <w:b w:val="0"/>
+        </w:rPr>
+        <w:t xml:space="preserve">Use the supplied constructed scenarios to make the </w:t>
+      </w:r>
+      <w:r>
+        <w:rPr>
+          <w:b/>
+        </w:rPr>
+        <w:t>mechanism</w:t>
+      </w:r>
+      <w:r>
+        <w:rPr>
+          <w:b w:val="0"/>
+        </w:rPr>
+        <w:t xml:space="preserve"> inspectable. Collect W4 before sharing solutions.</w:t>
+      </w:r>
+    </w:p>
+    <w:p>
+      <w:pPr>
+        <w:spacing w:line="336" w:lineRule="auto" w:after="180"/>
+      </w:pPr>
+      <w:r>
+        <w:rPr>
+          <w:b w:val="0"/>
+        </w:rPr>
+        <w:t xml:space="preserve">Students should name intermediate </w:t>
+      </w:r>
+      <w:r>
+        <w:rPr>
+          <w:b/>
+        </w:rPr>
+        <w:t>evidence</w:t>
+      </w:r>
+      <w:r>
+        <w:rPr>
+          <w:b w:val="0"/>
+        </w:rPr>
+        <w:t xml:space="preserve"> and limitations; classroom pacing and learning effectiveness remain unvalidated.</w:t>
       </w:r>
     </w:p>
     <w:p>
@@ -466,22 +822,81 @@
       </w:r>
     </w:p>
     <w:p>
-      <w:r>
-        <w:t>A result depends on the inputs, procedure and conditions that produced it. Preserve data roles and distinguish observed outcomes from predictions or unmeasured conditions. If the prior concept cannot be explained, use a short retrieval activity before this chapter.</w:t>
-      </w:r>
-    </w:p>
-    <w:p>
-      <w:r>
+      <w:pPr>
+        <w:spacing w:line="336" w:lineRule="auto" w:after="180"/>
+      </w:pPr>
+      <w:r>
+        <w:rPr>
+          <w:b w:val="0"/>
+        </w:rPr>
+        <w:t xml:space="preserve">A result depends on the </w:t>
+      </w:r>
+      <w:r>
+        <w:rPr>
+          <w:b/>
+        </w:rPr>
+        <w:t>input</w:t>
+      </w:r>
+      <w:r>
+        <w:rPr>
+          <w:b w:val="0"/>
+        </w:rPr>
+        <w:t xml:space="preserve">s, procedure and conditions that produced it. Preserve data roles and distinguish observed outcomes from </w:t>
+      </w:r>
+      <w:r>
+        <w:rPr>
+          <w:b/>
+        </w:rPr>
+        <w:t>prediction</w:t>
+      </w:r>
+      <w:r>
+        <w:rPr>
+          <w:b w:val="0"/>
+        </w:rPr>
+        <w:t>s or unmeasured conditions.</w:t>
+      </w:r>
+    </w:p>
+    <w:p>
+      <w:pPr>
+        <w:spacing w:line="336" w:lineRule="auto" w:after="180"/>
+      </w:pPr>
+      <w:r>
+        <w:rPr>
+          <w:b w:val="0"/>
+        </w:rPr>
+        <w:t>If the prior concept cannot be explained, use a short retrieval activity before this chapter.</w:t>
+      </w:r>
+    </w:p>
+    <w:p>
+      <w:pPr>
+        <w:spacing w:line="336" w:lineRule="auto" w:after="180"/>
+      </w:pPr>
+      <w:r>
+        <w:rPr>
+          <w:b w:val="0"/>
+        </w:rPr>
         <w:t>Lesson and workbook; paper and pencil</w:t>
       </w:r>
     </w:p>
     <w:p>
-      <w:r>
+      <w:pPr>
+        <w:spacing w:line="336" w:lineRule="auto" w:after="180"/>
+      </w:pPr>
+      <w:r>
+        <w:rPr>
+          <w:b w:val="0"/>
+        </w:rPr>
         <w:t>Calculator and optional local Python 3 for arithmetic; no live API or private data</w:t>
       </w:r>
     </w:p>
     <w:p>
-      <w:r>
+      <w:pPr>
+        <w:spacing w:line="336" w:lineRule="auto" w:after="180"/>
+      </w:pPr>
+      <w:r>
+        <w:rPr>
+          <w:b w:val="0"/>
+        </w:rPr>
         <w:t>Prepare the fresh retry separately and withhold its solution until after collection</w:t>
       </w:r>
     </w:p>
@@ -494,12 +909,48 @@
       </w:r>
     </w:p>
     <w:p>
-      <w:r>
-        <w:t>By the end, I can compare prompts on paired cases and inspect a subgroup before choosing.</w:t>
-      </w:r>
-    </w:p>
-    <w:p>
-      <w:r>
+      <w:pPr>
+        <w:spacing w:line="336" w:lineRule="auto" w:after="180"/>
+      </w:pPr>
+      <w:r>
+        <w:rPr>
+          <w:b w:val="0"/>
+        </w:rPr>
+        <w:t xml:space="preserve">By the end, I can compare </w:t>
+      </w:r>
+      <w:r>
+        <w:rPr>
+          <w:b/>
+        </w:rPr>
+        <w:t>prompt</w:t>
+      </w:r>
+      <w:r>
+        <w:rPr>
+          <w:b w:val="0"/>
+        </w:rPr>
+        <w:t xml:space="preserve">s on </w:t>
+      </w:r>
+      <w:r>
+        <w:rPr>
+          <w:b/>
+        </w:rPr>
+        <w:t>paired case</w:t>
+      </w:r>
+      <w:r>
+        <w:rPr>
+          <w:b w:val="0"/>
+        </w:rPr>
+        <w:t>s and inspect a subgroup before choosing.</w:t>
+      </w:r>
+    </w:p>
+    <w:p>
+      <w:pPr>
+        <w:spacing w:line="336" w:lineRule="auto" w:after="180"/>
+      </w:pPr>
+      <w:r>
+        <w:rPr>
+          <w:b w:val="0"/>
+        </w:rPr>
         <w:t>This added worked case illustrates the week’s main idea. Retain all original and connected topics; schedule its practice within the teaching cycle.</w:t>
       </w:r>
     </w:p>
@@ -512,61 +963,227 @@
       </w:r>
     </w:p>
     <w:p>
+      <w:r>
+        <w:t>Model Prompt Experiments using the supplied case, labelled mechanism and reasoning. Make the scope of each conclusion explicit.</w:t>
+      </w:r>
+    </w:p>
+    <w:p>
+      <w:pPr>
+        <w:spacing w:line="336" w:lineRule="auto" w:after="180"/>
+      </w:pPr>
+      <w:r>
+        <w:rPr>
+          <w:b/>
+        </w:rPr>
+        <w:t>Input</w:t>
+      </w:r>
+      <w:r>
+        <w:rPr>
+          <w:b w:val="0"/>
+        </w:rPr>
+        <w:t xml:space="preserve"> → </w:t>
+      </w:r>
+      <w:r>
+        <w:rPr>
+          <w:b/>
+        </w:rPr>
+        <w:t>Process</w:t>
+      </w:r>
+      <w:r>
+        <w:rPr>
+          <w:b w:val="0"/>
+        </w:rPr>
+        <w:t xml:space="preserve"> → </w:t>
+      </w:r>
+      <w:r>
+        <w:rPr>
+          <w:b/>
+        </w:rPr>
+        <w:t>Output</w:t>
+      </w:r>
+    </w:p>
+    <w:p>
+      <w:pPr>
+        <w:spacing w:line="336" w:lineRule="auto" w:after="180"/>
+      </w:pPr>
+      <w:r>
+        <w:rPr>
+          <w:b w:val="0"/>
+        </w:rPr>
+        <w:t>Trace the information. At each stage, ask what changed and how you could test it.</w:t>
+      </w:r>
+    </w:p>
+    <w:p>
+      <w:pPr>
+        <w:spacing w:line="336" w:lineRule="auto" w:after="180"/>
+      </w:pPr>
+      <w:r>
+        <w:rPr>
+          <w:b w:val="0"/>
+        </w:rPr>
+        <w:t>Which stage could fail even when the other two are correct? Explain:</w:t>
+      </w:r>
+    </w:p>
+    <w:p>
+      <w:pPr>
+        <w:spacing w:line="336" w:lineRule="auto" w:after="180"/>
+      </w:pPr>
+      <w:r>
+        <w:rPr>
+          <w:b w:val="0"/>
+        </w:rPr>
+        <w:t xml:space="preserve">Predict first. Then check each step. A correct answer without visible reasoning is incomplete </w:t>
+      </w:r>
+      <w:r>
+        <w:rPr>
+          <w:b/>
+        </w:rPr>
+        <w:t>evidence</w:t>
+      </w:r>
+      <w:r>
+        <w:rPr>
+          <w:b w:val="0"/>
+        </w:rPr>
+        <w:t>.</w:t>
+      </w:r>
+    </w:p>
+    <w:p>
+      <w:pPr>
+        <w:spacing w:line="336" w:lineRule="auto" w:after="180"/>
+        <w:shd w:fill="F4F9FC"/>
+      </w:pPr>
+      <w:r>
+        <w:rPr>
+          <w:b w:val="0"/>
+        </w:rPr>
+        <w:t xml:space="preserve">1. </w:t>
+      </w:r>
+      <w:r>
+        <w:rPr>
+          <w:b/>
+        </w:rPr>
+        <w:t>Prompt</w:t>
+      </w:r>
+      <w:r>
+        <w:rPr>
+          <w:b w:val="0"/>
+        </w:rPr>
+        <w:t xml:space="preserve"> A meets 3 of 6 </w:t>
+      </w:r>
+      <w:r>
+        <w:rPr>
+          <w:b/>
+        </w:rPr>
+        <w:t>rubric</w:t>
+      </w:r>
+      <w:r>
+        <w:rPr>
+          <w:b w:val="0"/>
+        </w:rPr>
+        <w:t xml:space="preserve"> checks.</w:t>
+      </w:r>
+    </w:p>
+    <w:p>
+      <w:pPr>
+        <w:spacing w:line="336" w:lineRule="auto" w:after="180"/>
+        <w:shd w:fill="F4F9FC"/>
+      </w:pPr>
+      <w:r>
+        <w:rPr>
+          <w:b w:val="0"/>
+        </w:rPr>
+        <w:t xml:space="preserve">2. Add one </w:t>
+      </w:r>
+      <w:r>
+        <w:rPr>
+          <w:b/>
+        </w:rPr>
+        <w:t>constraint</w:t>
+      </w:r>
+      <w:r>
+        <w:rPr>
+          <w:b w:val="0"/>
+        </w:rPr>
+        <w:t>: ‘Use 3 sentences and name no ending.’</w:t>
+      </w:r>
+    </w:p>
+    <w:p>
+      <w:pPr>
+        <w:spacing w:line="336" w:lineRule="auto" w:after="180"/>
+        <w:shd w:fill="F4F9FC"/>
+      </w:pPr>
+      <w:r>
+        <w:rPr>
+          <w:b w:val="0"/>
+        </w:rPr>
+        <w:t xml:space="preserve">3. </w:t>
+      </w:r>
+      <w:r>
+        <w:rPr>
+          <w:b/>
+        </w:rPr>
+        <w:t>Prompt</w:t>
+      </w:r>
+      <w:r>
+        <w:rPr>
+          <w:b w:val="0"/>
+        </w:rPr>
+        <w:t xml:space="preserve"> B meets 5 of 6 checks.</w:t>
+      </w:r>
+    </w:p>
+    <w:p>
+      <w:pPr>
+        <w:spacing w:line="336" w:lineRule="auto" w:after="180"/>
+        <w:shd w:fill="F4F9FC"/>
+      </w:pPr>
+      <w:r>
+        <w:rPr>
+          <w:b w:val="0"/>
+        </w:rPr>
+        <w:t>4. Improvement = +2 checks; repeat on more books before claiming it generalizes.</w:t>
+      </w:r>
+    </w:p>
+    <w:p>
+      <w:pPr>
+        <w:spacing w:line="336" w:lineRule="auto" w:after="180"/>
+      </w:pPr>
+      <w:r>
+        <w:rPr>
+          <w:b w:val="0"/>
+        </w:rPr>
+        <w:t>Recalculate, retrace, or restate the reasoning in your own representation:</w:t>
+      </w:r>
+    </w:p>
+    <w:p>
+      <w:pPr>
+        <w:spacing w:line="336" w:lineRule="auto" w:after="180"/>
+        <w:shd w:fill="F5F1FB"/>
+      </w:pPr>
+      <w:r>
+        <w:rPr>
+          <w:b w:val="0"/>
+        </w:rPr>
+        <w:t xml:space="preserve">CHECK Did the </w:t>
+      </w:r>
+      <w:r>
+        <w:rPr>
+          <w:b/>
+        </w:rPr>
+        <w:t>evidence</w:t>
+      </w:r>
+      <w:r>
+        <w:rPr>
+          <w:b w:val="0"/>
+        </w:rPr>
+        <w:t xml:space="preserve"> answer the exact question? Did the total, path, or source record stay consistent?</w:t>
+      </w:r>
+    </w:p>
+    <w:p>
       <w:pPr>
         <w:pStyle w:val="Heading3"/>
       </w:pPr>
       <w:r>
-        <w:t>Explain the mechanism</w:t>
-      </w:r>
-    </w:p>
-    <w:p>
-      <w:r>
-        <w:t>Input → Process → Output</w:t>
-      </w:r>
-    </w:p>
-    <w:p>
-      <w:r>
-        <w:t>Trace the information. At each stage, ask what changed and how you could test it.</w:t>
-      </w:r>
-    </w:p>
-    <w:p>
-      <w:r>
-        <w:t>Which stage could fail even when the other two are correct? Explain:</w:t>
-      </w:r>
-    </w:p>
-    <w:p>
-      <w:r>
-        <w:t>Predict first. Then check each step. A correct answer without visible reasoning is incomplete evidence.</w:t>
-      </w:r>
-    </w:p>
-    <w:p>
-      <w:r>
-        <w:t>1. Prompt A meets 3 of 6 rubric checks.</w:t>
-      </w:r>
-    </w:p>
-    <w:p>
-      <w:r>
-        <w:t>2. Add one constraint: ‘Use 3 sentences and name no ending.’</w:t>
-      </w:r>
-    </w:p>
-    <w:p>
-      <w:r>
-        <w:t>3. Prompt B meets 5 of 6 checks.</w:t>
-      </w:r>
-    </w:p>
-    <w:p>
-      <w:r>
-        <w:t>4. Improvement = +2 checks; repeat on more books before claiming it generalizes.</w:t>
-      </w:r>
-    </w:p>
-    <w:p>
-      <w:r>
-        <w:t>Recalculate, retrace, or restate the reasoning in your own representation:</w:t>
-      </w:r>
-    </w:p>
-    <w:p>
-      <w:r>
-        <w:t>CHECK Did the evidence answer the exact question? Did the total, path, or source record stay consistent?</w:t>
+        <w:t>Concrete teaching case</w:t>
       </w:r>
     </w:p>
     <w:p>
@@ -574,16 +1191,56 @@
         <w:pStyle w:val="Heading3"/>
       </w:pPr>
       <w:r>
-        <w:t>Concrete teaching case</w:t>
-      </w:r>
-    </w:p>
-    <w:p>
-      <w:r>
-        <w:t>Prompt B adds under 100 pages and explain the match to Prompt A. Both use a catalogue.</w:t>
-      </w:r>
-    </w:p>
-    <w:p>
-      <w:r>
+        <w:t>The teaching case</w:t>
+      </w:r>
+    </w:p>
+    <w:p>
+      <w:pPr>
+        <w:spacing w:line="336" w:lineRule="auto" w:after="180"/>
+        <w:shd w:fill="F1F6FC"/>
+      </w:pPr>
+      <w:r>
+        <w:rPr>
+          <w:b/>
+        </w:rPr>
+        <w:t>Prompt</w:t>
+      </w:r>
+      <w:r>
+        <w:rPr>
+          <w:b w:val="0"/>
+        </w:rPr>
+        <w:t xml:space="preserve"> B adds under 100 pages and explain the match to </w:t>
+      </w:r>
+      <w:r>
+        <w:rPr>
+          <w:b/>
+        </w:rPr>
+        <w:t>Prompt</w:t>
+      </w:r>
+      <w:r>
+        <w:rPr>
+          <w:b w:val="0"/>
+        </w:rPr>
+        <w:t xml:space="preserve"> A. Both use a catalogue.</w:t>
+      </w:r>
+    </w:p>
+    <w:p>
+      <w:pPr>
+        <w:pStyle w:val="Heading3"/>
+      </w:pPr>
+      <w:r>
+        <w:t>The teaching case</w:t>
+      </w:r>
+    </w:p>
+    <w:p>
+      <w:pPr>
+        <w:spacing w:line="336" w:lineRule="auto" w:after="180"/>
+        <w:shd w:fill="F1F6FC"/>
+      </w:pPr>
+      <w:r>
+        <w:rPr>
+          <w:b w:val="0"/>
+        </w:rPr>
         <w:t>Design a fair comparison.</w:t>
       </w:r>
     </w:p>
@@ -596,36 +1253,244 @@
       </w:r>
     </w:p>
     <w:p>
-      <w:r>
-        <w:t>Use identical requests, catalogue and scoring criteria. Check constraint compliance and supported explanation; repeat stochastic outputs when relevant.</w:t>
-      </w:r>
-    </w:p>
-    <w:p>
       <w:pPr>
         <w:pStyle w:val="Heading3"/>
       </w:pPr>
       <w:r>
+        <w:t>Why the result follows</w:t>
+      </w:r>
+    </w:p>
+    <w:p>
+      <w:pPr>
+        <w:spacing w:line="336" w:lineRule="auto" w:after="180"/>
+        <w:shd w:fill="F1F6FC"/>
+      </w:pPr>
+      <w:r>
+        <w:rPr>
+          <w:b w:val="0"/>
+        </w:rPr>
+        <w:t xml:space="preserve">Use identical requests, catalogue and scoring criteria. Check </w:t>
+      </w:r>
+      <w:r>
+        <w:rPr>
+          <w:b/>
+        </w:rPr>
+        <w:t>constraint</w:t>
+      </w:r>
+      <w:r>
+        <w:rPr>
+          <w:b w:val="0"/>
+        </w:rPr>
+        <w:t xml:space="preserve"> compliance and supported explanation; repeat stochastic </w:t>
+      </w:r>
+      <w:r>
+        <w:rPr>
+          <w:b/>
+        </w:rPr>
+        <w:t>output</w:t>
+      </w:r>
+      <w:r>
+        <w:rPr>
+          <w:b w:val="0"/>
+        </w:rPr>
+        <w:t>s when relevant.</w:t>
+      </w:r>
+    </w:p>
+    <w:p>
+      <w:pPr>
+        <w:pStyle w:val="Heading3"/>
+      </w:pPr>
+      <w:r>
         <w:t>Explain the added worked example</w:t>
       </w:r>
     </w:p>
     <w:p>
-      <w:r>
-        <w:t>A prompt experiment compares complete specifications using the same task cases. Define success before inspecting outputs; change one intended instruction and preserve other settings.</w:t>
-      </w:r>
-    </w:p>
-    <w:p>
-      <w:r>
-        <w:t>Begin by writing the question the procedure is intended to answer. Identify the information already supplied, the information it will produce and the information still missing. These are constructed classroom examples; they do not require live accounts, private records or an external service. Do not treat a plausible explanation as a measured outcome.</w:t>
-      </w:r>
-    </w:p>
-    <w:p>
-      <w:r>
-        <w:t>Evaluate both prompts on paired cases with fixed model/version, source records, output contract and scoring rubric. Use development results for selection, then reserve new final cases. Score each case rather than counting attractive sentences.</w:t>
-      </w:r>
-    </w:p>
-    <w:p>
-      <w:r>
-        <w:t>Before applying the procedure, write its units, denominator or decision boundary where relevant. A partner should be able to repeat each step using the same inputs. If a required input is absent or violates the stated contract, record that condition explicitly instead of quietly replacing it with a convenient value.</w:t>
+      <w:pPr>
+        <w:spacing w:line="336" w:lineRule="auto" w:after="180"/>
+      </w:pPr>
+      <w:r>
+        <w:rPr>
+          <w:b w:val="0"/>
+        </w:rPr>
+        <w:t xml:space="preserve">A </w:t>
+      </w:r>
+      <w:r>
+        <w:rPr>
+          <w:b/>
+        </w:rPr>
+        <w:t>prompt</w:t>
+      </w:r>
+      <w:r>
+        <w:rPr>
+          <w:b w:val="0"/>
+        </w:rPr>
+        <w:t xml:space="preserve"> experiment compares complete specifications using the same task cases. Define success before inspecting </w:t>
+      </w:r>
+      <w:r>
+        <w:rPr>
+          <w:b/>
+        </w:rPr>
+        <w:t>output</w:t>
+      </w:r>
+      <w:r>
+        <w:rPr>
+          <w:b w:val="0"/>
+        </w:rPr>
+        <w:t>s; change one intended instruction and preserve other settings.</w:t>
+      </w:r>
+    </w:p>
+    <w:p>
+      <w:pPr>
+        <w:pStyle w:val="Heading3"/>
+      </w:pPr>
+      <w:r>
+        <w:t>Explain the added worked example · 1</w:t>
+      </w:r>
+    </w:p>
+    <w:p>
+      <w:pPr>
+        <w:spacing w:line="336" w:lineRule="auto" w:after="180"/>
+      </w:pPr>
+      <w:r>
+        <w:rPr>
+          <w:b w:val="0"/>
+        </w:rPr>
+        <w:t>Begin by writing the question the procedure is intended to answer. Identify the information already supplied, the information it will produce and the information still missing.</w:t>
+      </w:r>
+    </w:p>
+    <w:p>
+      <w:pPr>
+        <w:spacing w:line="336" w:lineRule="auto" w:after="180"/>
+      </w:pPr>
+      <w:r>
+        <w:rPr>
+          <w:b w:val="0"/>
+        </w:rPr>
+        <w:t>These are constructed classroom examples; they do not require live accounts, private records or an external service. Do not treat a plausible explanation as a measured outcome.</w:t>
+      </w:r>
+    </w:p>
+    <w:p>
+      <w:pPr>
+        <w:spacing w:line="336" w:lineRule="auto" w:after="180"/>
+      </w:pPr>
+      <w:r>
+        <w:rPr>
+          <w:b w:val="0"/>
+        </w:rPr>
+        <w:t xml:space="preserve">Evaluate both </w:t>
+      </w:r>
+      <w:r>
+        <w:rPr>
+          <w:b/>
+        </w:rPr>
+        <w:t>prompt</w:t>
+      </w:r>
+      <w:r>
+        <w:rPr>
+          <w:b w:val="0"/>
+        </w:rPr>
+        <w:t xml:space="preserve">s on </w:t>
+      </w:r>
+      <w:r>
+        <w:rPr>
+          <w:b/>
+        </w:rPr>
+        <w:t>paired case</w:t>
+      </w:r>
+      <w:r>
+        <w:rPr>
+          <w:b w:val="0"/>
+        </w:rPr>
+        <w:t xml:space="preserve">s with fixed model/version, source records, </w:t>
+      </w:r>
+      <w:r>
+        <w:rPr>
+          <w:b/>
+        </w:rPr>
+        <w:t>output</w:t>
+      </w:r>
+      <w:r>
+        <w:rPr>
+          <w:b w:val="0"/>
+        </w:rPr>
+        <w:t xml:space="preserve"> contract and scoring </w:t>
+      </w:r>
+      <w:r>
+        <w:rPr>
+          <w:b/>
+        </w:rPr>
+        <w:t>rubric</w:t>
+      </w:r>
+      <w:r>
+        <w:rPr>
+          <w:b w:val="0"/>
+        </w:rPr>
+        <w:t>. Use development results for selection, then reserve new final cases.</w:t>
+      </w:r>
+    </w:p>
+    <w:p>
+      <w:pPr>
+        <w:spacing w:line="336" w:lineRule="auto" w:after="180"/>
+      </w:pPr>
+      <w:r>
+        <w:rPr>
+          <w:b w:val="0"/>
+        </w:rPr>
+        <w:t>Score each case rather than counting attractive sentences.</w:t>
+      </w:r>
+    </w:p>
+    <w:p>
+      <w:pPr>
+        <w:pStyle w:val="Heading3"/>
+      </w:pPr>
+      <w:r>
+        <w:t>Explain the added worked example · 2</w:t>
+      </w:r>
+    </w:p>
+    <w:p>
+      <w:pPr>
+        <w:spacing w:line="336" w:lineRule="auto" w:after="180"/>
+      </w:pPr>
+      <w:r>
+        <w:rPr>
+          <w:b w:val="0"/>
+        </w:rPr>
+        <w:t xml:space="preserve">Before applying the procedure, write its units, denominator or decision boundary where relevant. A partner should be able to repeat each step using the same </w:t>
+      </w:r>
+      <w:r>
+        <w:rPr>
+          <w:b/>
+        </w:rPr>
+        <w:t>input</w:t>
+      </w:r>
+      <w:r>
+        <w:rPr>
+          <w:b w:val="0"/>
+        </w:rPr>
+        <w:t>s.</w:t>
+      </w:r>
+    </w:p>
+    <w:p>
+      <w:pPr>
+        <w:spacing w:line="336" w:lineRule="auto" w:after="180"/>
+      </w:pPr>
+      <w:r>
+        <w:rPr>
+          <w:b w:val="0"/>
+        </w:rPr>
+        <w:t xml:space="preserve">If a required </w:t>
+      </w:r>
+      <w:r>
+        <w:rPr>
+          <w:b/>
+        </w:rPr>
+        <w:t>input</w:t>
+      </w:r>
+      <w:r>
+        <w:rPr>
+          <w:b w:val="0"/>
+        </w:rPr>
+        <w:t xml:space="preserve"> is absent or violates the stated contract, record that condition explicitly instead of quietly replacing it with a convenient value.</w:t>
       </w:r>
     </w:p>
     <w:p>
@@ -747,23 +1612,125 @@
       </w:r>
     </w:p>
     <w:p>
-      <w:r>
-        <w:t>Use the complete worked example below before asking learners to complete W2. Reveal a small part, invite a prediction, then explain the deciding step. These teacher notes contain solutions; do not reveal the independent case answer during modelling.</w:t>
-      </w:r>
-    </w:p>
-    <w:p>
-      <w:r>
+      <w:pPr>
+        <w:spacing w:line="336" w:lineRule="auto" w:after="180"/>
+      </w:pPr>
+      <w:r>
+        <w:rPr>
+          <w:b w:val="0"/>
+        </w:rPr>
+        <w:t xml:space="preserve">Use the complete worked example below before asking learners to complete W2. Reveal a small part, invite a </w:t>
+      </w:r>
+      <w:r>
+        <w:rPr>
+          <w:b/>
+        </w:rPr>
+        <w:t>prediction</w:t>
+      </w:r>
+      <w:r>
+        <w:rPr>
+          <w:b w:val="0"/>
+        </w:rPr>
+        <w:t>, then explain the deciding step.</w:t>
+      </w:r>
+    </w:p>
+    <w:p>
+      <w:pPr>
+        <w:spacing w:line="336" w:lineRule="auto" w:after="180"/>
+      </w:pPr>
+      <w:r>
+        <w:rPr>
+          <w:b w:val="0"/>
+        </w:rPr>
+        <w:t>These teacher notes contain solutions; do not reveal the independent case answer during modelling.</w:t>
+      </w:r>
+    </w:p>
+    <w:p>
+      <w:pPr>
+        <w:spacing w:line="336" w:lineRule="auto" w:after="180"/>
+      </w:pPr>
+      <w:r>
+        <w:rPr>
+          <w:b w:val="0"/>
+        </w:rPr>
         <w:t>On six development cases P passes cases 1, 2, 3, 4; Q passes 1, 2, 3, 5, 6. Missing-approval cases are 4 and 6. Compare totals and condition results.</w:t>
       </w:r>
     </w:p>
     <w:p>
-      <w:r>
+      <w:pPr>
+        <w:spacing w:line="336" w:lineRule="auto" w:after="180"/>
+      </w:pPr>
+      <w:r>
+        <w:rPr>
+          <w:b w:val="0"/>
+        </w:rPr>
         <w:t>P passes 4/6 and Q 5/6. P passes one of two missing-approval cases, Q also one of two. Q improves the aggregate while leaving this condition unchanged.</w:t>
       </w:r>
     </w:p>
     <w:p>
-      <w:r>
-        <w:t>Compare the intermediate evidence with the final statement. Explain why each number or decision follows from the stated inputs. The conclusion belongs to this scenario and procedure; changing the inputs, evaluation population or authority can change what it establishes. Retain the raw record so a later revision can be compared honestly.</w:t>
+      <w:pPr>
+        <w:pStyle w:val="Heading3"/>
+      </w:pPr>
+      <w:r>
+        <w:t>Model the reasoning aloud · 3</w:t>
+      </w:r>
+    </w:p>
+    <w:p>
+      <w:pPr>
+        <w:spacing w:line="336" w:lineRule="auto" w:after="180"/>
+      </w:pPr>
+      <w:r>
+        <w:rPr>
+          <w:b w:val="0"/>
+        </w:rPr>
+        <w:t xml:space="preserve">Compare the intermediate </w:t>
+      </w:r>
+      <w:r>
+        <w:rPr>
+          <w:b/>
+        </w:rPr>
+        <w:t>evidence</w:t>
+      </w:r>
+      <w:r>
+        <w:rPr>
+          <w:b w:val="0"/>
+        </w:rPr>
+        <w:t xml:space="preserve"> with the final statement. Explain why each number or decision follows from the stated </w:t>
+      </w:r>
+      <w:r>
+        <w:rPr>
+          <w:b/>
+        </w:rPr>
+        <w:t>input</w:t>
+      </w:r>
+      <w:r>
+        <w:rPr>
+          <w:b w:val="0"/>
+        </w:rPr>
+        <w:t>s.</w:t>
+      </w:r>
+    </w:p>
+    <w:p>
+      <w:pPr>
+        <w:spacing w:line="336" w:lineRule="auto" w:after="180"/>
+      </w:pPr>
+      <w:r>
+        <w:rPr>
+          <w:b w:val="0"/>
+        </w:rPr>
+        <w:t xml:space="preserve">The conclusion belongs to this scenario and procedure; changing the </w:t>
+      </w:r>
+      <w:r>
+        <w:rPr>
+          <w:b/>
+        </w:rPr>
+        <w:t>input</w:t>
+      </w:r>
+      <w:r>
+        <w:rPr>
+          <w:b w:val="0"/>
+        </w:rPr>
+        <w:t>s, evaluation population or authority can change what it establishes. Retain the raw record so a later revision can be compared honestly.</w:t>
       </w:r>
     </w:p>
     <w:tbl>
@@ -869,7 +1836,13 @@
       </w:tr>
     </w:tbl>
     <w:p>
-      <w:r>
+      <w:pPr>
+        <w:spacing w:line="336" w:lineRule="auto" w:after="180"/>
+      </w:pPr>
+      <w:r>
+        <w:rPr>
+          <w:b w:val="0"/>
+        </w:rPr>
         <w:t>Use the diagram and verbal explanation together. Ask learners to match a sentence to a specific visual step; do not assign learners fixed visual or auditory learning styles.</w:t>
       </w:r>
     </w:p>
@@ -882,8 +1855,26 @@
       </w:r>
     </w:p>
     <w:p>
-      <w:r>
-        <w:t>A fictional book-help project tests two prompt versions on seven shared development cases.</w:t>
+      <w:pPr>
+        <w:spacing w:line="336" w:lineRule="auto" w:after="180"/>
+      </w:pPr>
+      <w:r>
+        <w:rPr>
+          <w:b w:val="0"/>
+        </w:rPr>
+        <w:t xml:space="preserve">A fictional book-help project tests two </w:t>
+      </w:r>
+      <w:r>
+        <w:rPr>
+          <w:b/>
+        </w:rPr>
+        <w:t>prompt</w:t>
+      </w:r>
+      <w:r>
+        <w:rPr>
+          <w:b w:val="0"/>
+        </w:rPr>
+        <w:t xml:space="preserve"> versions on seven shared development cases.</w:t>
       </w:r>
     </w:p>
     <w:p>
@@ -895,13 +1886,79 @@
       </w:r>
     </w:p>
     <w:p>
-      <w:r>
+      <w:pPr>
+        <w:pStyle w:val="Heading3"/>
+      </w:pPr>
+      <w:r>
+        <w:t>Supplied facts</w:t>
+      </w:r>
+    </w:p>
+    <w:p>
+      <w:pPr>
+        <w:spacing w:line="336" w:lineRule="auto" w:after="180"/>
+        <w:shd w:fill="F1F6FC"/>
+      </w:pPr>
+      <w:r>
+        <w:rPr>
+          <w:b w:val="0"/>
+        </w:rPr>
         <w:t>P passes cases 1,2,3,4. Q passes 1,2,3,5,6. Cases 4 and 7 involve missing sources.</w:t>
       </w:r>
     </w:p>
     <w:p>
-      <w:r>
-        <w:t>Same inputs, system configuration and rubric; only the prompt changes. These are invented records.</w:t>
+      <w:pPr>
+        <w:pStyle w:val="Heading3"/>
+      </w:pPr>
+      <w:r>
+        <w:t>Supplied facts</w:t>
+      </w:r>
+    </w:p>
+    <w:p>
+      <w:pPr>
+        <w:spacing w:line="336" w:lineRule="auto" w:after="180"/>
+        <w:shd w:fill="F1F6FC"/>
+      </w:pPr>
+      <w:r>
+        <w:rPr>
+          <w:b w:val="0"/>
+        </w:rPr>
+        <w:t xml:space="preserve">Same </w:t>
+      </w:r>
+      <w:r>
+        <w:rPr>
+          <w:b/>
+        </w:rPr>
+        <w:t>input</w:t>
+      </w:r>
+      <w:r>
+        <w:rPr>
+          <w:b w:val="0"/>
+        </w:rPr>
+        <w:t xml:space="preserve">s, system configuration and </w:t>
+      </w:r>
+      <w:r>
+        <w:rPr>
+          <w:b/>
+        </w:rPr>
+        <w:t>rubric</w:t>
+      </w:r>
+      <w:r>
+        <w:rPr>
+          <w:b w:val="0"/>
+        </w:rPr>
+        <w:t xml:space="preserve">; only the </w:t>
+      </w:r>
+      <w:r>
+        <w:rPr>
+          <w:b/>
+        </w:rPr>
+        <w:t>prompt</w:t>
+      </w:r>
+      <w:r>
+        <w:rPr>
+          <w:b w:val="0"/>
+        </w:rPr>
+        <w:t xml:space="preserve"> changes. These are invented records.</w:t>
       </w:r>
     </w:p>
     <w:p>
@@ -1122,20 +2179,62 @@
       </w:r>
     </w:p>
     <w:p>
-      <w:r>
-        <w:t>A larger total can conceal a more serious failure category. Paired records show which cases changed, not just how many passed. If refusing unsupported claims is mandatory, Q’s overall advantage may not justify selection. Keep the failing examples for development and obtain fresh cases after choosing a final version.</w:t>
-      </w:r>
-    </w:p>
-    <w:p>
       <w:pPr>
         <w:pStyle w:val="Heading3"/>
       </w:pPr>
       <w:r>
+        <w:t>Why the result follows</w:t>
+      </w:r>
+    </w:p>
+    <w:p>
+      <w:pPr>
+        <w:spacing w:line="336" w:lineRule="auto" w:after="180"/>
+        <w:shd w:fill="F1F6FC"/>
+      </w:pPr>
+      <w:r>
+        <w:rPr>
+          <w:b w:val="0"/>
+        </w:rPr>
+        <w:t>A larger total can conceal a more serious failure category. Paired records show which cases changed, not just how many passed. If refusing unsupported claims is mandatory, Q’s overall advantage may not justify selection.</w:t>
+      </w:r>
+    </w:p>
+    <w:p>
+      <w:pPr>
+        <w:spacing w:line="336" w:lineRule="auto" w:after="180"/>
+        <w:shd w:fill="F1F6FC"/>
+      </w:pPr>
+      <w:r>
+        <w:rPr>
+          <w:b w:val="0"/>
+        </w:rPr>
+        <w:t>Keep the failing examples for development and obtain fresh cases after choosing a final version.</w:t>
+      </w:r>
+    </w:p>
+    <w:p>
+      <w:pPr>
+        <w:pStyle w:val="Heading3"/>
+      </w:pPr>
+      <w:r>
         <w:t>What this example does not establish</w:t>
       </w:r>
     </w:p>
     <w:p>
-      <w:r>
+      <w:pPr>
+        <w:pStyle w:val="Heading3"/>
+      </w:pPr>
+      <w:r>
+        <w:t>Keep the stated limit</w:t>
+      </w:r>
+    </w:p>
+    <w:p>
+      <w:pPr>
+        <w:spacing w:line="336" w:lineRule="auto" w:after="180"/>
+        <w:shd w:fill="FFF5E6"/>
+      </w:pPr>
+      <w:r>
+        <w:rPr>
+          <w:b w:val="0"/>
+        </w:rPr>
         <w:t>Seven development cases cannot establish causal learning benefits or untouched final performance; repeated generation may also vary.</w:t>
       </w:r>
     </w:p>
@@ -1148,17 +2247,80 @@
       </w:r>
     </w:p>
     <w:p>
-      <w:r>
+      <w:pPr>
+        <w:pStyle w:val="Heading3"/>
+      </w:pPr>
+      <w:r>
+        <w:t>Change one thing</w:t>
+      </w:r>
+    </w:p>
+    <w:p>
+      <w:pPr>
+        <w:spacing w:line="336" w:lineRule="auto" w:after="180"/>
+        <w:shd w:fill="F5F1FB"/>
+      </w:pPr>
+      <w:r>
+        <w:rPr>
+          <w:b w:val="0"/>
+        </w:rPr>
         <w:t>Change: Make missing-source correctness a required selection gate.</w:t>
       </w:r>
     </w:p>
     <w:p>
-      <w:r>
-        <w:t>Prediction: Neither prompt clears a 2/2 gate on these records.</w:t>
-      </w:r>
-    </w:p>
-    <w:p>
-      <w:r>
+      <w:pPr>
+        <w:pStyle w:val="Heading3"/>
+      </w:pPr>
+      <w:r>
+        <w:t>Predicted result</w:t>
+      </w:r>
+    </w:p>
+    <w:p>
+      <w:pPr>
+        <w:spacing w:line="336" w:lineRule="auto" w:after="180"/>
+        <w:shd w:fill="F1F6FC"/>
+      </w:pPr>
+      <w:r>
+        <w:rPr>
+          <w:b/>
+        </w:rPr>
+        <w:t>Prediction</w:t>
+      </w:r>
+      <w:r>
+        <w:rPr>
+          <w:b w:val="0"/>
+        </w:rPr>
+        <w:t xml:space="preserve">: Neither </w:t>
+      </w:r>
+      <w:r>
+        <w:rPr>
+          <w:b/>
+        </w:rPr>
+        <w:t>prompt</w:t>
+      </w:r>
+      <w:r>
+        <w:rPr>
+          <w:b w:val="0"/>
+        </w:rPr>
+        <w:t xml:space="preserve"> clears a 2/2 gate on these records.</w:t>
+      </w:r>
+    </w:p>
+    <w:p>
+      <w:pPr>
+        <w:pStyle w:val="Heading3"/>
+      </w:pPr>
+      <w:r>
+        <w:t>Why the result follows</w:t>
+      </w:r>
+    </w:p>
+    <w:p>
+      <w:pPr>
+        <w:spacing w:line="336" w:lineRule="auto" w:after="180"/>
+        <w:shd w:fill="F1F6FC"/>
+      </w:pPr>
+      <w:r>
+        <w:rPr>
+          <w:b w:val="0"/>
+        </w:rPr>
         <w:t>Reason: P fails 7 and Q fails both 4 and 7; both need revision.</w:t>
       </w:r>
     </w:p>
@@ -1171,8 +2333,57 @@
       </w:r>
     </w:p>
     <w:p>
-      <w:r>
-        <w:t>Cover the result. Ask learners to name the inputs and predict the next step. Uncover one step, connect the icon to the actual procedure, and explain its evidence. Then change the supplied condition and compare. The picture is a representation; it does not document execution of a real AI model.</w:t>
+      <w:pPr>
+        <w:pStyle w:val="Heading3"/>
+      </w:pPr>
+      <w:r>
+        <w:t>Ask while showing the picture · 4</w:t>
+      </w:r>
+    </w:p>
+    <w:p>
+      <w:pPr>
+        <w:spacing w:line="336" w:lineRule="auto" w:after="180"/>
+      </w:pPr>
+      <w:r>
+        <w:rPr>
+          <w:b w:val="0"/>
+        </w:rPr>
+        <w:t xml:space="preserve">Cover the result. Ask learners to name the </w:t>
+      </w:r>
+      <w:r>
+        <w:rPr>
+          <w:b/>
+        </w:rPr>
+        <w:t>input</w:t>
+      </w:r>
+      <w:r>
+        <w:rPr>
+          <w:b w:val="0"/>
+        </w:rPr>
+        <w:t xml:space="preserve">s and predict the next step. Uncover one step, connect the icon to the actual procedure, and explain its </w:t>
+      </w:r>
+      <w:r>
+        <w:rPr>
+          <w:b/>
+        </w:rPr>
+        <w:t>evidence</w:t>
+      </w:r>
+      <w:r>
+        <w:rPr>
+          <w:b w:val="0"/>
+        </w:rPr>
+        <w:t>. Then change the supplied condition and compare.</w:t>
+      </w:r>
+    </w:p>
+    <w:p>
+      <w:pPr>
+        <w:spacing w:line="336" w:lineRule="auto" w:after="180"/>
+      </w:pPr>
+      <w:r>
+        <w:rPr>
+          <w:b w:val="0"/>
+        </w:rPr>
+        <w:t>The picture is a representation; it does not document execution of a real AI model.</w:t>
       </w:r>
     </w:p>
     <w:p>
@@ -1184,11 +2395,16 @@
       </w:r>
     </w:p>
     <w:p>
+      <w:r>
+        <w:t>Demonstrate Prompt Experiments, reduce support deliberately and check individual reasoning before discussing answers.</w:t>
+      </w:r>
+    </w:p>
+    <w:p>
       <w:pPr>
         <w:pStyle w:val="Heading3"/>
       </w:pPr>
       <w:r>
-        <w:t>Demonstrate and guide practice</w:t>
+        <w:t>Board sequence</w:t>
       </w:r>
     </w:p>
     <w:p>
@@ -1196,55 +2412,245 @@
         <w:pStyle w:val="Heading3"/>
       </w:pPr>
       <w:r>
-        <w:t>Board sequence</w:t>
-      </w:r>
-    </w:p>
-    <w:p>
-      <w:r>
-        <w:t>Write the given facts: Prompt B adds under 100 pages and explain the match to Prompt A. Both use a catalogue.</w:t>
-      </w:r>
-    </w:p>
-    <w:p>
-      <w:r>
+        <w:t>1. Put the facts on the board</w:t>
+      </w:r>
+    </w:p>
+    <w:p>
+      <w:pPr>
+        <w:spacing w:line="336" w:lineRule="auto" w:after="180"/>
+        <w:shd w:fill="F4F9FC"/>
+      </w:pPr>
+      <w:r>
+        <w:rPr>
+          <w:b w:val="0"/>
+        </w:rPr>
+        <w:t xml:space="preserve">Write the given facts: </w:t>
+      </w:r>
+      <w:r>
+        <w:rPr>
+          <w:b/>
+        </w:rPr>
+        <w:t>Prompt</w:t>
+      </w:r>
+      <w:r>
+        <w:rPr>
+          <w:b w:val="0"/>
+        </w:rPr>
+        <w:t xml:space="preserve"> B adds under 100 pages and explain the match to </w:t>
+      </w:r>
+      <w:r>
+        <w:rPr>
+          <w:b/>
+        </w:rPr>
+        <w:t>Prompt</w:t>
+      </w:r>
+      <w:r>
+        <w:rPr>
+          <w:b w:val="0"/>
+        </w:rPr>
+        <w:t xml:space="preserve"> A. Both use a catalogue.</w:t>
+      </w:r>
+    </w:p>
+    <w:p>
+      <w:pPr>
+        <w:pStyle w:val="Heading3"/>
+      </w:pPr>
+      <w:r>
+        <w:t>2. State the decision to explain</w:t>
+      </w:r>
+    </w:p>
+    <w:p>
+      <w:pPr>
+        <w:spacing w:line="336" w:lineRule="auto" w:after="180"/>
+        <w:shd w:fill="F4F9FC"/>
+      </w:pPr>
+      <w:r>
+        <w:rPr>
+          <w:b w:val="0"/>
+        </w:rPr>
         <w:t>Write the question to explain: Design a fair comparison.</w:t>
       </w:r>
     </w:p>
     <w:p>
-      <w:r>
-        <w:t>Reveal after predictions: Use identical requests, catalogue and scoring criteria. Check constraint compliance and supported explanation; repeat stochastic outputs when relevant.</w:t>
-      </w:r>
-    </w:p>
-    <w:p>
-      <w:r>
-        <w:t>Keep for an independent attempt: Prompt A and B are tested on different questions. B scores higher. Can wording alone explain the difference? Design a controlled comparison.</w:t>
-      </w:r>
-    </w:p>
-    <w:p>
       <w:pPr>
         <w:pStyle w:val="Heading3"/>
       </w:pPr>
       <w:r>
+        <w:t>3. Reveal the worked reasoning</w:t>
+      </w:r>
+    </w:p>
+    <w:p>
+      <w:pPr>
+        <w:spacing w:line="336" w:lineRule="auto" w:after="180"/>
+        <w:shd w:fill="F1F6FC"/>
+      </w:pPr>
+      <w:r>
+        <w:rPr>
+          <w:b w:val="0"/>
+        </w:rPr>
+        <w:t xml:space="preserve">Reveal after </w:t>
+      </w:r>
+      <w:r>
+        <w:rPr>
+          <w:b/>
+        </w:rPr>
+        <w:t>prediction</w:t>
+      </w:r>
+      <w:r>
+        <w:rPr>
+          <w:b w:val="0"/>
+        </w:rPr>
+        <w:t xml:space="preserve">s: Use identical requests, catalogue and scoring criteria. Check </w:t>
+      </w:r>
+      <w:r>
+        <w:rPr>
+          <w:b/>
+        </w:rPr>
+        <w:t>constraint</w:t>
+      </w:r>
+      <w:r>
+        <w:rPr>
+          <w:b w:val="0"/>
+        </w:rPr>
+        <w:t xml:space="preserve"> compliance and supported explanation; repeat stochastic </w:t>
+      </w:r>
+      <w:r>
+        <w:rPr>
+          <w:b/>
+        </w:rPr>
+        <w:t>output</w:t>
+      </w:r>
+      <w:r>
+        <w:rPr>
+          <w:b w:val="0"/>
+        </w:rPr>
+        <w:t>s when relevant.</w:t>
+      </w:r>
+    </w:p>
+    <w:p>
+      <w:pPr>
+        <w:pStyle w:val="Heading3"/>
+      </w:pPr>
+      <w:r>
+        <w:t>Hold back the independent task</w:t>
+      </w:r>
+    </w:p>
+    <w:p>
+      <w:pPr>
+        <w:spacing w:line="336" w:lineRule="auto" w:after="180"/>
+        <w:shd w:fill="FFF5E6"/>
+      </w:pPr>
+      <w:r>
+        <w:rPr>
+          <w:b w:val="0"/>
+        </w:rPr>
+        <w:t xml:space="preserve">Keep for an independent attempt: </w:t>
+      </w:r>
+      <w:r>
+        <w:rPr>
+          <w:b/>
+        </w:rPr>
+        <w:t>Prompt</w:t>
+      </w:r>
+      <w:r>
+        <w:rPr>
+          <w:b w:val="0"/>
+        </w:rPr>
+        <w:t xml:space="preserve"> A and B are tested on different questions. B scores higher. Can wording alone explain the difference? Design a </w:t>
+      </w:r>
+      <w:r>
+        <w:rPr>
+          <w:b/>
+        </w:rPr>
+        <w:t>controlled comparison</w:t>
+      </w:r>
+      <w:r>
+        <w:rPr>
+          <w:b w:val="0"/>
+        </w:rPr>
+        <w:t>.</w:t>
+      </w:r>
+    </w:p>
+    <w:p>
+      <w:pPr>
+        <w:pStyle w:val="Heading3"/>
+      </w:pPr>
+      <w:r>
         <w:t>Classroom dialogue</w:t>
       </w:r>
     </w:p>
     <w:p>
-      <w:r>
+      <w:pPr>
+        <w:pStyle w:val="Heading3"/>
+      </w:pPr>
+      <w:r>
+        <w:t>Ask the class</w:t>
+      </w:r>
+    </w:p>
+    <w:p>
+      <w:pPr>
+        <w:spacing w:line="336" w:lineRule="auto" w:after="180"/>
+        <w:shd w:fill="F5F1FB"/>
+      </w:pPr>
+      <w:r>
+        <w:rPr>
+          <w:b w:val="0"/>
+        </w:rPr>
         <w:t>Ask: Which facts are given, and which would we have to assume? Learners mark relevant details before discussing answers.</w:t>
       </w:r>
     </w:p>
     <w:p>
-      <w:r>
+      <w:pPr>
+        <w:pStyle w:val="Heading3"/>
+      </w:pPr>
+      <w:r>
+        <w:t>Language to model</w:t>
+      </w:r>
+    </w:p>
+    <w:p>
+      <w:pPr>
+        <w:spacing w:line="336" w:lineRule="auto" w:after="180"/>
+        <w:shd w:fill="F1F6F8"/>
+      </w:pPr>
+      <w:r>
+        <w:rPr>
+          <w:b w:val="0"/>
+        </w:rPr>
         <w:t>Say: Predict first. Show the rule, information path or calculation that would produce the result. A correct guess is not yet an explanation.</w:t>
       </w:r>
     </w:p>
     <w:p>
-      <w:r>
+      <w:pPr>
+        <w:spacing w:line="336" w:lineRule="auto" w:after="180"/>
+      </w:pPr>
+      <w:r>
+        <w:rPr>
+          <w:b w:val="0"/>
+        </w:rPr>
         <w:t>Reveal reasoning one step at a time. Explain why a tempting alternative fails. Write units and denominators for arithmetic, trace conditions for decisions, and identify supporting sources for claims.</w:t>
       </w:r>
     </w:p>
     <w:p>
-      <w:r>
-        <w:t>In pairs, one learner solves while the other checks evidence; exchange roles. Remove the worked answer before independent assessment.</w:t>
+      <w:pPr>
+        <w:spacing w:line="336" w:lineRule="auto" w:after="180"/>
+      </w:pPr>
+      <w:r>
+        <w:rPr>
+          <w:b w:val="0"/>
+        </w:rPr>
+        <w:t xml:space="preserve">In pairs, one learner solves while the other checks </w:t>
+      </w:r>
+      <w:r>
+        <w:rPr>
+          <w:b/>
+        </w:rPr>
+        <w:t>evidence</w:t>
+      </w:r>
+      <w:r>
+        <w:rPr>
+          <w:b w:val="0"/>
+        </w:rPr>
+        <w:t>; exchange roles. Remove the worked answer before independent assessment.</w:t>
       </w:r>
     </w:p>
     <w:p>
@@ -1256,8 +2662,72 @@
       </w:r>
     </w:p>
     <w:p>
-      <w:r>
-        <w:t>Guided: P passes 4/6 and Q 5/6. P passes one of two missing-approval cases, Q also one of two. Q improves the aggregate while leaving this condition unchanged. Qualification: Prompt selection on development cases cannot be reported as independent final performance. Exit: accept a concrete variation with its predicted outcome and a stated condition that would challenge the mechanism; reject a claim resting on unmeasured evidence.</w:t>
+      <w:pPr>
+        <w:spacing w:line="336" w:lineRule="auto" w:after="180"/>
+      </w:pPr>
+      <w:r>
+        <w:rPr>
+          <w:b w:val="0"/>
+        </w:rPr>
+        <w:t>Guided: P passes 4/6 and Q 5/6. P passes one of two missing-approval cases, Q also one of two. Q improves the aggregate while leaving this condition unchanged.</w:t>
+      </w:r>
+    </w:p>
+    <w:p>
+      <w:pPr>
+        <w:spacing w:line="336" w:lineRule="auto" w:after="180"/>
+      </w:pPr>
+      <w:r>
+        <w:rPr>
+          <w:b w:val="0"/>
+        </w:rPr>
+        <w:t xml:space="preserve">Qualification: </w:t>
+      </w:r>
+      <w:r>
+        <w:rPr>
+          <w:b/>
+        </w:rPr>
+        <w:t>Prompt</w:t>
+      </w:r>
+      <w:r>
+        <w:rPr>
+          <w:b w:val="0"/>
+        </w:rPr>
+        <w:t xml:space="preserve"> selection on development cases cannot be reported as independent final performance.</w:t>
+      </w:r>
+    </w:p>
+    <w:p>
+      <w:pPr>
+        <w:spacing w:line="336" w:lineRule="auto" w:after="180"/>
+      </w:pPr>
+      <w:r>
+        <w:rPr>
+          <w:b w:val="0"/>
+        </w:rPr>
+        <w:t xml:space="preserve">Exit: accept a concrete variation with its predicted outcome and a stated condition that would challenge the </w:t>
+      </w:r>
+      <w:r>
+        <w:rPr>
+          <w:b/>
+        </w:rPr>
+        <w:t>mechanism</w:t>
+      </w:r>
+      <w:r>
+        <w:rPr>
+          <w:b w:val="0"/>
+        </w:rPr>
+        <w:t xml:space="preserve">; reject a claim resting on unmeasured </w:t>
+      </w:r>
+      <w:r>
+        <w:rPr>
+          <w:b/>
+        </w:rPr>
+        <w:t>evidence</w:t>
+      </w:r>
+      <w:r>
+        <w:rPr>
+          <w:b w:val="0"/>
+        </w:rPr>
+        <w:t>.</w:t>
       </w:r>
     </w:p>
     <w:p>
@@ -1489,18 +2959,89 @@
       </w:r>
     </w:p>
     <w:p>
-      <w:r>
-        <w:t>Completion task: On six development cases P passes cases 1, 2, 3, 4; Q passes 1, 2, 3, 5, 6. Missing-approval cases are 4 and 6. Compare totals and condition results. Show the intermediate steps and give the conclusion with its scope.</w:t>
-      </w:r>
-    </w:p>
-    <w:p>
-      <w:r>
+      <w:pPr>
+        <w:pStyle w:val="Heading3"/>
+      </w:pPr>
+      <w:r>
+        <w:t>Completion practice</w:t>
+      </w:r>
+    </w:p>
+    <w:p>
+      <w:pPr>
+        <w:spacing w:line="336" w:lineRule="auto" w:after="180"/>
+        <w:shd w:fill="F5F1FB"/>
+      </w:pPr>
+      <w:r>
+        <w:rPr>
+          <w:b w:val="0"/>
+        </w:rPr>
+        <w:t>Completion task: On six development cases P passes cases 1, 2, 3, 4; Q passes 1, 2, 3, 5, 6. Missing-approval cases are 4 and 6. Compare totals and condition results.</w:t>
+      </w:r>
+    </w:p>
+    <w:p>
+      <w:pPr>
+        <w:spacing w:line="336" w:lineRule="auto" w:after="180"/>
+        <w:shd w:fill="F5F1FB"/>
+      </w:pPr>
+      <w:r>
+        <w:rPr>
+          <w:b w:val="0"/>
+        </w:rPr>
+        <w:t>Show the intermediate steps and give the conclusion with its scope.</w:t>
+      </w:r>
+    </w:p>
+    <w:p>
+      <w:pPr>
+        <w:pStyle w:val="Heading3"/>
+      </w:pPr>
+      <w:r>
+        <w:t>Reasoning to listen for</w:t>
+      </w:r>
+    </w:p>
+    <w:p>
+      <w:pPr>
+        <w:spacing w:line="336" w:lineRule="auto" w:after="180"/>
+        <w:shd w:fill="F1F6FC"/>
+      </w:pPr>
+      <w:r>
+        <w:rPr>
+          <w:b w:val="0"/>
+        </w:rPr>
         <w:t>Teacher check: Teacher explanation: P passes 4/6 and Q 5/6. P passes one of two missing-approval cases, Q also one of two. Q improves the aggregate while leaving this condition unchanged.</w:t>
       </w:r>
     </w:p>
     <w:p>
-      <w:r>
-        <w:t>Start by identifying the given inputs together. Leave the intermediate steps blank. If needed, model one step, then withdraw that help on the next step. Move to a full trace only when the partial trace is understood. For partners, alternate explainer and checker; collect a response from every learner before discussion.</w:t>
+      <w:pPr>
+        <w:spacing w:line="336" w:lineRule="auto" w:after="180"/>
+      </w:pPr>
+      <w:r>
+        <w:rPr>
+          <w:b w:val="0"/>
+        </w:rPr>
+        <w:t xml:space="preserve">Start by identifying the given </w:t>
+      </w:r>
+      <w:r>
+        <w:rPr>
+          <w:b/>
+        </w:rPr>
+        <w:t>input</w:t>
+      </w:r>
+      <w:r>
+        <w:rPr>
+          <w:b w:val="0"/>
+        </w:rPr>
+        <w:t>s together. Leave the intermediate steps blank. If needed, model one step, then withdraw that help on the next step. Move to a full trace only when the partial trace is understood.</w:t>
+      </w:r>
+    </w:p>
+    <w:p>
+      <w:pPr>
+        <w:spacing w:line="336" w:lineRule="auto" w:after="180"/>
+      </w:pPr>
+      <w:r>
+        <w:rPr>
+          <w:b w:val="0"/>
+        </w:rPr>
+        <w:t>For partners, alternate explainer and checker; collect a response from every learner before discussion.</w:t>
       </w:r>
     </w:p>
     <w:p>
@@ -1512,18 +3053,37 @@
       </w:r>
     </w:p>
     <w:p>
-      <w:r>
-        <w:t>Use the worked case for Controlled prompt experiments. Proposed explanation: “The worked result establishes every future case”. Decide whether this explanation is supported. Point to the step or supplied fact that decides; explain your repair if needed.</w:t>
-      </w:r>
-    </w:p>
-    <w:p>
-      <w:r>
-        <w:t>Expected correction: Prompt selection on development cases cannot be reported as independent final performance.</w:t>
-      </w:r>
-    </w:p>
-    <w:p>
-      <w:r>
-        <w:t>Collect explanations, not only yes/no votes. If a misunderstanding is common, re-model the relevant step for the class. If it affects a few learners, give a short targeted group explanation while others solve a more demanding variation.</w:t>
+      <w:pPr>
+        <w:spacing w:line="336" w:lineRule="auto" w:after="180"/>
+      </w:pPr>
+      <w:r>
+        <w:rPr>
+          <w:b w:val="0"/>
+        </w:rPr>
+        <w:t xml:space="preserve">Use the worked case for Controlled </w:t>
+      </w:r>
+      <w:r>
+        <w:rPr>
+          <w:b/>
+        </w:rPr>
+        <w:t>prompt</w:t>
+      </w:r>
+      <w:r>
+        <w:rPr>
+          <w:b w:val="0"/>
+        </w:rPr>
+        <w:t xml:space="preserve"> experiments. Proposed explanation: “The worked result establishes every future case”. Decide whether this explanation is supported.</w:t>
+      </w:r>
+    </w:p>
+    <w:p>
+      <w:pPr>
+        <w:spacing w:line="336" w:lineRule="auto" w:after="180"/>
+      </w:pPr>
+      <w:r>
+        <w:rPr>
+          <w:b w:val="0"/>
+        </w:rPr>
+        <w:t>Point to the step or supplied fact that decides; explain your repair if needed.</w:t>
       </w:r>
     </w:p>
     <w:p>
@@ -1531,11 +3091,71 @@
         <w:pStyle w:val="Heading3"/>
       </w:pPr>
       <w:r>
+        <w:t>Expected repair</w:t>
+      </w:r>
+    </w:p>
+    <w:p>
+      <w:pPr>
+        <w:spacing w:line="336" w:lineRule="auto" w:after="180"/>
+        <w:shd w:fill="F1F6FC"/>
+      </w:pPr>
+      <w:r>
+        <w:rPr>
+          <w:b w:val="0"/>
+        </w:rPr>
+        <w:t xml:space="preserve">Expected correction: </w:t>
+      </w:r>
+      <w:r>
+        <w:rPr>
+          <w:b/>
+        </w:rPr>
+        <w:t>Prompt</w:t>
+      </w:r>
+      <w:r>
+        <w:rPr>
+          <w:b w:val="0"/>
+        </w:rPr>
+        <w:t xml:space="preserve"> selection on development cases cannot be reported as independent final performance.</w:t>
+      </w:r>
+    </w:p>
+    <w:p>
+      <w:pPr>
+        <w:spacing w:line="336" w:lineRule="auto" w:after="180"/>
+      </w:pPr>
+      <w:r>
+        <w:rPr>
+          <w:b w:val="0"/>
+        </w:rPr>
+        <w:t>Collect explanations, not only yes/no votes. If a misunderstanding is common, re-model the relevant step for the class.</w:t>
+      </w:r>
+    </w:p>
+    <w:p>
+      <w:pPr>
+        <w:spacing w:line="336" w:lineRule="auto" w:after="180"/>
+      </w:pPr>
+      <w:r>
+        <w:rPr>
+          <w:b w:val="0"/>
+        </w:rPr>
+        <w:t>If it affects a few learners, give a short targeted group explanation while others solve a more demanding variation.</w:t>
+      </w:r>
+    </w:p>
+    <w:p>
+      <w:pPr>
+        <w:pStyle w:val="Heading3"/>
+      </w:pPr>
+      <w:r>
         <w:t>Pictorial practice question</w:t>
       </w:r>
     </w:p>
     <w:p>
-      <w:r>
+      <w:pPr>
+        <w:spacing w:line="336" w:lineRule="auto" w:after="180"/>
+      </w:pPr>
+      <w:r>
+        <w:rPr>
+          <w:b w:val="0"/>
+        </w:rPr>
         <w:t>Name the case P passes and Q fails, and explain why it matters.</w:t>
       </w:r>
     </w:p>
@@ -1548,18 +3168,84 @@
       </w:r>
     </w:p>
     <w:p>
-      <w:r>
-        <w:t>Case 4, a missing-source case. Its regression can matter more than gains on ordinary cases if unsupported answers are unacceptable.</w:t>
-      </w:r>
-    </w:p>
-    <w:p>
-      <w:r>
-        <w:t>Changed-case reasoning: Neither prompt clears a 2/2 gate on these records. P fails 7 and Q fails both 4 and 7; both need revision.</w:t>
-      </w:r>
-    </w:p>
-    <w:p>
-      <w:r>
-        <w:t>Collect each learner’s explanation before discussion. Use the first missing connection between input, deciding step and result to choose support. This question is worked-case practice, not fresh mastery evidence.</w:t>
+      <w:pPr>
+        <w:spacing w:line="336" w:lineRule="auto" w:after="180"/>
+      </w:pPr>
+      <w:r>
+        <w:rPr>
+          <w:b w:val="0"/>
+        </w:rPr>
+        <w:t xml:space="preserve">Case 4, a missing-source case. Its </w:t>
+      </w:r>
+      <w:r>
+        <w:rPr>
+          <w:b/>
+        </w:rPr>
+        <w:t>regression</w:t>
+      </w:r>
+      <w:r>
+        <w:rPr>
+          <w:b w:val="0"/>
+        </w:rPr>
+        <w:t xml:space="preserve"> can matter more than gains on ordinary cases if unsupported answers are unacceptable.</w:t>
+      </w:r>
+    </w:p>
+    <w:p>
+      <w:pPr>
+        <w:spacing w:line="336" w:lineRule="auto" w:after="180"/>
+      </w:pPr>
+      <w:r>
+        <w:rPr>
+          <w:b w:val="0"/>
+        </w:rPr>
+        <w:t xml:space="preserve">Changed-case reasoning: Neither </w:t>
+      </w:r>
+      <w:r>
+        <w:rPr>
+          <w:b/>
+        </w:rPr>
+        <w:t>prompt</w:t>
+      </w:r>
+      <w:r>
+        <w:rPr>
+          <w:b w:val="0"/>
+        </w:rPr>
+        <w:t xml:space="preserve"> clears a 2/2 gate on these records. P fails 7 and Q fails both 4 and 7; both need revision.</w:t>
+      </w:r>
+    </w:p>
+    <w:p>
+      <w:pPr>
+        <w:spacing w:line="336" w:lineRule="auto" w:after="180"/>
+      </w:pPr>
+      <w:r>
+        <w:rPr>
+          <w:b w:val="0"/>
+        </w:rPr>
+        <w:t xml:space="preserve">Collect each learner’s explanation before discussion. Use the first missing connection between </w:t>
+      </w:r>
+      <w:r>
+        <w:rPr>
+          <w:b/>
+        </w:rPr>
+        <w:t>input</w:t>
+      </w:r>
+      <w:r>
+        <w:rPr>
+          <w:b w:val="0"/>
+        </w:rPr>
+        <w:t xml:space="preserve">, deciding step and result to choose support. This question is worked-case practice, not fresh mastery </w:t>
+      </w:r>
+      <w:r>
+        <w:rPr>
+          <w:b/>
+        </w:rPr>
+        <w:t>evidence</w:t>
+      </w:r>
+      <w:r>
+        <w:rPr>
+          <w:b w:val="0"/>
+        </w:rPr>
+        <w:t>.</w:t>
       </w:r>
     </w:p>
     <w:p>
@@ -1571,54 +3257,129 @@
       </w:r>
     </w:p>
     <w:p>
+      <w:r>
+        <w:t>Run the Prompt Experiments investigation and use the first unsupported step to choose a teaching response.</w:t>
+      </w:r>
+    </w:p>
+    <w:p>
+      <w:pPr>
+        <w:spacing w:line="336" w:lineRule="auto" w:after="180"/>
+      </w:pPr>
+      <w:r>
+        <w:rPr>
+          <w:b w:val="0"/>
+        </w:rPr>
+        <w:t>Words You Can Use to Reason</w:t>
+      </w:r>
+    </w:p>
+    <w:p>
+      <w:pPr>
+        <w:spacing w:line="336" w:lineRule="auto" w:after="180"/>
+      </w:pPr>
+      <w:r>
+        <w:rPr>
+          <w:b w:val="0"/>
+        </w:rPr>
+        <w:t>A definition matters when you can recognize the idea, use it, and contrast it with a near-miss.</w:t>
+      </w:r>
+    </w:p>
+    <w:p>
+      <w:pPr>
+        <w:spacing w:line="336" w:lineRule="auto" w:after="180"/>
+      </w:pPr>
+      <w:r>
+        <w:rPr>
+          <w:b w:val="0"/>
+        </w:rPr>
+        <w:t>Predict → Test → Record → Explain</w:t>
+      </w:r>
+    </w:p>
+    <w:p>
+      <w:pPr>
+        <w:spacing w:line="336" w:lineRule="auto" w:after="180"/>
+      </w:pPr>
+      <w:r>
+        <w:rPr>
+          <w:b w:val="0"/>
+        </w:rPr>
+        <w:t>Keep expected and actual results separate. Surprises are useful data when recorded honestly.</w:t>
+      </w:r>
+    </w:p>
+    <w:p>
+      <w:pPr>
+        <w:spacing w:line="336" w:lineRule="auto" w:after="180"/>
+      </w:pPr>
+      <w:r>
+        <w:rPr>
+          <w:b w:val="0"/>
+        </w:rPr>
+        <w:t xml:space="preserve">Define six </w:t>
+      </w:r>
+      <w:r>
+        <w:rPr>
+          <w:b/>
+        </w:rPr>
+        <w:t>rubric</w:t>
+      </w:r>
+      <w:r>
+        <w:rPr>
+          <w:b w:val="0"/>
+        </w:rPr>
+        <w:t xml:space="preserve"> checks, keep task and examples fixed, change one </w:t>
+      </w:r>
+      <w:r>
+        <w:rPr>
+          <w:b/>
+        </w:rPr>
+        <w:t>prompt</w:t>
+      </w:r>
+      <w:r>
+        <w:rPr>
+          <w:b w:val="0"/>
+        </w:rPr>
+        <w:t xml:space="preserve"> element, score both versions across three cases, and explain uncertainty.</w:t>
+      </w:r>
+    </w:p>
+    <w:p>
+      <w:pPr>
+        <w:spacing w:line="336" w:lineRule="auto" w:after="180"/>
+        <w:shd w:fill="F5F1FB"/>
+      </w:pPr>
+      <w:r>
+        <w:rPr>
+          <w:b w:val="0"/>
+        </w:rPr>
+        <w:t>What did the hardest test teach you that the normal test did not?</w:t>
+      </w:r>
+    </w:p>
+    <w:p>
       <w:pPr>
         <w:pStyle w:val="Heading3"/>
       </w:pPr>
       <w:r>
-        <w:t>Run the weekly evidence lab</w:t>
-      </w:r>
-    </w:p>
-    <w:p>
-      <w:r>
-        <w:t>Words You Can Use to Reason</w:t>
-      </w:r>
-    </w:p>
-    <w:p>
-      <w:r>
-        <w:t>A definition matters when you can recognize the idea, use it, and contrast it with a near-miss.</w:t>
-      </w:r>
-    </w:p>
-    <w:p>
-      <w:r>
-        <w:t>Predict → Test → Record → Explain</w:t>
-      </w:r>
-    </w:p>
-    <w:p>
-      <w:r>
-        <w:t>Keep expected and actual results separate. Surprises are useful data when recorded honestly.</w:t>
-      </w:r>
-    </w:p>
-    <w:p>
-      <w:r>
-        <w:t>Define six rubric checks, keep task and examples fixed, change one prompt element, score both versions across three cases, and explain uncertainty.</w:t>
-      </w:r>
-    </w:p>
-    <w:p>
-      <w:r>
-        <w:t>What did the hardest test teach you that the normal test did not?</w:t>
-      </w:r>
-    </w:p>
-    <w:p>
-      <w:pPr>
-        <w:pStyle w:val="Heading3"/>
-      </w:pPr>
-      <w:r>
         <w:t>Make the lab runnable</w:t>
       </w:r>
     </w:p>
     <w:p>
-      <w:r>
-        <w:t>Use the concrete case as the shared normal case and the independent question as a second case. Each pair creates a boundary or missing-information case and predicts its result before testing. Keep the expected result separate from an observed mistake.</w:t>
+      <w:pPr>
+        <w:spacing w:line="336" w:lineRule="auto" w:after="180"/>
+      </w:pPr>
+      <w:r>
+        <w:rPr>
+          <w:b w:val="0"/>
+        </w:rPr>
+        <w:t>Use the concrete case as the shared normal case and the independent question as a second case. Each pair creates a boundary or missing-information case and predicts its result before testing.</w:t>
+      </w:r>
+    </w:p>
+    <w:p>
+      <w:pPr>
+        <w:spacing w:line="336" w:lineRule="auto" w:after="180"/>
+      </w:pPr>
+      <w:r>
+        <w:rPr>
+          <w:b w:val="0"/>
+        </w:rPr>
+        <w:t>Keep the expected result separate from an observed mistake.</w:t>
       </w:r>
     </w:p>
     <w:tbl>
@@ -1776,8 +3537,25 @@
       </w:r>
     </w:p>
     <w:p>
-      <w:r>
-        <w:t>For guessing, return to given facts and request a trace. For vocabulary without application, use one example and one non-example. For arithmetic errors, check the setup before the calculation. Finish with a different uncoached case before recording mastery.</w:t>
+      <w:pPr>
+        <w:spacing w:line="336" w:lineRule="auto" w:after="180"/>
+      </w:pPr>
+      <w:r>
+        <w:rPr>
+          <w:b w:val="0"/>
+        </w:rPr>
+        <w:t>For guessing, return to given facts and request a trace. For vocabulary without application, use one example and one non-example. For arithmetic errors, check the setup before the calculation.</w:t>
+      </w:r>
+    </w:p>
+    <w:p>
+      <w:pPr>
+        <w:spacing w:line="336" w:lineRule="auto" w:after="180"/>
+      </w:pPr>
+      <w:r>
+        <w:rPr>
+          <w:b w:val="0"/>
+        </w:rPr>
+        <w:t>Finish with a different uncoached case before recording mastery.</w:t>
       </w:r>
     </w:p>
     <w:p>
@@ -1789,18 +3567,84 @@
       </w:r>
     </w:p>
     <w:p>
-      <w:r>
-        <w:t>The worked result establishes every future case: Prompt selection on development cases cannot be reported as independent final performance.</w:t>
-      </w:r>
-    </w:p>
-    <w:p>
-      <w:r>
-        <w:t>A missing input may be replaced without recording the change: A replacement changes the evidence or contract. Record the change and its justification; do not silently turn unknown into a measured value.</w:t>
-      </w:r>
-    </w:p>
-    <w:p>
-      <w:r>
-        <w:t>Repeating an assessed case is new independent evidence: A replay checks consistency. An example used for feedback or revision cannot later be described as untouched final evaluation.</w:t>
+      <w:pPr>
+        <w:spacing w:line="336" w:lineRule="auto" w:after="180"/>
+      </w:pPr>
+      <w:r>
+        <w:rPr>
+          <w:b w:val="0"/>
+        </w:rPr>
+        <w:t xml:space="preserve">The worked result establishes every future case: </w:t>
+      </w:r>
+      <w:r>
+        <w:rPr>
+          <w:b/>
+        </w:rPr>
+        <w:t>Prompt</w:t>
+      </w:r>
+      <w:r>
+        <w:rPr>
+          <w:b w:val="0"/>
+        </w:rPr>
+        <w:t xml:space="preserve"> selection on development cases cannot be reported as independent final performance.</w:t>
+      </w:r>
+    </w:p>
+    <w:p>
+      <w:pPr>
+        <w:spacing w:line="336" w:lineRule="auto" w:after="180"/>
+      </w:pPr>
+      <w:r>
+        <w:rPr>
+          <w:b w:val="0"/>
+        </w:rPr>
+        <w:t xml:space="preserve">A missing </w:t>
+      </w:r>
+      <w:r>
+        <w:rPr>
+          <w:b/>
+        </w:rPr>
+        <w:t>input</w:t>
+      </w:r>
+      <w:r>
+        <w:rPr>
+          <w:b w:val="0"/>
+        </w:rPr>
+        <w:t xml:space="preserve"> may be replaced without recording the change: A replacement changes the </w:t>
+      </w:r>
+      <w:r>
+        <w:rPr>
+          <w:b/>
+        </w:rPr>
+        <w:t>evidence</w:t>
+      </w:r>
+      <w:r>
+        <w:rPr>
+          <w:b w:val="0"/>
+        </w:rPr>
+        <w:t xml:space="preserve"> or contract. Record the change and its justification; do not silently turn unknown into a measured value.</w:t>
+      </w:r>
+    </w:p>
+    <w:p>
+      <w:pPr>
+        <w:spacing w:line="336" w:lineRule="auto" w:after="180"/>
+      </w:pPr>
+      <w:r>
+        <w:rPr>
+          <w:b w:val="0"/>
+        </w:rPr>
+        <w:t xml:space="preserve">Repeating an assessed case is new independent </w:t>
+      </w:r>
+      <w:r>
+        <w:rPr>
+          <w:b/>
+        </w:rPr>
+        <w:t>evidence</w:t>
+      </w:r>
+      <w:r>
+        <w:rPr>
+          <w:b w:val="0"/>
+        </w:rPr>
+        <w:t>: A replay checks consistency. An example used for feedback or revision cannot later be described as untouched final evaluation.</w:t>
       </w:r>
     </w:p>
     <w:p>
@@ -1958,8 +3802,25 @@
       </w:tr>
     </w:tbl>
     <w:p>
-      <w:r>
-        <w:t>Offer an oral explanation, drawing, enlarged visual or fewer examples when that removes a reading/writing barrier. Keep the same reasoning goal. Stretch secure learners by changing a boundary or assumption and asking them to defend the effect, not simply by assigning more of the same questions.</w:t>
+      <w:pPr>
+        <w:spacing w:line="336" w:lineRule="auto" w:after="180"/>
+      </w:pPr>
+      <w:r>
+        <w:rPr>
+          <w:b w:val="0"/>
+        </w:rPr>
+        <w:t>Offer an oral explanation, drawing, enlarged visual or fewer examples when that removes a reading/writing barrier. Keep the same reasoning goal.</w:t>
+      </w:r>
+    </w:p>
+    <w:p>
+      <w:pPr>
+        <w:spacing w:line="336" w:lineRule="auto" w:after="180"/>
+      </w:pPr>
+      <w:r>
+        <w:rPr>
+          <w:b w:val="0"/>
+        </w:rPr>
+        <w:t>Stretch secure learners by changing a boundary or assumption and asking them to defend the effect, not simply by assigning more of the same questions.</w:t>
       </w:r>
     </w:p>
     <w:p>
@@ -1971,11 +3832,16 @@
       </w:r>
     </w:p>
     <w:p>
+      <w:r>
+        <w:t>Use the Prompt Experiments questions, teacher keys and criteria after the relevant attempts. Previously discussed cases are practice; protect the separately selected independent task.</w:t>
+      </w:r>
+    </w:p>
+    <w:p>
       <w:pPr>
         <w:pStyle w:val="Heading3"/>
       </w:pPr>
       <w:r>
-        <w:t>Assess and explain the answers</w:t>
+        <w:t>Worked case answer</w:t>
       </w:r>
     </w:p>
     <w:p>
@@ -1983,12 +3849,43 @@
         <w:pStyle w:val="Heading3"/>
       </w:pPr>
       <w:r>
-        <w:t>Worked case answer</w:t>
-      </w:r>
-    </w:p>
-    <w:p>
-      <w:r>
-        <w:t>Use identical requests, catalogue and scoring criteria. Check constraint compliance and supported explanation; repeat stochastic outputs when relevant.</w:t>
+        <w:t>Teacher key · Worked case answer</w:t>
+      </w:r>
+    </w:p>
+    <w:p>
+      <w:pPr>
+        <w:spacing w:line="336" w:lineRule="auto" w:after="180"/>
+        <w:shd w:fill="F1F6FC"/>
+      </w:pPr>
+      <w:r>
+        <w:rPr>
+          <w:b w:val="0"/>
+        </w:rPr>
+        <w:t xml:space="preserve">Use identical requests, catalogue and scoring criteria. Check </w:t>
+      </w:r>
+      <w:r>
+        <w:rPr>
+          <w:b/>
+        </w:rPr>
+        <w:t>constraint</w:t>
+      </w:r>
+      <w:r>
+        <w:rPr>
+          <w:b w:val="0"/>
+        </w:rPr>
+        <w:t xml:space="preserve"> compliance and supported explanation; repeat stochastic </w:t>
+      </w:r>
+      <w:r>
+        <w:rPr>
+          <w:b/>
+        </w:rPr>
+        <w:t>output</w:t>
+      </w:r>
+      <w:r>
+        <w:rPr>
+          <w:b w:val="0"/>
+        </w:rPr>
+        <w:t>s when relevant.</w:t>
       </w:r>
     </w:p>
     <w:p>
@@ -2000,21 +3897,105 @@
       </w:r>
     </w:p>
     <w:p>
-      <w:r>
-        <w:t>Prompt A and B are tested on different questions. B scores higher. Can wording alone explain the difference? Design a controlled comparison.</w:t>
-      </w:r>
-    </w:p>
-    <w:p>
       <w:pPr>
         <w:pStyle w:val="Heading3"/>
       </w:pPr>
       <w:r>
+        <w:t>Independent question · withhold the key</w:t>
+      </w:r>
+    </w:p>
+    <w:p>
+      <w:pPr>
+        <w:spacing w:line="336" w:lineRule="auto" w:after="180"/>
+        <w:shd w:fill="F5F1FB"/>
+      </w:pPr>
+      <w:r>
+        <w:rPr>
+          <w:b/>
+        </w:rPr>
+        <w:t>Prompt</w:t>
+      </w:r>
+      <w:r>
+        <w:rPr>
+          <w:b w:val="0"/>
+        </w:rPr>
+        <w:t xml:space="preserve"> A and B are tested on different questions. B scores higher. Can wording alone explain the difference? Design a </w:t>
+      </w:r>
+      <w:r>
+        <w:rPr>
+          <w:b/>
+        </w:rPr>
+        <w:t>controlled comparison</w:t>
+      </w:r>
+      <w:r>
+        <w:rPr>
+          <w:b w:val="0"/>
+        </w:rPr>
+        <w:t>.</w:t>
+      </w:r>
+    </w:p>
+    <w:p>
+      <w:pPr>
+        <w:pStyle w:val="Heading3"/>
+      </w:pPr>
+      <w:r>
         <w:t>Expected independent answer</w:t>
       </w:r>
     </w:p>
     <w:p>
-      <w:r>
-        <w:t>No; question difficulty also changed. Compare both prompts on the same evaluation questions and rubric, with repeated runs when outputs vary.</w:t>
+      <w:pPr>
+        <w:pStyle w:val="Heading3"/>
+      </w:pPr>
+      <w:r>
+        <w:t>Teacher key · Expected independent answer</w:t>
+      </w:r>
+    </w:p>
+    <w:p>
+      <w:pPr>
+        <w:spacing w:line="336" w:lineRule="auto" w:after="180"/>
+        <w:shd w:fill="F1F6FC"/>
+      </w:pPr>
+      <w:r>
+        <w:rPr>
+          <w:b w:val="0"/>
+        </w:rPr>
+        <w:t xml:space="preserve">No; question difficulty also changed. Compare both </w:t>
+      </w:r>
+      <w:r>
+        <w:rPr>
+          <w:b/>
+        </w:rPr>
+        <w:t>prompt</w:t>
+      </w:r>
+      <w:r>
+        <w:rPr>
+          <w:b w:val="0"/>
+        </w:rPr>
+        <w:t xml:space="preserve">s on the same evaluation questions and </w:t>
+      </w:r>
+      <w:r>
+        <w:rPr>
+          <w:b/>
+        </w:rPr>
+        <w:t>rubric</w:t>
+      </w:r>
+      <w:r>
+        <w:rPr>
+          <w:b w:val="0"/>
+        </w:rPr>
+        <w:t xml:space="preserve">, with repeated runs when </w:t>
+      </w:r>
+      <w:r>
+        <w:rPr>
+          <w:b/>
+        </w:rPr>
+        <w:t>output</w:t>
+      </w:r>
+      <w:r>
+        <w:rPr>
+          <w:b w:val="0"/>
+        </w:rPr>
+        <w:t>s vary.</w:t>
       </w:r>
     </w:p>
     <w:p>
@@ -2252,8 +4233,25 @@
       </w:tr>
     </w:tbl>
     <w:p>
-      <w:r>
-        <w:t>Use 6/8 as a classroom checkpoint, with 2 required for both Result and Reasoning. This is a proposed teaching rule, not a validated certification threshold. Do not count a coached answer as independent mastery; correct unsafe or unsupported claims regardless of total.</w:t>
+      <w:pPr>
+        <w:spacing w:line="336" w:lineRule="auto" w:after="180"/>
+      </w:pPr>
+      <w:r>
+        <w:rPr>
+          <w:b w:val="0"/>
+        </w:rPr>
+        <w:t>Use 6/8 as a classroom checkpoint, with 2 required for both Result and Reasoning. This is a proposed teaching rule, not a validated certification threshold.</w:t>
+      </w:r>
+    </w:p>
+    <w:p>
+      <w:pPr>
+        <w:spacing w:line="336" w:lineRule="auto" w:after="180"/>
+      </w:pPr>
+      <w:r>
+        <w:rPr>
+          <w:b w:val="0"/>
+        </w:rPr>
+        <w:t>Do not count a coached answer as independent mastery; correct unsafe or unsupported claims regardless of total.</w:t>
       </w:r>
     </w:p>
     <w:p>
@@ -2265,8 +4263,26 @@
       </w:r>
     </w:p>
     <w:p>
-      <w:r>
-        <w:t>Ask the learner to find the evidence that challenges this claim: “Changing several factors proves which one caused improvement.” Keep the first attempt and an uncoached retry separate.</w:t>
+      <w:pPr>
+        <w:spacing w:line="336" w:lineRule="auto" w:after="180"/>
+      </w:pPr>
+      <w:r>
+        <w:rPr>
+          <w:b w:val="0"/>
+        </w:rPr>
+        <w:t xml:space="preserve">Ask the learner to find the </w:t>
+      </w:r>
+      <w:r>
+        <w:rPr>
+          <w:b/>
+        </w:rPr>
+        <w:t>evidence</w:t>
+      </w:r>
+      <w:r>
+        <w:rPr>
+          <w:b w:val="0"/>
+        </w:rPr>
+        <w:t xml:space="preserve"> that challenges this claim: “Changing several factors proves which one caused improvement.” Keep the first attempt and an uncoached retry separate.</w:t>
       </w:r>
     </w:p>
     <w:p>
@@ -2278,15 +4294,78 @@
       </w:r>
     </w:p>
     <w:p>
-      <w:r>
-        <w:t>Run both prompts on the same predefined requests and catalogue, with identical criteria for existence, constraints and explanation support. Repeat stochastic runs and retain failures. Separate prompt-development cases from final evaluation and report per-case outcomes, not only the mean.</w:t>
-      </w:r>
-    </w:p>
-    <w:p>
       <w:pPr>
         <w:pStyle w:val="Heading3"/>
       </w:pPr>
       <w:r>
+        <w:t>Teacher key · Original transfer answer</w:t>
+      </w:r>
+    </w:p>
+    <w:p>
+      <w:pPr>
+        <w:spacing w:line="336" w:lineRule="auto" w:after="180"/>
+        <w:shd w:fill="F1F6FC"/>
+      </w:pPr>
+      <w:r>
+        <w:rPr>
+          <w:b w:val="0"/>
+        </w:rPr>
+        <w:t xml:space="preserve">Run both </w:t>
+      </w:r>
+      <w:r>
+        <w:rPr>
+          <w:b/>
+        </w:rPr>
+        <w:t>prompt</w:t>
+      </w:r>
+      <w:r>
+        <w:rPr>
+          <w:b w:val="0"/>
+        </w:rPr>
+        <w:t xml:space="preserve">s on the same predefined requests and catalogue, with identical criteria for existence, </w:t>
+      </w:r>
+      <w:r>
+        <w:rPr>
+          <w:b/>
+        </w:rPr>
+        <w:t>constraint</w:t>
+      </w:r>
+      <w:r>
+        <w:rPr>
+          <w:b w:val="0"/>
+        </w:rPr>
+        <w:t>s and explanation support. Repeat stochastic runs and retain failures.</w:t>
+      </w:r>
+    </w:p>
+    <w:p>
+      <w:pPr>
+        <w:spacing w:line="336" w:lineRule="auto" w:after="180"/>
+        <w:shd w:fill="F1F6FC"/>
+      </w:pPr>
+      <w:r>
+        <w:rPr>
+          <w:b w:val="0"/>
+        </w:rPr>
+        <w:t xml:space="preserve">Separate </w:t>
+      </w:r>
+      <w:r>
+        <w:rPr>
+          <w:b/>
+        </w:rPr>
+        <w:t>prompt</w:t>
+      </w:r>
+      <w:r>
+        <w:rPr>
+          <w:b w:val="0"/>
+        </w:rPr>
+        <w:t>-development cases from final evaluation and report per-case outcomes, not only the mean.</w:t>
+      </w:r>
+    </w:p>
+    <w:p>
+      <w:pPr>
+        <w:pStyle w:val="Heading3"/>
+      </w:pPr>
+      <w:r>
         <w:t>Explanations for the additional workbook examples</w:t>
       </w:r>
     </w:p>
@@ -2299,30 +4378,222 @@
       </w:r>
     </w:p>
     <w:p>
-      <w:r>
-        <w:t>Explain the weekly mechanism in your own words. Use the worked scenario to name its input, decision rule and output.</w:t>
-      </w:r>
-    </w:p>
-    <w:p>
-      <w:r>
-        <w:t>Teacher explanation: A prompt experiment compares complete specifications using the same task cases. Define success before inspecting outputs; change one intended instruction and preserve other settings. Evaluate both prompts on paired cases with fixed model/version, source records, output contract and scoring rubric. Use development results for selection, then reserve new final cases. Score each case rather than counting attractive sentences.</w:t>
-      </w:r>
-    </w:p>
-    <w:p>
       <w:pPr>
         <w:pStyle w:val="Heading3"/>
       </w:pPr>
       <w:r>
+        <w:t>Workbook question · W1</w:t>
+      </w:r>
+    </w:p>
+    <w:p>
+      <w:pPr>
+        <w:spacing w:line="336" w:lineRule="auto" w:after="180"/>
+        <w:shd w:fill="F5F1FB"/>
+      </w:pPr>
+      <w:r>
+        <w:rPr>
+          <w:b w:val="0"/>
+        </w:rPr>
+        <w:t xml:space="preserve">Explain the weekly </w:t>
+      </w:r>
+      <w:r>
+        <w:rPr>
+          <w:b/>
+        </w:rPr>
+        <w:t>mechanism</w:t>
+      </w:r>
+      <w:r>
+        <w:rPr>
+          <w:b w:val="0"/>
+        </w:rPr>
+        <w:t xml:space="preserve"> in your own words. Use the worked scenario to name its </w:t>
+      </w:r>
+      <w:r>
+        <w:rPr>
+          <w:b/>
+        </w:rPr>
+        <w:t>input</w:t>
+      </w:r>
+      <w:r>
+        <w:rPr>
+          <w:b w:val="0"/>
+        </w:rPr>
+        <w:t xml:space="preserve">, decision rule and </w:t>
+      </w:r>
+      <w:r>
+        <w:rPr>
+          <w:b/>
+        </w:rPr>
+        <w:t>output</w:t>
+      </w:r>
+      <w:r>
+        <w:rPr>
+          <w:b w:val="0"/>
+        </w:rPr>
+        <w:t>.</w:t>
+      </w:r>
+    </w:p>
+    <w:p>
+      <w:pPr>
+        <w:pStyle w:val="Heading3"/>
+      </w:pPr>
+      <w:r>
+        <w:t>Teacher reasoning · W1</w:t>
+      </w:r>
+    </w:p>
+    <w:p>
+      <w:pPr>
+        <w:spacing w:line="336" w:lineRule="auto" w:after="180"/>
+        <w:shd w:fill="F1F6FC"/>
+      </w:pPr>
+      <w:r>
+        <w:rPr>
+          <w:b w:val="0"/>
+        </w:rPr>
+        <w:t xml:space="preserve">Teacher explanation: A </w:t>
+      </w:r>
+      <w:r>
+        <w:rPr>
+          <w:b/>
+        </w:rPr>
+        <w:t>prompt</w:t>
+      </w:r>
+      <w:r>
+        <w:rPr>
+          <w:b w:val="0"/>
+        </w:rPr>
+        <w:t xml:space="preserve"> experiment compares complete specifications using the same task cases. Define success before inspecting </w:t>
+      </w:r>
+      <w:r>
+        <w:rPr>
+          <w:b/>
+        </w:rPr>
+        <w:t>output</w:t>
+      </w:r>
+      <w:r>
+        <w:rPr>
+          <w:b w:val="0"/>
+        </w:rPr>
+        <w:t>s; change one intended instruction and preserve other settings.</w:t>
+      </w:r>
+    </w:p>
+    <w:p>
+      <w:pPr>
+        <w:spacing w:line="336" w:lineRule="auto" w:after="180"/>
+        <w:shd w:fill="F1F6FC"/>
+      </w:pPr>
+      <w:r>
+        <w:rPr>
+          <w:b w:val="0"/>
+        </w:rPr>
+        <w:t xml:space="preserve">Evaluate both </w:t>
+      </w:r>
+      <w:r>
+        <w:rPr>
+          <w:b/>
+        </w:rPr>
+        <w:t>prompt</w:t>
+      </w:r>
+      <w:r>
+        <w:rPr>
+          <w:b w:val="0"/>
+        </w:rPr>
+        <w:t xml:space="preserve">s on </w:t>
+      </w:r>
+      <w:r>
+        <w:rPr>
+          <w:b/>
+        </w:rPr>
+        <w:t>paired case</w:t>
+      </w:r>
+      <w:r>
+        <w:rPr>
+          <w:b w:val="0"/>
+        </w:rPr>
+        <w:t xml:space="preserve">s with fixed model/version, source records, </w:t>
+      </w:r>
+      <w:r>
+        <w:rPr>
+          <w:b/>
+        </w:rPr>
+        <w:t>output</w:t>
+      </w:r>
+      <w:r>
+        <w:rPr>
+          <w:b w:val="0"/>
+        </w:rPr>
+        <w:t xml:space="preserve"> contract and scoring </w:t>
+      </w:r>
+      <w:r>
+        <w:rPr>
+          <w:b/>
+        </w:rPr>
+        <w:t>rubric</w:t>
+      </w:r>
+      <w:r>
+        <w:rPr>
+          <w:b w:val="0"/>
+        </w:rPr>
+        <w:t>. Use development results for selection, then reserve new final cases.</w:t>
+      </w:r>
+    </w:p>
+    <w:p>
+      <w:pPr>
+        <w:spacing w:line="336" w:lineRule="auto" w:after="180"/>
+        <w:shd w:fill="F1F6FC"/>
+      </w:pPr>
+      <w:r>
+        <w:rPr>
+          <w:b w:val="0"/>
+        </w:rPr>
+        <w:t>Score each case rather than counting attractive sentences.</w:t>
+      </w:r>
+    </w:p>
+    <w:p>
+      <w:pPr>
+        <w:pStyle w:val="Heading3"/>
+      </w:pPr>
+      <w:r>
         <w:t>W2 Trace the worked case</w:t>
       </w:r>
     </w:p>
     <w:p>
-      <w:r>
+      <w:pPr>
+        <w:pStyle w:val="Heading3"/>
+      </w:pPr>
+      <w:r>
+        <w:t>Workbook question · W2</w:t>
+      </w:r>
+    </w:p>
+    <w:p>
+      <w:pPr>
+        <w:spacing w:line="336" w:lineRule="auto" w:after="180"/>
+        <w:shd w:fill="F5F1FB"/>
+      </w:pPr>
+      <w:r>
+        <w:rPr>
+          <w:b w:val="0"/>
+        </w:rPr>
         <w:t>On six development cases P passes cases 1, 2, 3, 4; Q passes 1, 2, 3, 5, 6. Missing-approval cases are 4 and 6. Compare totals and condition results. Show the intermediate steps and give the conclusion with its scope.</w:t>
       </w:r>
     </w:p>
     <w:p>
-      <w:r>
+      <w:pPr>
+        <w:pStyle w:val="Heading3"/>
+      </w:pPr>
+      <w:r>
+        <w:t>Teacher reasoning · W2</w:t>
+      </w:r>
+    </w:p>
+    <w:p>
+      <w:pPr>
+        <w:spacing w:line="336" w:lineRule="auto" w:after="180"/>
+        <w:shd w:fill="F1F6FC"/>
+      </w:pPr>
+      <w:r>
+        <w:rPr>
+          <w:b w:val="0"/>
+        </w:rPr>
         <w:t>Teacher explanation: P passes 4/6 and Q 5/6. P passes one of two missing-approval cases, Q also one of two. Q improves the aggregate while leaving this condition unchanged.</w:t>
       </w:r>
     </w:p>
@@ -2335,75 +4606,375 @@
       </w:r>
     </w:p>
     <w:p>
-      <w:r>
-        <w:t>A report omits this qualification: Prompt selection on development cases cannot be reported as independent final performance. Explain how omitting it could change a reader's interpretation, and write an accurate replacement.</w:t>
-      </w:r>
-    </w:p>
-    <w:p>
-      <w:r>
-        <w:t>Teacher explanation: Prompt selection on development cases cannot be reported as independent final performance. State the observed result separately from the unverified or out-of-scope claim; preserve the original evidence rather than inventing a missing fact.</w:t>
-      </w:r>
-    </w:p>
-    <w:p>
       <w:pPr>
         <w:pStyle w:val="Heading3"/>
       </w:pPr>
       <w:r>
+        <w:t>Workbook question · W3</w:t>
+      </w:r>
+    </w:p>
+    <w:p>
+      <w:pPr>
+        <w:spacing w:line="336" w:lineRule="auto" w:after="180"/>
+        <w:shd w:fill="F5F1FB"/>
+      </w:pPr>
+      <w:r>
+        <w:rPr>
+          <w:b w:val="0"/>
+        </w:rPr>
+        <w:t xml:space="preserve">A report omits this qualification: </w:t>
+      </w:r>
+      <w:r>
+        <w:rPr>
+          <w:b/>
+        </w:rPr>
+        <w:t>Prompt</w:t>
+      </w:r>
+      <w:r>
+        <w:rPr>
+          <w:b w:val="0"/>
+        </w:rPr>
+        <w:t xml:space="preserve"> selection on development cases cannot be reported as independent final performance. Explain how omitting it could change a reader's interpretation, and write an accurate replacement.</w:t>
+      </w:r>
+    </w:p>
+    <w:p>
+      <w:pPr>
+        <w:pStyle w:val="Heading3"/>
+      </w:pPr>
+      <w:r>
+        <w:t>Teacher reasoning · W3</w:t>
+      </w:r>
+    </w:p>
+    <w:p>
+      <w:pPr>
+        <w:spacing w:line="336" w:lineRule="auto" w:after="180"/>
+        <w:shd w:fill="F1F6FC"/>
+      </w:pPr>
+      <w:r>
+        <w:rPr>
+          <w:b w:val="0"/>
+        </w:rPr>
+        <w:t xml:space="preserve">Teacher explanation: </w:t>
+      </w:r>
+      <w:r>
+        <w:rPr>
+          <w:b/>
+        </w:rPr>
+        <w:t>Prompt</w:t>
+      </w:r>
+      <w:r>
+        <w:rPr>
+          <w:b w:val="0"/>
+        </w:rPr>
+        <w:t xml:space="preserve"> selection on development cases cannot be reported as independent final performance.</w:t>
+      </w:r>
+    </w:p>
+    <w:p>
+      <w:pPr>
+        <w:spacing w:line="336" w:lineRule="auto" w:after="180"/>
+        <w:shd w:fill="F1F6FC"/>
+      </w:pPr>
+      <w:r>
+        <w:rPr>
+          <w:b w:val="0"/>
+        </w:rPr>
+        <w:t xml:space="preserve">State the observed result separately from the unverified or out-of-scope claim; preserve the original </w:t>
+      </w:r>
+      <w:r>
+        <w:rPr>
+          <w:b/>
+        </w:rPr>
+        <w:t>evidence</w:t>
+      </w:r>
+      <w:r>
+        <w:rPr>
+          <w:b w:val="0"/>
+        </w:rPr>
+        <w:t xml:space="preserve"> rather than inventing a missing fact.</w:t>
+      </w:r>
+    </w:p>
+    <w:p>
+      <w:pPr>
+        <w:pStyle w:val="Heading3"/>
+      </w:pPr>
+      <w:r>
         <w:t>W4 Apply a new case independently</w:t>
       </w:r>
     </w:p>
     <w:p>
-      <w:r>
-        <w:t>On eight paired cases A passes 1–5; B passes 1–4, 6, 7. Special cases are 5 and 8. Compare overall and special-case results; select by total passes.</w:t>
-      </w:r>
-    </w:p>
-    <w:p>
-      <w:r>
-        <w:t>Teacher explanation: A=5/8, B=6/8, so select B on development. Special-case passes A=1/2, B=0/2; the aggregate selection hides a regression requiring review.</w:t>
-      </w:r>
-    </w:p>
-    <w:p>
       <w:pPr>
         <w:pStyle w:val="Heading3"/>
       </w:pPr>
       <w:r>
+        <w:t>Workbook question · W4</w:t>
+      </w:r>
+    </w:p>
+    <w:p>
+      <w:pPr>
+        <w:spacing w:line="336" w:lineRule="auto" w:after="180"/>
+        <w:shd w:fill="F5F1FB"/>
+      </w:pPr>
+      <w:r>
+        <w:rPr>
+          <w:b w:val="0"/>
+        </w:rPr>
+        <w:t xml:space="preserve">On eight </w:t>
+      </w:r>
+      <w:r>
+        <w:rPr>
+          <w:b/>
+        </w:rPr>
+        <w:t>paired case</w:t>
+      </w:r>
+      <w:r>
+        <w:rPr>
+          <w:b w:val="0"/>
+        </w:rPr>
+        <w:t>s A passes 1–5; B passes 1–4, 6, 7. Special cases are 5 and 8. Compare overall and special-case results; select by total passes.</w:t>
+      </w:r>
+    </w:p>
+    <w:p>
+      <w:pPr>
+        <w:pStyle w:val="Heading3"/>
+      </w:pPr>
+      <w:r>
+        <w:t>Teacher reasoning · W4</w:t>
+      </w:r>
+    </w:p>
+    <w:p>
+      <w:pPr>
+        <w:spacing w:line="336" w:lineRule="auto" w:after="180"/>
+        <w:shd w:fill="F1F6FC"/>
+      </w:pPr>
+      <w:r>
+        <w:rPr>
+          <w:b w:val="0"/>
+        </w:rPr>
+        <w:t xml:space="preserve">Teacher explanation: A=5/8, B=6/8, so select B on development. Special-case passes A=1/2, B=0/2; the aggregate selection hides a </w:t>
+      </w:r>
+      <w:r>
+        <w:rPr>
+          <w:b/>
+        </w:rPr>
+        <w:t>regression</w:t>
+      </w:r>
+      <w:r>
+        <w:rPr>
+          <w:b w:val="0"/>
+        </w:rPr>
+        <w:t xml:space="preserve"> requiring review.</w:t>
+      </w:r>
+    </w:p>
+    <w:p>
+      <w:pPr>
+        <w:pStyle w:val="Heading3"/>
+      </w:pPr>
+      <w:r>
         <w:t>W5 Design a revealing follow-up</w:t>
       </w:r>
     </w:p>
     <w:p>
-      <w:r>
-        <w:t>For the worked scenario, propose one additional case that could reveal a failure, describe its expected outcome before running it, and explain what would need to remain fixed for a fair comparison. Do not reuse W4 as a new final test after receiving feedback.</w:t>
-      </w:r>
-    </w:p>
-    <w:p>
-      <w:r>
-        <w:t>Teacher explanation: Accept a concrete variant of the worked input or a missing/conflicting/boundary condition, with an expectation derived from the declared procedure. Require preserved settings, original outputs and data roles. Prompt selection on development cases cannot be reported as independent final performance. The new case should test this particular mechanism rather than merely restate the original result.</w:t>
-      </w:r>
-    </w:p>
-    <w:p>
       <w:pPr>
         <w:pStyle w:val="Heading3"/>
       </w:pPr>
       <w:r>
+        <w:t>Workbook question · W5</w:t>
+      </w:r>
+    </w:p>
+    <w:p>
+      <w:pPr>
+        <w:spacing w:line="336" w:lineRule="auto" w:after="180"/>
+        <w:shd w:fill="F5F1FB"/>
+      </w:pPr>
+      <w:r>
+        <w:rPr>
+          <w:b w:val="0"/>
+        </w:rPr>
+        <w:t>For the worked scenario, propose one additional case that could reveal a failure, describe its expected outcome before running it, and explain what would need to remain fixed for a fair comparison.</w:t>
+      </w:r>
+    </w:p>
+    <w:p>
+      <w:pPr>
+        <w:spacing w:line="336" w:lineRule="auto" w:after="180"/>
+        <w:shd w:fill="F5F1FB"/>
+      </w:pPr>
+      <w:r>
+        <w:rPr>
+          <w:b w:val="0"/>
+        </w:rPr>
+        <w:t>Do not reuse W4 as a new final test after receiving feedback.</w:t>
+      </w:r>
+    </w:p>
+    <w:p>
+      <w:pPr>
+        <w:pStyle w:val="Heading3"/>
+      </w:pPr>
+      <w:r>
+        <w:t>Teacher reasoning · W5</w:t>
+      </w:r>
+    </w:p>
+    <w:p>
+      <w:pPr>
+        <w:spacing w:line="336" w:lineRule="auto" w:after="180"/>
+        <w:shd w:fill="F1F6FC"/>
+      </w:pPr>
+      <w:r>
+        <w:rPr>
+          <w:b w:val="0"/>
+        </w:rPr>
+        <w:t xml:space="preserve">Teacher explanation: Accept a concrete variant of the worked </w:t>
+      </w:r>
+      <w:r>
+        <w:rPr>
+          <w:b/>
+        </w:rPr>
+        <w:t>input</w:t>
+      </w:r>
+      <w:r>
+        <w:rPr>
+          <w:b w:val="0"/>
+        </w:rPr>
+        <w:t xml:space="preserve"> or a missing/conflicting/boundary condition, with an expectation derived from the declared procedure.</w:t>
+      </w:r>
+    </w:p>
+    <w:p>
+      <w:pPr>
+        <w:spacing w:line="336" w:lineRule="auto" w:after="180"/>
+        <w:shd w:fill="F1F6FC"/>
+      </w:pPr>
+      <w:r>
+        <w:rPr>
+          <w:b w:val="0"/>
+        </w:rPr>
+        <w:t xml:space="preserve">Require preserved settings, original </w:t>
+      </w:r>
+      <w:r>
+        <w:rPr>
+          <w:b/>
+        </w:rPr>
+        <w:t>output</w:t>
+      </w:r>
+      <w:r>
+        <w:rPr>
+          <w:b w:val="0"/>
+        </w:rPr>
+        <w:t xml:space="preserve">s and data roles. </w:t>
+      </w:r>
+      <w:r>
+        <w:rPr>
+          <w:b/>
+        </w:rPr>
+        <w:t>Prompt</w:t>
+      </w:r>
+      <w:r>
+        <w:rPr>
+          <w:b w:val="0"/>
+        </w:rPr>
+        <w:t xml:space="preserve"> selection on development cases cannot be reported as independent final performance.</w:t>
+      </w:r>
+    </w:p>
+    <w:p>
+      <w:pPr>
+        <w:spacing w:line="336" w:lineRule="auto" w:after="180"/>
+        <w:shd w:fill="F1F6FC"/>
+      </w:pPr>
+      <w:r>
+        <w:rPr>
+          <w:b w:val="0"/>
+        </w:rPr>
+        <w:t xml:space="preserve">The new case should test this particular </w:t>
+      </w:r>
+      <w:r>
+        <w:rPr>
+          <w:b/>
+        </w:rPr>
+        <w:t>mechanism</w:t>
+      </w:r>
+      <w:r>
+        <w:rPr>
+          <w:b w:val="0"/>
+        </w:rPr>
+        <w:t xml:space="preserve"> rather than merely restate the original result.</w:t>
+      </w:r>
+    </w:p>
+    <w:p>
+      <w:pPr>
+        <w:pStyle w:val="Heading3"/>
+      </w:pPr>
+      <w:r>
         <w:t>Assess independent transfer</w:t>
       </w:r>
     </w:p>
     <w:p>
-      <w:r>
-        <w:t>Selected case: On eight paired cases A passes 1–5; B passes 1–4, 6, 7. Special cases are 5 and 8. Compare overall and special-case results; select by total passes.</w:t>
-      </w:r>
-    </w:p>
-    <w:p>
       <w:pPr>
         <w:pStyle w:val="Heading3"/>
       </w:pPr>
       <w:r>
+        <w:t>Independent question · withhold the key</w:t>
+      </w:r>
+    </w:p>
+    <w:p>
+      <w:pPr>
+        <w:spacing w:line="336" w:lineRule="auto" w:after="180"/>
+        <w:shd w:fill="F5F1FB"/>
+      </w:pPr>
+      <w:r>
+        <w:rPr>
+          <w:b w:val="0"/>
+        </w:rPr>
+        <w:t xml:space="preserve">Selected case: On eight </w:t>
+      </w:r>
+      <w:r>
+        <w:rPr>
+          <w:b/>
+        </w:rPr>
+        <w:t>paired case</w:t>
+      </w:r>
+      <w:r>
+        <w:rPr>
+          <w:b w:val="0"/>
+        </w:rPr>
+        <w:t>s A passes 1–5; B passes 1–4, 6, 7. Special cases are 5 and 8. Compare overall and special-case results; select by total passes.</w:t>
+      </w:r>
+    </w:p>
+    <w:p>
+      <w:pPr>
+        <w:pStyle w:val="Heading3"/>
+      </w:pPr>
+      <w:r>
         <w:t>Selected case answer</w:t>
       </w:r>
     </w:p>
     <w:p>
-      <w:r>
-        <w:t>Teacher explanation: A=5/8, B=6/8, so select B on development. Special-case passes A=1/2, B=0/2; the aggregate selection hides a regression requiring review.</w:t>
+      <w:pPr>
+        <w:pStyle w:val="Heading3"/>
+      </w:pPr>
+      <w:r>
+        <w:t>Teacher key · Selected case answer</w:t>
+      </w:r>
+    </w:p>
+    <w:p>
+      <w:pPr>
+        <w:spacing w:line="336" w:lineRule="auto" w:after="180"/>
+        <w:shd w:fill="F1F6FC"/>
+      </w:pPr>
+      <w:r>
+        <w:rPr>
+          <w:b w:val="0"/>
+        </w:rPr>
+        <w:t xml:space="preserve">Teacher explanation: A=5/8, B=6/8, so select B on development. Special-case passes A=1/2, B=0/2; the aggregate selection hides a </w:t>
+      </w:r>
+      <w:r>
+        <w:rPr>
+          <w:b/>
+        </w:rPr>
+        <w:t>regression</w:t>
+      </w:r>
+      <w:r>
+        <w:rPr>
+          <w:b w:val="0"/>
+        </w:rPr>
+        <w:t xml:space="preserve"> requiring review.</w:t>
       </w:r>
     </w:p>
     <w:tbl>
@@ -2509,21 +5080,89 @@
       </w:tr>
     </w:tbl>
     <w:p>
-      <w:r>
-        <w:t>Record each dimension as not yet, with support, or independent. Accept a valid alternative procedure with a defensible trace. Do not penalise an honestly recorded model failure if the learner correctly explains its evidence and limits.</w:t>
-      </w:r>
-    </w:p>
-    <w:p>
       <w:pPr>
         <w:pStyle w:val="Heading3"/>
       </w:pPr>
       <w:r>
+        <w:t>Teacher key · Selected case answer</w:t>
+      </w:r>
+    </w:p>
+    <w:p>
+      <w:pPr>
+        <w:spacing w:line="336" w:lineRule="auto" w:after="180"/>
+        <w:shd w:fill="F1F6FC"/>
+      </w:pPr>
+      <w:r>
+        <w:rPr>
+          <w:b w:val="0"/>
+        </w:rPr>
+        <w:t>Record each dimension as not yet, with support, or independent. Accept a valid alternative procedure with a defensible trace.</w:t>
+      </w:r>
+    </w:p>
+    <w:p>
+      <w:pPr>
+        <w:spacing w:line="336" w:lineRule="auto" w:after="180"/>
+        <w:shd w:fill="F1F6FC"/>
+      </w:pPr>
+      <w:r>
+        <w:rPr>
+          <w:b w:val="0"/>
+        </w:rPr>
+        <w:t xml:space="preserve">Do not penalise an honestly recorded model failure if the learner correctly explains its </w:t>
+      </w:r>
+      <w:r>
+        <w:rPr>
+          <w:b/>
+        </w:rPr>
+        <w:t>evidence</w:t>
+      </w:r>
+      <w:r>
+        <w:rPr>
+          <w:b w:val="0"/>
+        </w:rPr>
+        <w:t xml:space="preserve"> and limits.</w:t>
+      </w:r>
+    </w:p>
+    <w:p>
+      <w:pPr>
+        <w:pStyle w:val="Heading3"/>
+      </w:pPr>
+      <w:r>
         <w:t>Feedback that the learner uses</w:t>
       </w:r>
     </w:p>
     <w:p>
-      <w:r>
-        <w:t>Name the earliest unsupported step and give one action to repair it. Have the learner make that repair now and explain why. Then assess the relevant skill on a fresh, fully specified case. Confirm it was not previously practised with feedback; solve and check the new case before assigning it. A follow-up design prompt is a starting brief, not automatically an equivalent test.</w:t>
+      <w:pPr>
+        <w:spacing w:line="336" w:lineRule="auto" w:after="180"/>
+      </w:pPr>
+      <w:r>
+        <w:rPr>
+          <w:b w:val="0"/>
+        </w:rPr>
+        <w:t>Name the earliest unsupported step and give one action to repair it. Have the learner make that repair now and explain why. Then assess the relevant skill on a fresh, fully specified case.</w:t>
+      </w:r>
+    </w:p>
+    <w:p>
+      <w:pPr>
+        <w:spacing w:line="336" w:lineRule="auto" w:after="180"/>
+      </w:pPr>
+      <w:r>
+        <w:rPr>
+          <w:b w:val="0"/>
+        </w:rPr>
+        <w:t xml:space="preserve">Confirm it was not previously practised with feedback; solve and check the new case before assigning it. A follow-up design </w:t>
+      </w:r>
+      <w:r>
+        <w:rPr>
+          <w:b/>
+        </w:rPr>
+        <w:t>prompt</w:t>
+      </w:r>
+      <w:r>
+        <w:rPr>
+          <w:b w:val="0"/>
+        </w:rPr>
+        <w:t xml:space="preserve"> is a starting brief, not automatically an equivalent test.</w:t>
       </w:r>
     </w:p>
     <w:p>
@@ -2535,11 +5174,74 @@
       </w:r>
     </w:p>
     <w:p>
+      <w:r>
+        <w:t>Connect Prompt Experiments to Transparent Book Recommender, adapt support and plan a later changed-case check.</w:t>
+      </w:r>
+    </w:p>
+    <w:p>
       <w:pPr>
         <w:pStyle w:val="Heading3"/>
       </w:pPr>
       <w:r>
-        <w:t>Connect and extend learning</w:t>
+        <w:t>Transparent Book Recommender</w:t>
+      </w:r>
+    </w:p>
+    <w:p>
+      <w:pPr>
+        <w:spacing w:line="336" w:lineRule="auto" w:after="180"/>
+      </w:pPr>
+      <w:r>
+        <w:rPr>
+          <w:b w:val="0"/>
+        </w:rPr>
+        <w:t xml:space="preserve">Test generated book explanations with a fixed </w:t>
+      </w:r>
+      <w:r>
+        <w:rPr>
+          <w:b/>
+        </w:rPr>
+        <w:t>rubric</w:t>
+      </w:r>
+      <w:r>
+        <w:rPr>
+          <w:b w:val="0"/>
+        </w:rPr>
+        <w:t xml:space="preserve"> and prohibit invented details.</w:t>
+      </w:r>
+    </w:p>
+    <w:p>
+      <w:pPr>
+        <w:spacing w:line="336" w:lineRule="auto" w:after="180"/>
+      </w:pPr>
+      <w:r>
+        <w:rPr>
+          <w:b w:val="0"/>
+        </w:rPr>
+        <w:t xml:space="preserve">Keep the decision, </w:t>
+      </w:r>
+      <w:r>
+        <w:rPr>
+          <w:b/>
+        </w:rPr>
+        <w:t>input</w:t>
+      </w:r>
+      <w:r>
+        <w:rPr>
+          <w:b w:val="0"/>
+        </w:rPr>
+        <w:t xml:space="preserve">, result, explanation and remaining limitation in the project </w:t>
+      </w:r>
+      <w:r>
+        <w:rPr>
+          <w:b/>
+        </w:rPr>
+        <w:t>evidence</w:t>
+      </w:r>
+      <w:r>
+        <w:rPr>
+          <w:b w:val="0"/>
+        </w:rPr>
+        <w:t xml:space="preserve"> record. Retrieve this record next week rather than restarting the project.</w:t>
       </w:r>
     </w:p>
     <w:p>
@@ -2547,17 +5249,18 @@
         <w:pStyle w:val="Heading3"/>
       </w:pPr>
       <w:r>
-        <w:t>Transparent Book Recommender</w:t>
-      </w:r>
-    </w:p>
-    <w:p>
-      <w:r>
-        <w:t>Test generated book explanations with a fixed rubric and prohibit invented details.</w:t>
-      </w:r>
-    </w:p>
-    <w:p>
-      <w:r>
-        <w:t>Keep the decision, input, result, explanation and remaining limitation in the project evidence record. Retrieve this record next week rather than restarting the project.</w:t>
+        <w:t>Support and stretch</w:t>
+      </w:r>
+    </w:p>
+    <w:p>
+      <w:pPr>
+        <w:spacing w:line="336" w:lineRule="auto" w:after="180"/>
+      </w:pPr>
+      <w:r>
+        <w:rPr>
+          <w:b w:val="0"/>
+        </w:rPr>
+        <w:t>Trace one record or condition at a time with counters and labelled columns. Stretch: introduce a tie, boundary or missing field and declare its handling policy before rerunning.</w:t>
       </w:r>
     </w:p>
     <w:p>
@@ -2565,12 +5268,30 @@
         <w:pStyle w:val="Heading3"/>
       </w:pPr>
       <w:r>
-        <w:t>Support and stretch</w:t>
-      </w:r>
-    </w:p>
-    <w:p>
-      <w:r>
-        <w:t>Trace one record or condition at a time with counters and labelled columns. Stretch: introduce a tie, boundary or missing field and declare its handling policy before rerunning.</w:t>
+        <w:t>Exit reflection</w:t>
+      </w:r>
+    </w:p>
+    <w:p>
+      <w:pPr>
+        <w:spacing w:line="336" w:lineRule="auto" w:after="180"/>
+      </w:pPr>
+      <w:r>
+        <w:rPr>
+          <w:b w:val="0"/>
+        </w:rPr>
+        <w:t xml:space="preserve">Ask for one decision the learner can now justify and one situation requiring more </w:t>
+      </w:r>
+      <w:r>
+        <w:rPr>
+          <w:b/>
+        </w:rPr>
+        <w:t>evidence</w:t>
+      </w:r>
+      <w:r>
+        <w:rPr>
+          <w:b w:val="0"/>
+        </w:rPr>
+        <w:t xml:space="preserve"> or human review. Confidence ratings are separate from correct independent performance.</w:t>
       </w:r>
     </w:p>
     <w:p>
@@ -2578,12 +5299,42 @@
         <w:pStyle w:val="Heading3"/>
       </w:pPr>
       <w:r>
-        <w:t>Exit reflection</w:t>
-      </w:r>
-    </w:p>
-    <w:p>
-      <w:r>
-        <w:t>Ask for one decision the learner can now justify and one situation requiring more evidence or human review. Confidence ratings are separate from correct independent performance.</w:t>
+        <w:t>Bridge to the next week</w:t>
+      </w:r>
+    </w:p>
+    <w:p>
+      <w:pPr>
+        <w:spacing w:line="336" w:lineRule="auto" w:after="180"/>
+      </w:pPr>
+      <w:r>
+        <w:rPr>
+          <w:b w:val="0"/>
+        </w:rPr>
+        <w:t xml:space="preserve">Next: Week 29: </w:t>
+      </w:r>
+      <w:r>
+        <w:rPr>
+          <w:b/>
+        </w:rPr>
+        <w:t>Evidence</w:t>
+      </w:r>
+      <w:r>
+        <w:rPr>
+          <w:b w:val="0"/>
+        </w:rPr>
+        <w:t xml:space="preserve"> and Sources. Retrieve today’s </w:t>
+      </w:r>
+      <w:r>
+        <w:rPr>
+          <w:b/>
+        </w:rPr>
+        <w:t>evidence</w:t>
+      </w:r>
+      <w:r>
+        <w:rPr>
+          <w:b w:val="0"/>
+        </w:rPr>
+        <w:t xml:space="preserve"> and identify what carries forward and what is new.</w:t>
       </w:r>
     </w:p>
     <w:p>
@@ -2591,12 +5342,121 @@
         <w:pStyle w:val="Heading3"/>
       </w:pPr>
       <w:r>
-        <w:t>Bridge to the next week</w:t>
-      </w:r>
-    </w:p>
-    <w:p>
-      <w:r>
-        <w:t>Next: Week 29: Evidence and Sources. Retrieve today’s evidence and identify what carries forward and what is new.</w:t>
+        <w:t>Support and fresh reassessment</w:t>
+      </w:r>
+    </w:p>
+    <w:p>
+      <w:pPr>
+        <w:spacing w:line="336" w:lineRule="auto" w:after="180"/>
+      </w:pPr>
+      <w:r>
+        <w:rPr>
+          <w:b w:val="0"/>
+        </w:rPr>
+        <w:t xml:space="preserve">Provide an </w:t>
+      </w:r>
+      <w:r>
+        <w:rPr>
+          <w:b/>
+        </w:rPr>
+        <w:t>input</w:t>
+      </w:r>
+      <w:r>
+        <w:rPr>
+          <w:b w:val="0"/>
+        </w:rPr>
+        <w:t>/procedure/result/limit frame and a calculator when needed. Ask students to identify the first step before completing the whole trace.</w:t>
+      </w:r>
+    </w:p>
+    <w:p>
+      <w:pPr>
+        <w:spacing w:line="336" w:lineRule="auto" w:after="180"/>
+      </w:pPr>
+      <w:r>
+        <w:rPr>
+          <w:b w:val="0"/>
+        </w:rPr>
+        <w:t xml:space="preserve">Extension: compare two concrete variants of this </w:t>
+      </w:r>
+      <w:r>
+        <w:rPr>
+          <w:b/>
+        </w:rPr>
+        <w:t>mechanism</w:t>
+      </w:r>
+      <w:r>
+        <w:rPr>
+          <w:b w:val="0"/>
+        </w:rPr>
+        <w:t xml:space="preserve"> while holding unrelated conditions fixed; report both successful and unsuccessful outcomes.</w:t>
+      </w:r>
+    </w:p>
+    <w:p>
+      <w:pPr>
+        <w:spacing w:line="336" w:lineRule="auto" w:after="180"/>
+      </w:pPr>
+      <w:r>
+        <w:rPr>
+          <w:b w:val="0"/>
+        </w:rPr>
+        <w:t xml:space="preserve">W4: A=5/8, B=6/8, so select B on development. Special-case passes A=1/2, B=0/2; the aggregate selection hides a </w:t>
+      </w:r>
+      <w:r>
+        <w:rPr>
+          <w:b/>
+        </w:rPr>
+        <w:t>regression</w:t>
+      </w:r>
+      <w:r>
+        <w:rPr>
+          <w:b w:val="0"/>
+        </w:rPr>
+        <w:t xml:space="preserve"> requiring review. Require intermediate reasoning and the stated scope.</w:t>
+      </w:r>
+    </w:p>
+    <w:p>
+      <w:pPr>
+        <w:spacing w:line="336" w:lineRule="auto" w:after="180"/>
+      </w:pPr>
+      <w:r>
+        <w:rPr>
+          <w:b w:val="0"/>
+        </w:rPr>
+        <w:t>Fresh retry: A passes 1–4 of six; B passes 1, 2, 5. Special cases 4 and 6. Compare. Expected reasoning: A=4/6, B=3/6; special A=1/2, B=0/2. Preserve both outcomes; no final result supplied.</w:t>
+      </w:r>
+    </w:p>
+    <w:p>
+      <w:pPr>
+        <w:spacing w:line="336" w:lineRule="auto" w:after="180"/>
+      </w:pPr>
+      <w:r>
+        <w:rPr>
+          <w:b w:val="0"/>
+        </w:rPr>
+        <w:t>If students need support, record it and reassess with another new case rather than awarding independence to a copied answer.</w:t>
+      </w:r>
+    </w:p>
+    <w:p>
+      <w:pPr>
+        <w:spacing w:line="336" w:lineRule="auto" w:after="180"/>
+      </w:pPr>
+      <w:r>
+        <w:rPr>
+          <w:b w:val="0"/>
+        </w:rPr>
+        <w:t xml:space="preserve">Next connection: Generation failures and verification. Preserve the current case record and retrieve its </w:t>
+      </w:r>
+      <w:r>
+        <w:rPr>
+          <w:b/>
+        </w:rPr>
+        <w:t>evidence</w:t>
+      </w:r>
+      <w:r>
+        <w:rPr>
+          <w:b w:val="0"/>
+        </w:rPr>
+        <w:t xml:space="preserve"> boundary before moving on.</w:t>
       </w:r>
     </w:p>
     <w:p>
@@ -2604,40 +5464,40 @@
         <w:pStyle w:val="Heading3"/>
       </w:pPr>
       <w:r>
-        <w:t>Support and fresh reassessment</w:t>
-      </w:r>
-    </w:p>
-    <w:p>
-      <w:r>
-        <w:t>Provide an input/procedure/result/limit frame and a calculator when needed. Ask students to identify the first step before completing the whole trace. Extension: compare two concrete variants of this mechanism while holding unrelated conditions fixed; report both successful and unsuccessful outcomes.</w:t>
-      </w:r>
-    </w:p>
-    <w:p>
-      <w:r>
-        <w:t>W4: A=5/8, B=6/8, so select B on development. Special-case passes A=1/2, B=0/2; the aggregate selection hides a regression requiring review. Require intermediate reasoning and the stated scope. Fresh retry: A passes 1–4 of six; B passes 1, 2, 5. Special cases 4 and 6. Compare. Expected reasoning: A=4/6, B=3/6; special A=1/2, B=0/2. Preserve both outcomes; no final result supplied. If students need support, record it and reassess with another new case rather than awarding independence to a copied answer.</w:t>
-      </w:r>
-    </w:p>
-    <w:p>
-      <w:r>
-        <w:t>Next connection: Generation failures and verification. Preserve the current case record and retrieve its evidence boundary before moving on.</w:t>
-      </w:r>
-    </w:p>
-    <w:p>
-      <w:pPr>
-        <w:pStyle w:val="Heading3"/>
-      </w:pPr>
-      <w:r>
         <w:t>Plan the delayed return</w:t>
       </w:r>
     </w:p>
     <w:p>
-      <w:r>
+      <w:pPr>
+        <w:spacing w:line="336" w:lineRule="auto" w:after="180"/>
+      </w:pPr>
+      <w:r>
+        <w:rPr>
+          <w:b w:val="0"/>
+        </w:rPr>
         <w:t>Suggested return points in this level: ai-2/29, ai-2/31, ai-2/34. Use actual classroom dates, adjusting for holidays and gaps. One, three and six teaching weeks are scheduling choices, not a claimed optimal spacing.</w:t>
       </w:r>
     </w:p>
     <w:p>
-      <w:r>
-        <w:t>At a delayed check, ask for the idea from memory and a changed application. Compare with the earlier independent response and record support used. For a new level, revisit the previous capstone before checking the new prerequisites.</w:t>
+      <w:pPr>
+        <w:spacing w:line="336" w:lineRule="auto" w:after="180"/>
+      </w:pPr>
+      <w:r>
+        <w:rPr>
+          <w:b w:val="0"/>
+        </w:rPr>
+        <w:t>At a delayed check, ask for the idea from memory and a changed application. Compare with the earlier independent response and record support used.</w:t>
+      </w:r>
+    </w:p>
+    <w:p>
+      <w:pPr>
+        <w:spacing w:line="336" w:lineRule="auto" w:after="180"/>
+      </w:pPr>
+      <w:r>
+        <w:rPr>
+          <w:b w:val="0"/>
+        </w:rPr>
+        <w:t>For a new level, revisit the previous capstone before checking the new prerequisites.</w:t>
       </w:r>
     </w:p>
     <w:tbl>
@@ -2797,8 +5657,26 @@
       </w:tr>
     </w:tbl>
     <w:p>
-      <w:r>
-        <w:t>Use the evidence to choose reteaching or the next step. A completed page, confidence rating or attractive project does not by itself demonstrate understanding.</w:t>
+      <w:pPr>
+        <w:spacing w:line="336" w:lineRule="auto" w:after="180"/>
+      </w:pPr>
+      <w:r>
+        <w:rPr>
+          <w:b w:val="0"/>
+        </w:rPr>
+        <w:t xml:space="preserve">Use the </w:t>
+      </w:r>
+      <w:r>
+        <w:rPr>
+          <w:b/>
+        </w:rPr>
+        <w:t>evidence</w:t>
+      </w:r>
+      <w:r>
+        <w:rPr>
+          <w:b w:val="0"/>
+        </w:rPr>
+        <w:t xml:space="preserve"> to choose reteaching or the next step. A completed page, confidence rating or attractive project does not by itself demonstrate understanding.</w:t>
       </w:r>
     </w:p>
     <w:p>
@@ -2810,8 +5688,26 @@
       </w:r>
     </w:p>
     <w:p>
-      <w:r>
-        <w:t>Run controlled recommender explanation experiments with paired cases and report important failure conditions separately.</w:t>
+      <w:pPr>
+        <w:spacing w:line="336" w:lineRule="auto" w:after="180"/>
+      </w:pPr>
+      <w:r>
+        <w:rPr>
+          <w:b w:val="0"/>
+        </w:rPr>
+        <w:t xml:space="preserve">Run controlled recommender explanation experiments with </w:t>
+      </w:r>
+      <w:r>
+        <w:rPr>
+          <w:b/>
+        </w:rPr>
+        <w:t>paired case</w:t>
+      </w:r>
+      <w:r>
+        <w:rPr>
+          <w:b w:val="0"/>
+        </w:rPr>
+        <w:t>s and report important failure conditions separately.</w:t>
       </w:r>
     </w:p>
     <w:p>
@@ -2824,12 +5720,74 @@
     </w:p>
     <w:p>
       <w:r>
-        <w:t>Teaching target: Explain the mechanism and terminology of controlled prompt experiments</w:t>
-      </w:r>
-    </w:p>
-    <w:p>
-      <w:r>
-        <w:t>Prepare the labelled worked-case picture, the matching workbook, fictional input cards and a place for individual responses. No paid AI account is required for the paper reasoning activities.</w:t>
+        <w:t>Use this preparation summary alongside the detailed Prompt Experiments lesson; it is a checklist rather than a replacement for the full sequence.</w:t>
+      </w:r>
+    </w:p>
+    <w:p>
+      <w:pPr>
+        <w:pStyle w:val="Heading3"/>
+      </w:pPr>
+      <w:r>
+        <w:t>Teaching target</w:t>
+      </w:r>
+    </w:p>
+    <w:p>
+      <w:pPr>
+        <w:spacing w:line="336" w:lineRule="auto" w:after="180"/>
+        <w:shd w:fill="EDF7F3"/>
+      </w:pPr>
+      <w:r>
+        <w:rPr>
+          <w:b w:val="0"/>
+        </w:rPr>
+        <w:t xml:space="preserve">Teaching target: Explain the </w:t>
+      </w:r>
+      <w:r>
+        <w:rPr>
+          <w:b/>
+        </w:rPr>
+        <w:t>mechanism</w:t>
+      </w:r>
+      <w:r>
+        <w:rPr>
+          <w:b w:val="0"/>
+        </w:rPr>
+        <w:t xml:space="preserve"> and terminology of controlled </w:t>
+      </w:r>
+      <w:r>
+        <w:rPr>
+          <w:b/>
+        </w:rPr>
+        <w:t>prompt</w:t>
+      </w:r>
+      <w:r>
+        <w:rPr>
+          <w:b w:val="0"/>
+        </w:rPr>
+        <w:t xml:space="preserve"> experiments</w:t>
+      </w:r>
+    </w:p>
+    <w:p>
+      <w:pPr>
+        <w:spacing w:line="336" w:lineRule="auto" w:after="180"/>
+      </w:pPr>
+      <w:r>
+        <w:rPr>
+          <w:b w:val="0"/>
+        </w:rPr>
+        <w:t xml:space="preserve">Prepare the labelled worked-case picture, the matching workbook, fictional </w:t>
+      </w:r>
+      <w:r>
+        <w:rPr>
+          <w:b/>
+        </w:rPr>
+        <w:t>input</w:t>
+      </w:r>
+      <w:r>
+        <w:rPr>
+          <w:b w:val="0"/>
+        </w:rPr>
+        <w:t xml:space="preserve"> cards and a place for individual responses. No paid AI account is required for the paper reasoning activities.</w:t>
       </w:r>
     </w:p>
     <w:tbl>
@@ -2976,37 +5934,218 @@
       </w:tr>
     </w:tbl>
     <w:p>
-      <w:r>
-        <w:t>Before class, solve the supported practice: On six development cases P passes cases 1, 2, 3, 4; Q passes 1, 2, 3, 5, 6. Missing-approval cases are 4 and 6. Compare totals and condition results. Show the intermediate steps and give the conclusion with its scope.</w:t>
-      </w:r>
-    </w:p>
-    <w:p>
-      <w:r>
+      <w:pPr>
+        <w:spacing w:line="336" w:lineRule="auto" w:after="180"/>
+      </w:pPr>
+      <w:r>
+        <w:rPr>
+          <w:b w:val="0"/>
+        </w:rPr>
+        <w:t>Before class, solve the supported practice: On six development cases P passes cases 1, 2, 3, 4; Q passes 1, 2, 3, 5, 6. Missing-approval cases are 4 and 6. Compare totals and condition results.</w:t>
+      </w:r>
+    </w:p>
+    <w:p>
+      <w:pPr>
+        <w:spacing w:line="336" w:lineRule="auto" w:after="180"/>
+      </w:pPr>
+      <w:r>
+        <w:rPr>
+          <w:b w:val="0"/>
+        </w:rPr>
+        <w:t>Show the intermediate steps and give the conclusion with its scope.</w:t>
+      </w:r>
+    </w:p>
+    <w:p>
+      <w:pPr>
+        <w:pStyle w:val="Heading3"/>
+      </w:pPr>
+      <w:r>
+        <w:t>Supported practice answer</w:t>
+      </w:r>
+    </w:p>
+    <w:p>
+      <w:pPr>
+        <w:spacing w:line="336" w:lineRule="auto" w:after="180"/>
+        <w:shd w:fill="F1F6FC"/>
+      </w:pPr>
+      <w:r>
+        <w:rPr>
+          <w:b w:val="0"/>
+        </w:rPr>
         <w:t>Reasoned practice answer: Teacher explanation: P passes 4/6 and Q 5/6. P passes one of two missing-approval cases, Q also one of two. Q improves the aggregate while leaving this condition unchanged.</w:t>
       </w:r>
     </w:p>
     <w:p>
-      <w:r>
-        <w:t>Check every learner before discussion: Use the worked case for Controlled prompt experiments. Proposed explanation: “The worked result establishes every future case”. Decide whether this explanation is supported. Point to the step or supplied fact that decides; explain your repair if needed.</w:t>
-      </w:r>
-    </w:p>
-    <w:p>
-      <w:r>
-        <w:t>Misconception repair: Prompt selection on development cases cannot be reported as independent final performance.</w:t>
-      </w:r>
-    </w:p>
-    <w:p>
-      <w:r>
-        <w:t>Support: read the exact case aloud, enlarge the labelled picture, supply input cards and model only the first deciding step. Accept a spoken explanation or drawing; retain the reasoning goal.</w:t>
-      </w:r>
-    </w:p>
-    <w:p>
-      <w:r>
-        <w:t>Extension: Make missing-source correctness a required selection gate. Require a prediction and a reason before comparing. Expected result: Neither prompt clears a 2/2 gate on these records. Reason: P fails 7 and Q fails both 4 and 7; both need revision.</w:t>
-      </w:r>
-    </w:p>
-    <w:p>
-      <w:r>
+      <w:pPr>
+        <w:spacing w:line="336" w:lineRule="auto" w:after="180"/>
+      </w:pPr>
+      <w:r>
+        <w:rPr>
+          <w:b w:val="0"/>
+        </w:rPr>
+        <w:t xml:space="preserve">Check every learner before discussion: Use the worked case for Controlled </w:t>
+      </w:r>
+      <w:r>
+        <w:rPr>
+          <w:b/>
+        </w:rPr>
+        <w:t>prompt</w:t>
+      </w:r>
+      <w:r>
+        <w:rPr>
+          <w:b w:val="0"/>
+        </w:rPr>
+        <w:t xml:space="preserve"> experiments. Proposed explanation: “The worked result establishes every future case”. Decide whether this explanation is supported.</w:t>
+      </w:r>
+    </w:p>
+    <w:p>
+      <w:pPr>
+        <w:spacing w:line="336" w:lineRule="auto" w:after="180"/>
+      </w:pPr>
+      <w:r>
+        <w:rPr>
+          <w:b w:val="0"/>
+        </w:rPr>
+        <w:t>Point to the step or supplied fact that decides; explain your repair if needed.</w:t>
+      </w:r>
+    </w:p>
+    <w:p>
+      <w:pPr>
+        <w:pStyle w:val="Heading3"/>
+      </w:pPr>
+      <w:r>
+        <w:t>Repair the misconception</w:t>
+      </w:r>
+    </w:p>
+    <w:p>
+      <w:pPr>
+        <w:spacing w:line="336" w:lineRule="auto" w:after="180"/>
+        <w:shd w:fill="FFF5E6"/>
+      </w:pPr>
+      <w:r>
+        <w:rPr>
+          <w:b w:val="0"/>
+        </w:rPr>
+        <w:t xml:space="preserve">Misconception repair: </w:t>
+      </w:r>
+      <w:r>
+        <w:rPr>
+          <w:b/>
+        </w:rPr>
+        <w:t>Prompt</w:t>
+      </w:r>
+      <w:r>
+        <w:rPr>
+          <w:b w:val="0"/>
+        </w:rPr>
+        <w:t xml:space="preserve"> selection on development cases cannot be reported as independent final performance.</w:t>
+      </w:r>
+    </w:p>
+    <w:p>
+      <w:pPr>
+        <w:pStyle w:val="Heading3"/>
+      </w:pPr>
+      <w:r>
+        <w:t>Support without giving away the answer</w:t>
+      </w:r>
+    </w:p>
+    <w:p>
+      <w:pPr>
+        <w:spacing w:line="336" w:lineRule="auto" w:after="180"/>
+        <w:shd w:fill="F1F6F8"/>
+      </w:pPr>
+      <w:r>
+        <w:rPr>
+          <w:b w:val="0"/>
+        </w:rPr>
+        <w:t xml:space="preserve">Support: read the exact case aloud, enlarge the labelled picture, supply </w:t>
+      </w:r>
+      <w:r>
+        <w:rPr>
+          <w:b/>
+        </w:rPr>
+        <w:t>input</w:t>
+      </w:r>
+      <w:r>
+        <w:rPr>
+          <w:b w:val="0"/>
+        </w:rPr>
+        <w:t xml:space="preserve"> cards and model only the first deciding step. Accept a spoken explanation or drawing; retain the reasoning goal.</w:t>
+      </w:r>
+    </w:p>
+    <w:p>
+      <w:pPr>
+        <w:pStyle w:val="Heading3"/>
+      </w:pPr>
+      <w:r>
+        <w:t>Extend the reasoning</w:t>
+      </w:r>
+    </w:p>
+    <w:p>
+      <w:pPr>
+        <w:spacing w:line="336" w:lineRule="auto" w:after="180"/>
+        <w:shd w:fill="F5F1FB"/>
+      </w:pPr>
+      <w:r>
+        <w:rPr>
+          <w:b w:val="0"/>
+        </w:rPr>
+        <w:t xml:space="preserve">Extension: Make missing-source correctness a required selection gate. Require a </w:t>
+      </w:r>
+      <w:r>
+        <w:rPr>
+          <w:b/>
+        </w:rPr>
+        <w:t>prediction</w:t>
+      </w:r>
+      <w:r>
+        <w:rPr>
+          <w:b w:val="0"/>
+        </w:rPr>
+        <w:t xml:space="preserve"> and a reason before comparing. Expected result: Neither </w:t>
+      </w:r>
+      <w:r>
+        <w:rPr>
+          <w:b/>
+        </w:rPr>
+        <w:t>prompt</w:t>
+      </w:r>
+      <w:r>
+        <w:rPr>
+          <w:b w:val="0"/>
+        </w:rPr>
+        <w:t xml:space="preserve"> clears a 2/2 gate on these records.</w:t>
+      </w:r>
+    </w:p>
+    <w:p>
+      <w:pPr>
+        <w:spacing w:line="336" w:lineRule="auto" w:after="180"/>
+        <w:shd w:fill="F5F1FB"/>
+      </w:pPr>
+      <w:r>
+        <w:rPr>
+          <w:b w:val="0"/>
+        </w:rPr>
+        <w:t>Reason: P fails 7 and Q fails both 4 and 7; both need revision.</w:t>
+      </w:r>
+    </w:p>
+    <w:p>
+      <w:pPr>
+        <w:pStyle w:val="Heading3"/>
+      </w:pPr>
+      <w:r>
+        <w:t>Protect the independent attempt</w:t>
+      </w:r>
+    </w:p>
+    <w:p>
+      <w:pPr>
+        <w:spacing w:line="336" w:lineRule="auto" w:after="180"/>
+        <w:shd w:fill="FFF5E6"/>
+      </w:pPr>
+      <w:r>
+        <w:rPr>
+          <w:b w:val="0"/>
+        </w:rPr>
         <w:t>Independent assessment: withhold the reserved answer until the learner has attempted the new case. Record support separately from correctness.</w:t>
       </w:r>
     </w:p>
@@ -3195,13 +6334,58 @@
       </w:tr>
     </w:tbl>
     <w:p>
-      <w:r>
-        <w:t>Project checkpoint: Prepare the demonstration. Gather reproducible instructions, evidence, access checks and remaining limitations.</w:t>
-      </w:r>
-    </w:p>
-    <w:p>
-      <w:r>
-        <w:t>Use the weekly teacher answer for topic-specific reasoning. A saved progress tick is an activity record; judge mastery from the learner’s explanation and evidence.</w:t>
+      <w:pPr>
+        <w:pStyle w:val="Heading3"/>
+      </w:pPr>
+      <w:r>
+        <w:t>Project checkpoint</w:t>
+      </w:r>
+    </w:p>
+    <w:p>
+      <w:pPr>
+        <w:spacing w:line="336" w:lineRule="auto" w:after="180"/>
+        <w:shd w:fill="EDF7F3"/>
+      </w:pPr>
+      <w:r>
+        <w:rPr>
+          <w:b w:val="0"/>
+        </w:rPr>
+        <w:t xml:space="preserve">Project checkpoint: Prepare the demonstration. Gather reproducible instructions, </w:t>
+      </w:r>
+      <w:r>
+        <w:rPr>
+          <w:b/>
+        </w:rPr>
+        <w:t>evidence</w:t>
+      </w:r>
+      <w:r>
+        <w:rPr>
+          <w:b w:val="0"/>
+        </w:rPr>
+        <w:t>, access checks and remaining limitations.</w:t>
+      </w:r>
+    </w:p>
+    <w:p>
+      <w:pPr>
+        <w:spacing w:line="336" w:lineRule="auto" w:after="180"/>
+      </w:pPr>
+      <w:r>
+        <w:rPr>
+          <w:b w:val="0"/>
+        </w:rPr>
+        <w:t xml:space="preserve">Use the weekly teacher answer for topic-specific reasoning. A saved progress tick is an activity record; judge mastery from the learner’s explanation and </w:t>
+      </w:r>
+      <w:r>
+        <w:rPr>
+          <w:b/>
+        </w:rPr>
+        <w:t>evidence</w:t>
+      </w:r>
+      <w:r>
+        <w:rPr>
+          <w:b w:val="0"/>
+        </w:rPr>
+        <w:t>.</w:t>
       </w:r>
     </w:p>
     <w:p>
@@ -3214,27 +6398,1001 @@
     </w:p>
     <w:p>
       <w:r>
-        <w:t>Use the two formative questions as supported practice, not as independent mastery scores. Discuss the deciding evidence rather than accepting a guessed selection.</w:t>
-      </w:r>
-    </w:p>
-    <w:p>
-      <w:r>
+        <w:t>Use feedback, earlier review and portfolios purposefully. Apply the coding routine only when this lesson has an executable lab.</w:t>
+      </w:r>
+    </w:p>
+    <w:p>
+      <w:pPr>
+        <w:spacing w:line="336" w:lineRule="auto" w:after="180"/>
+      </w:pPr>
+      <w:r>
+        <w:rPr>
+          <w:b w:val="0"/>
+        </w:rPr>
+        <w:t xml:space="preserve">Use the two formative questions as supported practice, not as independent mastery scores. Discuss the deciding </w:t>
+      </w:r>
+      <w:r>
+        <w:rPr>
+          <w:b/>
+        </w:rPr>
+        <w:t>evidence</w:t>
+      </w:r>
+      <w:r>
+        <w:rPr>
+          <w:b w:val="0"/>
+        </w:rPr>
+        <w:t xml:space="preserve"> rather than accepting a guessed selection.</w:t>
+      </w:r>
+    </w:p>
+    <w:p>
+      <w:pPr>
+        <w:spacing w:line="336" w:lineRule="auto" w:after="180"/>
+      </w:pPr>
+      <w:r>
+        <w:rPr>
+          <w:b w:val="0"/>
+        </w:rPr>
         <w:t>The feedback comes from the reviewed public worked case. Do not reveal the separately reserved independent teacher answer until the learner has attempted that case.</w:t>
       </w:r>
     </w:p>
     <w:p>
-      <w:r>
-        <w:t>Ask students to predict before running code. Preserve errors and actual outputs; collect a changed test and an explanation. The branch-boundary and indexing lessons deliberately include failure cases.</w:t>
-      </w:r>
-    </w:p>
-    <w:p>
-      <w:r>
+      <w:pPr>
+        <w:pStyle w:val="Heading3"/>
+      </w:pPr>
+      <w:r>
+        <w:t>For later coding lessons</w:t>
+      </w:r>
+    </w:p>
+    <w:p>
+      <w:r>
+        <w:t>This week has no code block. Use this routine when a later lesson includes an executable lab.</w:t>
+      </w:r>
+    </w:p>
+    <w:p>
+      <w:pPr>
+        <w:spacing w:line="336" w:lineRule="auto" w:after="180"/>
+        <w:shd w:fill="F1F6F8"/>
+      </w:pPr>
+      <w:r>
+        <w:rPr>
+          <w:b w:val="0"/>
+        </w:rPr>
+        <w:t xml:space="preserve">Ask students to predict before running code. Preserve errors and actual </w:t>
+      </w:r>
+      <w:r>
+        <w:rPr>
+          <w:b/>
+        </w:rPr>
+        <w:t>output</w:t>
+      </w:r>
+      <w:r>
+        <w:rPr>
+          <w:b w:val="0"/>
+        </w:rPr>
+        <w:t>s; collect a changed test and an explanation. The branch-boundary and indexing lessons deliberately include failure cases.</w:t>
+      </w:r>
+    </w:p>
+    <w:p>
+      <w:pPr>
+        <w:spacing w:line="336" w:lineRule="auto" w:after="180"/>
+      </w:pPr>
+      <w:r>
+        <w:rPr>
+          <w:b w:val="0"/>
+        </w:rPr>
         <w:t>Use the earlier worked-explanation links to address a specific missing building block, then return to the current question. Adapt this suggestion after observing the learner; it is not an automatic diagnosis.</w:t>
       </w:r>
     </w:p>
     <w:p>
-      <w:r>
-        <w:t>Collect the completed-work portfolio as evidence. Record support separately from correctness, and assess explanation, trace/test and limitations. Progress ticks and quiz selections alone do not establish mastery.</w:t>
+      <w:pPr>
+        <w:spacing w:line="336" w:lineRule="auto" w:after="180"/>
+      </w:pPr>
+      <w:r>
+        <w:rPr>
+          <w:b w:val="0"/>
+        </w:rPr>
+        <w:t xml:space="preserve">Collect the completed-work portfolio as </w:t>
+      </w:r>
+      <w:r>
+        <w:rPr>
+          <w:b/>
+        </w:rPr>
+        <w:t>evidence</w:t>
+      </w:r>
+      <w:r>
+        <w:rPr>
+          <w:b w:val="0"/>
+        </w:rPr>
+        <w:t>. Record support separately from correctness, and assess explanation, trace/test and limitations. Progress ticks and quiz selections alone do not establish mastery.</w:t>
+      </w:r>
+    </w:p>
+    <w:p>
+      <w:pPr>
+        <w:pStyle w:val="Heading1"/>
+      </w:pPr>
+      <w:r>
+        <w:t>09. Visual concept journey</w:t>
+      </w:r>
+    </w:p>
+    <w:p>
+      <w:r>
+        <w:t>Show one Prompt Experiments graphic at a time, request a prediction and discuss its trace before the independent assessment.</w:t>
+      </w:r>
+    </w:p>
+    <w:p>
+      <w:pPr>
+        <w:spacing w:line="336" w:lineRule="auto" w:after="180"/>
+      </w:pPr>
+      <w:r>
+        <w:rPr>
+          <w:b w:val="0"/>
+        </w:rPr>
+        <w:t xml:space="preserve">Use one picture at a time. Hide a worked result before asking for a </w:t>
+      </w:r>
+      <w:r>
+        <w:rPr>
+          <w:b/>
+        </w:rPr>
+        <w:t>prediction</w:t>
+      </w:r>
+      <w:r>
+        <w:rPr>
+          <w:b w:val="0"/>
+        </w:rPr>
+        <w:t>, then reveal it for feedback. These are supported teaching cases; retain the separate independent assessment for a fresh first attempt.</w:t>
+      </w:r>
+    </w:p>
+    <w:p>
+      <w:pPr>
+        <w:pStyle w:val="Heading3"/>
+      </w:pPr>
+      <w:r>
+        <w:t>01. Prompt Experiments: the case</w:t>
+      </w:r>
+    </w:p>
+    <w:p>
+      <w:r>
+        <w:drawing>
+          <wp:inline xmlns:a="http://schemas.openxmlformats.org/drawingml/2006/main" xmlns:pic="http://schemas.openxmlformats.org/drawingml/2006/picture">
+            <wp:extent cx="5486400" cy="2840736"/>
+            <wp:docPr id="3" name="Picture 3" descr="A fictional book-help project tests two prompt versions on seven shared development cases. Supplied facts: P passes cases 1,2,3,4. Q passes 1,2,3,5,6. Cases 4 and 7 involve missing sources. Same inputs, system configuration and rubric; only the prompt changes. These are invented records."/>
+            <wp:cNvGraphicFramePr>
+              <a:graphicFrameLocks noChangeAspect="1"/>
+            </wp:cNvGraphicFramePr>
+            <a:graphic>
+              <a:graphicData uri="http://schemas.openxmlformats.org/drawingml/2006/picture">
+                <pic:pic>
+                  <pic:nvPicPr>
+                    <pic:cNvPr id="0" name="academy-story-ai-2-28-01.png"/>
+                    <pic:cNvPicPr/>
+                  </pic:nvPicPr>
+                  <pic:blipFill>
+                    <a:blip r:embed="rId11"/>
+                    <a:stretch>
+                      <a:fillRect/>
+                    </a:stretch>
+                  </pic:blipFill>
+                  <pic:spPr>
+                    <a:xfrm>
+                      <a:off x="0" y="0"/>
+                      <a:ext cx="5486400" cy="2840736"/>
+                    </a:xfrm>
+                    <a:prstGeom prst="rect"/>
+                  </pic:spPr>
+                </pic:pic>
+              </a:graphicData>
+            </a:graphic>
+          </wp:inline>
+        </w:drawing>
+      </w:r>
+    </w:p>
+    <w:p>
+      <w:pPr>
+        <w:spacing w:line="336" w:lineRule="auto" w:after="180"/>
+      </w:pPr>
+      <w:r>
+        <w:rPr>
+          <w:b w:val="0"/>
+        </w:rPr>
+        <w:t xml:space="preserve">A fictional book-help project tests two </w:t>
+      </w:r>
+      <w:r>
+        <w:rPr>
+          <w:b/>
+        </w:rPr>
+        <w:t>prompt</w:t>
+      </w:r>
+      <w:r>
+        <w:rPr>
+          <w:b w:val="0"/>
+        </w:rPr>
+        <w:t xml:space="preserve"> versions on seven shared development cases. Supplied facts: P passes cases 1,2,3,4. Q passes 1,2,3,5,6. Cases 4 and 7 involve missing sources.</w:t>
+      </w:r>
+    </w:p>
+    <w:p>
+      <w:pPr>
+        <w:spacing w:line="336" w:lineRule="auto" w:after="180"/>
+      </w:pPr>
+      <w:r>
+        <w:rPr>
+          <w:b w:val="0"/>
+        </w:rPr>
+        <w:t xml:space="preserve">Same </w:t>
+      </w:r>
+      <w:r>
+        <w:rPr>
+          <w:b/>
+        </w:rPr>
+        <w:t>input</w:t>
+      </w:r>
+      <w:r>
+        <w:rPr>
+          <w:b w:val="0"/>
+        </w:rPr>
+        <w:t xml:space="preserve">s, system configuration and </w:t>
+      </w:r>
+      <w:r>
+        <w:rPr>
+          <w:b/>
+        </w:rPr>
+        <w:t>rubric</w:t>
+      </w:r>
+      <w:r>
+        <w:rPr>
+          <w:b w:val="0"/>
+        </w:rPr>
+        <w:t xml:space="preserve">; only the </w:t>
+      </w:r>
+      <w:r>
+        <w:rPr>
+          <w:b/>
+        </w:rPr>
+        <w:t>prompt</w:t>
+      </w:r>
+      <w:r>
+        <w:rPr>
+          <w:b w:val="0"/>
+        </w:rPr>
+        <w:t xml:space="preserve"> changes. These are invented records.</w:t>
+      </w:r>
+    </w:p>
+    <w:p>
+      <w:pPr>
+        <w:spacing w:line="336" w:lineRule="auto" w:after="180"/>
+        <w:shd w:fill="F5F1FB"/>
+      </w:pPr>
+      <w:r>
+        <w:rPr>
+          <w:b w:val="0"/>
+        </w:rPr>
+        <w:t>Point to the given fact that matters most. Explain why it matters.</w:t>
+      </w:r>
+    </w:p>
+    <w:p>
+      <w:pPr>
+        <w:pStyle w:val="Heading3"/>
+      </w:pPr>
+      <w:r>
+        <w:t>Discuss while showing the picture</w:t>
+      </w:r>
+    </w:p>
+    <w:p>
+      <w:pPr>
+        <w:spacing w:line="336" w:lineRule="auto" w:after="180"/>
+        <w:shd w:fill="F1F6F8"/>
+      </w:pPr>
+      <w:r>
+        <w:rPr>
+          <w:b w:val="0"/>
+        </w:rPr>
+        <w:t xml:space="preserve">Teacher </w:t>
+      </w:r>
+      <w:r>
+        <w:rPr>
+          <w:b/>
+        </w:rPr>
+        <w:t>prompt</w:t>
+      </w:r>
+      <w:r>
+        <w:rPr>
+          <w:b w:val="0"/>
+        </w:rPr>
+        <w:t>: Point to the given fact that matters most. Explain why it matters. Ask learners to describe one label or arrow in ordinary words. Use the adjacent transcript if the image is difficult to see.</w:t>
+      </w:r>
+    </w:p>
+    <w:p>
+      <w:pPr>
+        <w:pStyle w:val="Heading3"/>
+      </w:pPr>
+      <w:r>
+        <w:t>02. Follow the deciding steps</w:t>
+      </w:r>
+    </w:p>
+    <w:p>
+      <w:r>
+        <w:drawing>
+          <wp:inline xmlns:a="http://schemas.openxmlformats.org/drawingml/2006/main" xmlns:pic="http://schemas.openxmlformats.org/drawingml/2006/picture">
+            <wp:extent cx="5486400" cy="4160520"/>
+            <wp:docPr id="4" name="Picture 4" descr="Paired setup: Use the same seven cases and pass criteria for both prompts. → Overall rates: P=4/7; Q=5/7. → Missing-source slice: P passes 1/2; Q passes 0/2 in cases 4 and 7. → Decide explicitly: Q improves overall count but worsens missing-source behavior; use the declared priorities."/>
+            <wp:cNvGraphicFramePr>
+              <a:graphicFrameLocks noChangeAspect="1"/>
+            </wp:cNvGraphicFramePr>
+            <a:graphic>
+              <a:graphicData uri="http://schemas.openxmlformats.org/drawingml/2006/picture">
+                <pic:pic>
+                  <pic:nvPicPr>
+                    <pic:cNvPr id="0" name="academy-story-ai-2-28-02.png"/>
+                    <pic:cNvPicPr/>
+                  </pic:nvPicPr>
+                  <pic:blipFill>
+                    <a:blip r:embed="rId12"/>
+                    <a:stretch>
+                      <a:fillRect/>
+                    </a:stretch>
+                  </pic:blipFill>
+                  <pic:spPr>
+                    <a:xfrm>
+                      <a:off x="0" y="0"/>
+                      <a:ext cx="5486400" cy="4160520"/>
+                    </a:xfrm>
+                    <a:prstGeom prst="rect"/>
+                  </pic:spPr>
+                </pic:pic>
+              </a:graphicData>
+            </a:graphic>
+          </wp:inline>
+        </w:drawing>
+      </w:r>
+    </w:p>
+    <w:p>
+      <w:pPr>
+        <w:spacing w:line="336" w:lineRule="auto" w:after="180"/>
+      </w:pPr>
+      <w:r>
+        <w:rPr>
+          <w:b w:val="0"/>
+        </w:rPr>
+        <w:t xml:space="preserve">Paired setup: Use the same seven cases and pass criteria for both </w:t>
+      </w:r>
+      <w:r>
+        <w:rPr>
+          <w:b/>
+        </w:rPr>
+        <w:t>prompt</w:t>
+      </w:r>
+      <w:r>
+        <w:rPr>
+          <w:b w:val="0"/>
+        </w:rPr>
+        <w:t>s. → Overall rates: P=4/7; Q=5/7. → Missing-source slice: P passes 1/2; Q passes 0/2 in cases 4 and 7. → Decide explicitly: Q improves overall count but worsens missing-source behavior; use the declared priorities.</w:t>
+      </w:r>
+    </w:p>
+    <w:p>
+      <w:pPr>
+        <w:spacing w:line="336" w:lineRule="auto" w:after="180"/>
+        <w:shd w:fill="F5F1FB"/>
+      </w:pPr>
+      <w:r>
+        <w:rPr>
+          <w:b w:val="0"/>
+        </w:rPr>
+        <w:t xml:space="preserve">Point to each numbered stage and explain which recorded </w:t>
+      </w:r>
+      <w:r>
+        <w:rPr>
+          <w:b/>
+        </w:rPr>
+        <w:t>input</w:t>
+      </w:r>
+      <w:r>
+        <w:rPr>
+          <w:b w:val="0"/>
+        </w:rPr>
+        <w:t xml:space="preserve"> it uses.</w:t>
+      </w:r>
+    </w:p>
+    <w:p>
+      <w:pPr>
+        <w:pStyle w:val="Heading3"/>
+      </w:pPr>
+      <w:r>
+        <w:t>Discuss while showing the picture</w:t>
+      </w:r>
+    </w:p>
+    <w:p>
+      <w:pPr>
+        <w:spacing w:line="336" w:lineRule="auto" w:after="180"/>
+        <w:shd w:fill="F1F6F8"/>
+      </w:pPr>
+      <w:r>
+        <w:rPr>
+          <w:b w:val="0"/>
+        </w:rPr>
+        <w:t xml:space="preserve">Teacher </w:t>
+      </w:r>
+      <w:r>
+        <w:rPr>
+          <w:b/>
+        </w:rPr>
+        <w:t>prompt</w:t>
+      </w:r>
+      <w:r>
+        <w:rPr>
+          <w:b w:val="0"/>
+        </w:rPr>
+        <w:t xml:space="preserve">: Point to each numbered stage and explain which recorded </w:t>
+      </w:r>
+      <w:r>
+        <w:rPr>
+          <w:b/>
+        </w:rPr>
+        <w:t>input</w:t>
+      </w:r>
+      <w:r>
+        <w:rPr>
+          <w:b w:val="0"/>
+        </w:rPr>
+        <w:t xml:space="preserve"> it uses. Ask learners to describe one label or arrow in ordinary words. Use the adjacent transcript if the image is difficult to see.</w:t>
+      </w:r>
+    </w:p>
+    <w:p>
+      <w:pPr>
+        <w:pStyle w:val="Heading3"/>
+      </w:pPr>
+      <w:r>
+        <w:t>03. Paired overall and missing-source passes</w:t>
+      </w:r>
+    </w:p>
+    <w:p>
+      <w:r>
+        <w:drawing>
+          <wp:inline xmlns:a="http://schemas.openxmlformats.org/drawingml/2006/main" xmlns:pic="http://schemas.openxmlformats.org/drawingml/2006/picture">
+            <wp:extent cx="5486400" cy="3096768"/>
+            <wp:docPr id="5" name="Picture 5" descr="Paired overall and missing-source passes. P: Overall passes /7 = 4, Missing-source passes /2 = 1. Q: Overall passes /7 = 5, Missing-source passes /2 = 0."/>
+            <wp:cNvGraphicFramePr>
+              <a:graphicFrameLocks noChangeAspect="1"/>
+            </wp:cNvGraphicFramePr>
+            <a:graphic>
+              <a:graphicData uri="http://schemas.openxmlformats.org/drawingml/2006/picture">
+                <pic:pic>
+                  <pic:nvPicPr>
+                    <pic:cNvPr id="0" name="academy-story-ai-2-28-03.png"/>
+                    <pic:cNvPicPr/>
+                  </pic:nvPicPr>
+                  <pic:blipFill>
+                    <a:blip r:embed="rId13"/>
+                    <a:stretch>
+                      <a:fillRect/>
+                    </a:stretch>
+                  </pic:blipFill>
+                  <pic:spPr>
+                    <a:xfrm>
+                      <a:off x="0" y="0"/>
+                      <a:ext cx="5486400" cy="3096768"/>
+                    </a:xfrm>
+                    <a:prstGeom prst="rect"/>
+                  </pic:spPr>
+                </pic:pic>
+              </a:graphicData>
+            </a:graphic>
+          </wp:inline>
+        </w:drawing>
+      </w:r>
+    </w:p>
+    <w:p>
+      <w:pPr>
+        <w:spacing w:line="336" w:lineRule="auto" w:after="180"/>
+      </w:pPr>
+      <w:r>
+        <w:rPr>
+          <w:b w:val="0"/>
+        </w:rPr>
+        <w:t>Paired overall and missing-source passes. P: Overall passes /7 = 4, Missing-source passes /2 = 1. Q: Overall passes /7 = 5, Missing-source passes /2 = 0.</w:t>
+      </w:r>
+    </w:p>
+    <w:p>
+      <w:pPr>
+        <w:spacing w:line="336" w:lineRule="auto" w:after="180"/>
+        <w:shd w:fill="F5F1FB"/>
+      </w:pPr>
+      <w:r>
+        <w:rPr>
+          <w:b w:val="0"/>
+        </w:rPr>
+        <w:t>Read the labels and values. Explain the relationship the model shows.</w:t>
+      </w:r>
+    </w:p>
+    <w:p>
+      <w:pPr>
+        <w:pStyle w:val="Heading3"/>
+      </w:pPr>
+      <w:r>
+        <w:t>Discuss while showing the picture</w:t>
+      </w:r>
+    </w:p>
+    <w:p>
+      <w:pPr>
+        <w:spacing w:line="336" w:lineRule="auto" w:after="180"/>
+        <w:shd w:fill="F1F6F8"/>
+      </w:pPr>
+      <w:r>
+        <w:rPr>
+          <w:b w:val="0"/>
+        </w:rPr>
+        <w:t xml:space="preserve">Teacher </w:t>
+      </w:r>
+      <w:r>
+        <w:rPr>
+          <w:b/>
+        </w:rPr>
+        <w:t>prompt</w:t>
+      </w:r>
+      <w:r>
+        <w:rPr>
+          <w:b w:val="0"/>
+        </w:rPr>
+        <w:t>: Read the labels and values. Explain the relationship the model shows. Ask learners to describe one label or arrow in ordinary words. Use the adjacent transcript if the image is difficult to see.</w:t>
+      </w:r>
+    </w:p>
+    <w:p>
+      <w:pPr>
+        <w:spacing w:line="336" w:lineRule="auto" w:after="180"/>
+        <w:shd w:fill="F1F6F8"/>
+      </w:pPr>
+      <w:r>
+        <w:rPr>
+          <w:b w:val="0"/>
+        </w:rPr>
+        <w:t>Check row/column meanings, units and denominators before discussing a difference. Supplied toy values are not real class or model results.</w:t>
+      </w:r>
+    </w:p>
+    <w:p>
+      <w:pPr>
+        <w:pStyle w:val="Heading3"/>
+      </w:pPr>
+      <w:r>
+        <w:t>04. Change one thing. Trace what follows.</w:t>
+      </w:r>
+    </w:p>
+    <w:p>
+      <w:r>
+        <w:drawing>
+          <wp:inline xmlns:a="http://schemas.openxmlformats.org/drawingml/2006/main" xmlns:pic="http://schemas.openxmlformats.org/drawingml/2006/picture">
+            <wp:extent cx="5486400" cy="3041904"/>
+            <wp:docPr id="6" name="Picture 6" descr="Original case: Q improves overall count but worsens missing-source behavior; use the declared priorities. Changed condition: Make missing-source correctness a required selection gate. Expected result: Neither prompt clears a 2/2 gate on these records. Reason: P fails 7 and Q fails both 4 and 7; both need revision."/>
+            <wp:cNvGraphicFramePr>
+              <a:graphicFrameLocks noChangeAspect="1"/>
+            </wp:cNvGraphicFramePr>
+            <a:graphic>
+              <a:graphicData uri="http://schemas.openxmlformats.org/drawingml/2006/picture">
+                <pic:pic>
+                  <pic:nvPicPr>
+                    <pic:cNvPr id="0" name="academy-story-ai-2-28-04.png"/>
+                    <pic:cNvPicPr/>
+                  </pic:nvPicPr>
+                  <pic:blipFill>
+                    <a:blip r:embed="rId14"/>
+                    <a:stretch>
+                      <a:fillRect/>
+                    </a:stretch>
+                  </pic:blipFill>
+                  <pic:spPr>
+                    <a:xfrm>
+                      <a:off x="0" y="0"/>
+                      <a:ext cx="5486400" cy="3041904"/>
+                    </a:xfrm>
+                    <a:prstGeom prst="rect"/>
+                  </pic:spPr>
+                </pic:pic>
+              </a:graphicData>
+            </a:graphic>
+          </wp:inline>
+        </w:drawing>
+      </w:r>
+    </w:p>
+    <w:p>
+      <w:pPr>
+        <w:spacing w:line="336" w:lineRule="auto" w:after="180"/>
+      </w:pPr>
+      <w:r>
+        <w:rPr>
+          <w:b w:val="0"/>
+        </w:rPr>
+        <w:t>Original case: Q improves overall count but worsens missing-source behavior; use the declared priorities. Changed condition: Make missing-source correctness a required selection gate.</w:t>
+      </w:r>
+    </w:p>
+    <w:p>
+      <w:pPr>
+        <w:spacing w:line="336" w:lineRule="auto" w:after="180"/>
+      </w:pPr>
+      <w:r>
+        <w:rPr>
+          <w:b w:val="0"/>
+        </w:rPr>
+        <w:t xml:space="preserve">Expected result: Neither </w:t>
+      </w:r>
+      <w:r>
+        <w:rPr>
+          <w:b/>
+        </w:rPr>
+        <w:t>prompt</w:t>
+      </w:r>
+      <w:r>
+        <w:rPr>
+          <w:b w:val="0"/>
+        </w:rPr>
+        <w:t xml:space="preserve"> clears a 2/2 gate on these records. Reason: P fails 7 and Q fails both 4 and 7; both need revision.</w:t>
+      </w:r>
+    </w:p>
+    <w:p>
+      <w:pPr>
+        <w:spacing w:line="336" w:lineRule="auto" w:after="180"/>
+        <w:shd w:fill="F5F1FB"/>
+      </w:pPr>
+      <w:r>
+        <w:rPr>
+          <w:b w:val="0"/>
+        </w:rPr>
+        <w:t>Predict before checking the worked changed-case result. Name what changed and what the supplied facts allow you to conclude.</w:t>
+      </w:r>
+    </w:p>
+    <w:p>
+      <w:pPr>
+        <w:pStyle w:val="Heading3"/>
+      </w:pPr>
+      <w:r>
+        <w:t>Discuss while showing the picture</w:t>
+      </w:r>
+    </w:p>
+    <w:p>
+      <w:pPr>
+        <w:spacing w:line="336" w:lineRule="auto" w:after="180"/>
+        <w:shd w:fill="F1F6F8"/>
+      </w:pPr>
+      <w:r>
+        <w:rPr>
+          <w:b w:val="0"/>
+        </w:rPr>
+        <w:t xml:space="preserve">Teacher </w:t>
+      </w:r>
+      <w:r>
+        <w:rPr>
+          <w:b/>
+        </w:rPr>
+        <w:t>prompt</w:t>
+      </w:r>
+      <w:r>
+        <w:rPr>
+          <w:b w:val="0"/>
+        </w:rPr>
+        <w:t>: Predict before checking the worked changed-case result. Name what changed and what the supplied facts allow you to conclude. Ask learners to describe one label or arrow in ordinary words.</w:t>
+      </w:r>
+    </w:p>
+    <w:p>
+      <w:pPr>
+        <w:spacing w:line="336" w:lineRule="auto" w:after="180"/>
+        <w:shd w:fill="F1F6F8"/>
+      </w:pPr>
+      <w:r>
+        <w:rPr>
+          <w:b w:val="0"/>
+        </w:rPr>
+        <w:t>Use the adjacent transcript if the image is difficult to see. Changed-case reasoning: P fails 7 and Q fails both 4 and 7; both need revision.</w:t>
+      </w:r>
+    </w:p>
+    <w:p>
+      <w:pPr>
+        <w:pStyle w:val="Heading3"/>
+      </w:pPr>
+      <w:r>
+        <w:t>05. Connect the explanation to its limit</w:t>
+      </w:r>
+    </w:p>
+    <w:p>
+      <w:r>
+        <w:drawing>
+          <wp:inline xmlns:a="http://schemas.openxmlformats.org/drawingml/2006/main" xmlns:pic="http://schemas.openxmlformats.org/drawingml/2006/picture">
+            <wp:extent cx="5486400" cy="2834640"/>
+            <wp:docPr id="7" name="Picture 7" descr="A larger total can conceal a more serious failure category. Paired records show which cases changed, not just how many passed. If refusing unsupported claims is mandatory, Q’s overall advantage may not justify selection. Keep the failing examples for development and obtain fresh cases after choosing a final version. Limit: Seven development cases cannot establish causal learning benefits or untouched final performance; repeated generation may also vary."/>
+            <wp:cNvGraphicFramePr>
+              <a:graphicFrameLocks noChangeAspect="1"/>
+            </wp:cNvGraphicFramePr>
+            <a:graphic>
+              <a:graphicData uri="http://schemas.openxmlformats.org/drawingml/2006/picture">
+                <pic:pic>
+                  <pic:nvPicPr>
+                    <pic:cNvPr id="0" name="academy-story-ai-2-28-05.png"/>
+                    <pic:cNvPicPr/>
+                  </pic:nvPicPr>
+                  <pic:blipFill>
+                    <a:blip r:embed="rId15"/>
+                    <a:stretch>
+                      <a:fillRect/>
+                    </a:stretch>
+                  </pic:blipFill>
+                  <pic:spPr>
+                    <a:xfrm>
+                      <a:off x="0" y="0"/>
+                      <a:ext cx="5486400" cy="2834640"/>
+                    </a:xfrm>
+                    <a:prstGeom prst="rect"/>
+                  </pic:spPr>
+                </pic:pic>
+              </a:graphicData>
+            </a:graphic>
+          </wp:inline>
+        </w:drawing>
+      </w:r>
+    </w:p>
+    <w:p>
+      <w:pPr>
+        <w:spacing w:line="336" w:lineRule="auto" w:after="180"/>
+      </w:pPr>
+      <w:r>
+        <w:rPr>
+          <w:b w:val="0"/>
+        </w:rPr>
+        <w:t>A larger total can conceal a more serious failure category. Paired records show which cases changed, not just how many passed. If refusing unsupported claims is mandatory, Q’s overall advantage may not justify selection.</w:t>
+      </w:r>
+    </w:p>
+    <w:p>
+      <w:pPr>
+        <w:spacing w:line="336" w:lineRule="auto" w:after="180"/>
+      </w:pPr>
+      <w:r>
+        <w:rPr>
+          <w:b w:val="0"/>
+        </w:rPr>
+        <w:t>Keep the failing examples for development and obtain fresh cases after choosing a final version.</w:t>
+      </w:r>
+    </w:p>
+    <w:p>
+      <w:pPr>
+        <w:spacing w:line="336" w:lineRule="auto" w:after="180"/>
+      </w:pPr>
+      <w:r>
+        <w:rPr>
+          <w:b w:val="0"/>
+        </w:rPr>
+        <w:t>Limit: Seven development cases cannot establish causal learning benefits or untouched final performance; repeated generation may also vary.</w:t>
+      </w:r>
+    </w:p>
+    <w:p>
+      <w:pPr>
+        <w:spacing w:line="336" w:lineRule="auto" w:after="180"/>
+        <w:shd w:fill="F5F1FB"/>
+      </w:pPr>
+      <w:r>
+        <w:rPr>
+          <w:b w:val="0"/>
+        </w:rPr>
+        <w:t>Explain the case, then point to a limit on the claim.</w:t>
+      </w:r>
+    </w:p>
+    <w:p>
+      <w:pPr>
+        <w:pStyle w:val="Heading3"/>
+      </w:pPr>
+      <w:r>
+        <w:t>Discuss while showing the picture</w:t>
+      </w:r>
+    </w:p>
+    <w:p>
+      <w:pPr>
+        <w:spacing w:line="336" w:lineRule="auto" w:after="180"/>
+        <w:shd w:fill="F1F6F8"/>
+      </w:pPr>
+      <w:r>
+        <w:rPr>
+          <w:b w:val="0"/>
+        </w:rPr>
+        <w:t xml:space="preserve">Teacher </w:t>
+      </w:r>
+      <w:r>
+        <w:rPr>
+          <w:b/>
+        </w:rPr>
+        <w:t>prompt</w:t>
+      </w:r>
+      <w:r>
+        <w:rPr>
+          <w:b w:val="0"/>
+        </w:rPr>
+        <w:t>: Explain the case, then point to a limit on the claim. Ask learners to describe one label or arrow in ordinary words. Use the adjacent transcript if the image is difficult to see.</w:t>
+      </w:r>
+    </w:p>
+    <w:p>
+      <w:pPr>
+        <w:spacing w:line="336" w:lineRule="auto" w:after="180"/>
+        <w:shd w:fill="F1F6F8"/>
+      </w:pPr>
+      <w:r>
+        <w:rPr>
+          <w:b w:val="0"/>
+        </w:rPr>
+        <w:t>Keep the stated scope: Seven development cases cannot establish causal learning benefits or untouched final performance; repeated generation may also vary.</w:t>
+      </w:r>
+    </w:p>
+    <w:p>
+      <w:pPr>
+        <w:pStyle w:val="Heading3"/>
+      </w:pPr>
+      <w:r>
+        <w:t>06. Make the idea visible in your project</w:t>
+      </w:r>
+    </w:p>
+    <w:p>
+      <w:r>
+        <w:drawing>
+          <wp:inline xmlns:a="http://schemas.openxmlformats.org/drawingml/2006/main" xmlns:pic="http://schemas.openxmlformats.org/drawingml/2006/picture">
+            <wp:extent cx="5486400" cy="3380232"/>
+            <wp:docPr id="8" name="Picture 8" descr="Run controlled recommender explanation experiments with paired cases and report important failure conditions separately. Draw your input, deciding step, result and limit. Supported question: Name the case P passes and Q fails, and explain why it matters."/>
+            <wp:cNvGraphicFramePr>
+              <a:graphicFrameLocks noChangeAspect="1"/>
+            </wp:cNvGraphicFramePr>
+            <a:graphic>
+              <a:graphicData uri="http://schemas.openxmlformats.org/drawingml/2006/picture">
+                <pic:pic>
+                  <pic:nvPicPr>
+                    <pic:cNvPr id="0" name="academy-story-ai-2-28-06.png"/>
+                    <pic:cNvPicPr/>
+                  </pic:nvPicPr>
+                  <pic:blipFill>
+                    <a:blip r:embed="rId16"/>
+                    <a:stretch>
+                      <a:fillRect/>
+                    </a:stretch>
+                  </pic:blipFill>
+                  <pic:spPr>
+                    <a:xfrm>
+                      <a:off x="0" y="0"/>
+                      <a:ext cx="5486400" cy="3380232"/>
+                    </a:xfrm>
+                    <a:prstGeom prst="rect"/>
+                  </pic:spPr>
+                </pic:pic>
+              </a:graphicData>
+            </a:graphic>
+          </wp:inline>
+        </w:drawing>
+      </w:r>
+    </w:p>
+    <w:p>
+      <w:pPr>
+        <w:spacing w:line="336" w:lineRule="auto" w:after="180"/>
+      </w:pPr>
+      <w:r>
+        <w:rPr>
+          <w:b w:val="0"/>
+        </w:rPr>
+        <w:t xml:space="preserve">Run controlled recommender explanation experiments with </w:t>
+      </w:r>
+      <w:r>
+        <w:rPr>
+          <w:b/>
+        </w:rPr>
+        <w:t>paired case</w:t>
+      </w:r>
+      <w:r>
+        <w:rPr>
+          <w:b w:val="0"/>
+        </w:rPr>
+        <w:t xml:space="preserve">s and report important failure conditions separately. Draw your </w:t>
+      </w:r>
+      <w:r>
+        <w:rPr>
+          <w:b/>
+        </w:rPr>
+        <w:t>input</w:t>
+      </w:r>
+      <w:r>
+        <w:rPr>
+          <w:b w:val="0"/>
+        </w:rPr>
+        <w:t>, deciding step, result and limit.</w:t>
+      </w:r>
+    </w:p>
+    <w:p>
+      <w:pPr>
+        <w:spacing w:line="336" w:lineRule="auto" w:after="180"/>
+      </w:pPr>
+      <w:r>
+        <w:rPr>
+          <w:b w:val="0"/>
+        </w:rPr>
+        <w:t>Supported question: Name the case P passes and Q fails, and explain why it matters.</w:t>
+      </w:r>
+    </w:p>
+    <w:p>
+      <w:pPr>
+        <w:spacing w:line="336" w:lineRule="auto" w:after="180"/>
+        <w:shd w:fill="F5F1FB"/>
+      </w:pPr>
+      <w:r>
+        <w:rPr>
+          <w:b w:val="0"/>
+        </w:rPr>
+        <w:t xml:space="preserve">Draw your project trace and justify the deciding step using </w:t>
+      </w:r>
+      <w:r>
+        <w:rPr>
+          <w:b/>
+        </w:rPr>
+        <w:t>evidence</w:t>
+      </w:r>
+      <w:r>
+        <w:rPr>
+          <w:b w:val="0"/>
+        </w:rPr>
+        <w:t>.</w:t>
+      </w:r>
+    </w:p>
+    <w:p>
+      <w:pPr>
+        <w:pStyle w:val="Heading3"/>
+      </w:pPr>
+      <w:r>
+        <w:t>Discuss while showing the picture</w:t>
+      </w:r>
+    </w:p>
+    <w:p>
+      <w:pPr>
+        <w:spacing w:line="336" w:lineRule="auto" w:after="180"/>
+        <w:shd w:fill="F1F6F8"/>
+      </w:pPr>
+      <w:r>
+        <w:rPr>
+          <w:b w:val="0"/>
+        </w:rPr>
+        <w:t xml:space="preserve">Teacher </w:t>
+      </w:r>
+      <w:r>
+        <w:rPr>
+          <w:b/>
+        </w:rPr>
+        <w:t>prompt</w:t>
+      </w:r>
+      <w:r>
+        <w:rPr>
+          <w:b w:val="0"/>
+        </w:rPr>
+        <w:t xml:space="preserve">: Draw your project trace and justify the deciding step using </w:t>
+      </w:r>
+      <w:r>
+        <w:rPr>
+          <w:b/>
+        </w:rPr>
+        <w:t>evidence</w:t>
+      </w:r>
+      <w:r>
+        <w:rPr>
+          <w:b w:val="0"/>
+        </w:rPr>
+        <w:t>. Ask learners to describe one label or arrow in ordinary words. Use the adjacent transcript if the image is difficult to see.</w:t>
+      </w:r>
+    </w:p>
+    <w:p>
+      <w:pPr>
+        <w:spacing w:line="336" w:lineRule="auto" w:after="180"/>
+        <w:shd w:fill="F1F6F8"/>
+      </w:pPr>
+      <w:r>
+        <w:rPr>
+          <w:b w:val="0"/>
+        </w:rPr>
+        <w:t xml:space="preserve">Supported practice key: Case 4, a missing-source case. Its </w:t>
+      </w:r>
+      <w:r>
+        <w:rPr>
+          <w:b/>
+        </w:rPr>
+        <w:t>regression</w:t>
+      </w:r>
+      <w:r>
+        <w:rPr>
+          <w:b w:val="0"/>
+        </w:rPr>
+        <w:t xml:space="preserve"> can matter more than gains on ordinary cases if unsupported answers are unacceptable.</w:t>
       </w:r>
     </w:p>
     <w:sectPr>

--- a/downloads/teacher/ai-2-week-28.docx
+++ b/downloads/teacher/ai-2-week-28.docx
@@ -149,7 +149,7 @@
           </w:tcPr>
           <w:p>
             <w:r>
-              <w:t>Sections 1–6; record the brief recall in the workbook.</w:t>
+              <w:t>Use Your mission, Notice the evidence, See how it works, Compare the cases, Words that unlock the idea and Follow a worked example; record the brief recall in the workbook.</w:t>
             </w:r>
           </w:p>
         </w:tc>
@@ -181,7 +181,7 @@
           </w:tcPr>
           <w:p>
             <w:r>
-              <w:t>Sections 7–10; use the matching workbook W2 and misconception check.</w:t>
+              <w:t>Use Find and repair a mistake, Practise together, Run the investigation and Build your understanding; use the matching workbook W2 and misconception check.</w:t>
             </w:r>
           </w:p>
         </w:tc>
@@ -213,7 +213,7 @@
           </w:tcPr>
           <w:p>
             <w:r>
-              <w:t>Sections 9 and 11–14. Give extra time to finish the full task set; use Section 15 when the week includes a coding lab.</w:t>
+              <w:t>Use Run the investigation, Connect your project, Show what you know, Study a complete case and Try a new case independently. Allow extra time for the full task set. Use a coding lab only when this week actually provides one; Your lesson route is the planning section.</w:t>
             </w:r>
           </w:p>
         </w:tc>
@@ -2812,7 +2812,7 @@
           </w:tcPr>
           <w:p>
             <w:r>
-              <w:t>Explain section 1 and vocabulary. Complete W1 with a mechanism-based explanation.</w:t>
+              <w:t>Explain See how it works and Words that unlock the idea. Complete W1 with a mechanism-based explanation.</w:t>
             </w:r>
           </w:p>
         </w:tc>
@@ -5863,7 +5863,7 @@
           </w:tcPr>
           <w:p>
             <w:r>
-              <w:t>Sections 1–6; record the brief recall in the workbook.</w:t>
+              <w:t>Use Your mission, Notice the evidence, See how it works, Compare the cases, Words that unlock the idea and Follow a worked example; record the brief recall in the workbook.</w:t>
             </w:r>
           </w:p>
         </w:tc>
@@ -5895,7 +5895,7 @@
           </w:tcPr>
           <w:p>
             <w:r>
-              <w:t>Sections 7–10; use the matching workbook W2 and misconception check.</w:t>
+              <w:t>Use Find and repair a mistake, Practise together, Run the investigation and Build your understanding; use the matching workbook W2 and misconception check.</w:t>
             </w:r>
           </w:p>
         </w:tc>
@@ -5927,7 +5927,7 @@
           </w:tcPr>
           <w:p>
             <w:r>
-              <w:t>Sections 9 and 11–14. Give extra time to finish the full task set; use Section 15 when the week includes a coding lab.</w:t>
+              <w:t>Use Run the investigation, Connect your project, Show what you know, Study a complete case and Try a new case independently. Allow extra time for the full task set. Use a coding lab only when this week actually provides one; Your lesson route is the planning section.</w:t>
             </w:r>
           </w:p>
         </w:tc>

--- a/downloads/teacher/ai-2-week-28.docx
+++ b/downloads/teacher/ai-2-week-28.docx
@@ -25,20 +25,38 @@
         <w:pStyle w:val="Heading1"/>
       </w:pPr>
       <w:r>
-        <w:t>01. Prompt Experiments</w:t>
-      </w:r>
-    </w:p>
-    <w:p>
-      <w:r>
-        <w:t>Prepare Prompt Experiments: check the target, prerequisites, resources and adaptable teaching schedule.</w:t>
-      </w:r>
-    </w:p>
-    <w:p>
-      <w:pPr>
-        <w:pStyle w:val="Heading3"/>
-      </w:pPr>
-      <w:r>
-        <w:t>Teach the learning cycle</w:t>
+        <w:t>Teach the comparison and its evidence limits together.</w:t>
+      </w:r>
+    </w:p>
+    <w:p>
+      <w:r>
+        <w:t>Model separate six- and seven-case records, preserve subgroup failures and assess the untouched eight-case task.</w:t>
+      </w:r>
+    </w:p>
+    <w:p>
+      <w:r>
+        <w:t>Demand the case IDs and denominator beside each rate, then ask which selection policy was used.</w:t>
+      </w:r>
+    </w:p>
+    <w:p>
+      <w:pPr>
+        <w:pStyle w:val="Heading1"/>
+      </w:pPr>
+      <w:r>
+        <w:t>01. Prepare this connected week</w:t>
+      </w:r>
+    </w:p>
+    <w:p>
+      <w:r>
+        <w:t>Use one main plan and keep practice separate from the independent first attempt.</w:t>
+      </w:r>
+    </w:p>
+    <w:p>
+      <w:pPr>
+        <w:pStyle w:val="Heading2"/>
+      </w:pPr>
+      <w:r>
+        <w:t>Learning goal and precision</w:t>
       </w:r>
     </w:p>
     <w:p>
@@ -74,6 +92,178 @@
           <w:b w:val="0"/>
         </w:rPr>
         <w:t xml:space="preserve"> experiments</w:t>
+      </w:r>
+    </w:p>
+    <w:p>
+      <w:pPr>
+        <w:spacing w:line="336" w:lineRule="auto" w:after="180"/>
+      </w:pPr>
+      <w:r>
+        <w:rPr>
+          <w:b w:val="0"/>
+        </w:rPr>
+        <w:t xml:space="preserve">Two 45-minute sessions. A </w:t>
+      </w:r>
+      <w:r>
+        <w:rPr>
+          <w:b/>
+        </w:rPr>
+        <w:t>prompt</w:t>
+      </w:r>
+      <w:r>
+        <w:rPr>
+          <w:b w:val="0"/>
+        </w:rPr>
+        <w:t xml:space="preserve"> experiment compares complete specifications using the same task cases. Define success before inspecting </w:t>
+      </w:r>
+      <w:r>
+        <w:rPr>
+          <w:b/>
+        </w:rPr>
+        <w:t>output</w:t>
+      </w:r>
+      <w:r>
+        <w:rPr>
+          <w:b w:val="0"/>
+        </w:rPr>
+        <w:t>s; change one intended instruction and preserve other settings.</w:t>
+      </w:r>
+    </w:p>
+    <w:p>
+      <w:pPr>
+        <w:spacing w:line="336" w:lineRule="auto" w:after="180"/>
+      </w:pPr>
+      <w:r>
+        <w:rPr>
+          <w:b w:val="0"/>
+        </w:rPr>
+        <w:t xml:space="preserve">Use the supplied constructed scenarios to make the </w:t>
+      </w:r>
+      <w:r>
+        <w:rPr>
+          <w:b/>
+        </w:rPr>
+        <w:t>mechanism</w:t>
+      </w:r>
+      <w:r>
+        <w:rPr>
+          <w:b w:val="0"/>
+        </w:rPr>
+        <w:t xml:space="preserve"> inspectable. Collect W4 before sharing solutions.</w:t>
+      </w:r>
+    </w:p>
+    <w:p>
+      <w:pPr>
+        <w:spacing w:line="336" w:lineRule="auto" w:after="180"/>
+      </w:pPr>
+      <w:r>
+        <w:rPr>
+          <w:b w:val="0"/>
+        </w:rPr>
+        <w:t xml:space="preserve">Students should name intermediate </w:t>
+      </w:r>
+      <w:r>
+        <w:rPr>
+          <w:b/>
+        </w:rPr>
+        <w:t>evidence</w:t>
+      </w:r>
+      <w:r>
+        <w:rPr>
+          <w:b w:val="0"/>
+        </w:rPr>
+        <w:t xml:space="preserve"> and limitations; classroom pacing and learning effectiveness remain unvalidated.</w:t>
+      </w:r>
+    </w:p>
+    <w:p>
+      <w:pPr>
+        <w:spacing w:line="336" w:lineRule="auto" w:after="180"/>
+      </w:pPr>
+      <w:r>
+        <w:rPr>
+          <w:b w:val="0"/>
+        </w:rPr>
+        <w:t xml:space="preserve">By the end, I can compare </w:t>
+      </w:r>
+      <w:r>
+        <w:rPr>
+          <w:b/>
+        </w:rPr>
+        <w:t>prompt</w:t>
+      </w:r>
+      <w:r>
+        <w:rPr>
+          <w:b w:val="0"/>
+        </w:rPr>
+        <w:t xml:space="preserve">s on </w:t>
+      </w:r>
+      <w:r>
+        <w:rPr>
+          <w:b/>
+        </w:rPr>
+        <w:t>paired case</w:t>
+      </w:r>
+      <w:r>
+        <w:rPr>
+          <w:b w:val="0"/>
+        </w:rPr>
+        <w:t>s and inspect a subgroup before choosing.</w:t>
+      </w:r>
+    </w:p>
+    <w:p>
+      <w:pPr>
+        <w:pStyle w:val="Heading2"/>
+      </w:pPr>
+      <w:r>
+        <w:t>What to prepare</w:t>
+      </w:r>
+    </w:p>
+    <w:p>
+      <w:pPr>
+        <w:pStyle w:val="ListBullet"/>
+      </w:pPr>
+      <w:r>
+        <w:t>Use the supplied scenario, student illustrations and blank paper. For numeric work, offer counters or a calculator after learners show the setup. Fictional records are supplied; personal data and paid accounts are unnecessary.</w:t>
+      </w:r>
+    </w:p>
+    <w:p>
+      <w:pPr>
+        <w:pStyle w:val="ListBullet"/>
+      </w:pPr>
+      <w:r>
+        <w:t>Case exposure check: this source example appears in ai-2/28, ai-3/7, ai-3/9. Reuse a familiar case for recall or modelling; verify that the case used to assess transfer has not already received feedback.</w:t>
+      </w:r>
+    </w:p>
+    <w:p>
+      <w:pPr>
+        <w:pStyle w:val="ListBullet"/>
+      </w:pPr>
+      <w:r>
+        <w:t>Lesson and workbook; paper and pencil</w:t>
+      </w:r>
+    </w:p>
+    <w:p>
+      <w:pPr>
+        <w:pStyle w:val="ListBullet"/>
+      </w:pPr>
+      <w:r>
+        <w:t>Calculator and optional local Python 3 for arithmetic; no live API or private data</w:t>
+      </w:r>
+    </w:p>
+    <w:p>
+      <w:pPr>
+        <w:pStyle w:val="ListBullet"/>
+      </w:pPr>
+      <w:r>
+        <w:t>Prepare the fresh retry separately and withhold its solution until after collection</w:t>
+      </w:r>
+    </w:p>
+    <w:p>
+      <w:pPr>
+        <w:pStyle w:val="Heading2"/>
+      </w:pPr>
+      <w:r>
+        <w:t>Main teaching plan</w:t>
       </w:r>
     </w:p>
     <w:tbl>
@@ -255,13 +445,239 @@
     </w:p>
     <w:p>
       <w:pPr>
+        <w:pStyle w:val="Heading2"/>
+      </w:pPr>
+      <w:r>
+        <w:t>Opening retrieval and readiness</w:t>
+      </w:r>
+    </w:p>
+    <w:p>
+      <w:pPr>
         <w:spacing w:line="336" w:lineRule="auto" w:after="180"/>
       </w:pPr>
       <w:r>
         <w:rPr>
           <w:b w:val="0"/>
         </w:rPr>
-        <w:t>Case exposure check: this source example appears in ai-2/28, ai-3/7, ai-3/9. Reuse a familiar case for recall or modelling; verify that the case used to assess transfer has not already received feedback.</w:t>
+        <w:t>Without opening the old lesson, explain one key idea from Predictive vs Generative. Give an example and a mistake that the idea helps you avoid.</w:t>
+      </w:r>
+    </w:p>
+    <w:p>
+      <w:pPr>
+        <w:spacing w:line="336" w:lineRule="auto" w:after="180"/>
+      </w:pPr>
+      <w:r>
+        <w:rPr>
+          <w:b w:val="0"/>
+        </w:rPr>
+        <w:t xml:space="preserve">Look for: Distinguish discriminative </w:t>
+      </w:r>
+      <w:r>
+        <w:rPr>
+          <w:b/>
+        </w:rPr>
+        <w:t>prediction</w:t>
+      </w:r>
+      <w:r>
+        <w:rPr>
+          <w:b w:val="0"/>
+        </w:rPr>
+        <w:t xml:space="preserve"> from generation by inspecting the requested </w:t>
+      </w:r>
+      <w:r>
+        <w:rPr>
+          <w:b/>
+        </w:rPr>
+        <w:t>output</w:t>
+      </w:r>
+    </w:p>
+    <w:p>
+      <w:pPr>
+        <w:spacing w:line="336" w:lineRule="auto" w:after="180"/>
+      </w:pPr>
+      <w:r>
+        <w:rPr>
+          <w:b w:val="0"/>
+        </w:rPr>
+        <w:t xml:space="preserve">Reference example, not the only acceptable wording: Teacher explanation: Message labels are discriminative </w:t>
+      </w:r>
+      <w:r>
+        <w:rPr>
+          <w:b/>
+        </w:rPr>
+        <w:t>prediction</w:t>
+      </w:r>
+      <w:r>
+        <w:rPr>
+          <w:b w:val="0"/>
+        </w:rPr>
+        <w:t>; continuing a sequence is generation; record lookup is retrieval rather than learned generation by itself.</w:t>
+      </w:r>
+    </w:p>
+    <w:p>
+      <w:pPr>
+        <w:spacing w:line="336" w:lineRule="auto" w:after="180"/>
+      </w:pPr>
+      <w:r>
+        <w:rPr>
+          <w:b w:val="0"/>
+        </w:rPr>
+        <w:t xml:space="preserve">One application can route a request, retrieve </w:t>
+      </w:r>
+      <w:r>
+        <w:rPr>
+          <w:b/>
+        </w:rPr>
+        <w:t>evidence</w:t>
+      </w:r>
+      <w:r>
+        <w:rPr>
+          <w:b w:val="0"/>
+        </w:rPr>
+        <w:t xml:space="preserve"> and generate a response.</w:t>
+      </w:r>
+    </w:p>
+    <w:p>
+      <w:pPr>
+        <w:spacing w:line="336" w:lineRule="auto" w:after="180"/>
+      </w:pPr>
+      <w:r>
+        <w:rPr>
+          <w:b w:val="0"/>
+        </w:rPr>
+        <w:t>Without opening the old lesson, explain one key idea from Text as Pieces. Give an example and a mistake that the idea helps you avoid.</w:t>
+      </w:r>
+    </w:p>
+    <w:p>
+      <w:pPr>
+        <w:spacing w:line="336" w:lineRule="auto" w:after="180"/>
+      </w:pPr>
+      <w:r>
+        <w:rPr>
+          <w:b w:val="0"/>
+        </w:rPr>
+        <w:t>Look for: Encode and decode text under an explicit toy vocabulary</w:t>
+      </w:r>
+    </w:p>
+    <w:p>
+      <w:pPr>
+        <w:spacing w:line="336" w:lineRule="auto" w:after="180"/>
+      </w:pPr>
+      <w:r>
+        <w:rPr>
+          <w:b w:val="0"/>
+        </w:rPr>
+        <w:t>Reference example, not the only acceptable wording: Teacher explanation: The rule chooses the longest matching ordinary token; sat has length three and s length one.</w:t>
+      </w:r>
+    </w:p>
+    <w:p>
+      <w:pPr>
+        <w:spacing w:line="336" w:lineRule="auto" w:after="180"/>
+      </w:pPr>
+      <w:r>
+        <w:rPr>
+          <w:b w:val="0"/>
+        </w:rPr>
+        <w:t>Vocabulary and matching are case sensitive and contain no uppercase C.</w:t>
+      </w:r>
+    </w:p>
+    <w:p>
+      <w:pPr>
+        <w:spacing w:line="336" w:lineRule="auto" w:after="180"/>
+      </w:pPr>
+      <w:r>
+        <w:rPr>
+          <w:b w:val="0"/>
+        </w:rPr>
+        <w:t>Without opening the old lesson, explain one key idea from Nearest Neighbor Reasoning. Give an example and a mistake that the idea helps you avoid.</w:t>
+      </w:r>
+    </w:p>
+    <w:p>
+      <w:pPr>
+        <w:spacing w:line="336" w:lineRule="auto" w:after="180"/>
+      </w:pPr>
+      <w:r>
+        <w:rPr>
+          <w:b w:val="0"/>
+        </w:rPr>
+        <w:t xml:space="preserve">Look for: Compute absolute distances and rank </w:t>
+      </w:r>
+      <w:r>
+        <w:rPr>
+          <w:b/>
+        </w:rPr>
+        <w:t>training</w:t>
+      </w:r>
+      <w:r>
+        <w:rPr>
+          <w:b w:val="0"/>
+        </w:rPr>
+        <w:t xml:space="preserve"> neighbours</w:t>
+      </w:r>
+    </w:p>
+    <w:p>
+      <w:pPr>
+        <w:spacing w:line="336" w:lineRule="auto" w:after="180"/>
+      </w:pPr>
+      <w:r>
+        <w:rPr>
+          <w:b w:val="0"/>
+        </w:rPr>
+        <w:t>Reference example, not the only acceptable wording: Distances to A,B,C,D,E are 1,1,5,7,9 cm. A and B are equally far from 3 on the numeric feature; their labels do not enter the distance calculation.</w:t>
+      </w:r>
+    </w:p>
+    <w:p>
+      <w:pPr>
+        <w:spacing w:line="336" w:lineRule="auto" w:after="180"/>
+      </w:pPr>
+      <w:r>
+        <w:rPr>
+          <w:b w:val="0"/>
+        </w:rPr>
+        <w:t xml:space="preserve">A result depends on the </w:t>
+      </w:r>
+      <w:r>
+        <w:rPr>
+          <w:b/>
+        </w:rPr>
+        <w:t>input</w:t>
+      </w:r>
+      <w:r>
+        <w:rPr>
+          <w:b w:val="0"/>
+        </w:rPr>
+        <w:t xml:space="preserve">s, procedure and conditions that produced it. Preserve data roles and distinguish observed outcomes from </w:t>
+      </w:r>
+      <w:r>
+        <w:rPr>
+          <w:b/>
+        </w:rPr>
+        <w:t>prediction</w:t>
+      </w:r>
+      <w:r>
+        <w:rPr>
+          <w:b w:val="0"/>
+        </w:rPr>
+        <w:t>s or unmeasured conditions.</w:t>
+      </w:r>
+    </w:p>
+    <w:p>
+      <w:pPr>
+        <w:spacing w:line="336" w:lineRule="auto" w:after="180"/>
+      </w:pPr>
+      <w:r>
+        <w:rPr>
+          <w:b w:val="0"/>
+        </w:rPr>
+        <w:t>If the prior concept cannot be explained, use a short retrieval activity before this chapter.</w:t>
+      </w:r>
+    </w:p>
+    <w:p>
+      <w:pPr>
+        <w:pStyle w:val="Heading2"/>
+      </w:pPr>
+      <w:r>
+        <w:t>Earlier wording, alternatives and picture transcripts · reference / check after trying</w:t>
       </w:r>
     </w:p>
     <w:p>
@@ -269,6 +685,14 @@
         <w:pStyle w:val="Heading3"/>
       </w:pPr>
       <w:r>
+        <w:t>Teach the learning cycle</w:t>
+      </w:r>
+    </w:p>
+    <w:p>
+      <w:pPr>
+        <w:pStyle w:val="Heading3"/>
+      </w:pPr>
+      <w:r>
         <w:t>Retrieval answer guidance</w:t>
       </w:r>
     </w:p>
@@ -282,92 +706,6 @@
     </w:p>
     <w:p>
       <w:pPr>
-        <w:spacing w:line="336" w:lineRule="auto" w:after="180"/>
-      </w:pPr>
-      <w:r>
-        <w:rPr>
-          <w:b w:val="0"/>
-        </w:rPr>
-        <w:t>Without opening the old lesson, explain one key idea from Predictive vs Generative. Give an example and a mistake that the idea helps you avoid.</w:t>
-      </w:r>
-    </w:p>
-    <w:p>
-      <w:pPr>
-        <w:spacing w:line="336" w:lineRule="auto" w:after="180"/>
-      </w:pPr>
-      <w:r>
-        <w:rPr>
-          <w:b w:val="0"/>
-        </w:rPr>
-        <w:t xml:space="preserve">Look for: Distinguish discriminative </w:t>
-      </w:r>
-      <w:r>
-        <w:rPr>
-          <w:b/>
-        </w:rPr>
-        <w:t>prediction</w:t>
-      </w:r>
-      <w:r>
-        <w:rPr>
-          <w:b w:val="0"/>
-        </w:rPr>
-        <w:t xml:space="preserve"> from generation by inspecting the requested </w:t>
-      </w:r>
-      <w:r>
-        <w:rPr>
-          <w:b/>
-        </w:rPr>
-        <w:t>output</w:t>
-      </w:r>
-    </w:p>
-    <w:p>
-      <w:pPr>
-        <w:spacing w:line="336" w:lineRule="auto" w:after="180"/>
-      </w:pPr>
-      <w:r>
-        <w:rPr>
-          <w:b w:val="0"/>
-        </w:rPr>
-        <w:t xml:space="preserve">Reference example, not the only acceptable wording: Teacher explanation: Message labels are discriminative </w:t>
-      </w:r>
-      <w:r>
-        <w:rPr>
-          <w:b/>
-        </w:rPr>
-        <w:t>prediction</w:t>
-      </w:r>
-      <w:r>
-        <w:rPr>
-          <w:b w:val="0"/>
-        </w:rPr>
-        <w:t>; continuing a sequence is generation; record lookup is retrieval rather than learned generation by itself.</w:t>
-      </w:r>
-    </w:p>
-    <w:p>
-      <w:pPr>
-        <w:spacing w:line="336" w:lineRule="auto" w:after="180"/>
-      </w:pPr>
-      <w:r>
-        <w:rPr>
-          <w:b w:val="0"/>
-        </w:rPr>
-        <w:t xml:space="preserve">One application can route a request, retrieve </w:t>
-      </w:r>
-      <w:r>
-        <w:rPr>
-          <w:b/>
-        </w:rPr>
-        <w:t>evidence</w:t>
-      </w:r>
-      <w:r>
-        <w:rPr>
-          <w:b w:val="0"/>
-        </w:rPr>
-        <w:t xml:space="preserve"> and generate a response.</w:t>
-      </w:r>
-    </w:p>
-    <w:p>
-      <w:pPr>
         <w:pStyle w:val="Heading3"/>
       </w:pPr>
       <w:r>
@@ -376,99 +714,10 @@
     </w:p>
     <w:p>
       <w:pPr>
-        <w:spacing w:line="336" w:lineRule="auto" w:after="180"/>
-      </w:pPr>
-      <w:r>
-        <w:rPr>
-          <w:b w:val="0"/>
-        </w:rPr>
-        <w:t>Without opening the old lesson, explain one key idea from Text as Pieces. Give an example and a mistake that the idea helps you avoid.</w:t>
-      </w:r>
-    </w:p>
-    <w:p>
-      <w:pPr>
-        <w:spacing w:line="336" w:lineRule="auto" w:after="180"/>
-      </w:pPr>
-      <w:r>
-        <w:rPr>
-          <w:b w:val="0"/>
-        </w:rPr>
-        <w:t>Look for: Encode and decode text under an explicit toy vocabulary</w:t>
-      </w:r>
-    </w:p>
-    <w:p>
-      <w:pPr>
-        <w:spacing w:line="336" w:lineRule="auto" w:after="180"/>
-      </w:pPr>
-      <w:r>
-        <w:rPr>
-          <w:b w:val="0"/>
-        </w:rPr>
-        <w:t>Reference example, not the only acceptable wording: Teacher explanation: The rule chooses the longest matching ordinary token; sat has length three and s length one.</w:t>
-      </w:r>
-    </w:p>
-    <w:p>
-      <w:pPr>
-        <w:spacing w:line="336" w:lineRule="auto" w:after="180"/>
-      </w:pPr>
-      <w:r>
-        <w:rPr>
-          <w:b w:val="0"/>
-        </w:rPr>
-        <w:t>Vocabulary and matching are case sensitive and contain no uppercase C.</w:t>
-      </w:r>
-    </w:p>
-    <w:p>
-      <w:pPr>
         <w:pStyle w:val="Heading3"/>
       </w:pPr>
       <w:r>
         <w:t>Nearest Neighbor Reasoning</w:t>
-      </w:r>
-    </w:p>
-    <w:p>
-      <w:pPr>
-        <w:spacing w:line="336" w:lineRule="auto" w:after="180"/>
-      </w:pPr>
-      <w:r>
-        <w:rPr>
-          <w:b w:val="0"/>
-        </w:rPr>
-        <w:t>Without opening the old lesson, explain one key idea from Nearest Neighbor Reasoning. Give an example and a mistake that the idea helps you avoid.</w:t>
-      </w:r>
-    </w:p>
-    <w:p>
-      <w:pPr>
-        <w:spacing w:line="336" w:lineRule="auto" w:after="180"/>
-      </w:pPr>
-      <w:r>
-        <w:rPr>
-          <w:b w:val="0"/>
-        </w:rPr>
-        <w:t xml:space="preserve">Look for: Compute absolute distances and rank </w:t>
-      </w:r>
-      <w:r>
-        <w:rPr>
-          <w:b/>
-        </w:rPr>
-        <w:t>training</w:t>
-      </w:r>
-      <w:r>
-        <w:rPr>
-          <w:b w:val="0"/>
-        </w:rPr>
-        <w:t xml:space="preserve"> neighbours</w:t>
-      </w:r>
-    </w:p>
-    <w:p>
-      <w:pPr>
-        <w:spacing w:line="336" w:lineRule="auto" w:after="180"/>
-      </w:pPr>
-      <w:r>
-        <w:rPr>
-          <w:b w:val="0"/>
-        </w:rPr>
-        <w:t>Reference example, not the only acceptable wording: Distances to A,B,C,D,E are 1,1,5,7,9 cm. A and B are equally far from 3 on the numeric feature; their labels do not enter the distance calculation.</w:t>
       </w:r>
     </w:p>
     <w:p>
@@ -689,6 +938,11 @@
       </w:r>
     </w:p>
     <w:p>
+      <w:r>
+        <w:t>This compact option is not the full-week schedule. Use the main teaching cycle and allow extra sessions for the investigation, independent work and project.</w:t>
+      </w:r>
+    </w:p>
+    <w:p>
       <w:pPr>
         <w:spacing w:line="336" w:lineRule="auto" w:after="180"/>
       </w:pPr>
@@ -696,7 +950,7 @@
         <w:rPr>
           <w:b w:val="0"/>
         </w:rPr>
-        <w:t>Use the supplied scenario, student illustrations and blank paper. For numeric work, offer counters or a calculator after learners show the setup. Fictional records are supplied; personal data and paid accounts are unnecessary.</w:t>
+        <w:t>Allow 80 minutes: recall 8; explanation 12; worked demonstration 15; guided practice 20; independent assessment 15; project and reflection 10. Extend the lab into a second session when needed.</w:t>
       </w:r>
     </w:p>
     <w:p>
@@ -704,32 +958,55 @@
         <w:pStyle w:val="Heading3"/>
       </w:pPr>
       <w:r>
-        <w:t>Alternative compact allocation</w:t>
-      </w:r>
-    </w:p>
-    <w:p>
-      <w:r>
-        <w:t>This compact option is not the full-week schedule. Use the main teaching cycle and allow extra sessions for the investigation, independent work and project.</w:t>
+        <w:t>Preparation for the connected explanation</w:t>
+      </w:r>
+    </w:p>
+    <w:p>
+      <w:pPr>
+        <w:pStyle w:val="Heading3"/>
+      </w:pPr>
+      <w:r>
+        <w:t>Readiness answer</w:t>
+      </w:r>
+    </w:p>
+    <w:p>
+      <w:pPr>
+        <w:pStyle w:val="Heading3"/>
+      </w:pPr>
+      <w:r>
+        <w:t>End goal for the pictorial case</w:t>
       </w:r>
     </w:p>
     <w:p>
       <w:pPr>
         <w:spacing w:line="336" w:lineRule="auto" w:after="180"/>
-        <w:shd w:fill="F1F6F8"/>
-      </w:pPr>
-      <w:r>
-        <w:rPr>
-          <w:b w:val="0"/>
-        </w:rPr>
-        <w:t>Allow 80 minutes: recall 8; explanation 12; worked demonstration 15; guided practice 20; independent assessment 15; project and reflection 10. Extend the lab into a second session when needed.</w:t>
-      </w:r>
-    </w:p>
-    <w:p>
-      <w:pPr>
-        <w:pStyle w:val="Heading3"/>
-      </w:pPr>
-      <w:r>
-        <w:t>Preparation for the connected explanation</w:t>
+      </w:pPr>
+      <w:r>
+        <w:rPr>
+          <w:b w:val="0"/>
+        </w:rPr>
+        <w:t>This added worked case illustrates the week’s main idea. Retain all original and connected topics; schedule its practice within the teaching cycle.</w:t>
+      </w:r>
+    </w:p>
+    <w:p>
+      <w:pPr>
+        <w:pStyle w:val="Heading1"/>
+      </w:pPr>
+      <w:r>
+        <w:t>02. Model paired counts without mixing the datasets</w:t>
+      </w:r>
+    </w:p>
+    <w:p>
+      <w:r>
+        <w:t>Keep six-case missing-approval and seven-case missing-source records separately labelled.</w:t>
+      </w:r>
+    </w:p>
+    <w:p>
+      <w:pPr>
+        <w:pStyle w:val="Heading2"/>
+      </w:pPr>
+      <w:r>
+        <w:t>Define the controlled comparison</w:t>
       </w:r>
     </w:p>
     <w:p>
@@ -740,7 +1017,7 @@
         <w:rPr>
           <w:b w:val="0"/>
         </w:rPr>
-        <w:t xml:space="preserve">Two 45-minute sessions. A </w:t>
+        <w:t xml:space="preserve">A </w:t>
       </w:r>
       <w:r>
         <w:rPr>
@@ -775,19 +1052,55 @@
         <w:rPr>
           <w:b w:val="0"/>
         </w:rPr>
-        <w:t xml:space="preserve">Use the supplied constructed scenarios to make the </w:t>
+        <w:t xml:space="preserve">Evaluate both </w:t>
       </w:r>
       <w:r>
         <w:rPr>
           <w:b/>
         </w:rPr>
-        <w:t>mechanism</w:t>
-      </w:r>
-      <w:r>
-        <w:rPr>
-          <w:b w:val="0"/>
-        </w:rPr>
-        <w:t xml:space="preserve"> inspectable. Collect W4 before sharing solutions.</w:t>
+        <w:t>prompt</w:t>
+      </w:r>
+      <w:r>
+        <w:rPr>
+          <w:b w:val="0"/>
+        </w:rPr>
+        <w:t xml:space="preserve">s on </w:t>
+      </w:r>
+      <w:r>
+        <w:rPr>
+          <w:b/>
+        </w:rPr>
+        <w:t>paired case</w:t>
+      </w:r>
+      <w:r>
+        <w:rPr>
+          <w:b w:val="0"/>
+        </w:rPr>
+        <w:t xml:space="preserve">s with fixed model/version, source records, </w:t>
+      </w:r>
+      <w:r>
+        <w:rPr>
+          <w:b/>
+        </w:rPr>
+        <w:t>output</w:t>
+      </w:r>
+      <w:r>
+        <w:rPr>
+          <w:b w:val="0"/>
+        </w:rPr>
+        <w:t xml:space="preserve"> contract and scoring </w:t>
+      </w:r>
+      <w:r>
+        <w:rPr>
+          <w:b/>
+        </w:rPr>
+        <w:t>rubric</w:t>
+      </w:r>
+      <w:r>
+        <w:rPr>
+          <w:b w:val="0"/>
+        </w:rPr>
+        <w:t>. Use development results for selection, then reserve new final cases.</w:t>
       </w:r>
     </w:p>
     <w:p>
@@ -798,707 +1111,15 @@
         <w:rPr>
           <w:b w:val="0"/>
         </w:rPr>
-        <w:t xml:space="preserve">Students should name intermediate </w:t>
-      </w:r>
-      <w:r>
-        <w:rPr>
-          <w:b/>
-        </w:rPr>
-        <w:t>evidence</w:t>
-      </w:r>
-      <w:r>
-        <w:rPr>
-          <w:b w:val="0"/>
-        </w:rPr>
-        <w:t xml:space="preserve"> and limitations; classroom pacing and learning effectiveness remain unvalidated.</w:t>
-      </w:r>
-    </w:p>
-    <w:p>
-      <w:pPr>
-        <w:pStyle w:val="Heading3"/>
-      </w:pPr>
-      <w:r>
-        <w:t>Readiness answer</w:t>
-      </w:r>
-    </w:p>
-    <w:p>
-      <w:pPr>
-        <w:spacing w:line="336" w:lineRule="auto" w:after="180"/>
-      </w:pPr>
-      <w:r>
-        <w:rPr>
-          <w:b w:val="0"/>
-        </w:rPr>
-        <w:t xml:space="preserve">A result depends on the </w:t>
-      </w:r>
-      <w:r>
-        <w:rPr>
-          <w:b/>
-        </w:rPr>
-        <w:t>input</w:t>
-      </w:r>
-      <w:r>
-        <w:rPr>
-          <w:b w:val="0"/>
-        </w:rPr>
-        <w:t xml:space="preserve">s, procedure and conditions that produced it. Preserve data roles and distinguish observed outcomes from </w:t>
-      </w:r>
-      <w:r>
-        <w:rPr>
-          <w:b/>
-        </w:rPr>
-        <w:t>prediction</w:t>
-      </w:r>
-      <w:r>
-        <w:rPr>
-          <w:b w:val="0"/>
-        </w:rPr>
-        <w:t>s or unmeasured conditions.</w:t>
-      </w:r>
-    </w:p>
-    <w:p>
-      <w:pPr>
-        <w:spacing w:line="336" w:lineRule="auto" w:after="180"/>
-      </w:pPr>
-      <w:r>
-        <w:rPr>
-          <w:b w:val="0"/>
-        </w:rPr>
-        <w:t>If the prior concept cannot be explained, use a short retrieval activity before this chapter.</w:t>
-      </w:r>
-    </w:p>
-    <w:p>
-      <w:pPr>
-        <w:spacing w:line="336" w:lineRule="auto" w:after="180"/>
-      </w:pPr>
-      <w:r>
-        <w:rPr>
-          <w:b w:val="0"/>
-        </w:rPr>
-        <w:t>Lesson and workbook; paper and pencil</w:t>
-      </w:r>
-    </w:p>
-    <w:p>
-      <w:pPr>
-        <w:spacing w:line="336" w:lineRule="auto" w:after="180"/>
-      </w:pPr>
-      <w:r>
-        <w:rPr>
-          <w:b w:val="0"/>
-        </w:rPr>
-        <w:t>Calculator and optional local Python 3 for arithmetic; no live API or private data</w:t>
-      </w:r>
-    </w:p>
-    <w:p>
-      <w:pPr>
-        <w:spacing w:line="336" w:lineRule="auto" w:after="180"/>
-      </w:pPr>
-      <w:r>
-        <w:rPr>
-          <w:b w:val="0"/>
-        </w:rPr>
-        <w:t>Prepare the fresh retry separately and withhold its solution until after collection</w:t>
-      </w:r>
-    </w:p>
-    <w:p>
-      <w:pPr>
-        <w:pStyle w:val="Heading3"/>
-      </w:pPr>
-      <w:r>
-        <w:t>End goal for the pictorial case</w:t>
-      </w:r>
-    </w:p>
-    <w:p>
-      <w:pPr>
-        <w:spacing w:line="336" w:lineRule="auto" w:after="180"/>
-      </w:pPr>
-      <w:r>
-        <w:rPr>
-          <w:b w:val="0"/>
-        </w:rPr>
-        <w:t xml:space="preserve">By the end, I can compare </w:t>
-      </w:r>
-      <w:r>
-        <w:rPr>
-          <w:b/>
-        </w:rPr>
-        <w:t>prompt</w:t>
-      </w:r>
-      <w:r>
-        <w:rPr>
-          <w:b w:val="0"/>
-        </w:rPr>
-        <w:t xml:space="preserve">s on </w:t>
-      </w:r>
-      <w:r>
-        <w:rPr>
-          <w:b/>
-        </w:rPr>
-        <w:t>paired case</w:t>
-      </w:r>
-      <w:r>
-        <w:rPr>
-          <w:b w:val="0"/>
-        </w:rPr>
-        <w:t>s and inspect a subgroup before choosing.</w:t>
-      </w:r>
-    </w:p>
-    <w:p>
-      <w:pPr>
-        <w:spacing w:line="336" w:lineRule="auto" w:after="180"/>
-      </w:pPr>
-      <w:r>
-        <w:rPr>
-          <w:b w:val="0"/>
-        </w:rPr>
-        <w:t>This added worked case illustrates the week’s main idea. Retain all original and connected topics; schedule its practice within the teaching cycle.</w:t>
-      </w:r>
-    </w:p>
-    <w:p>
-      <w:pPr>
-        <w:pStyle w:val="Heading1"/>
-      </w:pPr>
-      <w:r>
-        <w:t>02. Explain the mechanism</w:t>
-      </w:r>
-    </w:p>
-    <w:p>
-      <w:r>
-        <w:t>Model Prompt Experiments using the supplied case, labelled mechanism and reasoning. Make the scope of each conclusion explicit.</w:t>
-      </w:r>
-    </w:p>
-    <w:p>
-      <w:pPr>
-        <w:spacing w:line="336" w:lineRule="auto" w:after="180"/>
-      </w:pPr>
-      <w:r>
-        <w:rPr>
-          <w:b/>
-        </w:rPr>
-        <w:t>Input</w:t>
-      </w:r>
-      <w:r>
-        <w:rPr>
-          <w:b w:val="0"/>
-        </w:rPr>
-        <w:t xml:space="preserve"> → </w:t>
-      </w:r>
-      <w:r>
-        <w:rPr>
-          <w:b/>
-        </w:rPr>
-        <w:t>Process</w:t>
-      </w:r>
-      <w:r>
-        <w:rPr>
-          <w:b w:val="0"/>
-        </w:rPr>
-        <w:t xml:space="preserve"> → </w:t>
-      </w:r>
-      <w:r>
-        <w:rPr>
-          <w:b/>
-        </w:rPr>
-        <w:t>Output</w:t>
-      </w:r>
-    </w:p>
-    <w:p>
-      <w:pPr>
-        <w:spacing w:line="336" w:lineRule="auto" w:after="180"/>
-      </w:pPr>
-      <w:r>
-        <w:rPr>
-          <w:b w:val="0"/>
-        </w:rPr>
-        <w:t>Trace the information. At each stage, ask what changed and how you could test it.</w:t>
-      </w:r>
-    </w:p>
-    <w:p>
-      <w:pPr>
-        <w:spacing w:line="336" w:lineRule="auto" w:after="180"/>
-      </w:pPr>
-      <w:r>
-        <w:rPr>
-          <w:b w:val="0"/>
-        </w:rPr>
-        <w:t>Which stage could fail even when the other two are correct? Explain:</w:t>
-      </w:r>
-    </w:p>
-    <w:p>
-      <w:pPr>
-        <w:spacing w:line="336" w:lineRule="auto" w:after="180"/>
-      </w:pPr>
-      <w:r>
-        <w:rPr>
-          <w:b w:val="0"/>
-        </w:rPr>
-        <w:t xml:space="preserve">Predict first. Then check each step. A correct answer without visible reasoning is incomplete </w:t>
-      </w:r>
-      <w:r>
-        <w:rPr>
-          <w:b/>
-        </w:rPr>
-        <w:t>evidence</w:t>
-      </w:r>
-      <w:r>
-        <w:rPr>
-          <w:b w:val="0"/>
-        </w:rPr>
-        <w:t>.</w:t>
-      </w:r>
-    </w:p>
-    <w:p>
-      <w:pPr>
-        <w:spacing w:line="336" w:lineRule="auto" w:after="180"/>
-        <w:shd w:fill="F4F9FC"/>
-      </w:pPr>
-      <w:r>
-        <w:rPr>
-          <w:b w:val="0"/>
-        </w:rPr>
-        <w:t xml:space="preserve">1. </w:t>
-      </w:r>
-      <w:r>
-        <w:rPr>
-          <w:b/>
-        </w:rPr>
-        <w:t>Prompt</w:t>
-      </w:r>
-      <w:r>
-        <w:rPr>
-          <w:b w:val="0"/>
-        </w:rPr>
-        <w:t xml:space="preserve"> A meets 3 of 6 </w:t>
-      </w:r>
-      <w:r>
-        <w:rPr>
-          <w:b/>
-        </w:rPr>
-        <w:t>rubric</w:t>
-      </w:r>
-      <w:r>
-        <w:rPr>
-          <w:b w:val="0"/>
-        </w:rPr>
-        <w:t xml:space="preserve"> checks.</w:t>
-      </w:r>
-    </w:p>
-    <w:p>
-      <w:pPr>
-        <w:spacing w:line="336" w:lineRule="auto" w:after="180"/>
-        <w:shd w:fill="F4F9FC"/>
-      </w:pPr>
-      <w:r>
-        <w:rPr>
-          <w:b w:val="0"/>
-        </w:rPr>
-        <w:t xml:space="preserve">2. Add one </w:t>
-      </w:r>
-      <w:r>
-        <w:rPr>
-          <w:b/>
-        </w:rPr>
-        <w:t>constraint</w:t>
-      </w:r>
-      <w:r>
-        <w:rPr>
-          <w:b w:val="0"/>
-        </w:rPr>
-        <w:t>: ‘Use 3 sentences and name no ending.’</w:t>
-      </w:r>
-    </w:p>
-    <w:p>
-      <w:pPr>
-        <w:spacing w:line="336" w:lineRule="auto" w:after="180"/>
-        <w:shd w:fill="F4F9FC"/>
-      </w:pPr>
-      <w:r>
-        <w:rPr>
-          <w:b w:val="0"/>
-        </w:rPr>
-        <w:t xml:space="preserve">3. </w:t>
-      </w:r>
-      <w:r>
-        <w:rPr>
-          <w:b/>
-        </w:rPr>
-        <w:t>Prompt</w:t>
-      </w:r>
-      <w:r>
-        <w:rPr>
-          <w:b w:val="0"/>
-        </w:rPr>
-        <w:t xml:space="preserve"> B meets 5 of 6 checks.</w:t>
-      </w:r>
-    </w:p>
-    <w:p>
-      <w:pPr>
-        <w:spacing w:line="336" w:lineRule="auto" w:after="180"/>
-        <w:shd w:fill="F4F9FC"/>
-      </w:pPr>
-      <w:r>
-        <w:rPr>
-          <w:b w:val="0"/>
-        </w:rPr>
-        <w:t>4. Improvement = +2 checks; repeat on more books before claiming it generalizes.</w:t>
-      </w:r>
-    </w:p>
-    <w:p>
-      <w:pPr>
-        <w:spacing w:line="336" w:lineRule="auto" w:after="180"/>
-      </w:pPr>
-      <w:r>
-        <w:rPr>
-          <w:b w:val="0"/>
-        </w:rPr>
-        <w:t>Recalculate, retrace, or restate the reasoning in your own representation:</w:t>
-      </w:r>
-    </w:p>
-    <w:p>
-      <w:pPr>
-        <w:spacing w:line="336" w:lineRule="auto" w:after="180"/>
-        <w:shd w:fill="F5F1FB"/>
-      </w:pPr>
-      <w:r>
-        <w:rPr>
-          <w:b w:val="0"/>
-        </w:rPr>
-        <w:t xml:space="preserve">CHECK Did the </w:t>
-      </w:r>
-      <w:r>
-        <w:rPr>
-          <w:b/>
-        </w:rPr>
-        <w:t>evidence</w:t>
-      </w:r>
-      <w:r>
-        <w:rPr>
-          <w:b w:val="0"/>
-        </w:rPr>
-        <w:t xml:space="preserve"> answer the exact question? Did the total, path, or source record stay consistent?</w:t>
-      </w:r>
-    </w:p>
-    <w:p>
-      <w:pPr>
-        <w:pStyle w:val="Heading3"/>
-      </w:pPr>
-      <w:r>
-        <w:t>Concrete teaching case</w:t>
-      </w:r>
-    </w:p>
-    <w:p>
-      <w:pPr>
-        <w:pStyle w:val="Heading3"/>
-      </w:pPr>
-      <w:r>
-        <w:t>The teaching case</w:t>
-      </w:r>
-    </w:p>
-    <w:p>
-      <w:pPr>
-        <w:spacing w:line="336" w:lineRule="auto" w:after="180"/>
-        <w:shd w:fill="F1F6FC"/>
-      </w:pPr>
-      <w:r>
-        <w:rPr>
-          <w:b/>
-        </w:rPr>
-        <w:t>Prompt</w:t>
-      </w:r>
-      <w:r>
-        <w:rPr>
-          <w:b w:val="0"/>
-        </w:rPr>
-        <w:t xml:space="preserve"> B adds under 100 pages and explain the match to </w:t>
-      </w:r>
-      <w:r>
-        <w:rPr>
-          <w:b/>
-        </w:rPr>
-        <w:t>Prompt</w:t>
-      </w:r>
-      <w:r>
-        <w:rPr>
-          <w:b w:val="0"/>
-        </w:rPr>
-        <w:t xml:space="preserve"> A. Both use a catalogue.</w:t>
-      </w:r>
-    </w:p>
-    <w:p>
-      <w:pPr>
-        <w:pStyle w:val="Heading3"/>
-      </w:pPr>
-      <w:r>
-        <w:t>The teaching case</w:t>
-      </w:r>
-    </w:p>
-    <w:p>
-      <w:pPr>
-        <w:spacing w:line="336" w:lineRule="auto" w:after="180"/>
-        <w:shd w:fill="F1F6FC"/>
-      </w:pPr>
-      <w:r>
-        <w:rPr>
-          <w:b w:val="0"/>
-        </w:rPr>
-        <w:t>Design a fair comparison.</w:t>
-      </w:r>
-    </w:p>
-    <w:p>
-      <w:pPr>
-        <w:pStyle w:val="Heading3"/>
-      </w:pPr>
-      <w:r>
-        <w:t>Exact explanation to model</w:t>
-      </w:r>
-    </w:p>
-    <w:p>
-      <w:pPr>
-        <w:pStyle w:val="Heading3"/>
-      </w:pPr>
-      <w:r>
-        <w:t>Why the result follows</w:t>
-      </w:r>
-    </w:p>
-    <w:p>
-      <w:pPr>
-        <w:spacing w:line="336" w:lineRule="auto" w:after="180"/>
-        <w:shd w:fill="F1F6FC"/>
-      </w:pPr>
-      <w:r>
-        <w:rPr>
-          <w:b w:val="0"/>
-        </w:rPr>
-        <w:t xml:space="preserve">Use identical requests, catalogue and scoring criteria. Check </w:t>
-      </w:r>
-      <w:r>
-        <w:rPr>
-          <w:b/>
-        </w:rPr>
-        <w:t>constraint</w:t>
-      </w:r>
-      <w:r>
-        <w:rPr>
-          <w:b w:val="0"/>
-        </w:rPr>
-        <w:t xml:space="preserve"> compliance and supported explanation; repeat stochastic </w:t>
-      </w:r>
-      <w:r>
-        <w:rPr>
-          <w:b/>
-        </w:rPr>
-        <w:t>output</w:t>
-      </w:r>
-      <w:r>
-        <w:rPr>
-          <w:b w:val="0"/>
-        </w:rPr>
-        <w:t>s when relevant.</w:t>
-      </w:r>
-    </w:p>
-    <w:p>
-      <w:pPr>
-        <w:pStyle w:val="Heading3"/>
-      </w:pPr>
-      <w:r>
-        <w:t>Explain the added worked example</w:t>
-      </w:r>
-    </w:p>
-    <w:p>
-      <w:pPr>
-        <w:spacing w:line="336" w:lineRule="auto" w:after="180"/>
-      </w:pPr>
-      <w:r>
-        <w:rPr>
-          <w:b w:val="0"/>
-        </w:rPr>
-        <w:t xml:space="preserve">A </w:t>
-      </w:r>
-      <w:r>
-        <w:rPr>
-          <w:b/>
-        </w:rPr>
-        <w:t>prompt</w:t>
-      </w:r>
-      <w:r>
-        <w:rPr>
-          <w:b w:val="0"/>
-        </w:rPr>
-        <w:t xml:space="preserve"> experiment compares complete specifications using the same task cases. Define success before inspecting </w:t>
-      </w:r>
-      <w:r>
-        <w:rPr>
-          <w:b/>
-        </w:rPr>
-        <w:t>output</w:t>
-      </w:r>
-      <w:r>
-        <w:rPr>
-          <w:b w:val="0"/>
-        </w:rPr>
-        <w:t>s; change one intended instruction and preserve other settings.</w:t>
-      </w:r>
-    </w:p>
-    <w:p>
-      <w:pPr>
-        <w:pStyle w:val="Heading3"/>
-      </w:pPr>
-      <w:r>
-        <w:t>Explain the added worked example · 1</w:t>
-      </w:r>
-    </w:p>
-    <w:p>
-      <w:pPr>
-        <w:spacing w:line="336" w:lineRule="auto" w:after="180"/>
-      </w:pPr>
-      <w:r>
-        <w:rPr>
-          <w:b w:val="0"/>
-        </w:rPr>
-        <w:t>Begin by writing the question the procedure is intended to answer. Identify the information already supplied, the information it will produce and the information still missing.</w:t>
-      </w:r>
-    </w:p>
-    <w:p>
-      <w:pPr>
-        <w:spacing w:line="336" w:lineRule="auto" w:after="180"/>
-      </w:pPr>
-      <w:r>
-        <w:rPr>
-          <w:b w:val="0"/>
-        </w:rPr>
-        <w:t>These are constructed classroom examples; they do not require live accounts, private records or an external service. Do not treat a plausible explanation as a measured outcome.</w:t>
-      </w:r>
-    </w:p>
-    <w:p>
-      <w:pPr>
-        <w:spacing w:line="336" w:lineRule="auto" w:after="180"/>
-      </w:pPr>
-      <w:r>
-        <w:rPr>
-          <w:b w:val="0"/>
-        </w:rPr>
-        <w:t xml:space="preserve">Evaluate both </w:t>
-      </w:r>
-      <w:r>
-        <w:rPr>
-          <w:b/>
-        </w:rPr>
-        <w:t>prompt</w:t>
-      </w:r>
-      <w:r>
-        <w:rPr>
-          <w:b w:val="0"/>
-        </w:rPr>
-        <w:t xml:space="preserve">s on </w:t>
-      </w:r>
-      <w:r>
-        <w:rPr>
-          <w:b/>
-        </w:rPr>
-        <w:t>paired case</w:t>
-      </w:r>
-      <w:r>
-        <w:rPr>
-          <w:b w:val="0"/>
-        </w:rPr>
-        <w:t xml:space="preserve">s with fixed model/version, source records, </w:t>
-      </w:r>
-      <w:r>
-        <w:rPr>
-          <w:b/>
-        </w:rPr>
-        <w:t>output</w:t>
-      </w:r>
-      <w:r>
-        <w:rPr>
-          <w:b w:val="0"/>
-        </w:rPr>
-        <w:t xml:space="preserve"> contract and scoring </w:t>
-      </w:r>
-      <w:r>
-        <w:rPr>
-          <w:b/>
-        </w:rPr>
-        <w:t>rubric</w:t>
-      </w:r>
-      <w:r>
-        <w:rPr>
-          <w:b w:val="0"/>
-        </w:rPr>
-        <w:t>. Use development results for selection, then reserve new final cases.</w:t>
-      </w:r>
-    </w:p>
-    <w:p>
-      <w:pPr>
-        <w:spacing w:line="336" w:lineRule="auto" w:after="180"/>
-      </w:pPr>
-      <w:r>
-        <w:rPr>
-          <w:b w:val="0"/>
-        </w:rPr>
         <w:t>Score each case rather than counting attractive sentences.</w:t>
       </w:r>
     </w:p>
     <w:p>
       <w:pPr>
-        <w:pStyle w:val="Heading3"/>
-      </w:pPr>
-      <w:r>
-        <w:t>Explain the added worked example · 2</w:t>
-      </w:r>
-    </w:p>
-    <w:p>
-      <w:pPr>
-        <w:spacing w:line="336" w:lineRule="auto" w:after="180"/>
-      </w:pPr>
-      <w:r>
-        <w:rPr>
-          <w:b w:val="0"/>
-        </w:rPr>
-        <w:t xml:space="preserve">Before applying the procedure, write its units, denominator or decision boundary where relevant. A partner should be able to repeat each step using the same </w:t>
-      </w:r>
-      <w:r>
-        <w:rPr>
-          <w:b/>
-        </w:rPr>
-        <w:t>input</w:t>
-      </w:r>
-      <w:r>
-        <w:rPr>
-          <w:b w:val="0"/>
-        </w:rPr>
-        <w:t>s.</w:t>
-      </w:r>
-    </w:p>
-    <w:p>
-      <w:pPr>
-        <w:spacing w:line="336" w:lineRule="auto" w:after="180"/>
-      </w:pPr>
-      <w:r>
-        <w:rPr>
-          <w:b w:val="0"/>
-        </w:rPr>
-        <w:t xml:space="preserve">If a required </w:t>
-      </w:r>
-      <w:r>
-        <w:rPr>
-          <w:b/>
-        </w:rPr>
-        <w:t>input</w:t>
-      </w:r>
-      <w:r>
-        <w:rPr>
-          <w:b w:val="0"/>
-        </w:rPr>
-        <w:t xml:space="preserve"> is absent or violates the stated contract, record that condition explicitly instead of quietly replacing it with a convenient value.</w:t>
-      </w:r>
-    </w:p>
-    <w:p>
-      <w:pPr>
-        <w:pStyle w:val="Heading3"/>
-      </w:pPr>
-      <w:r>
-        <w:t>Key terms</w:t>
+        <w:pStyle w:val="Heading2"/>
+      </w:pPr>
+      <w:r>
+        <w:t>Trace the six-case record</w:t>
       </w:r>
     </w:p>
     <w:tbl>
@@ -1508,8 +1129,9 @@
         <w:tblLook w:firstColumn="1" w:firstRow="1" w:lastColumn="0" w:lastRow="0" w:noHBand="0" w:noVBand="1" w:val="04A0"/>
       </w:tblPr>
       <w:tblGrid>
-        <w:gridCol w:w="5112"/>
-        <w:gridCol w:w="5112"/>
+        <w:gridCol w:w="3408"/>
+        <w:gridCol w:w="3408"/>
+        <w:gridCol w:w="3408"/>
       </w:tblGrid>
       <w:tr>
         <w:trPr>
@@ -1517,21 +1139,31 @@
         </w:trPr>
         <w:tc>
           <w:tcPr>
-            <w:tcW w:type="dxa" w:w="5112"/>
+            <w:tcW w:type="dxa" w:w="3408"/>
           </w:tcPr>
           <w:p>
             <w:r>
-              <w:t>Term</w:t>
+              <w:t>Six-case development record</w:t>
             </w:r>
           </w:p>
         </w:tc>
         <w:tc>
           <w:tcPr>
-            <w:tcW w:type="dxa" w:w="5112"/>
+            <w:tcW w:type="dxa" w:w="3408"/>
           </w:tcPr>
           <w:p>
             <w:r>
-              <w:t>Meaning</w:t>
+              <w:t>P</w:t>
+            </w:r>
+          </w:p>
+        </w:tc>
+        <w:tc>
+          <w:tcPr>
+            <w:tcW w:type="dxa" w:w="3408"/>
+          </w:tcPr>
+          <w:p>
+            <w:r>
+              <w:t>Q</w:t>
             </w:r>
           </w:p>
         </w:tc>
@@ -1539,21 +1171,31 @@
       <w:tr>
         <w:tc>
           <w:tcPr>
-            <w:tcW w:type="dxa" w:w="5112"/>
+            <w:tcW w:type="dxa" w:w="3408"/>
           </w:tcPr>
           <w:p>
             <w:r>
-              <w:t>Paired case</w:t>
+              <w:t>Pass IDs</w:t>
             </w:r>
           </w:p>
         </w:tc>
         <w:tc>
           <w:tcPr>
-            <w:tcW w:type="dxa" w:w="5112"/>
+            <w:tcW w:type="dxa" w:w="3408"/>
           </w:tcPr>
           <w:p>
             <w:r>
-              <w:t>The same case evaluated under each compared procedure</w:t>
+              <w:t>1,2,3,4</w:t>
+            </w:r>
+          </w:p>
+        </w:tc>
+        <w:tc>
+          <w:tcPr>
+            <w:tcW w:type="dxa" w:w="3408"/>
+          </w:tcPr>
+          <w:p>
+            <w:r>
+              <w:t>1,2,3,5,6</w:t>
             </w:r>
           </w:p>
         </w:tc>
@@ -1561,21 +1203,31 @@
       <w:tr>
         <w:tc>
           <w:tcPr>
-            <w:tcW w:type="dxa" w:w="5112"/>
+            <w:tcW w:type="dxa" w:w="3408"/>
           </w:tcPr>
           <w:p>
             <w:r>
-              <w:t>Rubric</w:t>
+              <w:t>Total passes /6</w:t>
             </w:r>
           </w:p>
         </w:tc>
         <w:tc>
           <w:tcPr>
-            <w:tcW w:type="dxa" w:w="5112"/>
+            <w:tcW w:type="dxa" w:w="3408"/>
           </w:tcPr>
           <w:p>
             <w:r>
-              <w:t>Prespecified criteria for judging an output</w:t>
+              <w:t>4/6</w:t>
+            </w:r>
+          </w:p>
+        </w:tc>
+        <w:tc>
+          <w:tcPr>
+            <w:tcW w:type="dxa" w:w="3408"/>
+          </w:tcPr>
+          <w:p>
+            <w:r>
+              <w:t>5/6</w:t>
             </w:r>
           </w:p>
         </w:tc>
@@ -1583,21 +1235,31 @@
       <w:tr>
         <w:tc>
           <w:tcPr>
-            <w:tcW w:type="dxa" w:w="5112"/>
+            <w:tcW w:type="dxa" w:w="3408"/>
           </w:tcPr>
           <w:p>
             <w:r>
-              <w:t>Regression</w:t>
+              <w:t>Missing-approval IDs4,6</w:t>
             </w:r>
           </w:p>
         </w:tc>
         <w:tc>
           <w:tcPr>
-            <w:tcW w:type="dxa" w:w="5112"/>
+            <w:tcW w:type="dxa" w:w="3408"/>
           </w:tcPr>
           <w:p>
             <w:r>
-              <w:t>A previously passing condition that fails after a change</w:t>
+              <w:t>case4 passes; case6 fails</w:t>
+            </w:r>
+          </w:p>
+        </w:tc>
+        <w:tc>
+          <w:tcPr>
+            <w:tcW w:type="dxa" w:w="3408"/>
+          </w:tcPr>
+          <w:p>
+            <w:r>
+              <w:t>case4 fails; case6 passes</w:t>
             </w:r>
           </w:p>
         </w:tc>
@@ -1605,33 +1267,55 @@
     </w:tbl>
     <w:p>
       <w:pPr>
-        <w:pStyle w:val="Heading3"/>
-      </w:pPr>
-      <w:r>
-        <w:t>Model the reasoning aloud</w:t>
-      </w:r>
-    </w:p>
-    <w:p>
-      <w:pPr>
         <w:spacing w:line="336" w:lineRule="auto" w:after="180"/>
       </w:pPr>
       <w:r>
         <w:rPr>
           <w:b w:val="0"/>
         </w:rPr>
-        <w:t xml:space="preserve">Use the complete worked example below before asking learners to complete W2. Reveal a small part, invite a </w:t>
+        <w:t>On six development cases P passes cases 1, 2, 3, 4; Q passes 1, 2, 3, 5, 6. Missing-approval cases are 4 and 6. Compare totals and condition results.</w:t>
+      </w:r>
+    </w:p>
+    <w:p>
+      <w:pPr>
+        <w:spacing w:line="336" w:lineRule="auto" w:after="180"/>
+      </w:pPr>
+      <w:r>
+        <w:rPr>
+          <w:b w:val="0"/>
+        </w:rPr>
+        <w:t>P passes 4/6 and Q 5/6. P passes one of two missing-approval cases, Q also one of two. Q improves the aggregate while leaving this condition unchanged.</w:t>
+      </w:r>
+    </w:p>
+    <w:p>
+      <w:pPr>
+        <w:pStyle w:val="Heading2"/>
+      </w:pPr>
+      <w:r>
+        <w:t>Read the separate seven-case facts</w:t>
+      </w:r>
+    </w:p>
+    <w:p>
+      <w:pPr>
+        <w:spacing w:line="336" w:lineRule="auto" w:after="180"/>
+      </w:pPr>
+      <w:r>
+        <w:rPr>
+          <w:b w:val="0"/>
+        </w:rPr>
+        <w:t xml:space="preserve">A fictional book-help project tests two </w:t>
       </w:r>
       <w:r>
         <w:rPr>
           <w:b/>
         </w:rPr>
-        <w:t>prediction</w:t>
-      </w:r>
-      <w:r>
-        <w:rPr>
-          <w:b w:val="0"/>
-        </w:rPr>
-        <w:t>, then explain the deciding step.</w:t>
+        <w:t>prompt</w:t>
+      </w:r>
+      <w:r>
+        <w:rPr>
+          <w:b w:val="0"/>
+        </w:rPr>
+        <w:t xml:space="preserve"> versions on seven shared development cases.</w:t>
       </w:r>
     </w:p>
     <w:p>
@@ -1642,7 +1326,7 @@
         <w:rPr>
           <w:b w:val="0"/>
         </w:rPr>
-        <w:t>These teacher notes contain solutions; do not reveal the independent case answer during modelling.</w:t>
+        <w:t>P passes cases 1,2,3,4. Q passes 1,2,3,5,6. Cases 4 and 7 involve missing sources.</w:t>
       </w:r>
     </w:p>
     <w:p>
@@ -1653,320 +1337,59 @@
         <w:rPr>
           <w:b w:val="0"/>
         </w:rPr>
-        <w:t>On six development cases P passes cases 1, 2, 3, 4; Q passes 1, 2, 3, 5, 6. Missing-approval cases are 4 and 6. Compare totals and condition results.</w:t>
-      </w:r>
-    </w:p>
-    <w:p>
-      <w:pPr>
-        <w:spacing w:line="336" w:lineRule="auto" w:after="180"/>
-      </w:pPr>
-      <w:r>
-        <w:rPr>
-          <w:b w:val="0"/>
-        </w:rPr>
-        <w:t>P passes 4/6 and Q 5/6. P passes one of two missing-approval cases, Q also one of two. Q improves the aggregate while leaving this condition unchanged.</w:t>
-      </w:r>
-    </w:p>
-    <w:p>
-      <w:pPr>
-        <w:pStyle w:val="Heading3"/>
-      </w:pPr>
-      <w:r>
-        <w:t>Model the reasoning aloud · 3</w:t>
-      </w:r>
-    </w:p>
-    <w:p>
-      <w:pPr>
-        <w:spacing w:line="336" w:lineRule="auto" w:after="180"/>
-      </w:pPr>
-      <w:r>
-        <w:rPr>
-          <w:b w:val="0"/>
-        </w:rPr>
-        <w:t xml:space="preserve">Compare the intermediate </w:t>
+        <w:t xml:space="preserve">Same </w:t>
       </w:r>
       <w:r>
         <w:rPr>
           <w:b/>
         </w:rPr>
-        <w:t>evidence</w:t>
-      </w:r>
-      <w:r>
-        <w:rPr>
-          <w:b w:val="0"/>
-        </w:rPr>
-        <w:t xml:space="preserve"> with the final statement. Explain why each number or decision follows from the stated </w:t>
+        <w:t>input</w:t>
+      </w:r>
+      <w:r>
+        <w:rPr>
+          <w:b w:val="0"/>
+        </w:rPr>
+        <w:t xml:space="preserve">s, system configuration and </w:t>
       </w:r>
       <w:r>
         <w:rPr>
           <w:b/>
         </w:rPr>
-        <w:t>input</w:t>
-      </w:r>
-      <w:r>
-        <w:rPr>
-          <w:b w:val="0"/>
-        </w:rPr>
-        <w:t>s.</w:t>
-      </w:r>
-    </w:p>
-    <w:p>
-      <w:pPr>
-        <w:spacing w:line="336" w:lineRule="auto" w:after="180"/>
-      </w:pPr>
-      <w:r>
-        <w:rPr>
-          <w:b w:val="0"/>
-        </w:rPr>
-        <w:t xml:space="preserve">The conclusion belongs to this scenario and procedure; changing the </w:t>
+        <w:t>rubric</w:t>
+      </w:r>
+      <w:r>
+        <w:rPr>
+          <w:b w:val="0"/>
+        </w:rPr>
+        <w:t xml:space="preserve">; only the </w:t>
       </w:r>
       <w:r>
         <w:rPr>
           <w:b/>
         </w:rPr>
-        <w:t>input</w:t>
-      </w:r>
-      <w:r>
-        <w:rPr>
-          <w:b w:val="0"/>
-        </w:rPr>
-        <w:t>s, evaluation population or authority can change what it establishes. Retain the raw record so a later revision can be compared honestly.</w:t>
-      </w:r>
-    </w:p>
-    <w:tbl>
-      <w:tblPr>
-        <w:tblStyle w:val="LightShading-Accent1"/>
-        <w:tblW w:type="auto" w:w="0"/>
-        <w:tblLook w:firstColumn="1" w:firstRow="1" w:lastColumn="0" w:lastRow="0" w:noHBand="0" w:noVBand="1" w:val="04A0"/>
-      </w:tblPr>
-      <w:tblGrid>
-        <w:gridCol w:w="5112"/>
-        <w:gridCol w:w="5112"/>
-      </w:tblGrid>
-      <w:tr>
-        <w:trPr>
-          <w:tblHeader/>
-        </w:trPr>
-        <w:tc>
-          <w:tcPr>
-            <w:tcW w:type="dxa" w:w="5112"/>
-          </w:tcPr>
-          <w:p>
-            <w:r>
-              <w:t>Thinking move</w:t>
-            </w:r>
-          </w:p>
-        </w:tc>
-        <w:tc>
-          <w:tcPr>
-            <w:tcW w:type="dxa" w:w="5112"/>
-          </w:tcPr>
-          <w:p>
-            <w:r>
-              <w:t>Teacher prompt</w:t>
-            </w:r>
-          </w:p>
-        </w:tc>
-      </w:tr>
-      <w:tr>
-        <w:tc>
-          <w:tcPr>
-            <w:tcW w:type="dxa" w:w="5112"/>
-          </w:tcPr>
-          <w:p>
-            <w:r>
-              <w:t>Plan</w:t>
-            </w:r>
-          </w:p>
-        </w:tc>
-        <w:tc>
-          <w:tcPr>
-            <w:tcW w:type="dxa" w:w="5112"/>
-          </w:tcPr>
-          <w:p>
-            <w:r>
-              <w:t>What is given? What is the question? Which procedure fits these facts?</w:t>
-            </w:r>
-          </w:p>
-        </w:tc>
-      </w:tr>
-      <w:tr>
-        <w:tc>
-          <w:tcPr>
-            <w:tcW w:type="dxa" w:w="5112"/>
-          </w:tcPr>
-          <w:p>
-            <w:r>
-              <w:t>Do</w:t>
-            </w:r>
-          </w:p>
-        </w:tc>
-        <w:tc>
-          <w:tcPr>
-            <w:tcW w:type="dxa" w:w="5112"/>
-          </w:tcPr>
-          <w:p>
-            <w:r>
-              <w:t>Point to each input and intermediate step in the worked trace. Name the rule that allows the next step.</w:t>
-            </w:r>
-          </w:p>
-        </w:tc>
-      </w:tr>
-      <w:tr>
-        <w:tc>
-          <w:tcPr>
-            <w:tcW w:type="dxa" w:w="5112"/>
-          </w:tcPr>
-          <w:p>
-            <w:r>
-              <w:t>Check</w:t>
-            </w:r>
-          </w:p>
-        </w:tc>
-        <w:tc>
-          <w:tcPr>
-            <w:tcW w:type="dxa" w:w="5112"/>
-          </w:tcPr>
-          <w:p>
-            <w:r>
-              <w:t>Does the output answer the question? Which assumption or limitation prevents a larger claim?</w:t>
-            </w:r>
-          </w:p>
-        </w:tc>
-      </w:tr>
-    </w:tbl>
-    <w:p>
-      <w:pPr>
-        <w:spacing w:line="336" w:lineRule="auto" w:after="180"/>
-      </w:pPr>
-      <w:r>
-        <w:rPr>
-          <w:b w:val="0"/>
-        </w:rPr>
-        <w:t>Use the diagram and verbal explanation together. Ask learners to match a sentence to a specific visual step; do not assign learners fixed visual or auditory learning styles.</w:t>
-      </w:r>
-    </w:p>
-    <w:p>
-      <w:pPr>
-        <w:pStyle w:val="Heading3"/>
-      </w:pPr>
-      <w:r>
-        <w:t>A pictorial worked case: Prompt Experiments</w:t>
-      </w:r>
-    </w:p>
-    <w:p>
-      <w:pPr>
-        <w:spacing w:line="336" w:lineRule="auto" w:after="180"/>
-      </w:pPr>
-      <w:r>
-        <w:rPr>
-          <w:b w:val="0"/>
-        </w:rPr>
-        <w:t xml:space="preserve">A fictional book-help project tests two </w:t>
-      </w:r>
-      <w:r>
-        <w:rPr>
-          <w:b/>
-        </w:rPr>
         <w:t>prompt</w:t>
       </w:r>
       <w:r>
         <w:rPr>
           <w:b w:val="0"/>
         </w:rPr>
-        <w:t xml:space="preserve"> versions on seven shared development cases.</w:t>
-      </w:r>
-    </w:p>
-    <w:p>
-      <w:pPr>
-        <w:pStyle w:val="Heading3"/>
-      </w:pPr>
-      <w:r>
-        <w:t>The facts we will use</w:t>
-      </w:r>
-    </w:p>
-    <w:p>
-      <w:pPr>
-        <w:pStyle w:val="Heading3"/>
-      </w:pPr>
-      <w:r>
-        <w:t>Supplied facts</w:t>
-      </w:r>
-    </w:p>
-    <w:p>
-      <w:pPr>
-        <w:spacing w:line="336" w:lineRule="auto" w:after="180"/>
-        <w:shd w:fill="F1F6FC"/>
-      </w:pPr>
-      <w:r>
-        <w:rPr>
-          <w:b w:val="0"/>
-        </w:rPr>
-        <w:t>P passes cases 1,2,3,4. Q passes 1,2,3,5,6. Cases 4 and 7 involve missing sources.</w:t>
-      </w:r>
-    </w:p>
-    <w:p>
-      <w:pPr>
-        <w:pStyle w:val="Heading3"/>
-      </w:pPr>
-      <w:r>
-        <w:t>Supplied facts</w:t>
-      </w:r>
-    </w:p>
-    <w:p>
-      <w:pPr>
-        <w:spacing w:line="336" w:lineRule="auto" w:after="180"/>
-        <w:shd w:fill="F1F6FC"/>
-      </w:pPr>
-      <w:r>
-        <w:rPr>
-          <w:b w:val="0"/>
-        </w:rPr>
-        <w:t xml:space="preserve">Same </w:t>
-      </w:r>
-      <w:r>
-        <w:rPr>
-          <w:b/>
-        </w:rPr>
-        <w:t>input</w:t>
-      </w:r>
-      <w:r>
-        <w:rPr>
-          <w:b w:val="0"/>
-        </w:rPr>
-        <w:t xml:space="preserve">s, system configuration and </w:t>
-      </w:r>
-      <w:r>
-        <w:rPr>
-          <w:b/>
-        </w:rPr>
-        <w:t>rubric</w:t>
-      </w:r>
-      <w:r>
-        <w:rPr>
-          <w:b w:val="0"/>
-        </w:rPr>
-        <w:t xml:space="preserve">; only the </w:t>
-      </w:r>
-      <w:r>
-        <w:rPr>
-          <w:b/>
-        </w:rPr>
-        <w:t>prompt</w:t>
-      </w:r>
-      <w:r>
-        <w:rPr>
-          <w:b w:val="0"/>
-        </w:rPr>
         <w:t xml:space="preserve"> changes. These are invented records.</w:t>
+      </w:r>
+    </w:p>
+    <w:p>
+      <w:pPr>
+        <w:pStyle w:val="Heading2"/>
+      </w:pPr>
+      <w:r>
+        <w:t>Trace the seven-case selection trade-off</w:t>
       </w:r>
     </w:p>
     <w:p>
       <w:r>
         <w:drawing>
           <wp:inline xmlns:a="http://schemas.openxmlformats.org/drawingml/2006/main" xmlns:pic="http://schemas.openxmlformats.org/drawingml/2006/picture">
-            <wp:extent cx="5486400" cy="3077029"/>
-            <wp:docPr id="1" name="Picture 1" descr="Paired overall and missing-source passes"/>
+            <wp:extent cx="5486400" cy="4160520"/>
+            <wp:docPr id="1" name="Picture 1" descr="Paired setup: Use the same seven cases and pass criteria for both prompts. → Overall rates: P=4/7; Q=5/7. → Missing-source slice: P passes 1/2; Q passes 0/2 in cases 4 and 7. → Decide explicitly: Q improves overall count but worsens missing-source behavior; use the declared priorities."/>
             <wp:cNvGraphicFramePr>
               <a:graphicFrameLocks noChangeAspect="1"/>
             </wp:cNvGraphicFramePr>
@@ -1974,7 +1397,7 @@
               <a:graphicData uri="http://schemas.openxmlformats.org/drawingml/2006/picture">
                 <pic:pic>
                   <pic:nvPicPr>
-                    <pic:cNvPr id="0" name="academy-detail-ai-2-28.png"/>
+                    <pic:cNvPr id="0" name="academy-story-ai-2-28-02.png"/>
                     <pic:cNvPicPr/>
                   </pic:nvPicPr>
                   <pic:blipFill>
@@ -1986,43 +1409,7 @@
                   <pic:spPr>
                     <a:xfrm>
                       <a:off x="0" y="0"/>
-                      <a:ext cx="5486400" cy="3077029"/>
-                    </a:xfrm>
-                    <a:prstGeom prst="rect"/>
-                  </pic:spPr>
-                </pic:pic>
-              </a:graphicData>
-            </a:graphic>
-          </wp:inline>
-        </w:drawing>
-      </w:r>
-    </w:p>
-    <w:p>
-      <w:r>
-        <w:drawing>
-          <wp:inline xmlns:a="http://schemas.openxmlformats.org/drawingml/2006/main" xmlns:pic="http://schemas.openxmlformats.org/drawingml/2006/picture">
-            <wp:extent cx="5311302" cy="5943600"/>
-            <wp:docPr id="2" name="Picture 2" descr="Prompt Experiments. Paired setup: Use the same seven cases and pass criteria for both prompts.. Overall rates: P=4/7; Q=5/7.. Missing-source slice: P passes 1/2; Q passes 0/2 in cases 4 and 7.. Decide explicitly: Q improves overall count but worsens missing-source behavior; use the declared priorities."/>
-            <wp:cNvGraphicFramePr>
-              <a:graphicFrameLocks noChangeAspect="1"/>
-            </wp:cNvGraphicFramePr>
-            <a:graphic>
-              <a:graphicData uri="http://schemas.openxmlformats.org/drawingml/2006/picture">
-                <pic:pic>
-                  <pic:nvPicPr>
-                    <pic:cNvPr id="0" name="academy-visual-ai-2-28.png"/>
-                    <pic:cNvPicPr/>
-                  </pic:nvPicPr>
-                  <pic:blipFill>
-                    <a:blip r:embed="rId10"/>
-                    <a:stretch>
-                      <a:fillRect/>
-                    </a:stretch>
-                  </pic:blipFill>
-                  <pic:spPr>
-                    <a:xfrm>
-                      <a:off x="0" y="0"/>
-                      <a:ext cx="5311302" cy="5943600"/>
+                      <a:ext cx="5486400" cy="4160520"/>
                     </a:xfrm>
                     <a:prstGeom prst="rect"/>
                   </pic:spPr>
@@ -2172,9 +1559,958 @@
     </w:p>
     <w:p>
       <w:pPr>
+        <w:spacing w:line="336" w:lineRule="auto" w:after="180"/>
+      </w:pPr>
+      <w:r>
+        <w:rPr>
+          <w:b w:val="0"/>
+        </w:rPr>
+        <w:t>A larger total can conceal a more serious failure category. Paired records show which cases changed, not just how many passed. If refusing unsupported claims is mandatory, Q’s overall advantage may not justify selection.</w:t>
+      </w:r>
+    </w:p>
+    <w:p>
+      <w:pPr>
+        <w:spacing w:line="336" w:lineRule="auto" w:after="180"/>
+      </w:pPr>
+      <w:r>
+        <w:rPr>
+          <w:b w:val="0"/>
+        </w:rPr>
+        <w:t>Keep the failing examples for development and obtain fresh cases after choosing a final version.</w:t>
+      </w:r>
+    </w:p>
+    <w:p>
+      <w:pPr>
+        <w:pStyle w:val="Heading2"/>
+      </w:pPr>
+      <w:r>
+        <w:t>Predict then apply the required slice gate</w:t>
+      </w:r>
+    </w:p>
+    <w:p>
+      <w:pPr>
+        <w:spacing w:line="336" w:lineRule="auto" w:after="180"/>
+      </w:pPr>
+      <w:r>
+        <w:rPr>
+          <w:b w:val="0"/>
+        </w:rPr>
+        <w:t>Change: Make missing-source correctness a required selection gate.</w:t>
+      </w:r>
+    </w:p>
+    <w:p>
+      <w:pPr>
+        <w:spacing w:line="336" w:lineRule="auto" w:after="180"/>
+      </w:pPr>
+      <w:r>
+        <w:rPr>
+          <w:b/>
+        </w:rPr>
+        <w:t>Prediction</w:t>
+      </w:r>
+      <w:r>
+        <w:rPr>
+          <w:b w:val="0"/>
+        </w:rPr>
+        <w:t xml:space="preserve">: Neither </w:t>
+      </w:r>
+      <w:r>
+        <w:rPr>
+          <w:b/>
+        </w:rPr>
+        <w:t>prompt</w:t>
+      </w:r>
+      <w:r>
+        <w:rPr>
+          <w:b w:val="0"/>
+        </w:rPr>
+        <w:t xml:space="preserve"> clears a 2/2 gate on these records.</w:t>
+      </w:r>
+    </w:p>
+    <w:p>
+      <w:pPr>
+        <w:spacing w:line="336" w:lineRule="auto" w:after="180"/>
+      </w:pPr>
+      <w:r>
+        <w:rPr>
+          <w:b w:val="0"/>
+        </w:rPr>
+        <w:t>Reason: P fails 7 and Q fails both 4 and 7; both need revision.</w:t>
+      </w:r>
+    </w:p>
+    <w:p>
+      <w:pPr>
+        <w:pStyle w:val="Heading2"/>
+      </w:pPr>
+      <w:r>
+        <w:t>Explain the limits</w:t>
+      </w:r>
+    </w:p>
+    <w:p>
+      <w:pPr>
+        <w:spacing w:line="336" w:lineRule="auto" w:after="180"/>
+      </w:pPr>
+      <w:r>
+        <w:rPr>
+          <w:b w:val="0"/>
+        </w:rPr>
+        <w:t>Seven development cases cannot establish causal learning benefits or untouched final performance; repeated generation may also vary.</w:t>
+      </w:r>
+    </w:p>
+    <w:p>
+      <w:pPr>
+        <w:spacing w:line="336" w:lineRule="auto" w:after="180"/>
+      </w:pPr>
+      <w:r>
+        <w:rPr>
+          <w:b w:val="0"/>
+        </w:rPr>
+        <w:t xml:space="preserve">Cover the result. Ask learners to name the </w:t>
+      </w:r>
+      <w:r>
+        <w:rPr>
+          <w:b/>
+        </w:rPr>
+        <w:t>input</w:t>
+      </w:r>
+      <w:r>
+        <w:rPr>
+          <w:b w:val="0"/>
+        </w:rPr>
+        <w:t xml:space="preserve">s and predict the next step. Uncover one step, connect the icon to the actual procedure, and explain its </w:t>
+      </w:r>
+      <w:r>
+        <w:rPr>
+          <w:b/>
+        </w:rPr>
+        <w:t>evidence</w:t>
+      </w:r>
+      <w:r>
+        <w:rPr>
+          <w:b w:val="0"/>
+        </w:rPr>
+        <w:t>. Then change the supplied condition and compare.</w:t>
+      </w:r>
+    </w:p>
+    <w:p>
+      <w:pPr>
+        <w:spacing w:line="336" w:lineRule="auto" w:after="180"/>
+      </w:pPr>
+      <w:r>
+        <w:rPr>
+          <w:b w:val="0"/>
+        </w:rPr>
+        <w:t>The picture is a representation; it does not document execution of a real AI model.</w:t>
+      </w:r>
+    </w:p>
+    <w:p>
+      <w:pPr>
+        <w:pStyle w:val="Heading2"/>
+      </w:pPr>
+      <w:r>
+        <w:t>Earlier wording, alternatives and picture transcripts · reference / check after trying</w:t>
+      </w:r>
+    </w:p>
+    <w:p>
+      <w:pPr>
+        <w:spacing w:line="336" w:lineRule="auto" w:after="180"/>
+      </w:pPr>
+      <w:r>
+        <w:rPr>
+          <w:b w:val="0"/>
+        </w:rPr>
+        <w:t>Explain the mechanism</w:t>
+      </w:r>
+    </w:p>
+    <w:p>
+      <w:pPr>
+        <w:spacing w:line="336" w:lineRule="auto" w:after="180"/>
+      </w:pPr>
+      <w:r>
+        <w:rPr>
+          <w:b/>
+        </w:rPr>
+        <w:t>Input</w:t>
+      </w:r>
+      <w:r>
+        <w:rPr>
+          <w:b w:val="0"/>
+        </w:rPr>
+        <w:t xml:space="preserve"> → </w:t>
+      </w:r>
+      <w:r>
+        <w:rPr>
+          <w:b/>
+        </w:rPr>
+        <w:t>Process</w:t>
+      </w:r>
+      <w:r>
+        <w:rPr>
+          <w:b w:val="0"/>
+        </w:rPr>
+        <w:t xml:space="preserve"> → </w:t>
+      </w:r>
+      <w:r>
+        <w:rPr>
+          <w:b/>
+        </w:rPr>
+        <w:t>Output</w:t>
+      </w:r>
+    </w:p>
+    <w:p>
+      <w:pPr>
+        <w:spacing w:line="336" w:lineRule="auto" w:after="180"/>
+      </w:pPr>
+      <w:r>
+        <w:rPr>
+          <w:b w:val="0"/>
+        </w:rPr>
+        <w:t>Trace the information. At each stage, ask what changed and how you could test it.</w:t>
+      </w:r>
+    </w:p>
+    <w:p>
+      <w:pPr>
+        <w:spacing w:line="336" w:lineRule="auto" w:after="180"/>
+      </w:pPr>
+      <w:r>
+        <w:rPr>
+          <w:b w:val="0"/>
+        </w:rPr>
+        <w:t>Which stage could fail even when the other two are correct? Explain:</w:t>
+      </w:r>
+    </w:p>
+    <w:p>
+      <w:pPr>
+        <w:spacing w:line="336" w:lineRule="auto" w:after="180"/>
+      </w:pPr>
+      <w:r>
+        <w:rPr>
+          <w:b w:val="0"/>
+        </w:rPr>
+        <w:t xml:space="preserve">Predict first. Then check each step. A correct answer without visible reasoning is incomplete </w:t>
+      </w:r>
+      <w:r>
+        <w:rPr>
+          <w:b/>
+        </w:rPr>
+        <w:t>evidence</w:t>
+      </w:r>
+      <w:r>
+        <w:rPr>
+          <w:b w:val="0"/>
+        </w:rPr>
+        <w:t>.</w:t>
+      </w:r>
+    </w:p>
+    <w:p>
+      <w:pPr>
+        <w:spacing w:line="336" w:lineRule="auto" w:after="180"/>
+      </w:pPr>
+      <w:r>
+        <w:rPr>
+          <w:b w:val="0"/>
+        </w:rPr>
+        <w:t xml:space="preserve">1. </w:t>
+      </w:r>
+      <w:r>
+        <w:rPr>
+          <w:b/>
+        </w:rPr>
+        <w:t>Prompt</w:t>
+      </w:r>
+      <w:r>
+        <w:rPr>
+          <w:b w:val="0"/>
+        </w:rPr>
+        <w:t xml:space="preserve"> A meets 3 of 6 </w:t>
+      </w:r>
+      <w:r>
+        <w:rPr>
+          <w:b/>
+        </w:rPr>
+        <w:t>rubric</w:t>
+      </w:r>
+      <w:r>
+        <w:rPr>
+          <w:b w:val="0"/>
+        </w:rPr>
+        <w:t xml:space="preserve"> checks.</w:t>
+      </w:r>
+    </w:p>
+    <w:p>
+      <w:pPr>
+        <w:spacing w:line="336" w:lineRule="auto" w:after="180"/>
+      </w:pPr>
+      <w:r>
+        <w:rPr>
+          <w:b w:val="0"/>
+        </w:rPr>
+        <w:t xml:space="preserve">2. Add one </w:t>
+      </w:r>
+      <w:r>
+        <w:rPr>
+          <w:b/>
+        </w:rPr>
+        <w:t>constraint</w:t>
+      </w:r>
+      <w:r>
+        <w:rPr>
+          <w:b w:val="0"/>
+        </w:rPr>
+        <w:t>: ‘Use 3 sentences and name no ending.’</w:t>
+      </w:r>
+    </w:p>
+    <w:p>
+      <w:pPr>
+        <w:spacing w:line="336" w:lineRule="auto" w:after="180"/>
+      </w:pPr>
+      <w:r>
+        <w:rPr>
+          <w:b w:val="0"/>
+        </w:rPr>
+        <w:t xml:space="preserve">3. </w:t>
+      </w:r>
+      <w:r>
+        <w:rPr>
+          <w:b/>
+        </w:rPr>
+        <w:t>Prompt</w:t>
+      </w:r>
+      <w:r>
+        <w:rPr>
+          <w:b w:val="0"/>
+        </w:rPr>
+        <w:t xml:space="preserve"> B meets 5 of 6 checks.</w:t>
+      </w:r>
+    </w:p>
+    <w:p>
+      <w:pPr>
+        <w:spacing w:line="336" w:lineRule="auto" w:after="180"/>
+      </w:pPr>
+      <w:r>
+        <w:rPr>
+          <w:b w:val="0"/>
+        </w:rPr>
+        <w:t>4. Improvement = +2 checks; repeat on more books before claiming it generalizes.</w:t>
+      </w:r>
+    </w:p>
+    <w:p>
+      <w:pPr>
+        <w:spacing w:line="336" w:lineRule="auto" w:after="180"/>
+      </w:pPr>
+      <w:r>
+        <w:rPr>
+          <w:b w:val="0"/>
+        </w:rPr>
+        <w:t>Recalculate, retrace, or restate the reasoning in your own representation:</w:t>
+      </w:r>
+    </w:p>
+    <w:p>
+      <w:pPr>
+        <w:spacing w:line="336" w:lineRule="auto" w:after="180"/>
+      </w:pPr>
+      <w:r>
+        <w:rPr>
+          <w:b w:val="0"/>
+        </w:rPr>
+        <w:t xml:space="preserve">CHECK Did the </w:t>
+      </w:r>
+      <w:r>
+        <w:rPr>
+          <w:b/>
+        </w:rPr>
+        <w:t>evidence</w:t>
+      </w:r>
+      <w:r>
+        <w:rPr>
+          <w:b w:val="0"/>
+        </w:rPr>
+        <w:t xml:space="preserve"> answer the exact question? Did the total, path, or source record stay consistent?</w:t>
+      </w:r>
+    </w:p>
+    <w:p>
+      <w:pPr>
         <w:pStyle w:val="Heading3"/>
       </w:pPr>
       <w:r>
+        <w:t>Concrete teaching case</w:t>
+      </w:r>
+    </w:p>
+    <w:p>
+      <w:pPr>
+        <w:spacing w:line="336" w:lineRule="auto" w:after="180"/>
+      </w:pPr>
+      <w:r>
+        <w:rPr>
+          <w:b/>
+        </w:rPr>
+        <w:t>Prompt</w:t>
+      </w:r>
+      <w:r>
+        <w:rPr>
+          <w:b w:val="0"/>
+        </w:rPr>
+        <w:t xml:space="preserve"> B adds under 100 pages and explain the match to </w:t>
+      </w:r>
+      <w:r>
+        <w:rPr>
+          <w:b/>
+        </w:rPr>
+        <w:t>Prompt</w:t>
+      </w:r>
+      <w:r>
+        <w:rPr>
+          <w:b w:val="0"/>
+        </w:rPr>
+        <w:t xml:space="preserve"> A. Both use a catalogue.</w:t>
+      </w:r>
+    </w:p>
+    <w:p>
+      <w:pPr>
+        <w:spacing w:line="336" w:lineRule="auto" w:after="180"/>
+      </w:pPr>
+      <w:r>
+        <w:rPr>
+          <w:b w:val="0"/>
+        </w:rPr>
+        <w:t>Design a fair comparison.</w:t>
+      </w:r>
+    </w:p>
+    <w:p>
+      <w:pPr>
+        <w:pStyle w:val="Heading3"/>
+      </w:pPr>
+      <w:r>
+        <w:t>Exact explanation to model</w:t>
+      </w:r>
+    </w:p>
+    <w:p>
+      <w:pPr>
+        <w:spacing w:line="336" w:lineRule="auto" w:after="180"/>
+      </w:pPr>
+      <w:r>
+        <w:rPr>
+          <w:b w:val="0"/>
+        </w:rPr>
+        <w:t xml:space="preserve">Use identical requests, catalogue and scoring criteria. Check </w:t>
+      </w:r>
+      <w:r>
+        <w:rPr>
+          <w:b/>
+        </w:rPr>
+        <w:t>constraint</w:t>
+      </w:r>
+      <w:r>
+        <w:rPr>
+          <w:b w:val="0"/>
+        </w:rPr>
+        <w:t xml:space="preserve"> compliance and supported explanation; repeat stochastic </w:t>
+      </w:r>
+      <w:r>
+        <w:rPr>
+          <w:b/>
+        </w:rPr>
+        <w:t>output</w:t>
+      </w:r>
+      <w:r>
+        <w:rPr>
+          <w:b w:val="0"/>
+        </w:rPr>
+        <w:t>s when relevant.</w:t>
+      </w:r>
+    </w:p>
+    <w:p>
+      <w:pPr>
+        <w:pStyle w:val="Heading3"/>
+      </w:pPr>
+      <w:r>
+        <w:t>Explain the added worked example</w:t>
+      </w:r>
+    </w:p>
+    <w:p>
+      <w:pPr>
+        <w:spacing w:line="336" w:lineRule="auto" w:after="180"/>
+      </w:pPr>
+      <w:r>
+        <w:rPr>
+          <w:b w:val="0"/>
+        </w:rPr>
+        <w:t>Begin by writing the question the procedure is intended to answer. Identify the information already supplied, the information it will produce and the information still missing.</w:t>
+      </w:r>
+    </w:p>
+    <w:p>
+      <w:pPr>
+        <w:spacing w:line="336" w:lineRule="auto" w:after="180"/>
+      </w:pPr>
+      <w:r>
+        <w:rPr>
+          <w:b w:val="0"/>
+        </w:rPr>
+        <w:t>These are constructed classroom examples; they do not require live accounts, private records or an external service. Do not treat a plausible explanation as a measured outcome.</w:t>
+      </w:r>
+    </w:p>
+    <w:p>
+      <w:pPr>
+        <w:spacing w:line="336" w:lineRule="auto" w:after="180"/>
+      </w:pPr>
+      <w:r>
+        <w:rPr>
+          <w:b w:val="0"/>
+        </w:rPr>
+        <w:t xml:space="preserve">Before applying the procedure, write its units, denominator or decision boundary where relevant. A partner should be able to repeat each step using the same </w:t>
+      </w:r>
+      <w:r>
+        <w:rPr>
+          <w:b/>
+        </w:rPr>
+        <w:t>input</w:t>
+      </w:r>
+      <w:r>
+        <w:rPr>
+          <w:b w:val="0"/>
+        </w:rPr>
+        <w:t>s.</w:t>
+      </w:r>
+    </w:p>
+    <w:p>
+      <w:pPr>
+        <w:spacing w:line="336" w:lineRule="auto" w:after="180"/>
+      </w:pPr>
+      <w:r>
+        <w:rPr>
+          <w:b w:val="0"/>
+        </w:rPr>
+        <w:t xml:space="preserve">If a required </w:t>
+      </w:r>
+      <w:r>
+        <w:rPr>
+          <w:b/>
+        </w:rPr>
+        <w:t>input</w:t>
+      </w:r>
+      <w:r>
+        <w:rPr>
+          <w:b w:val="0"/>
+        </w:rPr>
+        <w:t xml:space="preserve"> is absent or violates the stated contract, record that condition explicitly instead of quietly replacing it with a convenient value.</w:t>
+      </w:r>
+    </w:p>
+    <w:p>
+      <w:pPr>
+        <w:pStyle w:val="Heading3"/>
+      </w:pPr>
+      <w:r>
+        <w:t>Key terms</w:t>
+      </w:r>
+    </w:p>
+    <w:tbl>
+      <w:tblPr>
+        <w:tblStyle w:val="LightShading-Accent1"/>
+        <w:tblW w:type="auto" w:w="0"/>
+        <w:tblLook w:firstColumn="1" w:firstRow="1" w:lastColumn="0" w:lastRow="0" w:noHBand="0" w:noVBand="1" w:val="04A0"/>
+      </w:tblPr>
+      <w:tblGrid>
+        <w:gridCol w:w="5112"/>
+        <w:gridCol w:w="5112"/>
+      </w:tblGrid>
+      <w:tr>
+        <w:trPr>
+          <w:tblHeader/>
+        </w:trPr>
+        <w:tc>
+          <w:tcPr>
+            <w:tcW w:type="dxa" w:w="5112"/>
+          </w:tcPr>
+          <w:p>
+            <w:r>
+              <w:t>Term</w:t>
+            </w:r>
+          </w:p>
+        </w:tc>
+        <w:tc>
+          <w:tcPr>
+            <w:tcW w:type="dxa" w:w="5112"/>
+          </w:tcPr>
+          <w:p>
+            <w:r>
+              <w:t>Meaning</w:t>
+            </w:r>
+          </w:p>
+        </w:tc>
+      </w:tr>
+      <w:tr>
+        <w:tc>
+          <w:tcPr>
+            <w:tcW w:type="dxa" w:w="5112"/>
+          </w:tcPr>
+          <w:p>
+            <w:r>
+              <w:t>Paired case</w:t>
+            </w:r>
+          </w:p>
+        </w:tc>
+        <w:tc>
+          <w:tcPr>
+            <w:tcW w:type="dxa" w:w="5112"/>
+          </w:tcPr>
+          <w:p>
+            <w:r>
+              <w:t>The same case evaluated under each compared procedure</w:t>
+            </w:r>
+          </w:p>
+        </w:tc>
+      </w:tr>
+      <w:tr>
+        <w:tc>
+          <w:tcPr>
+            <w:tcW w:type="dxa" w:w="5112"/>
+          </w:tcPr>
+          <w:p>
+            <w:r>
+              <w:t>Rubric</w:t>
+            </w:r>
+          </w:p>
+        </w:tc>
+        <w:tc>
+          <w:tcPr>
+            <w:tcW w:type="dxa" w:w="5112"/>
+          </w:tcPr>
+          <w:p>
+            <w:r>
+              <w:t>Prespecified criteria for judging an output</w:t>
+            </w:r>
+          </w:p>
+        </w:tc>
+      </w:tr>
+      <w:tr>
+        <w:tc>
+          <w:tcPr>
+            <w:tcW w:type="dxa" w:w="5112"/>
+          </w:tcPr>
+          <w:p>
+            <w:r>
+              <w:t>Regression</w:t>
+            </w:r>
+          </w:p>
+        </w:tc>
+        <w:tc>
+          <w:tcPr>
+            <w:tcW w:type="dxa" w:w="5112"/>
+          </w:tcPr>
+          <w:p>
+            <w:r>
+              <w:t>A previously passing condition that fails after a change</w:t>
+            </w:r>
+          </w:p>
+        </w:tc>
+      </w:tr>
+    </w:tbl>
+    <w:p>
+      <w:pPr>
+        <w:pStyle w:val="Heading3"/>
+      </w:pPr>
+      <w:r>
+        <w:t>Model the reasoning aloud</w:t>
+      </w:r>
+    </w:p>
+    <w:p>
+      <w:pPr>
+        <w:spacing w:line="336" w:lineRule="auto" w:after="180"/>
+      </w:pPr>
+      <w:r>
+        <w:rPr>
+          <w:b w:val="0"/>
+        </w:rPr>
+        <w:t xml:space="preserve">Use the complete worked example below before asking learners to complete W2. Reveal a small part, invite a </w:t>
+      </w:r>
+      <w:r>
+        <w:rPr>
+          <w:b/>
+        </w:rPr>
+        <w:t>prediction</w:t>
+      </w:r>
+      <w:r>
+        <w:rPr>
+          <w:b w:val="0"/>
+        </w:rPr>
+        <w:t>, then explain the deciding step.</w:t>
+      </w:r>
+    </w:p>
+    <w:p>
+      <w:pPr>
+        <w:spacing w:line="336" w:lineRule="auto" w:after="180"/>
+      </w:pPr>
+      <w:r>
+        <w:rPr>
+          <w:b w:val="0"/>
+        </w:rPr>
+        <w:t>These teacher notes contain solutions; do not reveal the independent case answer during modelling.</w:t>
+      </w:r>
+    </w:p>
+    <w:p>
+      <w:pPr>
+        <w:spacing w:line="336" w:lineRule="auto" w:after="180"/>
+      </w:pPr>
+      <w:r>
+        <w:rPr>
+          <w:b w:val="0"/>
+        </w:rPr>
+        <w:t xml:space="preserve">Compare the intermediate </w:t>
+      </w:r>
+      <w:r>
+        <w:rPr>
+          <w:b/>
+        </w:rPr>
+        <w:t>evidence</w:t>
+      </w:r>
+      <w:r>
+        <w:rPr>
+          <w:b w:val="0"/>
+        </w:rPr>
+        <w:t xml:space="preserve"> with the final statement. Explain why each number or decision follows from the stated </w:t>
+      </w:r>
+      <w:r>
+        <w:rPr>
+          <w:b/>
+        </w:rPr>
+        <w:t>input</w:t>
+      </w:r>
+      <w:r>
+        <w:rPr>
+          <w:b w:val="0"/>
+        </w:rPr>
+        <w:t>s.</w:t>
+      </w:r>
+    </w:p>
+    <w:p>
+      <w:pPr>
+        <w:spacing w:line="336" w:lineRule="auto" w:after="180"/>
+      </w:pPr>
+      <w:r>
+        <w:rPr>
+          <w:b w:val="0"/>
+        </w:rPr>
+        <w:t xml:space="preserve">The conclusion belongs to this scenario and procedure; changing the </w:t>
+      </w:r>
+      <w:r>
+        <w:rPr>
+          <w:b/>
+        </w:rPr>
+        <w:t>input</w:t>
+      </w:r>
+      <w:r>
+        <w:rPr>
+          <w:b w:val="0"/>
+        </w:rPr>
+        <w:t>s, evaluation population or authority can change what it establishes. Retain the raw record so a later revision can be compared honestly.</w:t>
+      </w:r>
+    </w:p>
+    <w:tbl>
+      <w:tblPr>
+        <w:tblStyle w:val="LightShading-Accent1"/>
+        <w:tblW w:type="auto" w:w="0"/>
+        <w:tblLook w:firstColumn="1" w:firstRow="1" w:lastColumn="0" w:lastRow="0" w:noHBand="0" w:noVBand="1" w:val="04A0"/>
+      </w:tblPr>
+      <w:tblGrid>
+        <w:gridCol w:w="5112"/>
+        <w:gridCol w:w="5112"/>
+      </w:tblGrid>
+      <w:tr>
+        <w:trPr>
+          <w:tblHeader/>
+        </w:trPr>
+        <w:tc>
+          <w:tcPr>
+            <w:tcW w:type="dxa" w:w="5112"/>
+          </w:tcPr>
+          <w:p>
+            <w:r>
+              <w:t>Thinking move</w:t>
+            </w:r>
+          </w:p>
+        </w:tc>
+        <w:tc>
+          <w:tcPr>
+            <w:tcW w:type="dxa" w:w="5112"/>
+          </w:tcPr>
+          <w:p>
+            <w:r>
+              <w:t>Teacher prompt</w:t>
+            </w:r>
+          </w:p>
+        </w:tc>
+      </w:tr>
+      <w:tr>
+        <w:tc>
+          <w:tcPr>
+            <w:tcW w:type="dxa" w:w="5112"/>
+          </w:tcPr>
+          <w:p>
+            <w:r>
+              <w:t>Plan</w:t>
+            </w:r>
+          </w:p>
+        </w:tc>
+        <w:tc>
+          <w:tcPr>
+            <w:tcW w:type="dxa" w:w="5112"/>
+          </w:tcPr>
+          <w:p>
+            <w:r>
+              <w:t>What is given? What is the question? Which procedure fits these facts?</w:t>
+            </w:r>
+          </w:p>
+        </w:tc>
+      </w:tr>
+      <w:tr>
+        <w:tc>
+          <w:tcPr>
+            <w:tcW w:type="dxa" w:w="5112"/>
+          </w:tcPr>
+          <w:p>
+            <w:r>
+              <w:t>Do</w:t>
+            </w:r>
+          </w:p>
+        </w:tc>
+        <w:tc>
+          <w:tcPr>
+            <w:tcW w:type="dxa" w:w="5112"/>
+          </w:tcPr>
+          <w:p>
+            <w:r>
+              <w:t>Point to each input and intermediate step in the worked trace. Name the rule that allows the next step.</w:t>
+            </w:r>
+          </w:p>
+        </w:tc>
+      </w:tr>
+      <w:tr>
+        <w:tc>
+          <w:tcPr>
+            <w:tcW w:type="dxa" w:w="5112"/>
+          </w:tcPr>
+          <w:p>
+            <w:r>
+              <w:t>Check</w:t>
+            </w:r>
+          </w:p>
+        </w:tc>
+        <w:tc>
+          <w:tcPr>
+            <w:tcW w:type="dxa" w:w="5112"/>
+          </w:tcPr>
+          <w:p>
+            <w:r>
+              <w:t>Does the output answer the question? Which assumption or limitation prevents a larger claim?</w:t>
+            </w:r>
+          </w:p>
+        </w:tc>
+      </w:tr>
+    </w:tbl>
+    <w:p>
+      <w:pPr>
+        <w:spacing w:line="336" w:lineRule="auto" w:after="180"/>
+      </w:pPr>
+      <w:r>
+        <w:rPr>
+          <w:b w:val="0"/>
+        </w:rPr>
+        <w:t>Use the diagram and verbal explanation together. Ask learners to match a sentence to a specific visual step; do not assign learners fixed visual or auditory learning styles.</w:t>
+      </w:r>
+    </w:p>
+    <w:p>
+      <w:pPr>
+        <w:pStyle w:val="Heading3"/>
+      </w:pPr>
+      <w:r>
+        <w:t>A pictorial worked case: Prompt Experiments</w:t>
+      </w:r>
+    </w:p>
+    <w:p>
+      <w:pPr>
+        <w:pStyle w:val="Heading3"/>
+      </w:pPr>
+      <w:r>
+        <w:t>The facts we will use</w:t>
+      </w:r>
+    </w:p>
+    <w:p>
+      <w:r>
+        <w:drawing>
+          <wp:inline xmlns:a="http://schemas.openxmlformats.org/drawingml/2006/main" xmlns:pic="http://schemas.openxmlformats.org/drawingml/2006/picture">
+            <wp:extent cx="5486400" cy="3077029"/>
+            <wp:docPr id="2" name="Picture 2" descr="Paired overall and missing-source passes"/>
+            <wp:cNvGraphicFramePr>
+              <a:graphicFrameLocks noChangeAspect="1"/>
+            </wp:cNvGraphicFramePr>
+            <a:graphic>
+              <a:graphicData uri="http://schemas.openxmlformats.org/drawingml/2006/picture">
+                <pic:pic>
+                  <pic:nvPicPr>
+                    <pic:cNvPr id="0" name="academy-detail-ai-2-28.png"/>
+                    <pic:cNvPicPr/>
+                  </pic:nvPicPr>
+                  <pic:blipFill>
+                    <a:blip r:embed="rId10"/>
+                    <a:stretch>
+                      <a:fillRect/>
+                    </a:stretch>
+                  </pic:blipFill>
+                  <pic:spPr>
+                    <a:xfrm>
+                      <a:off x="0" y="0"/>
+                      <a:ext cx="5486400" cy="3077029"/>
+                    </a:xfrm>
+                    <a:prstGeom prst="rect"/>
+                  </pic:spPr>
+                </pic:pic>
+              </a:graphicData>
+            </a:graphic>
+          </wp:inline>
+        </w:drawing>
+      </w:r>
+    </w:p>
+    <w:p>
+      <w:r>
+        <w:drawing>
+          <wp:inline xmlns:a="http://schemas.openxmlformats.org/drawingml/2006/main" xmlns:pic="http://schemas.openxmlformats.org/drawingml/2006/picture">
+            <wp:extent cx="5311302" cy="5943600"/>
+            <wp:docPr id="3" name="Picture 3" descr="Prompt Experiments. Paired setup: Use the same seven cases and pass criteria for both prompts.. Overall rates: P=4/7; Q=5/7.. Missing-source slice: P passes 1/2; Q passes 0/2 in cases 4 and 7.. Decide explicitly: Q improves overall count but worsens missing-source behavior; use the declared priorities."/>
+            <wp:cNvGraphicFramePr>
+              <a:graphicFrameLocks noChangeAspect="1"/>
+            </wp:cNvGraphicFramePr>
+            <a:graphic>
+              <a:graphicData uri="http://schemas.openxmlformats.org/drawingml/2006/picture">
+                <pic:pic>
+                  <pic:nvPicPr>
+                    <pic:cNvPr id="0" name="academy-visual-ai-2-28.png"/>
+                    <pic:cNvPicPr/>
+                  </pic:nvPicPr>
+                  <pic:blipFill>
+                    <a:blip r:embed="rId11"/>
+                    <a:stretch>
+                      <a:fillRect/>
+                    </a:stretch>
+                  </pic:blipFill>
+                  <pic:spPr>
+                    <a:xfrm>
+                      <a:off x="0" y="0"/>
+                      <a:ext cx="5311302" cy="5943600"/>
+                    </a:xfrm>
+                    <a:prstGeom prst="rect"/>
+                  </pic:spPr>
+                </pic:pic>
+              </a:graphicData>
+            </a:graphic>
+          </wp:inline>
+        </w:drawing>
+      </w:r>
+    </w:p>
+    <w:p>
+      <w:pPr>
+        <w:pStyle w:val="Heading3"/>
+      </w:pPr>
+      <w:r>
         <w:t>Why this result follows</w:t>
       </w:r>
     </w:p>
@@ -2183,31 +2519,357 @@
         <w:pStyle w:val="Heading3"/>
       </w:pPr>
       <w:r>
-        <w:t>Why the result follows</w:t>
+        <w:t>What this example does not establish</w:t>
+      </w:r>
+    </w:p>
+    <w:p>
+      <w:pPr>
+        <w:pStyle w:val="Heading3"/>
+      </w:pPr>
+      <w:r>
+        <w:t>Change one thing in the pictured case</w:t>
+      </w:r>
+    </w:p>
+    <w:p>
+      <w:pPr>
+        <w:pStyle w:val="Heading3"/>
+      </w:pPr>
+      <w:r>
+        <w:t>Ask while showing the picture</w:t>
+      </w:r>
+    </w:p>
+    <w:p>
+      <w:pPr>
+        <w:pStyle w:val="Heading1"/>
+      </w:pPr>
+      <w:r>
+        <w:t>03. Guide the reasoning, then remove help</w:t>
+      </w:r>
+    </w:p>
+    <w:p>
+      <w:r>
+        <w:t>Collect a response from each learner before discussing the worked key.</w:t>
+      </w:r>
+    </w:p>
+    <w:p>
+      <w:pPr>
+        <w:pStyle w:val="Heading2"/>
+      </w:pPr>
+      <w:r>
+        <w:t>Prompt before revealing</w:t>
       </w:r>
     </w:p>
     <w:p>
       <w:pPr>
         <w:spacing w:line="336" w:lineRule="auto" w:after="180"/>
-        <w:shd w:fill="F1F6FC"/>
-      </w:pPr>
-      <w:r>
-        <w:rPr>
-          <w:b w:val="0"/>
-        </w:rPr>
-        <w:t>A larger total can conceal a more serious failure category. Paired records show which cases changed, not just how many passed. If refusing unsupported claims is mandatory, Q’s overall advantage may not justify selection.</w:t>
+      </w:pPr>
+      <w:r>
+        <w:rPr>
+          <w:b w:val="0"/>
+        </w:rPr>
+        <w:t>Completion task: On six development cases P passes cases 1, 2, 3, 4; Q passes 1, 2, 3, 5, 6. Missing-approval cases are 4 and 6. Compare totals and condition results.</w:t>
       </w:r>
     </w:p>
     <w:p>
       <w:pPr>
         <w:spacing w:line="336" w:lineRule="auto" w:after="180"/>
-        <w:shd w:fill="F1F6FC"/>
-      </w:pPr>
-      <w:r>
-        <w:rPr>
-          <w:b w:val="0"/>
-        </w:rPr>
-        <w:t>Keep the failing examples for development and obtain fresh cases after choosing a final version.</w:t>
+      </w:pPr>
+      <w:r>
+        <w:rPr>
+          <w:b w:val="0"/>
+        </w:rPr>
+        <w:t>Show the intermediate steps and give the conclusion with its scope.</w:t>
+      </w:r>
+    </w:p>
+    <w:p>
+      <w:pPr>
+        <w:pStyle w:val="Heading2"/>
+      </w:pPr>
+      <w:r>
+        <w:t>Expected reasoning and fading help</w:t>
+      </w:r>
+    </w:p>
+    <w:p>
+      <w:pPr>
+        <w:spacing w:line="336" w:lineRule="auto" w:after="180"/>
+      </w:pPr>
+      <w:r>
+        <w:rPr>
+          <w:b w:val="0"/>
+        </w:rPr>
+        <w:t>Teacher check: Teacher explanation: P passes 4/6 and Q 5/6. P passes one of two missing-approval cases, Q also one of two. Q improves the aggregate while leaving this condition unchanged.</w:t>
+      </w:r>
+    </w:p>
+    <w:p>
+      <w:pPr>
+        <w:spacing w:line="336" w:lineRule="auto" w:after="180"/>
+      </w:pPr>
+      <w:r>
+        <w:rPr>
+          <w:b w:val="0"/>
+        </w:rPr>
+        <w:t xml:space="preserve">Start by identifying the given </w:t>
+      </w:r>
+      <w:r>
+        <w:rPr>
+          <w:b/>
+        </w:rPr>
+        <w:t>input</w:t>
+      </w:r>
+      <w:r>
+        <w:rPr>
+          <w:b w:val="0"/>
+        </w:rPr>
+        <w:t>s together. Leave the intermediate steps blank. If needed, model one step, then withdraw that help on the next step. Move to a full trace only when the partial trace is understood.</w:t>
+      </w:r>
+    </w:p>
+    <w:p>
+      <w:pPr>
+        <w:spacing w:line="336" w:lineRule="auto" w:after="180"/>
+      </w:pPr>
+      <w:r>
+        <w:rPr>
+          <w:b w:val="0"/>
+        </w:rPr>
+        <w:t>For partners, alternate explainer and checker; collect a response from every learner before discussion.</w:t>
+      </w:r>
+    </w:p>
+    <w:p>
+      <w:pPr>
+        <w:pStyle w:val="Heading2"/>
+      </w:pPr>
+      <w:r>
+        <w:t>Check the misconception before discussion</w:t>
+      </w:r>
+    </w:p>
+    <w:p>
+      <w:pPr>
+        <w:spacing w:line="336" w:lineRule="auto" w:after="180"/>
+      </w:pPr>
+      <w:r>
+        <w:rPr>
+          <w:b w:val="0"/>
+        </w:rPr>
+        <w:t xml:space="preserve">Use the worked case for Controlled </w:t>
+      </w:r>
+      <w:r>
+        <w:rPr>
+          <w:b/>
+        </w:rPr>
+        <w:t>prompt</w:t>
+      </w:r>
+      <w:r>
+        <w:rPr>
+          <w:b w:val="0"/>
+        </w:rPr>
+        <w:t xml:space="preserve"> experiments. Proposed explanation: “The worked result establishes every future case”. Decide whether this explanation is supported.</w:t>
+      </w:r>
+    </w:p>
+    <w:p>
+      <w:pPr>
+        <w:spacing w:line="336" w:lineRule="auto" w:after="180"/>
+      </w:pPr>
+      <w:r>
+        <w:rPr>
+          <w:b w:val="0"/>
+        </w:rPr>
+        <w:t>Point to the step or supplied fact that decides; explain your repair if needed.</w:t>
+      </w:r>
+    </w:p>
+    <w:p>
+      <w:pPr>
+        <w:spacing w:line="336" w:lineRule="auto" w:after="180"/>
+      </w:pPr>
+      <w:r>
+        <w:rPr>
+          <w:b w:val="0"/>
+        </w:rPr>
+        <w:t xml:space="preserve">Expected correction: </w:t>
+      </w:r>
+      <w:r>
+        <w:rPr>
+          <w:b/>
+        </w:rPr>
+        <w:t>Prompt</w:t>
+      </w:r>
+      <w:r>
+        <w:rPr>
+          <w:b w:val="0"/>
+        </w:rPr>
+        <w:t xml:space="preserve"> selection on development cases cannot be reported as independent final performance.</w:t>
+      </w:r>
+    </w:p>
+    <w:p>
+      <w:pPr>
+        <w:spacing w:line="336" w:lineRule="auto" w:after="180"/>
+      </w:pPr>
+      <w:r>
+        <w:rPr>
+          <w:b w:val="0"/>
+        </w:rPr>
+        <w:t>Collect explanations, not only yes/no votes. If a misunderstanding is common, re-model the relevant step for the class.</w:t>
+      </w:r>
+    </w:p>
+    <w:p>
+      <w:pPr>
+        <w:spacing w:line="336" w:lineRule="auto" w:after="180"/>
+      </w:pPr>
+      <w:r>
+        <w:rPr>
+          <w:b w:val="0"/>
+        </w:rPr>
+        <w:t>If it affects a few learners, give a short targeted group explanation while others solve a more demanding variation.</w:t>
+      </w:r>
+    </w:p>
+    <w:p>
+      <w:pPr>
+        <w:pStyle w:val="Heading2"/>
+      </w:pPr>
+      <w:r>
+        <w:t>Use the pictorial check</w:t>
+      </w:r>
+    </w:p>
+    <w:p>
+      <w:pPr>
+        <w:spacing w:line="336" w:lineRule="auto" w:after="180"/>
+      </w:pPr>
+      <w:r>
+        <w:rPr>
+          <w:b w:val="0"/>
+        </w:rPr>
+        <w:t>Name the case P passes and Q fails, and explain why it matters.</w:t>
+      </w:r>
+    </w:p>
+    <w:p>
+      <w:pPr>
+        <w:spacing w:line="336" w:lineRule="auto" w:after="180"/>
+      </w:pPr>
+      <w:r>
+        <w:rPr>
+          <w:b w:val="0"/>
+        </w:rPr>
+        <w:t xml:space="preserve">Case 4, a missing-source case. Its </w:t>
+      </w:r>
+      <w:r>
+        <w:rPr>
+          <w:b/>
+        </w:rPr>
+        <w:t>regression</w:t>
+      </w:r>
+      <w:r>
+        <w:rPr>
+          <w:b w:val="0"/>
+        </w:rPr>
+        <w:t xml:space="preserve"> can matter more than gains on ordinary cases if unsupported answers are unacceptable.</w:t>
+      </w:r>
+    </w:p>
+    <w:p>
+      <w:pPr>
+        <w:spacing w:line="336" w:lineRule="auto" w:after="180"/>
+      </w:pPr>
+      <w:r>
+        <w:rPr>
+          <w:b w:val="0"/>
+        </w:rPr>
+        <w:t xml:space="preserve">Changed-case reasoning: Neither </w:t>
+      </w:r>
+      <w:r>
+        <w:rPr>
+          <w:b/>
+        </w:rPr>
+        <w:t>prompt</w:t>
+      </w:r>
+      <w:r>
+        <w:rPr>
+          <w:b w:val="0"/>
+        </w:rPr>
+        <w:t xml:space="preserve"> clears a 2/2 gate on these records. P fails 7 and Q fails both 4 and 7; both need revision.</w:t>
+      </w:r>
+    </w:p>
+    <w:p>
+      <w:pPr>
+        <w:spacing w:line="336" w:lineRule="auto" w:after="180"/>
+      </w:pPr>
+      <w:r>
+        <w:rPr>
+          <w:b w:val="0"/>
+        </w:rPr>
+        <w:t xml:space="preserve">Collect each learner’s explanation before discussion. Use the first missing connection between </w:t>
+      </w:r>
+      <w:r>
+        <w:rPr>
+          <w:b/>
+        </w:rPr>
+        <w:t>input</w:t>
+      </w:r>
+      <w:r>
+        <w:rPr>
+          <w:b w:val="0"/>
+        </w:rPr>
+        <w:t xml:space="preserve">, deciding step and result to choose support. This question is worked-case practice, not fresh mastery </w:t>
+      </w:r>
+      <w:r>
+        <w:rPr>
+          <w:b/>
+        </w:rPr>
+        <w:t>evidence</w:t>
+      </w:r>
+      <w:r>
+        <w:rPr>
+          <w:b w:val="0"/>
+        </w:rPr>
+        <w:t>.</w:t>
+      </w:r>
+    </w:p>
+    <w:p>
+      <w:pPr>
+        <w:pStyle w:val="Heading2"/>
+      </w:pPr>
+      <w:r>
+        <w:t>Keep each learner explaining</w:t>
+      </w:r>
+    </w:p>
+    <w:p>
+      <w:pPr>
+        <w:pStyle w:val="ListBullet"/>
+      </w:pPr>
+      <w:r>
+        <w:t>Ask: Which facts are given, and which would we have to assume? Learners mark relevant details before discussing answers.</w:t>
+      </w:r>
+    </w:p>
+    <w:p>
+      <w:pPr>
+        <w:pStyle w:val="ListBullet"/>
+      </w:pPr>
+      <w:r>
+        <w:t>Say: Predict first. Show the rule, information path or calculation that would produce the result. A correct guess is not yet an explanation.</w:t>
+      </w:r>
+    </w:p>
+    <w:p>
+      <w:pPr>
+        <w:pStyle w:val="ListBullet"/>
+      </w:pPr>
+      <w:r>
+        <w:t>In pairs, one learner solves while the other checks evidence; exchange roles. Remove the worked answer before independent assessment.</w:t>
+      </w:r>
+    </w:p>
+    <w:p>
+      <w:pPr>
+        <w:pStyle w:val="Heading2"/>
+      </w:pPr>
+      <w:r>
+        <w:t>Earlier wording, alternatives and picture transcripts · reference / check after trying</w:t>
+      </w:r>
+    </w:p>
+    <w:p>
+      <w:pPr>
+        <w:spacing w:line="336" w:lineRule="auto" w:after="180"/>
+      </w:pPr>
+      <w:r>
+        <w:rPr>
+          <w:b w:val="0"/>
+        </w:rPr>
+        <w:t>Demonstrate and guide practice</w:t>
       </w:r>
     </w:p>
     <w:p>
@@ -2215,7 +2877,111 @@
         <w:pStyle w:val="Heading3"/>
       </w:pPr>
       <w:r>
-        <w:t>What this example does not establish</w:t>
+        <w:t>Board sequence</w:t>
+      </w:r>
+    </w:p>
+    <w:p>
+      <w:pPr>
+        <w:spacing w:line="336" w:lineRule="auto" w:after="180"/>
+      </w:pPr>
+      <w:r>
+        <w:rPr>
+          <w:b w:val="0"/>
+        </w:rPr>
+        <w:t xml:space="preserve">Write the given facts: </w:t>
+      </w:r>
+      <w:r>
+        <w:rPr>
+          <w:b/>
+        </w:rPr>
+        <w:t>Prompt</w:t>
+      </w:r>
+      <w:r>
+        <w:rPr>
+          <w:b w:val="0"/>
+        </w:rPr>
+        <w:t xml:space="preserve"> B adds under 100 pages and explain the match to </w:t>
+      </w:r>
+      <w:r>
+        <w:rPr>
+          <w:b/>
+        </w:rPr>
+        <w:t>Prompt</w:t>
+      </w:r>
+      <w:r>
+        <w:rPr>
+          <w:b w:val="0"/>
+        </w:rPr>
+        <w:t xml:space="preserve"> A. Both use a catalogue.</w:t>
+      </w:r>
+    </w:p>
+    <w:p>
+      <w:pPr>
+        <w:spacing w:line="336" w:lineRule="auto" w:after="180"/>
+      </w:pPr>
+      <w:r>
+        <w:rPr>
+          <w:b w:val="0"/>
+        </w:rPr>
+        <w:t>Write the question to explain: Design a fair comparison.</w:t>
+      </w:r>
+    </w:p>
+    <w:p>
+      <w:pPr>
+        <w:spacing w:line="336" w:lineRule="auto" w:after="180"/>
+      </w:pPr>
+      <w:r>
+        <w:rPr>
+          <w:b w:val="0"/>
+        </w:rPr>
+        <w:t xml:space="preserve">Reveal after </w:t>
+      </w:r>
+      <w:r>
+        <w:rPr>
+          <w:b/>
+        </w:rPr>
+        <w:t>prediction</w:t>
+      </w:r>
+      <w:r>
+        <w:rPr>
+          <w:b w:val="0"/>
+        </w:rPr>
+        <w:t xml:space="preserve">s: Use identical requests, catalogue and scoring criteria. Check </w:t>
+      </w:r>
+      <w:r>
+        <w:rPr>
+          <w:b/>
+        </w:rPr>
+        <w:t>constraint</w:t>
+      </w:r>
+      <w:r>
+        <w:rPr>
+          <w:b w:val="0"/>
+        </w:rPr>
+        <w:t xml:space="preserve"> compliance and supported explanation; repeat stochastic </w:t>
+      </w:r>
+      <w:r>
+        <w:rPr>
+          <w:b/>
+        </w:rPr>
+        <w:t>output</w:t>
+      </w:r>
+      <w:r>
+        <w:rPr>
+          <w:b w:val="0"/>
+        </w:rPr>
+        <w:t>s when relevant.</w:t>
+      </w:r>
+    </w:p>
+    <w:p>
+      <w:pPr>
+        <w:spacing w:line="336" w:lineRule="auto" w:after="180"/>
+      </w:pPr>
+      <w:r>
+        <w:rPr>
+          <w:b w:val="0"/>
+        </w:rPr>
+        <w:t>Use the earlier changed question as optional later practice. Reserve Compare a new paired record independently for the first independent attempt before hints or feedback.</w:t>
       </w:r>
     </w:p>
     <w:p>
@@ -2223,434 +2989,18 @@
         <w:pStyle w:val="Heading3"/>
       </w:pPr>
       <w:r>
-        <w:t>Keep the stated limit</w:t>
+        <w:t>Classroom dialogue</w:t>
       </w:r>
     </w:p>
     <w:p>
       <w:pPr>
         <w:spacing w:line="336" w:lineRule="auto" w:after="180"/>
-        <w:shd w:fill="FFF5E6"/>
-      </w:pPr>
-      <w:r>
-        <w:rPr>
-          <w:b w:val="0"/>
-        </w:rPr>
-        <w:t>Seven development cases cannot establish causal learning benefits or untouched final performance; repeated generation may also vary.</w:t>
-      </w:r>
-    </w:p>
-    <w:p>
-      <w:pPr>
-        <w:pStyle w:val="Heading3"/>
-      </w:pPr>
-      <w:r>
-        <w:t>Change one thing in the pictured case</w:t>
-      </w:r>
-    </w:p>
-    <w:p>
-      <w:pPr>
-        <w:pStyle w:val="Heading3"/>
-      </w:pPr>
-      <w:r>
-        <w:t>Change one thing</w:t>
-      </w:r>
-    </w:p>
-    <w:p>
-      <w:pPr>
-        <w:spacing w:line="336" w:lineRule="auto" w:after="180"/>
-        <w:shd w:fill="F5F1FB"/>
-      </w:pPr>
-      <w:r>
-        <w:rPr>
-          <w:b w:val="0"/>
-        </w:rPr>
-        <w:t>Change: Make missing-source correctness a required selection gate.</w:t>
-      </w:r>
-    </w:p>
-    <w:p>
-      <w:pPr>
-        <w:pStyle w:val="Heading3"/>
-      </w:pPr>
-      <w:r>
-        <w:t>Predicted result</w:t>
-      </w:r>
-    </w:p>
-    <w:p>
-      <w:pPr>
-        <w:spacing w:line="336" w:lineRule="auto" w:after="180"/>
-        <w:shd w:fill="F1F6FC"/>
-      </w:pPr>
-      <w:r>
-        <w:rPr>
-          <w:b/>
-        </w:rPr>
-        <w:t>Prediction</w:t>
-      </w:r>
-      <w:r>
-        <w:rPr>
-          <w:b w:val="0"/>
-        </w:rPr>
-        <w:t xml:space="preserve">: Neither </w:t>
-      </w:r>
-      <w:r>
-        <w:rPr>
-          <w:b/>
-        </w:rPr>
-        <w:t>prompt</w:t>
-      </w:r>
-      <w:r>
-        <w:rPr>
-          <w:b w:val="0"/>
-        </w:rPr>
-        <w:t xml:space="preserve"> clears a 2/2 gate on these records.</w:t>
-      </w:r>
-    </w:p>
-    <w:p>
-      <w:pPr>
-        <w:pStyle w:val="Heading3"/>
-      </w:pPr>
-      <w:r>
-        <w:t>Why the result follows</w:t>
-      </w:r>
-    </w:p>
-    <w:p>
-      <w:pPr>
-        <w:spacing w:line="336" w:lineRule="auto" w:after="180"/>
-        <w:shd w:fill="F1F6FC"/>
-      </w:pPr>
-      <w:r>
-        <w:rPr>
-          <w:b w:val="0"/>
-        </w:rPr>
-        <w:t>Reason: P fails 7 and Q fails both 4 and 7; both need revision.</w:t>
-      </w:r>
-    </w:p>
-    <w:p>
-      <w:pPr>
-        <w:pStyle w:val="Heading3"/>
-      </w:pPr>
-      <w:r>
-        <w:t>Ask while showing the picture</w:t>
-      </w:r>
-    </w:p>
-    <w:p>
-      <w:pPr>
-        <w:pStyle w:val="Heading3"/>
-      </w:pPr>
-      <w:r>
-        <w:t>Ask while showing the picture · 4</w:t>
-      </w:r>
-    </w:p>
-    <w:p>
-      <w:pPr>
-        <w:spacing w:line="336" w:lineRule="auto" w:after="180"/>
-      </w:pPr>
-      <w:r>
-        <w:rPr>
-          <w:b w:val="0"/>
-        </w:rPr>
-        <w:t xml:space="preserve">Cover the result. Ask learners to name the </w:t>
-      </w:r>
-      <w:r>
-        <w:rPr>
-          <w:b/>
-        </w:rPr>
-        <w:t>input</w:t>
-      </w:r>
-      <w:r>
-        <w:rPr>
-          <w:b w:val="0"/>
-        </w:rPr>
-        <w:t xml:space="preserve">s and predict the next step. Uncover one step, connect the icon to the actual procedure, and explain its </w:t>
-      </w:r>
-      <w:r>
-        <w:rPr>
-          <w:b/>
-        </w:rPr>
-        <w:t>evidence</w:t>
-      </w:r>
-      <w:r>
-        <w:rPr>
-          <w:b w:val="0"/>
-        </w:rPr>
-        <w:t>. Then change the supplied condition and compare.</w:t>
-      </w:r>
-    </w:p>
-    <w:p>
-      <w:pPr>
-        <w:spacing w:line="336" w:lineRule="auto" w:after="180"/>
-      </w:pPr>
-      <w:r>
-        <w:rPr>
-          <w:b w:val="0"/>
-        </w:rPr>
-        <w:t>The picture is a representation; it does not document execution of a real AI model.</w:t>
-      </w:r>
-    </w:p>
-    <w:p>
-      <w:pPr>
-        <w:pStyle w:val="Heading1"/>
-      </w:pPr>
-      <w:r>
-        <w:t>03. Demonstrate and guide practice</w:t>
-      </w:r>
-    </w:p>
-    <w:p>
-      <w:r>
-        <w:t>Demonstrate Prompt Experiments, reduce support deliberately and check individual reasoning before discussing answers.</w:t>
-      </w:r>
-    </w:p>
-    <w:p>
-      <w:pPr>
-        <w:pStyle w:val="Heading3"/>
-      </w:pPr>
-      <w:r>
-        <w:t>Board sequence</w:t>
-      </w:r>
-    </w:p>
-    <w:p>
-      <w:pPr>
-        <w:pStyle w:val="Heading3"/>
-      </w:pPr>
-      <w:r>
-        <w:t>1. Put the facts on the board</w:t>
-      </w:r>
-    </w:p>
-    <w:p>
-      <w:pPr>
-        <w:spacing w:line="336" w:lineRule="auto" w:after="180"/>
-        <w:shd w:fill="F4F9FC"/>
-      </w:pPr>
-      <w:r>
-        <w:rPr>
-          <w:b w:val="0"/>
-        </w:rPr>
-        <w:t xml:space="preserve">Write the given facts: </w:t>
-      </w:r>
-      <w:r>
-        <w:rPr>
-          <w:b/>
-        </w:rPr>
-        <w:t>Prompt</w:t>
-      </w:r>
-      <w:r>
-        <w:rPr>
-          <w:b w:val="0"/>
-        </w:rPr>
-        <w:t xml:space="preserve"> B adds under 100 pages and explain the match to </w:t>
-      </w:r>
-      <w:r>
-        <w:rPr>
-          <w:b/>
-        </w:rPr>
-        <w:t>Prompt</w:t>
-      </w:r>
-      <w:r>
-        <w:rPr>
-          <w:b w:val="0"/>
-        </w:rPr>
-        <w:t xml:space="preserve"> A. Both use a catalogue.</w:t>
-      </w:r>
-    </w:p>
-    <w:p>
-      <w:pPr>
-        <w:pStyle w:val="Heading3"/>
-      </w:pPr>
-      <w:r>
-        <w:t>2. State the decision to explain</w:t>
-      </w:r>
-    </w:p>
-    <w:p>
-      <w:pPr>
-        <w:spacing w:line="336" w:lineRule="auto" w:after="180"/>
-        <w:shd w:fill="F4F9FC"/>
-      </w:pPr>
-      <w:r>
-        <w:rPr>
-          <w:b w:val="0"/>
-        </w:rPr>
-        <w:t>Write the question to explain: Design a fair comparison.</w:t>
-      </w:r>
-    </w:p>
-    <w:p>
-      <w:pPr>
-        <w:pStyle w:val="Heading3"/>
-      </w:pPr>
-      <w:r>
-        <w:t>3. Reveal the worked reasoning</w:t>
-      </w:r>
-    </w:p>
-    <w:p>
-      <w:pPr>
-        <w:spacing w:line="336" w:lineRule="auto" w:after="180"/>
-        <w:shd w:fill="F1F6FC"/>
-      </w:pPr>
-      <w:r>
-        <w:rPr>
-          <w:b w:val="0"/>
-        </w:rPr>
-        <w:t xml:space="preserve">Reveal after </w:t>
-      </w:r>
-      <w:r>
-        <w:rPr>
-          <w:b/>
-        </w:rPr>
-        <w:t>prediction</w:t>
-      </w:r>
-      <w:r>
-        <w:rPr>
-          <w:b w:val="0"/>
-        </w:rPr>
-        <w:t xml:space="preserve">s: Use identical requests, catalogue and scoring criteria. Check </w:t>
-      </w:r>
-      <w:r>
-        <w:rPr>
-          <w:b/>
-        </w:rPr>
-        <w:t>constraint</w:t>
-      </w:r>
-      <w:r>
-        <w:rPr>
-          <w:b w:val="0"/>
-        </w:rPr>
-        <w:t xml:space="preserve"> compliance and supported explanation; repeat stochastic </w:t>
-      </w:r>
-      <w:r>
-        <w:rPr>
-          <w:b/>
-        </w:rPr>
-        <w:t>output</w:t>
-      </w:r>
-      <w:r>
-        <w:rPr>
-          <w:b w:val="0"/>
-        </w:rPr>
-        <w:t>s when relevant.</w:t>
-      </w:r>
-    </w:p>
-    <w:p>
-      <w:pPr>
-        <w:pStyle w:val="Heading3"/>
-      </w:pPr>
-      <w:r>
-        <w:t>Hold back the independent task</w:t>
-      </w:r>
-    </w:p>
-    <w:p>
-      <w:pPr>
-        <w:spacing w:line="336" w:lineRule="auto" w:after="180"/>
-        <w:shd w:fill="FFF5E6"/>
-      </w:pPr>
-      <w:r>
-        <w:rPr>
-          <w:b w:val="0"/>
-        </w:rPr>
-        <w:t xml:space="preserve">Keep for an independent attempt: </w:t>
-      </w:r>
-      <w:r>
-        <w:rPr>
-          <w:b/>
-        </w:rPr>
-        <w:t>Prompt</w:t>
-      </w:r>
-      <w:r>
-        <w:rPr>
-          <w:b w:val="0"/>
-        </w:rPr>
-        <w:t xml:space="preserve"> A and B are tested on different questions. B scores higher. Can wording alone explain the difference? Design a </w:t>
-      </w:r>
-      <w:r>
-        <w:rPr>
-          <w:b/>
-        </w:rPr>
-        <w:t>controlled comparison</w:t>
-      </w:r>
-      <w:r>
-        <w:rPr>
-          <w:b w:val="0"/>
-        </w:rPr>
-        <w:t>.</w:t>
-      </w:r>
-    </w:p>
-    <w:p>
-      <w:pPr>
-        <w:pStyle w:val="Heading3"/>
-      </w:pPr>
-      <w:r>
-        <w:t>Classroom dialogue</w:t>
-      </w:r>
-    </w:p>
-    <w:p>
-      <w:pPr>
-        <w:pStyle w:val="Heading3"/>
-      </w:pPr>
-      <w:r>
-        <w:t>Ask the class</w:t>
-      </w:r>
-    </w:p>
-    <w:p>
-      <w:pPr>
-        <w:spacing w:line="336" w:lineRule="auto" w:after="180"/>
-        <w:shd w:fill="F5F1FB"/>
-      </w:pPr>
-      <w:r>
-        <w:rPr>
-          <w:b w:val="0"/>
-        </w:rPr>
-        <w:t>Ask: Which facts are given, and which would we have to assume? Learners mark relevant details before discussing answers.</w:t>
-      </w:r>
-    </w:p>
-    <w:p>
-      <w:pPr>
-        <w:pStyle w:val="Heading3"/>
-      </w:pPr>
-      <w:r>
-        <w:t>Language to model</w:t>
-      </w:r>
-    </w:p>
-    <w:p>
-      <w:pPr>
-        <w:spacing w:line="336" w:lineRule="auto" w:after="180"/>
-        <w:shd w:fill="F1F6F8"/>
-      </w:pPr>
-      <w:r>
-        <w:rPr>
-          <w:b w:val="0"/>
-        </w:rPr>
-        <w:t>Say: Predict first. Show the rule, information path or calculation that would produce the result. A correct guess is not yet an explanation.</w:t>
-      </w:r>
-    </w:p>
-    <w:p>
-      <w:pPr>
-        <w:spacing w:line="336" w:lineRule="auto" w:after="180"/>
       </w:pPr>
       <w:r>
         <w:rPr>
           <w:b w:val="0"/>
         </w:rPr>
         <w:t>Reveal reasoning one step at a time. Explain why a tempting alternative fails. Write units and denominators for arithmetic, trace conditions for decisions, and identify supporting sources for claims.</w:t>
-      </w:r>
-    </w:p>
-    <w:p>
-      <w:pPr>
-        <w:spacing w:line="336" w:lineRule="auto" w:after="180"/>
-      </w:pPr>
-      <w:r>
-        <w:rPr>
-          <w:b w:val="0"/>
-        </w:rPr>
-        <w:t xml:space="preserve">In pairs, one learner solves while the other checks </w:t>
-      </w:r>
-      <w:r>
-        <w:rPr>
-          <w:b/>
-        </w:rPr>
-        <w:t>evidence</w:t>
-      </w:r>
-      <w:r>
-        <w:rPr>
-          <w:b w:val="0"/>
-        </w:rPr>
-        <w:t>; exchange roles. Remove the worked answer before independent assessment.</w:t>
       </w:r>
     </w:p>
     <w:p>
@@ -2963,423 +3313,103 @@
         <w:pStyle w:val="Heading3"/>
       </w:pPr>
       <w:r>
-        <w:t>Completion practice</w:t>
+        <w:t>Individual reasoning check</w:t>
+      </w:r>
+    </w:p>
+    <w:p>
+      <w:pPr>
+        <w:pStyle w:val="Heading3"/>
+      </w:pPr>
+      <w:r>
+        <w:t>Pictorial practice question</w:t>
+      </w:r>
+    </w:p>
+    <w:p>
+      <w:pPr>
+        <w:pStyle w:val="Heading3"/>
+      </w:pPr>
+      <w:r>
+        <w:t>Reasoned teacher answer</w:t>
+      </w:r>
+    </w:p>
+    <w:p>
+      <w:pPr>
+        <w:pStyle w:val="Heading1"/>
+      </w:pPr>
+      <w:r>
+        <w:t>04. Run the supplied investigation</w:t>
+      </w:r>
+    </w:p>
+    <w:p>
+      <w:r>
+        <w:t>Keep expected results, observed paper traces and remaining limits distinguishable.</w:t>
+      </w:r>
+    </w:p>
+    <w:p>
+      <w:pPr>
+        <w:pStyle w:val="Heading2"/>
+      </w:pPr>
+      <w:r>
+        <w:t>Supplied materials and answer guidance</w:t>
       </w:r>
     </w:p>
     <w:p>
       <w:pPr>
         <w:spacing w:line="336" w:lineRule="auto" w:after="180"/>
-        <w:shd w:fill="F5F1FB"/>
-      </w:pPr>
-      <w:r>
-        <w:rPr>
-          <w:b w:val="0"/>
-        </w:rPr>
-        <w:t>Completion task: On six development cases P passes cases 1, 2, 3, 4; Q passes 1, 2, 3, 5, 6. Missing-approval cases are 4 and 6. Compare totals and condition results.</w:t>
-      </w:r>
-    </w:p>
-    <w:p>
-      <w:pPr>
-        <w:spacing w:line="336" w:lineRule="auto" w:after="180"/>
-        <w:shd w:fill="F5F1FB"/>
-      </w:pPr>
-      <w:r>
-        <w:rPr>
-          <w:b w:val="0"/>
-        </w:rPr>
-        <w:t>Show the intermediate steps and give the conclusion with its scope.</w:t>
-      </w:r>
-    </w:p>
-    <w:p>
-      <w:pPr>
-        <w:pStyle w:val="Heading3"/>
-      </w:pPr>
-      <w:r>
-        <w:t>Reasoning to listen for</w:t>
-      </w:r>
-    </w:p>
-    <w:p>
-      <w:pPr>
-        <w:spacing w:line="336" w:lineRule="auto" w:after="180"/>
-        <w:shd w:fill="F1F6FC"/>
-      </w:pPr>
-      <w:r>
-        <w:rPr>
-          <w:b w:val="0"/>
-        </w:rPr>
-        <w:t>Teacher check: Teacher explanation: P passes 4/6 and Q 5/6. P passes one of two missing-approval cases, Q also one of two. Q improves the aggregate while leaving this condition unchanged.</w:t>
-      </w:r>
-    </w:p>
-    <w:p>
-      <w:pPr>
-        <w:spacing w:line="336" w:lineRule="auto" w:after="180"/>
-      </w:pPr>
-      <w:r>
-        <w:rPr>
-          <w:b w:val="0"/>
-        </w:rPr>
-        <w:t xml:space="preserve">Start by identifying the given </w:t>
-      </w:r>
-      <w:r>
-        <w:rPr>
-          <w:b/>
-        </w:rPr>
-        <w:t>input</w:t>
-      </w:r>
-      <w:r>
-        <w:rPr>
-          <w:b w:val="0"/>
-        </w:rPr>
-        <w:t>s together. Leave the intermediate steps blank. If needed, model one step, then withdraw that help on the next step. Move to a full trace only when the partial trace is understood.</w:t>
-      </w:r>
-    </w:p>
-    <w:p>
-      <w:pPr>
-        <w:spacing w:line="336" w:lineRule="auto" w:after="180"/>
-      </w:pPr>
-      <w:r>
-        <w:rPr>
-          <w:b w:val="0"/>
-        </w:rPr>
-        <w:t>For partners, alternate explainer and checker; collect a response from every learner before discussion.</w:t>
-      </w:r>
-    </w:p>
-    <w:p>
-      <w:pPr>
-        <w:pStyle w:val="Heading3"/>
-      </w:pPr>
-      <w:r>
-        <w:t>Individual reasoning check</w:t>
-      </w:r>
-    </w:p>
-    <w:p>
-      <w:pPr>
-        <w:spacing w:line="336" w:lineRule="auto" w:after="180"/>
-      </w:pPr>
-      <w:r>
-        <w:rPr>
-          <w:b w:val="0"/>
-        </w:rPr>
-        <w:t xml:space="preserve">Use the worked case for Controlled </w:t>
-      </w:r>
-      <w:r>
-        <w:rPr>
-          <w:b/>
-        </w:rPr>
-        <w:t>prompt</w:t>
-      </w:r>
-      <w:r>
-        <w:rPr>
-          <w:b w:val="0"/>
-        </w:rPr>
-        <w:t xml:space="preserve"> experiments. Proposed explanation: “The worked result establishes every future case”. Decide whether this explanation is supported.</w:t>
-      </w:r>
-    </w:p>
-    <w:p>
-      <w:pPr>
-        <w:spacing w:line="336" w:lineRule="auto" w:after="180"/>
-      </w:pPr>
-      <w:r>
-        <w:rPr>
-          <w:b w:val="0"/>
-        </w:rPr>
-        <w:t>Point to the step or supplied fact that decides; explain your repair if needed.</w:t>
-      </w:r>
-    </w:p>
-    <w:p>
-      <w:pPr>
-        <w:pStyle w:val="Heading3"/>
-      </w:pPr>
-      <w:r>
-        <w:t>Expected repair</w:t>
-      </w:r>
-    </w:p>
-    <w:p>
-      <w:pPr>
-        <w:spacing w:line="336" w:lineRule="auto" w:after="180"/>
-        <w:shd w:fill="F1F6FC"/>
-      </w:pPr>
-      <w:r>
-        <w:rPr>
-          <w:b w:val="0"/>
-        </w:rPr>
-        <w:t xml:space="preserve">Expected correction: </w:t>
-      </w:r>
-      <w:r>
-        <w:rPr>
-          <w:b/>
-        </w:rPr>
-        <w:t>Prompt</w:t>
-      </w:r>
-      <w:r>
-        <w:rPr>
-          <w:b w:val="0"/>
-        </w:rPr>
-        <w:t xml:space="preserve"> selection on development cases cannot be reported as independent final performance.</w:t>
-      </w:r>
-    </w:p>
-    <w:p>
-      <w:pPr>
-        <w:spacing w:line="336" w:lineRule="auto" w:after="180"/>
-      </w:pPr>
-      <w:r>
-        <w:rPr>
-          <w:b w:val="0"/>
-        </w:rPr>
-        <w:t>Collect explanations, not only yes/no votes. If a misunderstanding is common, re-model the relevant step for the class.</w:t>
-      </w:r>
-    </w:p>
-    <w:p>
-      <w:pPr>
-        <w:spacing w:line="336" w:lineRule="auto" w:after="180"/>
-      </w:pPr>
-      <w:r>
-        <w:rPr>
-          <w:b w:val="0"/>
-        </w:rPr>
-        <w:t>If it affects a few learners, give a short targeted group explanation while others solve a more demanding variation.</w:t>
-      </w:r>
-    </w:p>
-    <w:p>
-      <w:pPr>
-        <w:pStyle w:val="Heading3"/>
-      </w:pPr>
-      <w:r>
-        <w:t>Pictorial practice question</w:t>
-      </w:r>
-    </w:p>
-    <w:p>
-      <w:pPr>
-        <w:spacing w:line="336" w:lineRule="auto" w:after="180"/>
-      </w:pPr>
-      <w:r>
-        <w:rPr>
-          <w:b w:val="0"/>
-        </w:rPr>
-        <w:t>Name the case P passes and Q fails, and explain why it matters.</w:t>
-      </w:r>
-    </w:p>
-    <w:p>
-      <w:pPr>
-        <w:pStyle w:val="Heading3"/>
-      </w:pPr>
-      <w:r>
-        <w:t>Reasoned teacher answer</w:t>
-      </w:r>
-    </w:p>
-    <w:p>
-      <w:pPr>
-        <w:spacing w:line="336" w:lineRule="auto" w:after="180"/>
-      </w:pPr>
-      <w:r>
-        <w:rPr>
-          <w:b w:val="0"/>
-        </w:rPr>
-        <w:t xml:space="preserve">Case 4, a missing-source case. Its </w:t>
-      </w:r>
-      <w:r>
-        <w:rPr>
-          <w:b/>
-        </w:rPr>
-        <w:t>regression</w:t>
-      </w:r>
-      <w:r>
-        <w:rPr>
-          <w:b w:val="0"/>
-        </w:rPr>
-        <w:t xml:space="preserve"> can matter more than gains on ordinary cases if unsupported answers are unacceptable.</w:t>
-      </w:r>
-    </w:p>
-    <w:p>
-      <w:pPr>
-        <w:spacing w:line="336" w:lineRule="auto" w:after="180"/>
-      </w:pPr>
-      <w:r>
-        <w:rPr>
-          <w:b w:val="0"/>
-        </w:rPr>
-        <w:t xml:space="preserve">Changed-case reasoning: Neither </w:t>
-      </w:r>
-      <w:r>
-        <w:rPr>
-          <w:b/>
-        </w:rPr>
-        <w:t>prompt</w:t>
-      </w:r>
-      <w:r>
-        <w:rPr>
-          <w:b w:val="0"/>
-        </w:rPr>
-        <w:t xml:space="preserve"> clears a 2/2 gate on these records. P fails 7 and Q fails both 4 and 7; both need revision.</w:t>
-      </w:r>
-    </w:p>
-    <w:p>
-      <w:pPr>
-        <w:spacing w:line="336" w:lineRule="auto" w:after="180"/>
-      </w:pPr>
-      <w:r>
-        <w:rPr>
-          <w:b w:val="0"/>
-        </w:rPr>
-        <w:t xml:space="preserve">Collect each learner’s explanation before discussion. Use the first missing connection between </w:t>
-      </w:r>
-      <w:r>
-        <w:rPr>
-          <w:b/>
-        </w:rPr>
-        <w:t>input</w:t>
-      </w:r>
-      <w:r>
-        <w:rPr>
-          <w:b w:val="0"/>
-        </w:rPr>
-        <w:t xml:space="preserve">, deciding step and result to choose support. This question is worked-case practice, not fresh mastery </w:t>
-      </w:r>
-      <w:r>
-        <w:rPr>
-          <w:b/>
-        </w:rPr>
-        <w:t>evidence</w:t>
-      </w:r>
-      <w:r>
-        <w:rPr>
-          <w:b w:val="0"/>
-        </w:rPr>
-        <w:t>.</w:t>
-      </w:r>
-    </w:p>
-    <w:p>
-      <w:pPr>
-        <w:pStyle w:val="Heading1"/>
-      </w:pPr>
-      <w:r>
-        <w:t>04. Run the weekly evidence lab</w:t>
-      </w:r>
-    </w:p>
-    <w:p>
-      <w:r>
-        <w:t>Run the Prompt Experiments investigation and use the first unsupported step to choose a teaching response.</w:t>
-      </w:r>
-    </w:p>
-    <w:p>
-      <w:pPr>
-        <w:spacing w:line="336" w:lineRule="auto" w:after="180"/>
-      </w:pPr>
-      <w:r>
-        <w:rPr>
-          <w:b w:val="0"/>
-        </w:rPr>
-        <w:t>Words You Can Use to Reason</w:t>
-      </w:r>
-    </w:p>
-    <w:p>
-      <w:pPr>
-        <w:spacing w:line="336" w:lineRule="auto" w:after="180"/>
-      </w:pPr>
-      <w:r>
-        <w:rPr>
-          <w:b w:val="0"/>
-        </w:rPr>
-        <w:t>A definition matters when you can recognize the idea, use it, and contrast it with a near-miss.</w:t>
-      </w:r>
-    </w:p>
-    <w:p>
-      <w:pPr>
-        <w:spacing w:line="336" w:lineRule="auto" w:after="180"/>
-      </w:pPr>
-      <w:r>
-        <w:rPr>
-          <w:b w:val="0"/>
-        </w:rPr>
+      </w:pPr>
+      <w:r>
+        <w:rPr>
+          <w:b w:val="0"/>
+        </w:rPr>
+        <w:t>Six-case P4/6,Q5/6; missing-approval slice4,6 gives1/2 each but different passing IDs. Seven-case P4/7,Q5/7; shared1,2,3; Q gains5,6 and loses4; missing-source4,7 givesP1/2,Q0/2. Total-priority selectsQ; mandatory2/2 gate selectsneither. Invented records do not reproduce a prompt experiment without exact prompts, model settings and rubric. Keep the eight-case independent task separate.</w:t>
+      </w:r>
+    </w:p>
+    <w:p>
+      <w:pPr>
+        <w:pStyle w:val="Heading2"/>
+      </w:pPr>
+      <w:r>
+        <w:t>Run and record</w:t>
+      </w:r>
+    </w:p>
+    <w:p>
+      <w:pPr>
+        <w:pStyle w:val="ListNumber"/>
+      </w:pPr>
+      <w:r>
         <w:t>Predict → Test → Record → Explain</w:t>
       </w:r>
     </w:p>
     <w:p>
       <w:pPr>
-        <w:spacing w:line="336" w:lineRule="auto" w:after="180"/>
-      </w:pPr>
-      <w:r>
-        <w:rPr>
-          <w:b w:val="0"/>
-        </w:rPr>
+        <w:pStyle w:val="ListNumber"/>
+      </w:pPr>
+      <w:r>
         <w:t>Keep expected and actual results separate. Surprises are useful data when recorded honestly.</w:t>
       </w:r>
     </w:p>
     <w:p>
       <w:pPr>
-        <w:spacing w:line="336" w:lineRule="auto" w:after="180"/>
-      </w:pPr>
-      <w:r>
-        <w:rPr>
-          <w:b w:val="0"/>
-        </w:rPr>
-        <w:t xml:space="preserve">Define six </w:t>
-      </w:r>
-      <w:r>
-        <w:rPr>
-          <w:b/>
-        </w:rPr>
-        <w:t>rubric</w:t>
-      </w:r>
-      <w:r>
-        <w:rPr>
-          <w:b w:val="0"/>
-        </w:rPr>
-        <w:t xml:space="preserve"> checks, keep task and examples fixed, change one </w:t>
-      </w:r>
-      <w:r>
-        <w:rPr>
-          <w:b/>
-        </w:rPr>
-        <w:t>prompt</w:t>
-      </w:r>
-      <w:r>
-        <w:rPr>
-          <w:b w:val="0"/>
-        </w:rPr>
-        <w:t xml:space="preserve"> element, score both versions across three cases, and explain uncertainty.</w:t>
-      </w:r>
-    </w:p>
-    <w:p>
-      <w:pPr>
-        <w:spacing w:line="336" w:lineRule="auto" w:after="180"/>
-        <w:shd w:fill="F5F1FB"/>
-      </w:pPr>
-      <w:r>
-        <w:rPr>
-          <w:b w:val="0"/>
-        </w:rPr>
+        <w:pStyle w:val="ListNumber"/>
+      </w:pPr>
+      <w:r>
+        <w:t>Audit the supplied seven-case pass flags as a paper investigation. Use fixed denominators and explicitly declared selection priorities. No live prompt outputs, actual prompt strings or repeated-run results are supplied.</w:t>
+      </w:r>
+    </w:p>
+    <w:p>
+      <w:pPr>
+        <w:pStyle w:val="ListNumber"/>
+      </w:pPr>
+      <w:r>
         <w:t>What did the hardest test teach you that the normal test did not?</w:t>
       </w:r>
     </w:p>
     <w:p>
       <w:pPr>
-        <w:pStyle w:val="Heading3"/>
-      </w:pPr>
-      <w:r>
-        <w:t>Make the lab runnable</w:t>
-      </w:r>
-    </w:p>
-    <w:p>
-      <w:pPr>
-        <w:spacing w:line="336" w:lineRule="auto" w:after="180"/>
-      </w:pPr>
-      <w:r>
-        <w:rPr>
-          <w:b w:val="0"/>
-        </w:rPr>
-        <w:t>Use the concrete case as the shared normal case and the independent question as a second case. Each pair creates a boundary or missing-information case and predicts its result before testing.</w:t>
-      </w:r>
-    </w:p>
-    <w:p>
-      <w:pPr>
-        <w:spacing w:line="336" w:lineRule="auto" w:after="180"/>
-      </w:pPr>
-      <w:r>
-        <w:rPr>
-          <w:b w:val="0"/>
-        </w:rPr>
-        <w:t>Keep the expected result separate from an observed mistake.</w:t>
+        <w:pStyle w:val="Heading2"/>
+      </w:pPr>
+      <w:r>
+        <w:t>Keep an inspectable record</w:t>
       </w:r>
     </w:p>
     <w:tbl>
@@ -3530,10 +3560,10 @@
     </w:tbl>
     <w:p>
       <w:pPr>
-        <w:pStyle w:val="Heading3"/>
-      </w:pPr>
-      <w:r>
-        <w:t>Diagnose and reteach</w:t>
+        <w:pStyle w:val="Heading2"/>
+      </w:pPr>
+      <w:r>
+        <w:t>Diagnose the first misunderstanding</w:t>
       </w:r>
     </w:p>
     <w:p>
@@ -3544,7 +3574,19 @@
         <w:rPr>
           <w:b w:val="0"/>
         </w:rPr>
-        <w:t>For guessing, return to given facts and request a trace. For vocabulary without application, use one example and one non-example. For arithmetic errors, check the setup before the calculation.</w:t>
+        <w:t xml:space="preserve">The worked result establishes every future case: </w:t>
+      </w:r>
+      <w:r>
+        <w:rPr>
+          <w:b/>
+        </w:rPr>
+        <w:t>Prompt</w:t>
+      </w:r>
+      <w:r>
+        <w:rPr>
+          <w:b w:val="0"/>
+        </w:rPr>
+        <w:t xml:space="preserve"> selection on development cases cannot be reported as independent final performance.</w:t>
       </w:r>
     </w:p>
     <w:p>
@@ -3555,15 +3597,31 @@
         <w:rPr>
           <w:b w:val="0"/>
         </w:rPr>
-        <w:t>Finish with a different uncoached case before recording mastery.</w:t>
-      </w:r>
-    </w:p>
-    <w:p>
-      <w:pPr>
-        <w:pStyle w:val="Heading3"/>
-      </w:pPr>
-      <w:r>
-        <w:t>Address these additional misconceptions</w:t>
+        <w:t xml:space="preserve">A missing </w:t>
+      </w:r>
+      <w:r>
+        <w:rPr>
+          <w:b/>
+        </w:rPr>
+        <w:t>input</w:t>
+      </w:r>
+      <w:r>
+        <w:rPr>
+          <w:b w:val="0"/>
+        </w:rPr>
+        <w:t xml:space="preserve"> may be replaced without recording the change: A replacement changes the </w:t>
+      </w:r>
+      <w:r>
+        <w:rPr>
+          <w:b/>
+        </w:rPr>
+        <w:t>evidence</w:t>
+      </w:r>
+      <w:r>
+        <w:rPr>
+          <w:b w:val="0"/>
+        </w:rPr>
+        <w:t xml:space="preserve"> or contract. Record the change and its justification; do not silently turn unknown into a measured value.</w:t>
       </w:r>
     </w:p>
     <w:p>
@@ -3574,85 +3632,27 @@
         <w:rPr>
           <w:b w:val="0"/>
         </w:rPr>
-        <w:t xml:space="preserve">The worked result establishes every future case: </w:t>
+        <w:t xml:space="preserve">Repeating an assessed case is new independent </w:t>
       </w:r>
       <w:r>
         <w:rPr>
           <w:b/>
         </w:rPr>
-        <w:t>Prompt</w:t>
-      </w:r>
-      <w:r>
-        <w:rPr>
-          <w:b w:val="0"/>
-        </w:rPr>
-        <w:t xml:space="preserve"> selection on development cases cannot be reported as independent final performance.</w:t>
-      </w:r>
-    </w:p>
-    <w:p>
-      <w:pPr>
-        <w:spacing w:line="336" w:lineRule="auto" w:after="180"/>
-      </w:pPr>
-      <w:r>
-        <w:rPr>
-          <w:b w:val="0"/>
-        </w:rPr>
-        <w:t xml:space="preserve">A missing </w:t>
-      </w:r>
-      <w:r>
-        <w:rPr>
-          <w:b/>
-        </w:rPr>
-        <w:t>input</w:t>
-      </w:r>
-      <w:r>
-        <w:rPr>
-          <w:b w:val="0"/>
-        </w:rPr>
-        <w:t xml:space="preserve"> may be replaced without recording the change: A replacement changes the </w:t>
-      </w:r>
-      <w:r>
-        <w:rPr>
-          <w:b/>
-        </w:rPr>
         <w:t>evidence</w:t>
       </w:r>
       <w:r>
         <w:rPr>
           <w:b w:val="0"/>
         </w:rPr>
-        <w:t xml:space="preserve"> or contract. Record the change and its justification; do not silently turn unknown into a measured value.</w:t>
-      </w:r>
-    </w:p>
-    <w:p>
-      <w:pPr>
-        <w:spacing w:line="336" w:lineRule="auto" w:after="180"/>
-      </w:pPr>
-      <w:r>
-        <w:rPr>
-          <w:b w:val="0"/>
-        </w:rPr>
-        <w:t xml:space="preserve">Repeating an assessed case is new independent </w:t>
-      </w:r>
-      <w:r>
-        <w:rPr>
-          <w:b/>
-        </w:rPr>
-        <w:t>evidence</w:t>
-      </w:r>
-      <w:r>
-        <w:rPr>
-          <w:b w:val="0"/>
-        </w:rPr>
         <w:t>: A replay checks consistency. An example used for feedback or revision cannot later be described as untouched final evaluation.</w:t>
       </w:r>
     </w:p>
     <w:p>
       <w:pPr>
-        <w:pStyle w:val="Heading3"/>
-      </w:pPr>
-      <w:r>
-        <w:t>Match the support to the first error</w:t>
+        <w:pStyle w:val="Heading2"/>
+      </w:pPr>
+      <w:r>
+        <w:t>Choose support from the response</w:t>
       </w:r>
     </w:p>
     <w:tbl>
@@ -3825,15 +3825,758 @@
     </w:p>
     <w:p>
       <w:pPr>
+        <w:pStyle w:val="Heading2"/>
+      </w:pPr>
+      <w:r>
+        <w:t>Earlier wording, alternatives and picture transcripts · reference / check after trying</w:t>
+      </w:r>
+    </w:p>
+    <w:p>
+      <w:pPr>
+        <w:spacing w:line="336" w:lineRule="auto" w:after="180"/>
+      </w:pPr>
+      <w:r>
+        <w:rPr>
+          <w:b w:val="0"/>
+        </w:rPr>
+        <w:t>Run the weekly evidence lab</w:t>
+      </w:r>
+    </w:p>
+    <w:p>
+      <w:pPr>
+        <w:spacing w:line="336" w:lineRule="auto" w:after="180"/>
+      </w:pPr>
+      <w:r>
+        <w:rPr>
+          <w:b w:val="0"/>
+        </w:rPr>
+        <w:t>Words You Can Use to Reason</w:t>
+      </w:r>
+    </w:p>
+    <w:p>
+      <w:pPr>
+        <w:spacing w:line="336" w:lineRule="auto" w:after="180"/>
+      </w:pPr>
+      <w:r>
+        <w:rPr>
+          <w:b w:val="0"/>
+        </w:rPr>
+        <w:t>A definition matters when you can recognize the idea, use it, and contrast it with a near-miss.</w:t>
+      </w:r>
+    </w:p>
+    <w:p>
+      <w:pPr>
+        <w:pStyle w:val="Heading3"/>
+      </w:pPr>
+      <w:r>
+        <w:t>Make the lab runnable</w:t>
+      </w:r>
+    </w:p>
+    <w:p>
+      <w:pPr>
+        <w:spacing w:line="336" w:lineRule="auto" w:after="180"/>
+      </w:pPr>
+      <w:r>
+        <w:rPr>
+          <w:b w:val="0"/>
+        </w:rPr>
+        <w:t>Use the supplied investigation for shared practice. Keep predictions and observed paper-trace results separate. Reserve Compare a new paired record independently for the individual first attempt before feedback; do not use the reserved case as a paired lab task.</w:t>
+      </w:r>
+    </w:p>
+    <w:p>
+      <w:pPr>
+        <w:pStyle w:val="Heading3"/>
+      </w:pPr>
+      <w:r>
+        <w:t>Diagnose and reteach</w:t>
+      </w:r>
+    </w:p>
+    <w:p>
+      <w:pPr>
+        <w:spacing w:line="336" w:lineRule="auto" w:after="180"/>
+      </w:pPr>
+      <w:r>
+        <w:rPr>
+          <w:b w:val="0"/>
+        </w:rPr>
+        <w:t>For guessing, return to given facts and request a trace. For vocabulary without application, use one example and one non-example. For arithmetic errors, check the setup before the calculation.</w:t>
+      </w:r>
+    </w:p>
+    <w:p>
+      <w:pPr>
+        <w:spacing w:line="336" w:lineRule="auto" w:after="180"/>
+      </w:pPr>
+      <w:r>
+        <w:rPr>
+          <w:b w:val="0"/>
+        </w:rPr>
+        <w:t>Finish with a different uncoached case before recording mastery.</w:t>
+      </w:r>
+    </w:p>
+    <w:p>
+      <w:pPr>
+        <w:pStyle w:val="Heading3"/>
+      </w:pPr>
+      <w:r>
+        <w:t>Address these additional misconceptions</w:t>
+      </w:r>
+    </w:p>
+    <w:p>
+      <w:pPr>
+        <w:pStyle w:val="Heading3"/>
+      </w:pPr>
+      <w:r>
+        <w:t>Match the support to the first error</w:t>
+      </w:r>
+    </w:p>
+    <w:p>
+      <w:pPr>
         <w:pStyle w:val="Heading1"/>
       </w:pPr>
       <w:r>
-        <w:t>05. Assess and explain the answers</w:t>
-      </w:r>
-    </w:p>
-    <w:p>
-      <w:r>
-        <w:t>Use the Prompt Experiments questions, teacher keys and criteria after the relevant attempts. Previously discussed cases are practice; protect the separately selected independent task.</w:t>
+        <w:t>05. Assess the selected new case</w:t>
+      </w:r>
+    </w:p>
+    <w:p>
+      <w:r>
+        <w:t>Keep this key until after the first attempt; accept valid alternatives with defensible reasoning.</w:t>
+      </w:r>
+    </w:p>
+    <w:p>
+      <w:pPr>
+        <w:pStyle w:val="Heading2"/>
+      </w:pPr>
+      <w:r>
+        <w:t>Selected independent question and key</w:t>
+      </w:r>
+    </w:p>
+    <w:p>
+      <w:pPr>
+        <w:spacing w:line="336" w:lineRule="auto" w:after="180"/>
+      </w:pPr>
+      <w:r>
+        <w:rPr>
+          <w:b w:val="0"/>
+        </w:rPr>
+        <w:t xml:space="preserve">Selected case: On eight </w:t>
+      </w:r>
+      <w:r>
+        <w:rPr>
+          <w:b/>
+        </w:rPr>
+        <w:t>paired case</w:t>
+      </w:r>
+      <w:r>
+        <w:rPr>
+          <w:b w:val="0"/>
+        </w:rPr>
+        <w:t>s A passes 1–5; B passes 1–4, 6, 7. Special cases are 5 and 8. Compare overall and special-case results; select by total passes.</w:t>
+      </w:r>
+    </w:p>
+    <w:p>
+      <w:pPr>
+        <w:spacing w:line="336" w:lineRule="auto" w:after="180"/>
+      </w:pPr>
+      <w:r>
+        <w:rPr>
+          <w:b w:val="0"/>
+        </w:rPr>
+        <w:t xml:space="preserve">Teacher explanation: A=5/8, B=6/8, so select B on development. Special-case passes A=1/2, B=0/2; the aggregate selection hides a </w:t>
+      </w:r>
+      <w:r>
+        <w:rPr>
+          <w:b/>
+        </w:rPr>
+        <w:t>regression</w:t>
+      </w:r>
+      <w:r>
+        <w:rPr>
+          <w:b w:val="0"/>
+        </w:rPr>
+        <w:t xml:space="preserve"> requiring review.</w:t>
+      </w:r>
+    </w:p>
+    <w:p>
+      <w:pPr>
+        <w:pStyle w:val="Heading2"/>
+      </w:pPr>
+      <w:r>
+        <w:t>Judge explanation, trace and limits</w:t>
+      </w:r>
+    </w:p>
+    <w:tbl>
+      <w:tblPr>
+        <w:tblStyle w:val="LightShading-Accent1"/>
+        <w:tblW w:type="auto" w:w="0"/>
+        <w:tblLook w:firstColumn="1" w:firstRow="1" w:lastColumn="0" w:lastRow="0" w:noHBand="0" w:noVBand="1" w:val="04A0"/>
+      </w:tblPr>
+      <w:tblGrid>
+        <w:gridCol w:w="5112"/>
+        <w:gridCol w:w="5112"/>
+      </w:tblGrid>
+      <w:tr>
+        <w:trPr>
+          <w:tblHeader/>
+        </w:trPr>
+        <w:tc>
+          <w:tcPr>
+            <w:tcW w:type="dxa" w:w="5112"/>
+          </w:tcPr>
+          <w:p>
+            <w:r>
+              <w:t>Dimension</w:t>
+            </w:r>
+          </w:p>
+        </w:tc>
+        <w:tc>
+          <w:tcPr>
+            <w:tcW w:type="dxa" w:w="5112"/>
+          </w:tcPr>
+          <w:p>
+            <w:r>
+              <w:t>Evidence required</w:t>
+            </w:r>
+          </w:p>
+        </w:tc>
+      </w:tr>
+      <w:tr>
+        <w:tc>
+          <w:tcPr>
+            <w:tcW w:type="dxa" w:w="5112"/>
+          </w:tcPr>
+          <w:p>
+            <w:r>
+              <w:t>Explanation</w:t>
+            </w:r>
+          </w:p>
+        </w:tc>
+        <w:tc>
+          <w:tcPr>
+            <w:tcW w:type="dxa" w:w="5112"/>
+          </w:tcPr>
+          <w:p>
+            <w:r>
+              <w:t>Names the applicable idea or procedure and ties it to the supplied facts.</w:t>
+            </w:r>
+          </w:p>
+        </w:tc>
+      </w:tr>
+      <w:tr>
+        <w:tc>
+          <w:tcPr>
+            <w:tcW w:type="dxa" w:w="5112"/>
+          </w:tcPr>
+          <w:p>
+            <w:r>
+              <w:t>Trace and result</w:t>
+            </w:r>
+          </w:p>
+        </w:tc>
+        <w:tc>
+          <w:tcPr>
+            <w:tcW w:type="dxa" w:w="5112"/>
+          </w:tcPr>
+          <w:p>
+            <w:r>
+              <w:t>Preserves the given inputs and shows the relevant intermediate steps; distinguishes a prediction from an observed execution.</w:t>
+            </w:r>
+          </w:p>
+        </w:tc>
+      </w:tr>
+      <w:tr>
+        <w:tc>
+          <w:tcPr>
+            <w:tcW w:type="dxa" w:w="5112"/>
+          </w:tcPr>
+          <w:p>
+            <w:r>
+              <w:t>Limits</w:t>
+            </w:r>
+          </w:p>
+        </w:tc>
+        <w:tc>
+          <w:tcPr>
+            <w:tcW w:type="dxa" w:w="5112"/>
+          </w:tcPr>
+          <w:p>
+            <w:r>
+              <w:t>States the assumptions, missing evidence or conditions under which the result would change.</w:t>
+            </w:r>
+          </w:p>
+        </w:tc>
+      </w:tr>
+    </w:tbl>
+    <w:p>
+      <w:pPr>
+        <w:spacing w:line="336" w:lineRule="auto" w:after="180"/>
+      </w:pPr>
+      <w:r>
+        <w:rPr>
+          <w:b w:val="0"/>
+        </w:rPr>
+        <w:t>Record each dimension as not yet, with support, or independent. Accept a valid alternative procedure with a defensible trace.</w:t>
+      </w:r>
+    </w:p>
+    <w:p>
+      <w:pPr>
+        <w:spacing w:line="336" w:lineRule="auto" w:after="180"/>
+      </w:pPr>
+      <w:r>
+        <w:rPr>
+          <w:b w:val="0"/>
+        </w:rPr>
+        <w:t xml:space="preserve">Do not penalise an honestly recorded model failure if the learner correctly explains its </w:t>
+      </w:r>
+      <w:r>
+        <w:rPr>
+          <w:b/>
+        </w:rPr>
+        <w:t>evidence</w:t>
+      </w:r>
+      <w:r>
+        <w:rPr>
+          <w:b w:val="0"/>
+        </w:rPr>
+        <w:t xml:space="preserve"> and limits.</w:t>
+      </w:r>
+    </w:p>
+    <w:p>
+      <w:pPr>
+        <w:pStyle w:val="Heading2"/>
+      </w:pPr>
+      <w:r>
+        <w:t>Give one usable repair action</w:t>
+      </w:r>
+    </w:p>
+    <w:p>
+      <w:pPr>
+        <w:spacing w:line="336" w:lineRule="auto" w:after="180"/>
+      </w:pPr>
+      <w:r>
+        <w:rPr>
+          <w:b w:val="0"/>
+        </w:rPr>
+        <w:t>Name the earliest unsupported step and give one action to repair it. Have the learner make that repair now and explain why. Then assess the relevant skill on a fresh, fully specified case.</w:t>
+      </w:r>
+    </w:p>
+    <w:p>
+      <w:pPr>
+        <w:spacing w:line="336" w:lineRule="auto" w:after="180"/>
+      </w:pPr>
+      <w:r>
+        <w:rPr>
+          <w:b w:val="0"/>
+        </w:rPr>
+        <w:t xml:space="preserve">Confirm it was not previously practised with feedback; solve and check the new case before assigning it. A follow-up design </w:t>
+      </w:r>
+      <w:r>
+        <w:rPr>
+          <w:b/>
+        </w:rPr>
+        <w:t>prompt</w:t>
+      </w:r>
+      <w:r>
+        <w:rPr>
+          <w:b w:val="0"/>
+        </w:rPr>
+        <w:t xml:space="preserve"> is a starting brief, not automatically an equivalent test.</w:t>
+      </w:r>
+    </w:p>
+    <w:p>
+      <w:pPr>
+        <w:pStyle w:val="Heading2"/>
+      </w:pPr>
+      <w:r>
+        <w:t>W1 Explain the mechanism</w:t>
+      </w:r>
+    </w:p>
+    <w:p>
+      <w:pPr>
+        <w:spacing w:line="336" w:lineRule="auto" w:after="180"/>
+      </w:pPr>
+      <w:r>
+        <w:rPr>
+          <w:b w:val="0"/>
+        </w:rPr>
+        <w:t xml:space="preserve">Explain the weekly </w:t>
+      </w:r>
+      <w:r>
+        <w:rPr>
+          <w:b/>
+        </w:rPr>
+        <w:t>mechanism</w:t>
+      </w:r>
+      <w:r>
+        <w:rPr>
+          <w:b w:val="0"/>
+        </w:rPr>
+        <w:t xml:space="preserve"> in your own words. Use the worked scenario to name its </w:t>
+      </w:r>
+      <w:r>
+        <w:rPr>
+          <w:b/>
+        </w:rPr>
+        <w:t>input</w:t>
+      </w:r>
+      <w:r>
+        <w:rPr>
+          <w:b w:val="0"/>
+        </w:rPr>
+        <w:t xml:space="preserve">, decision rule and </w:t>
+      </w:r>
+      <w:r>
+        <w:rPr>
+          <w:b/>
+        </w:rPr>
+        <w:t>output</w:t>
+      </w:r>
+      <w:r>
+        <w:rPr>
+          <w:b w:val="0"/>
+        </w:rPr>
+        <w:t>.</w:t>
+      </w:r>
+    </w:p>
+    <w:p>
+      <w:pPr>
+        <w:spacing w:line="336" w:lineRule="auto" w:after="180"/>
+      </w:pPr>
+      <w:r>
+        <w:rPr>
+          <w:b w:val="0"/>
+        </w:rPr>
+        <w:t xml:space="preserve">Teacher explanation: A </w:t>
+      </w:r>
+      <w:r>
+        <w:rPr>
+          <w:b/>
+        </w:rPr>
+        <w:t>prompt</w:t>
+      </w:r>
+      <w:r>
+        <w:rPr>
+          <w:b w:val="0"/>
+        </w:rPr>
+        <w:t xml:space="preserve"> experiment compares complete specifications using the same task cases. Define success before inspecting </w:t>
+      </w:r>
+      <w:r>
+        <w:rPr>
+          <w:b/>
+        </w:rPr>
+        <w:t>output</w:t>
+      </w:r>
+      <w:r>
+        <w:rPr>
+          <w:b w:val="0"/>
+        </w:rPr>
+        <w:t>s; change one intended instruction and preserve other settings.</w:t>
+      </w:r>
+    </w:p>
+    <w:p>
+      <w:pPr>
+        <w:spacing w:line="336" w:lineRule="auto" w:after="180"/>
+      </w:pPr>
+      <w:r>
+        <w:rPr>
+          <w:b w:val="0"/>
+        </w:rPr>
+        <w:t xml:space="preserve">Evaluate both </w:t>
+      </w:r>
+      <w:r>
+        <w:rPr>
+          <w:b/>
+        </w:rPr>
+        <w:t>prompt</w:t>
+      </w:r>
+      <w:r>
+        <w:rPr>
+          <w:b w:val="0"/>
+        </w:rPr>
+        <w:t xml:space="preserve">s on </w:t>
+      </w:r>
+      <w:r>
+        <w:rPr>
+          <w:b/>
+        </w:rPr>
+        <w:t>paired case</w:t>
+      </w:r>
+      <w:r>
+        <w:rPr>
+          <w:b w:val="0"/>
+        </w:rPr>
+        <w:t xml:space="preserve">s with fixed model/version, source records, </w:t>
+      </w:r>
+      <w:r>
+        <w:rPr>
+          <w:b/>
+        </w:rPr>
+        <w:t>output</w:t>
+      </w:r>
+      <w:r>
+        <w:rPr>
+          <w:b w:val="0"/>
+        </w:rPr>
+        <w:t xml:space="preserve"> contract and scoring </w:t>
+      </w:r>
+      <w:r>
+        <w:rPr>
+          <w:b/>
+        </w:rPr>
+        <w:t>rubric</w:t>
+      </w:r>
+      <w:r>
+        <w:rPr>
+          <w:b w:val="0"/>
+        </w:rPr>
+        <w:t>. Use development results for selection, then reserve new final cases.</w:t>
+      </w:r>
+    </w:p>
+    <w:p>
+      <w:pPr>
+        <w:spacing w:line="336" w:lineRule="auto" w:after="180"/>
+      </w:pPr>
+      <w:r>
+        <w:rPr>
+          <w:b w:val="0"/>
+        </w:rPr>
+        <w:t>Score each case rather than counting attractive sentences.</w:t>
+      </w:r>
+    </w:p>
+    <w:p>
+      <w:pPr>
+        <w:pStyle w:val="Heading2"/>
+      </w:pPr>
+      <w:r>
+        <w:t>W2 Trace the worked case</w:t>
+      </w:r>
+    </w:p>
+    <w:p>
+      <w:pPr>
+        <w:spacing w:line="336" w:lineRule="auto" w:after="180"/>
+      </w:pPr>
+      <w:r>
+        <w:rPr>
+          <w:b w:val="0"/>
+        </w:rPr>
+        <w:t>On six development cases P passes cases 1, 2, 3, 4; Q passes 1, 2, 3, 5, 6. Missing-approval cases are 4 and 6. Compare totals and condition results. Show the intermediate steps and give the conclusion with its scope.</w:t>
+      </w:r>
+    </w:p>
+    <w:p>
+      <w:pPr>
+        <w:spacing w:line="336" w:lineRule="auto" w:after="180"/>
+      </w:pPr>
+      <w:r>
+        <w:rPr>
+          <w:b w:val="0"/>
+        </w:rPr>
+        <w:t>Teacher explanation: P passes 4/6 and Q 5/6. P passes one of two missing-approval cases, Q also one of two. Q improves the aggregate while leaving this condition unchanged.</w:t>
+      </w:r>
+    </w:p>
+    <w:p>
+      <w:pPr>
+        <w:pStyle w:val="Heading2"/>
+      </w:pPr>
+      <w:r>
+        <w:t>W3 Audit the limit</w:t>
+      </w:r>
+    </w:p>
+    <w:p>
+      <w:pPr>
+        <w:spacing w:line="336" w:lineRule="auto" w:after="180"/>
+      </w:pPr>
+      <w:r>
+        <w:rPr>
+          <w:b w:val="0"/>
+        </w:rPr>
+        <w:t xml:space="preserve">A report omits this qualification: </w:t>
+      </w:r>
+      <w:r>
+        <w:rPr>
+          <w:b/>
+        </w:rPr>
+        <w:t>Prompt</w:t>
+      </w:r>
+      <w:r>
+        <w:rPr>
+          <w:b w:val="0"/>
+        </w:rPr>
+        <w:t xml:space="preserve"> selection on development cases cannot be reported as independent final performance. Explain how omitting it could change a reader's interpretation, and write an accurate replacement.</w:t>
+      </w:r>
+    </w:p>
+    <w:p>
+      <w:pPr>
+        <w:spacing w:line="336" w:lineRule="auto" w:after="180"/>
+      </w:pPr>
+      <w:r>
+        <w:rPr>
+          <w:b w:val="0"/>
+        </w:rPr>
+        <w:t xml:space="preserve">Teacher explanation: </w:t>
+      </w:r>
+      <w:r>
+        <w:rPr>
+          <w:b/>
+        </w:rPr>
+        <w:t>Prompt</w:t>
+      </w:r>
+      <w:r>
+        <w:rPr>
+          <w:b w:val="0"/>
+        </w:rPr>
+        <w:t xml:space="preserve"> selection on development cases cannot be reported as independent final performance.</w:t>
+      </w:r>
+    </w:p>
+    <w:p>
+      <w:pPr>
+        <w:spacing w:line="336" w:lineRule="auto" w:after="180"/>
+      </w:pPr>
+      <w:r>
+        <w:rPr>
+          <w:b w:val="0"/>
+        </w:rPr>
+        <w:t xml:space="preserve">State the observed result separately from the unverified or out-of-scope claim; preserve the original </w:t>
+      </w:r>
+      <w:r>
+        <w:rPr>
+          <w:b/>
+        </w:rPr>
+        <w:t>evidence</w:t>
+      </w:r>
+      <w:r>
+        <w:rPr>
+          <w:b w:val="0"/>
+        </w:rPr>
+        <w:t xml:space="preserve"> rather than inventing a missing fact.</w:t>
+      </w:r>
+    </w:p>
+    <w:p>
+      <w:pPr>
+        <w:pStyle w:val="Heading2"/>
+      </w:pPr>
+      <w:r>
+        <w:t>W5 Design a revealing follow-up</w:t>
+      </w:r>
+    </w:p>
+    <w:p>
+      <w:pPr>
+        <w:spacing w:line="336" w:lineRule="auto" w:after="180"/>
+      </w:pPr>
+      <w:r>
+        <w:rPr>
+          <w:b w:val="0"/>
+        </w:rPr>
+        <w:t>For the worked scenario, propose one additional case that could reveal a failure, describe its expected outcome before running it, and explain what would need to remain fixed for a fair comparison.</w:t>
+      </w:r>
+    </w:p>
+    <w:p>
+      <w:pPr>
+        <w:spacing w:line="336" w:lineRule="auto" w:after="180"/>
+      </w:pPr>
+      <w:r>
+        <w:rPr>
+          <w:b w:val="0"/>
+        </w:rPr>
+        <w:t>Do not reuse W4 as a new final test after receiving feedback.</w:t>
+      </w:r>
+    </w:p>
+    <w:p>
+      <w:pPr>
+        <w:spacing w:line="336" w:lineRule="auto" w:after="180"/>
+      </w:pPr>
+      <w:r>
+        <w:rPr>
+          <w:b w:val="0"/>
+        </w:rPr>
+        <w:t xml:space="preserve">Teacher explanation: Accept a concrete variant of the worked </w:t>
+      </w:r>
+      <w:r>
+        <w:rPr>
+          <w:b/>
+        </w:rPr>
+        <w:t>input</w:t>
+      </w:r>
+      <w:r>
+        <w:rPr>
+          <w:b w:val="0"/>
+        </w:rPr>
+        <w:t xml:space="preserve"> or a missing/conflicting/boundary condition, with an expectation derived from the declared procedure.</w:t>
+      </w:r>
+    </w:p>
+    <w:p>
+      <w:pPr>
+        <w:spacing w:line="336" w:lineRule="auto" w:after="180"/>
+      </w:pPr>
+      <w:r>
+        <w:rPr>
+          <w:b w:val="0"/>
+        </w:rPr>
+        <w:t xml:space="preserve">Require preserved settings, original </w:t>
+      </w:r>
+      <w:r>
+        <w:rPr>
+          <w:b/>
+        </w:rPr>
+        <w:t>output</w:t>
+      </w:r>
+      <w:r>
+        <w:rPr>
+          <w:b w:val="0"/>
+        </w:rPr>
+        <w:t xml:space="preserve">s and data roles. </w:t>
+      </w:r>
+      <w:r>
+        <w:rPr>
+          <w:b/>
+        </w:rPr>
+        <w:t>Prompt</w:t>
+      </w:r>
+      <w:r>
+        <w:rPr>
+          <w:b w:val="0"/>
+        </w:rPr>
+        <w:t xml:space="preserve"> selection on development cases cannot be reported as independent final performance.</w:t>
+      </w:r>
+    </w:p>
+    <w:p>
+      <w:pPr>
+        <w:spacing w:line="336" w:lineRule="auto" w:after="180"/>
+      </w:pPr>
+      <w:r>
+        <w:rPr>
+          <w:b w:val="0"/>
+        </w:rPr>
+        <w:t xml:space="preserve">The new case should test this particular </w:t>
+      </w:r>
+      <w:r>
+        <w:rPr>
+          <w:b/>
+        </w:rPr>
+        <w:t>mechanism</w:t>
+      </w:r>
+      <w:r>
+        <w:rPr>
+          <w:b w:val="0"/>
+        </w:rPr>
+        <w:t xml:space="preserve"> rather than merely restate the original result.</w:t>
+      </w:r>
+    </w:p>
+    <w:p>
+      <w:pPr>
+        <w:pStyle w:val="Heading2"/>
+      </w:pPr>
+      <w:r>
+        <w:t>Earlier wording, alternatives and picture transcripts · reference / check after trying</w:t>
+      </w:r>
+    </w:p>
+    <w:p>
+      <w:pPr>
+        <w:spacing w:line="336" w:lineRule="auto" w:after="180"/>
+      </w:pPr>
+      <w:r>
+        <w:rPr>
+          <w:b w:val="0"/>
+        </w:rPr>
+        <w:t>Assess and explain the answers</w:t>
       </w:r>
     </w:p>
     <w:p>
@@ -3846,46 +4589,74 @@
     </w:p>
     <w:p>
       <w:pPr>
+        <w:spacing w:line="336" w:lineRule="auto" w:after="180"/>
+      </w:pPr>
+      <w:r>
+        <w:rPr>
+          <w:b w:val="0"/>
+        </w:rPr>
+        <w:t xml:space="preserve">Use identical requests, catalogue and scoring criteria. Check </w:t>
+      </w:r>
+      <w:r>
+        <w:rPr>
+          <w:b/>
+        </w:rPr>
+        <w:t>constraint</w:t>
+      </w:r>
+      <w:r>
+        <w:rPr>
+          <w:b w:val="0"/>
+        </w:rPr>
+        <w:t xml:space="preserve"> compliance and supported explanation; repeat stochastic </w:t>
+      </w:r>
+      <w:r>
+        <w:rPr>
+          <w:b/>
+        </w:rPr>
+        <w:t>output</w:t>
+      </w:r>
+      <w:r>
+        <w:rPr>
+          <w:b w:val="0"/>
+        </w:rPr>
+        <w:t>s when relevant.</w:t>
+      </w:r>
+    </w:p>
+    <w:p>
+      <w:pPr>
         <w:pStyle w:val="Heading3"/>
       </w:pPr>
       <w:r>
-        <w:t>Teacher key · Worked case answer</w:t>
+        <w:t>Additional transfer practice question</w:t>
       </w:r>
     </w:p>
     <w:p>
       <w:pPr>
         <w:spacing w:line="336" w:lineRule="auto" w:after="180"/>
-        <w:shd w:fill="F1F6FC"/>
-      </w:pPr>
-      <w:r>
-        <w:rPr>
-          <w:b w:val="0"/>
-        </w:rPr>
-        <w:t xml:space="preserve">Use identical requests, catalogue and scoring criteria. Check </w:t>
-      </w:r>
+      </w:pPr>
       <w:r>
         <w:rPr>
           <w:b/>
         </w:rPr>
-        <w:t>constraint</w:t>
-      </w:r>
-      <w:r>
-        <w:rPr>
-          <w:b w:val="0"/>
-        </w:rPr>
-        <w:t xml:space="preserve"> compliance and supported explanation; repeat stochastic </w:t>
+        <w:t>Prompt</w:t>
+      </w:r>
+      <w:r>
+        <w:rPr>
+          <w:b w:val="0"/>
+        </w:rPr>
+        <w:t xml:space="preserve"> A and B are tested on different questions. B scores higher. Can wording alone explain the difference? Design a </w:t>
       </w:r>
       <w:r>
         <w:rPr>
           <w:b/>
         </w:rPr>
-        <w:t>output</w:t>
-      </w:r>
-      <w:r>
-        <w:rPr>
-          <w:b w:val="0"/>
-        </w:rPr>
-        <w:t>s when relevant.</w:t>
+        <w:t>controlled comparison</w:t>
+      </w:r>
+      <w:r>
+        <w:rPr>
+          <w:b w:val="0"/>
+        </w:rPr>
+        <w:t>.</w:t>
       </w:r>
     </w:p>
     <w:p>
@@ -3893,67 +4664,12 @@
         <w:pStyle w:val="Heading3"/>
       </w:pPr>
       <w:r>
-        <w:t>Independent question</w:t>
-      </w:r>
-    </w:p>
-    <w:p>
-      <w:pPr>
-        <w:pStyle w:val="Heading3"/>
-      </w:pPr>
-      <w:r>
-        <w:t>Independent question · withhold the key</w:t>
+        <w:t>Reasoned practice answer</w:t>
       </w:r>
     </w:p>
     <w:p>
       <w:pPr>
         <w:spacing w:line="336" w:lineRule="auto" w:after="180"/>
-        <w:shd w:fill="F5F1FB"/>
-      </w:pPr>
-      <w:r>
-        <w:rPr>
-          <w:b/>
-        </w:rPr>
-        <w:t>Prompt</w:t>
-      </w:r>
-      <w:r>
-        <w:rPr>
-          <w:b w:val="0"/>
-        </w:rPr>
-        <w:t xml:space="preserve"> A and B are tested on different questions. B scores higher. Can wording alone explain the difference? Design a </w:t>
-      </w:r>
-      <w:r>
-        <w:rPr>
-          <w:b/>
-        </w:rPr>
-        <w:t>controlled comparison</w:t>
-      </w:r>
-      <w:r>
-        <w:rPr>
-          <w:b w:val="0"/>
-        </w:rPr>
-        <w:t>.</w:t>
-      </w:r>
-    </w:p>
-    <w:p>
-      <w:pPr>
-        <w:pStyle w:val="Heading3"/>
-      </w:pPr>
-      <w:r>
-        <w:t>Expected independent answer</w:t>
-      </w:r>
-    </w:p>
-    <w:p>
-      <w:pPr>
-        <w:pStyle w:val="Heading3"/>
-      </w:pPr>
-      <w:r>
-        <w:t>Teacher key · Expected independent answer</w:t>
-      </w:r>
-    </w:p>
-    <w:p>
-      <w:pPr>
-        <w:spacing w:line="336" w:lineRule="auto" w:after="180"/>
-        <w:shd w:fill="F1F6FC"/>
       </w:pPr>
       <w:r>
         <w:rPr>
@@ -4295,1139 +5011,384 @@
     </w:p>
     <w:p>
       <w:pPr>
+        <w:spacing w:line="336" w:lineRule="auto" w:after="180"/>
+      </w:pPr>
+      <w:r>
+        <w:rPr>
+          <w:b w:val="0"/>
+        </w:rPr>
+        <w:t xml:space="preserve">Run both </w:t>
+      </w:r>
+      <w:r>
+        <w:rPr>
+          <w:b/>
+        </w:rPr>
+        <w:t>prompt</w:t>
+      </w:r>
+      <w:r>
+        <w:rPr>
+          <w:b w:val="0"/>
+        </w:rPr>
+        <w:t xml:space="preserve">s on the same predefined requests and catalogue, with identical criteria for existence, </w:t>
+      </w:r>
+      <w:r>
+        <w:rPr>
+          <w:b/>
+        </w:rPr>
+        <w:t>constraint</w:t>
+      </w:r>
+      <w:r>
+        <w:rPr>
+          <w:b w:val="0"/>
+        </w:rPr>
+        <w:t>s and explanation support. Repeat stochastic runs and retain failures.</w:t>
+      </w:r>
+    </w:p>
+    <w:p>
+      <w:pPr>
+        <w:spacing w:line="336" w:lineRule="auto" w:after="180"/>
+      </w:pPr>
+      <w:r>
+        <w:rPr>
+          <w:b w:val="0"/>
+        </w:rPr>
+        <w:t xml:space="preserve">Separate </w:t>
+      </w:r>
+      <w:r>
+        <w:rPr>
+          <w:b/>
+        </w:rPr>
+        <w:t>prompt</w:t>
+      </w:r>
+      <w:r>
+        <w:rPr>
+          <w:b w:val="0"/>
+        </w:rPr>
+        <w:t>-development cases from final evaluation and report per-case outcomes, not only the mean.</w:t>
+      </w:r>
+    </w:p>
+    <w:p>
+      <w:pPr>
         <w:pStyle w:val="Heading3"/>
       </w:pPr>
       <w:r>
-        <w:t>Teacher key · Original transfer answer</w:t>
+        <w:t>Explanations for the additional workbook examples</w:t>
+      </w:r>
+    </w:p>
+    <w:p>
+      <w:pPr>
+        <w:pStyle w:val="Heading3"/>
+      </w:pPr>
+      <w:r>
+        <w:t>W1 Explain the mechanism</w:t>
+      </w:r>
+    </w:p>
+    <w:p>
+      <w:pPr>
+        <w:pStyle w:val="Heading3"/>
+      </w:pPr>
+      <w:r>
+        <w:t>W2 Trace the worked case</w:t>
+      </w:r>
+    </w:p>
+    <w:p>
+      <w:pPr>
+        <w:pStyle w:val="Heading3"/>
+      </w:pPr>
+      <w:r>
+        <w:t>W3 Audit the limit</w:t>
+      </w:r>
+    </w:p>
+    <w:p>
+      <w:pPr>
+        <w:pStyle w:val="Heading3"/>
+      </w:pPr>
+      <w:r>
+        <w:t>W4 Apply a new case independently</w:t>
       </w:r>
     </w:p>
     <w:p>
       <w:pPr>
         <w:spacing w:line="336" w:lineRule="auto" w:after="180"/>
-        <w:shd w:fill="F1F6FC"/>
-      </w:pPr>
-      <w:r>
-        <w:rPr>
-          <w:b w:val="0"/>
-        </w:rPr>
-        <w:t xml:space="preserve">Run both </w:t>
+      </w:pPr>
+      <w:r>
+        <w:rPr>
+          <w:b w:val="0"/>
+        </w:rPr>
+        <w:t xml:space="preserve">On eight </w:t>
       </w:r>
       <w:r>
         <w:rPr>
           <w:b/>
         </w:rPr>
-        <w:t>prompt</w:t>
-      </w:r>
-      <w:r>
-        <w:rPr>
-          <w:b w:val="0"/>
-        </w:rPr>
-        <w:t xml:space="preserve">s on the same predefined requests and catalogue, with identical criteria for existence, </w:t>
+        <w:t>paired case</w:t>
+      </w:r>
+      <w:r>
+        <w:rPr>
+          <w:b w:val="0"/>
+        </w:rPr>
+        <w:t>s A passes 1–5; B passes 1–4, 6, 7. Special cases are 5 and 8. Compare overall and special-case results; select by total passes.</w:t>
+      </w:r>
+    </w:p>
+    <w:p>
+      <w:pPr>
+        <w:spacing w:line="336" w:lineRule="auto" w:after="180"/>
+      </w:pPr>
+      <w:r>
+        <w:rPr>
+          <w:b w:val="0"/>
+        </w:rPr>
+        <w:t xml:space="preserve">Teacher explanation: A=5/8, B=6/8, so select B on development. Special-case passes A=1/2, B=0/2; the aggregate selection hides a </w:t>
       </w:r>
       <w:r>
         <w:rPr>
           <w:b/>
         </w:rPr>
-        <w:t>constraint</w:t>
-      </w:r>
-      <w:r>
-        <w:rPr>
-          <w:b w:val="0"/>
-        </w:rPr>
-        <w:t>s and explanation support. Repeat stochastic runs and retain failures.</w:t>
+        <w:t>regression</w:t>
+      </w:r>
+      <w:r>
+        <w:rPr>
+          <w:b w:val="0"/>
+        </w:rPr>
+        <w:t xml:space="preserve"> requiring review.</w:t>
+      </w:r>
+    </w:p>
+    <w:p>
+      <w:pPr>
+        <w:pStyle w:val="Heading3"/>
+      </w:pPr>
+      <w:r>
+        <w:t>W5 Design a revealing follow-up</w:t>
+      </w:r>
+    </w:p>
+    <w:p>
+      <w:pPr>
+        <w:pStyle w:val="Heading3"/>
+      </w:pPr>
+      <w:r>
+        <w:t>Assess independent transfer</w:t>
+      </w:r>
+    </w:p>
+    <w:p>
+      <w:pPr>
+        <w:pStyle w:val="Heading3"/>
+      </w:pPr>
+      <w:r>
+        <w:t>Selected case answer</w:t>
+      </w:r>
+    </w:p>
+    <w:p>
+      <w:pPr>
+        <w:pStyle w:val="Heading3"/>
+      </w:pPr>
+      <w:r>
+        <w:t>Feedback that the learner uses</w:t>
+      </w:r>
+    </w:p>
+    <w:p>
+      <w:pPr>
+        <w:pStyle w:val="Heading1"/>
+      </w:pPr>
+      <w:r>
+        <w:t>06. Connect, adapt and return</w:t>
+      </w:r>
+    </w:p>
+    <w:p>
+      <w:r>
+        <w:t>Retain the project evidence and revisit the reasoning on a changed case.</w:t>
+      </w:r>
+    </w:p>
+    <w:p>
+      <w:pPr>
+        <w:pStyle w:val="Heading2"/>
+      </w:pPr>
+      <w:r>
+        <w:t>Project evidence to keep</w:t>
       </w:r>
     </w:p>
     <w:p>
       <w:pPr>
         <w:spacing w:line="336" w:lineRule="auto" w:after="180"/>
-        <w:shd w:fill="F1F6FC"/>
-      </w:pPr>
-      <w:r>
-        <w:rPr>
-          <w:b w:val="0"/>
-        </w:rPr>
-        <w:t xml:space="preserve">Separate </w:t>
+      </w:pPr>
+      <w:r>
+        <w:rPr>
+          <w:b w:val="0"/>
+        </w:rPr>
+        <w:t xml:space="preserve">Test generated book explanations with a fixed </w:t>
       </w:r>
       <w:r>
         <w:rPr>
           <w:b/>
         </w:rPr>
-        <w:t>prompt</w:t>
-      </w:r>
-      <w:r>
-        <w:rPr>
-          <w:b w:val="0"/>
-        </w:rPr>
-        <w:t>-development cases from final evaluation and report per-case outcomes, not only the mean.</w:t>
-      </w:r>
-    </w:p>
-    <w:p>
-      <w:pPr>
-        <w:pStyle w:val="Heading3"/>
-      </w:pPr>
-      <w:r>
-        <w:t>Explanations for the additional workbook examples</w:t>
-      </w:r>
-    </w:p>
-    <w:p>
-      <w:pPr>
-        <w:pStyle w:val="Heading3"/>
-      </w:pPr>
-      <w:r>
-        <w:t>W1 Explain the mechanism</w:t>
-      </w:r>
-    </w:p>
-    <w:p>
-      <w:pPr>
-        <w:pStyle w:val="Heading3"/>
-      </w:pPr>
-      <w:r>
-        <w:t>Workbook question · W1</w:t>
+        <w:t>rubric</w:t>
+      </w:r>
+      <w:r>
+        <w:rPr>
+          <w:b w:val="0"/>
+        </w:rPr>
+        <w:t xml:space="preserve"> and prohibit invented details.</w:t>
       </w:r>
     </w:p>
     <w:p>
       <w:pPr>
         <w:spacing w:line="336" w:lineRule="auto" w:after="180"/>
-        <w:shd w:fill="F5F1FB"/>
-      </w:pPr>
-      <w:r>
-        <w:rPr>
-          <w:b w:val="0"/>
-        </w:rPr>
-        <w:t xml:space="preserve">Explain the weekly </w:t>
+      </w:pPr>
+      <w:r>
+        <w:rPr>
+          <w:b w:val="0"/>
+        </w:rPr>
+        <w:t xml:space="preserve">Keep the decision, </w:t>
       </w:r>
       <w:r>
         <w:rPr>
           <w:b/>
         </w:rPr>
+        <w:t>input</w:t>
+      </w:r>
+      <w:r>
+        <w:rPr>
+          <w:b w:val="0"/>
+        </w:rPr>
+        <w:t xml:space="preserve">, result, explanation and remaining limitation in the project </w:t>
+      </w:r>
+      <w:r>
+        <w:rPr>
+          <w:b/>
+        </w:rPr>
+        <w:t>evidence</w:t>
+      </w:r>
+      <w:r>
+        <w:rPr>
+          <w:b w:val="0"/>
+        </w:rPr>
+        <w:t xml:space="preserve"> record. Retrieve this record next week rather than restarting the project.</w:t>
+      </w:r>
+    </w:p>
+    <w:p>
+      <w:pPr>
+        <w:spacing w:line="336" w:lineRule="auto" w:after="180"/>
+      </w:pPr>
+      <w:r>
+        <w:rPr>
+          <w:b w:val="0"/>
+        </w:rPr>
+        <w:t xml:space="preserve">Run controlled recommender explanation experiments with </w:t>
+      </w:r>
+      <w:r>
+        <w:rPr>
+          <w:b/>
+        </w:rPr>
+        <w:t>paired case</w:t>
+      </w:r>
+      <w:r>
+        <w:rPr>
+          <w:b w:val="0"/>
+        </w:rPr>
+        <w:t>s and report important failure conditions separately.</w:t>
+      </w:r>
+    </w:p>
+    <w:p>
+      <w:pPr>
+        <w:pStyle w:val="Heading2"/>
+      </w:pPr>
+      <w:r>
+        <w:t>Support while preserving the reasoning goal</w:t>
+      </w:r>
+    </w:p>
+    <w:p>
+      <w:pPr>
+        <w:spacing w:line="336" w:lineRule="auto" w:after="180"/>
+      </w:pPr>
+      <w:r>
+        <w:rPr>
+          <w:b w:val="0"/>
+        </w:rPr>
+        <w:t>Trace one record or condition at a time with counters and labelled columns. Stretch: introduce a tie, boundary or missing field and declare its handling policy before rerunning.</w:t>
+      </w:r>
+    </w:p>
+    <w:p>
+      <w:pPr>
+        <w:spacing w:line="336" w:lineRule="auto" w:after="180"/>
+      </w:pPr>
+      <w:r>
+        <w:rPr>
+          <w:b w:val="0"/>
+        </w:rPr>
+        <w:t xml:space="preserve">Provide an </w:t>
+      </w:r>
+      <w:r>
+        <w:rPr>
+          <w:b/>
+        </w:rPr>
+        <w:t>input</w:t>
+      </w:r>
+      <w:r>
+        <w:rPr>
+          <w:b w:val="0"/>
+        </w:rPr>
+        <w:t>/procedure/result/limit frame and a calculator when needed. Ask students to identify the first step before completing the whole trace.</w:t>
+      </w:r>
+    </w:p>
+    <w:p>
+      <w:pPr>
+        <w:spacing w:line="336" w:lineRule="auto" w:after="180"/>
+      </w:pPr>
+      <w:r>
+        <w:rPr>
+          <w:b w:val="0"/>
+        </w:rPr>
+        <w:t xml:space="preserve">Extension: compare two concrete variants of this </w:t>
+      </w:r>
+      <w:r>
+        <w:rPr>
+          <w:b/>
+        </w:rPr>
         <w:t>mechanism</w:t>
       </w:r>
       <w:r>
         <w:rPr>
           <w:b w:val="0"/>
         </w:rPr>
-        <w:t xml:space="preserve"> in your own words. Use the worked scenario to name its </w:t>
+        <w:t xml:space="preserve"> while holding unrelated conditions fixed; report both successful and unsuccessful outcomes.</w:t>
+      </w:r>
+    </w:p>
+    <w:p>
+      <w:pPr>
+        <w:spacing w:line="336" w:lineRule="auto" w:after="180"/>
+      </w:pPr>
+      <w:r>
+        <w:rPr>
+          <w:b w:val="0"/>
+        </w:rPr>
+        <w:t xml:space="preserve">W4: A=5/8, B=6/8, so select B on development. Special-case passes A=1/2, B=0/2; the aggregate selection hides a </w:t>
       </w:r>
       <w:r>
         <w:rPr>
           <w:b/>
         </w:rPr>
-        <w:t>input</w:t>
-      </w:r>
-      <w:r>
-        <w:rPr>
-          <w:b w:val="0"/>
-        </w:rPr>
-        <w:t xml:space="preserve">, decision rule and </w:t>
-      </w:r>
-      <w:r>
-        <w:rPr>
-          <w:b/>
-        </w:rPr>
-        <w:t>output</w:t>
-      </w:r>
-      <w:r>
-        <w:rPr>
-          <w:b w:val="0"/>
-        </w:rPr>
-        <w:t>.</w:t>
-      </w:r>
-    </w:p>
-    <w:p>
-      <w:pPr>
-        <w:pStyle w:val="Heading3"/>
-      </w:pPr>
-      <w:r>
-        <w:t>Teacher reasoning · W1</w:t>
+        <w:t>regression</w:t>
+      </w:r>
+      <w:r>
+        <w:rPr>
+          <w:b w:val="0"/>
+        </w:rPr>
+        <w:t xml:space="preserve"> requiring review. Require intermediate reasoning and the stated scope.</w:t>
       </w:r>
     </w:p>
     <w:p>
       <w:pPr>
         <w:spacing w:line="336" w:lineRule="auto" w:after="180"/>
-        <w:shd w:fill="F1F6FC"/>
-      </w:pPr>
-      <w:r>
-        <w:rPr>
-          <w:b w:val="0"/>
-        </w:rPr>
-        <w:t xml:space="preserve">Teacher explanation: A </w:t>
-      </w:r>
-      <w:r>
-        <w:rPr>
-          <w:b/>
-        </w:rPr>
-        <w:t>prompt</w:t>
-      </w:r>
-      <w:r>
-        <w:rPr>
-          <w:b w:val="0"/>
-        </w:rPr>
-        <w:t xml:space="preserve"> experiment compares complete specifications using the same task cases. Define success before inspecting </w:t>
-      </w:r>
-      <w:r>
-        <w:rPr>
-          <w:b/>
-        </w:rPr>
-        <w:t>output</w:t>
-      </w:r>
-      <w:r>
-        <w:rPr>
-          <w:b w:val="0"/>
-        </w:rPr>
-        <w:t>s; change one intended instruction and preserve other settings.</w:t>
+      </w:pPr>
+      <w:r>
+        <w:rPr>
+          <w:b w:val="0"/>
+        </w:rPr>
+        <w:t>Fresh retry: A passes 1–4 of six; B passes 1, 2, 5. Special cases 4 and 6. Compare. Expected reasoning: A=4/6, B=3/6; special A=1/2, B=0/2. Preserve both outcomes; no final result supplied.</w:t>
       </w:r>
     </w:p>
     <w:p>
       <w:pPr>
         <w:spacing w:line="336" w:lineRule="auto" w:after="180"/>
-        <w:shd w:fill="F1F6FC"/>
-      </w:pPr>
-      <w:r>
-        <w:rPr>
-          <w:b w:val="0"/>
-        </w:rPr>
-        <w:t xml:space="preserve">Evaluate both </w:t>
-      </w:r>
-      <w:r>
-        <w:rPr>
-          <w:b/>
-        </w:rPr>
-        <w:t>prompt</w:t>
-      </w:r>
-      <w:r>
-        <w:rPr>
-          <w:b w:val="0"/>
-        </w:rPr>
-        <w:t xml:space="preserve">s on </w:t>
-      </w:r>
-      <w:r>
-        <w:rPr>
-          <w:b/>
-        </w:rPr>
-        <w:t>paired case</w:t>
-      </w:r>
-      <w:r>
-        <w:rPr>
-          <w:b w:val="0"/>
-        </w:rPr>
-        <w:t xml:space="preserve">s with fixed model/version, source records, </w:t>
-      </w:r>
-      <w:r>
-        <w:rPr>
-          <w:b/>
-        </w:rPr>
-        <w:t>output</w:t>
-      </w:r>
-      <w:r>
-        <w:rPr>
-          <w:b w:val="0"/>
-        </w:rPr>
-        <w:t xml:space="preserve"> contract and scoring </w:t>
-      </w:r>
-      <w:r>
-        <w:rPr>
-          <w:b/>
-        </w:rPr>
-        <w:t>rubric</w:t>
-      </w:r>
-      <w:r>
-        <w:rPr>
-          <w:b w:val="0"/>
-        </w:rPr>
-        <w:t>. Use development results for selection, then reserve new final cases.</w:t>
-      </w:r>
-    </w:p>
-    <w:p>
-      <w:pPr>
-        <w:spacing w:line="336" w:lineRule="auto" w:after="180"/>
-        <w:shd w:fill="F1F6FC"/>
-      </w:pPr>
-      <w:r>
-        <w:rPr>
-          <w:b w:val="0"/>
-        </w:rPr>
-        <w:t>Score each case rather than counting attractive sentences.</w:t>
-      </w:r>
-    </w:p>
-    <w:p>
-      <w:pPr>
-        <w:pStyle w:val="Heading3"/>
-      </w:pPr>
-      <w:r>
-        <w:t>W2 Trace the worked case</w:t>
-      </w:r>
-    </w:p>
-    <w:p>
-      <w:pPr>
-        <w:pStyle w:val="Heading3"/>
-      </w:pPr>
-      <w:r>
-        <w:t>Workbook question · W2</w:t>
-      </w:r>
-    </w:p>
-    <w:p>
-      <w:pPr>
-        <w:spacing w:line="336" w:lineRule="auto" w:after="180"/>
-        <w:shd w:fill="F5F1FB"/>
-      </w:pPr>
-      <w:r>
-        <w:rPr>
-          <w:b w:val="0"/>
-        </w:rPr>
-        <w:t>On six development cases P passes cases 1, 2, 3, 4; Q passes 1, 2, 3, 5, 6. Missing-approval cases are 4 and 6. Compare totals and condition results. Show the intermediate steps and give the conclusion with its scope.</w:t>
-      </w:r>
-    </w:p>
-    <w:p>
-      <w:pPr>
-        <w:pStyle w:val="Heading3"/>
-      </w:pPr>
-      <w:r>
-        <w:t>Teacher reasoning · W2</w:t>
-      </w:r>
-    </w:p>
-    <w:p>
-      <w:pPr>
-        <w:spacing w:line="336" w:lineRule="auto" w:after="180"/>
-        <w:shd w:fill="F1F6FC"/>
-      </w:pPr>
-      <w:r>
-        <w:rPr>
-          <w:b w:val="0"/>
-        </w:rPr>
-        <w:t>Teacher explanation: P passes 4/6 and Q 5/6. P passes one of two missing-approval cases, Q also one of two. Q improves the aggregate while leaving this condition unchanged.</w:t>
-      </w:r>
-    </w:p>
-    <w:p>
-      <w:pPr>
-        <w:pStyle w:val="Heading3"/>
-      </w:pPr>
-      <w:r>
-        <w:t>W3 Audit the limit</w:t>
-      </w:r>
-    </w:p>
-    <w:p>
-      <w:pPr>
-        <w:pStyle w:val="Heading3"/>
-      </w:pPr>
-      <w:r>
-        <w:t>Workbook question · W3</w:t>
-      </w:r>
-    </w:p>
-    <w:p>
-      <w:pPr>
-        <w:spacing w:line="336" w:lineRule="auto" w:after="180"/>
-        <w:shd w:fill="F5F1FB"/>
-      </w:pPr>
-      <w:r>
-        <w:rPr>
-          <w:b w:val="0"/>
-        </w:rPr>
-        <w:t xml:space="preserve">A report omits this qualification: </w:t>
-      </w:r>
-      <w:r>
-        <w:rPr>
-          <w:b/>
-        </w:rPr>
-        <w:t>Prompt</w:t>
-      </w:r>
-      <w:r>
-        <w:rPr>
-          <w:b w:val="0"/>
-        </w:rPr>
-        <w:t xml:space="preserve"> selection on development cases cannot be reported as independent final performance. Explain how omitting it could change a reader's interpretation, and write an accurate replacement.</w:t>
-      </w:r>
-    </w:p>
-    <w:p>
-      <w:pPr>
-        <w:pStyle w:val="Heading3"/>
-      </w:pPr>
-      <w:r>
-        <w:t>Teacher reasoning · W3</w:t>
-      </w:r>
-    </w:p>
-    <w:p>
-      <w:pPr>
-        <w:spacing w:line="336" w:lineRule="auto" w:after="180"/>
-        <w:shd w:fill="F1F6FC"/>
-      </w:pPr>
-      <w:r>
-        <w:rPr>
-          <w:b w:val="0"/>
-        </w:rPr>
-        <w:t xml:space="preserve">Teacher explanation: </w:t>
-      </w:r>
-      <w:r>
-        <w:rPr>
-          <w:b/>
-        </w:rPr>
-        <w:t>Prompt</w:t>
-      </w:r>
-      <w:r>
-        <w:rPr>
-          <w:b w:val="0"/>
-        </w:rPr>
-        <w:t xml:space="preserve"> selection on development cases cannot be reported as independent final performance.</w:t>
-      </w:r>
-    </w:p>
-    <w:p>
-      <w:pPr>
-        <w:spacing w:line="336" w:lineRule="auto" w:after="180"/>
-        <w:shd w:fill="F1F6FC"/>
-      </w:pPr>
-      <w:r>
-        <w:rPr>
-          <w:b w:val="0"/>
-        </w:rPr>
-        <w:t xml:space="preserve">State the observed result separately from the unverified or out-of-scope claim; preserve the original </w:t>
-      </w:r>
-      <w:r>
-        <w:rPr>
-          <w:b/>
-        </w:rPr>
-        <w:t>evidence</w:t>
-      </w:r>
-      <w:r>
-        <w:rPr>
-          <w:b w:val="0"/>
-        </w:rPr>
-        <w:t xml:space="preserve"> rather than inventing a missing fact.</w:t>
-      </w:r>
-    </w:p>
-    <w:p>
-      <w:pPr>
-        <w:pStyle w:val="Heading3"/>
-      </w:pPr>
-      <w:r>
-        <w:t>W4 Apply a new case independently</w:t>
-      </w:r>
-    </w:p>
-    <w:p>
-      <w:pPr>
-        <w:pStyle w:val="Heading3"/>
-      </w:pPr>
-      <w:r>
-        <w:t>Workbook question · W4</w:t>
-      </w:r>
-    </w:p>
-    <w:p>
-      <w:pPr>
-        <w:spacing w:line="336" w:lineRule="auto" w:after="180"/>
-        <w:shd w:fill="F5F1FB"/>
-      </w:pPr>
-      <w:r>
-        <w:rPr>
-          <w:b w:val="0"/>
-        </w:rPr>
-        <w:t xml:space="preserve">On eight </w:t>
-      </w:r>
-      <w:r>
-        <w:rPr>
-          <w:b/>
-        </w:rPr>
-        <w:t>paired case</w:t>
-      </w:r>
-      <w:r>
-        <w:rPr>
-          <w:b w:val="0"/>
-        </w:rPr>
-        <w:t>s A passes 1–5; B passes 1–4, 6, 7. Special cases are 5 and 8. Compare overall and special-case results; select by total passes.</w:t>
-      </w:r>
-    </w:p>
-    <w:p>
-      <w:pPr>
-        <w:pStyle w:val="Heading3"/>
-      </w:pPr>
-      <w:r>
-        <w:t>Teacher reasoning · W4</w:t>
-      </w:r>
-    </w:p>
-    <w:p>
-      <w:pPr>
-        <w:spacing w:line="336" w:lineRule="auto" w:after="180"/>
-        <w:shd w:fill="F1F6FC"/>
-      </w:pPr>
-      <w:r>
-        <w:rPr>
-          <w:b w:val="0"/>
-        </w:rPr>
-        <w:t xml:space="preserve">Teacher explanation: A=5/8, B=6/8, so select B on development. Special-case passes A=1/2, B=0/2; the aggregate selection hides a </w:t>
-      </w:r>
-      <w:r>
-        <w:rPr>
-          <w:b/>
-        </w:rPr>
-        <w:t>regression</w:t>
-      </w:r>
-      <w:r>
-        <w:rPr>
-          <w:b w:val="0"/>
-        </w:rPr>
-        <w:t xml:space="preserve"> requiring review.</w:t>
-      </w:r>
-    </w:p>
-    <w:p>
-      <w:pPr>
-        <w:pStyle w:val="Heading3"/>
-      </w:pPr>
-      <w:r>
-        <w:t>W5 Design a revealing follow-up</w:t>
-      </w:r>
-    </w:p>
-    <w:p>
-      <w:pPr>
-        <w:pStyle w:val="Heading3"/>
-      </w:pPr>
-      <w:r>
-        <w:t>Workbook question · W5</w:t>
-      </w:r>
-    </w:p>
-    <w:p>
-      <w:pPr>
-        <w:spacing w:line="336" w:lineRule="auto" w:after="180"/>
-        <w:shd w:fill="F5F1FB"/>
-      </w:pPr>
-      <w:r>
-        <w:rPr>
-          <w:b w:val="0"/>
-        </w:rPr>
-        <w:t>For the worked scenario, propose one additional case that could reveal a failure, describe its expected outcome before running it, and explain what would need to remain fixed for a fair comparison.</w:t>
-      </w:r>
-    </w:p>
-    <w:p>
-      <w:pPr>
-        <w:spacing w:line="336" w:lineRule="auto" w:after="180"/>
-        <w:shd w:fill="F5F1FB"/>
-      </w:pPr>
-      <w:r>
-        <w:rPr>
-          <w:b w:val="0"/>
-        </w:rPr>
-        <w:t>Do not reuse W4 as a new final test after receiving feedback.</w:t>
-      </w:r>
-    </w:p>
-    <w:p>
-      <w:pPr>
-        <w:pStyle w:val="Heading3"/>
-      </w:pPr>
-      <w:r>
-        <w:t>Teacher reasoning · W5</w:t>
-      </w:r>
-    </w:p>
-    <w:p>
-      <w:pPr>
-        <w:spacing w:line="336" w:lineRule="auto" w:after="180"/>
-        <w:shd w:fill="F1F6FC"/>
-      </w:pPr>
-      <w:r>
-        <w:rPr>
-          <w:b w:val="0"/>
-        </w:rPr>
-        <w:t xml:space="preserve">Teacher explanation: Accept a concrete variant of the worked </w:t>
-      </w:r>
-      <w:r>
-        <w:rPr>
-          <w:b/>
-        </w:rPr>
-        <w:t>input</w:t>
-      </w:r>
-      <w:r>
-        <w:rPr>
-          <w:b w:val="0"/>
-        </w:rPr>
-        <w:t xml:space="preserve"> or a missing/conflicting/boundary condition, with an expectation derived from the declared procedure.</w:t>
-      </w:r>
-    </w:p>
-    <w:p>
-      <w:pPr>
-        <w:spacing w:line="336" w:lineRule="auto" w:after="180"/>
-        <w:shd w:fill="F1F6FC"/>
-      </w:pPr>
-      <w:r>
-        <w:rPr>
-          <w:b w:val="0"/>
-        </w:rPr>
-        <w:t xml:space="preserve">Require preserved settings, original </w:t>
-      </w:r>
-      <w:r>
-        <w:rPr>
-          <w:b/>
-        </w:rPr>
-        <w:t>output</w:t>
-      </w:r>
-      <w:r>
-        <w:rPr>
-          <w:b w:val="0"/>
-        </w:rPr>
-        <w:t xml:space="preserve">s and data roles. </w:t>
-      </w:r>
-      <w:r>
-        <w:rPr>
-          <w:b/>
-        </w:rPr>
-        <w:t>Prompt</w:t>
-      </w:r>
-      <w:r>
-        <w:rPr>
-          <w:b w:val="0"/>
-        </w:rPr>
-        <w:t xml:space="preserve"> selection on development cases cannot be reported as independent final performance.</w:t>
-      </w:r>
-    </w:p>
-    <w:p>
-      <w:pPr>
-        <w:spacing w:line="336" w:lineRule="auto" w:after="180"/>
-        <w:shd w:fill="F1F6FC"/>
-      </w:pPr>
-      <w:r>
-        <w:rPr>
-          <w:b w:val="0"/>
-        </w:rPr>
-        <w:t xml:space="preserve">The new case should test this particular </w:t>
-      </w:r>
-      <w:r>
-        <w:rPr>
-          <w:b/>
-        </w:rPr>
-        <w:t>mechanism</w:t>
-      </w:r>
-      <w:r>
-        <w:rPr>
-          <w:b w:val="0"/>
-        </w:rPr>
-        <w:t xml:space="preserve"> rather than merely restate the original result.</w:t>
-      </w:r>
-    </w:p>
-    <w:p>
-      <w:pPr>
-        <w:pStyle w:val="Heading3"/>
-      </w:pPr>
-      <w:r>
-        <w:t>Assess independent transfer</w:t>
-      </w:r>
-    </w:p>
-    <w:p>
-      <w:pPr>
-        <w:pStyle w:val="Heading3"/>
-      </w:pPr>
-      <w:r>
-        <w:t>Independent question · withhold the key</w:t>
-      </w:r>
-    </w:p>
-    <w:p>
-      <w:pPr>
-        <w:spacing w:line="336" w:lineRule="auto" w:after="180"/>
-        <w:shd w:fill="F5F1FB"/>
-      </w:pPr>
-      <w:r>
-        <w:rPr>
-          <w:b w:val="0"/>
-        </w:rPr>
-        <w:t xml:space="preserve">Selected case: On eight </w:t>
-      </w:r>
-      <w:r>
-        <w:rPr>
-          <w:b/>
-        </w:rPr>
-        <w:t>paired case</w:t>
-      </w:r>
-      <w:r>
-        <w:rPr>
-          <w:b w:val="0"/>
-        </w:rPr>
-        <w:t>s A passes 1–5; B passes 1–4, 6, 7. Special cases are 5 and 8. Compare overall and special-case results; select by total passes.</w:t>
-      </w:r>
-    </w:p>
-    <w:p>
-      <w:pPr>
-        <w:pStyle w:val="Heading3"/>
-      </w:pPr>
-      <w:r>
-        <w:t>Selected case answer</w:t>
-      </w:r>
-    </w:p>
-    <w:p>
-      <w:pPr>
-        <w:pStyle w:val="Heading3"/>
-      </w:pPr>
-      <w:r>
-        <w:t>Teacher key · Selected case answer</w:t>
-      </w:r>
-    </w:p>
-    <w:p>
-      <w:pPr>
-        <w:spacing w:line="336" w:lineRule="auto" w:after="180"/>
-        <w:shd w:fill="F1F6FC"/>
-      </w:pPr>
-      <w:r>
-        <w:rPr>
-          <w:b w:val="0"/>
-        </w:rPr>
-        <w:t xml:space="preserve">Teacher explanation: A=5/8, B=6/8, so select B on development. Special-case passes A=1/2, B=0/2; the aggregate selection hides a </w:t>
-      </w:r>
-      <w:r>
-        <w:rPr>
-          <w:b/>
-        </w:rPr>
-        <w:t>regression</w:t>
-      </w:r>
-      <w:r>
-        <w:rPr>
-          <w:b w:val="0"/>
-        </w:rPr>
-        <w:t xml:space="preserve"> requiring review.</w:t>
-      </w:r>
-    </w:p>
-    <w:tbl>
-      <w:tblPr>
-        <w:tblStyle w:val="LightShading-Accent1"/>
-        <w:tblW w:type="auto" w:w="0"/>
-        <w:tblLook w:firstColumn="1" w:firstRow="1" w:lastColumn="0" w:lastRow="0" w:noHBand="0" w:noVBand="1" w:val="04A0"/>
-      </w:tblPr>
-      <w:tblGrid>
-        <w:gridCol w:w="5112"/>
-        <w:gridCol w:w="5112"/>
-      </w:tblGrid>
-      <w:tr>
-        <w:trPr>
-          <w:tblHeader/>
-        </w:trPr>
-        <w:tc>
-          <w:tcPr>
-            <w:tcW w:type="dxa" w:w="5112"/>
-          </w:tcPr>
-          <w:p>
-            <w:r>
-              <w:t>Dimension</w:t>
-            </w:r>
-          </w:p>
-        </w:tc>
-        <w:tc>
-          <w:tcPr>
-            <w:tcW w:type="dxa" w:w="5112"/>
-          </w:tcPr>
-          <w:p>
-            <w:r>
-              <w:t>Evidence required</w:t>
-            </w:r>
-          </w:p>
-        </w:tc>
-      </w:tr>
-      <w:tr>
-        <w:tc>
-          <w:tcPr>
-            <w:tcW w:type="dxa" w:w="5112"/>
-          </w:tcPr>
-          <w:p>
-            <w:r>
-              <w:t>Explanation</w:t>
-            </w:r>
-          </w:p>
-        </w:tc>
-        <w:tc>
-          <w:tcPr>
-            <w:tcW w:type="dxa" w:w="5112"/>
-          </w:tcPr>
-          <w:p>
-            <w:r>
-              <w:t>Names the applicable idea or procedure and ties it to the supplied facts.</w:t>
-            </w:r>
-          </w:p>
-        </w:tc>
-      </w:tr>
-      <w:tr>
-        <w:tc>
-          <w:tcPr>
-            <w:tcW w:type="dxa" w:w="5112"/>
-          </w:tcPr>
-          <w:p>
-            <w:r>
-              <w:t>Trace and result</w:t>
-            </w:r>
-          </w:p>
-        </w:tc>
-        <w:tc>
-          <w:tcPr>
-            <w:tcW w:type="dxa" w:w="5112"/>
-          </w:tcPr>
-          <w:p>
-            <w:r>
-              <w:t>Preserves the given inputs and shows the relevant intermediate steps; distinguishes a prediction from an observed execution.</w:t>
-            </w:r>
-          </w:p>
-        </w:tc>
-      </w:tr>
-      <w:tr>
-        <w:tc>
-          <w:tcPr>
-            <w:tcW w:type="dxa" w:w="5112"/>
-          </w:tcPr>
-          <w:p>
-            <w:r>
-              <w:t>Limits</w:t>
-            </w:r>
-          </w:p>
-        </w:tc>
-        <w:tc>
-          <w:tcPr>
-            <w:tcW w:type="dxa" w:w="5112"/>
-          </w:tcPr>
-          <w:p>
-            <w:r>
-              <w:t>States the assumptions, missing evidence or conditions under which the result would change.</w:t>
-            </w:r>
-          </w:p>
-        </w:tc>
-      </w:tr>
-    </w:tbl>
-    <w:p>
-      <w:pPr>
-        <w:pStyle w:val="Heading3"/>
-      </w:pPr>
-      <w:r>
-        <w:t>Teacher key · Selected case answer</w:t>
-      </w:r>
-    </w:p>
-    <w:p>
-      <w:pPr>
-        <w:spacing w:line="336" w:lineRule="auto" w:after="180"/>
-        <w:shd w:fill="F1F6FC"/>
-      </w:pPr>
-      <w:r>
-        <w:rPr>
-          <w:b w:val="0"/>
-        </w:rPr>
-        <w:t>Record each dimension as not yet, with support, or independent. Accept a valid alternative procedure with a defensible trace.</w:t>
-      </w:r>
-    </w:p>
-    <w:p>
-      <w:pPr>
-        <w:spacing w:line="336" w:lineRule="auto" w:after="180"/>
-        <w:shd w:fill="F1F6FC"/>
-      </w:pPr>
-      <w:r>
-        <w:rPr>
-          <w:b w:val="0"/>
-        </w:rPr>
-        <w:t xml:space="preserve">Do not penalise an honestly recorded model failure if the learner correctly explains its </w:t>
-      </w:r>
-      <w:r>
-        <w:rPr>
-          <w:b/>
-        </w:rPr>
-        <w:t>evidence</w:t>
-      </w:r>
-      <w:r>
-        <w:rPr>
-          <w:b w:val="0"/>
-        </w:rPr>
-        <w:t xml:space="preserve"> and limits.</w:t>
-      </w:r>
-    </w:p>
-    <w:p>
-      <w:pPr>
-        <w:pStyle w:val="Heading3"/>
-      </w:pPr>
-      <w:r>
-        <w:t>Feedback that the learner uses</w:t>
-      </w:r>
-    </w:p>
-    <w:p>
-      <w:pPr>
-        <w:spacing w:line="336" w:lineRule="auto" w:after="180"/>
-      </w:pPr>
-      <w:r>
-        <w:rPr>
-          <w:b w:val="0"/>
-        </w:rPr>
-        <w:t>Name the earliest unsupported step and give one action to repair it. Have the learner make that repair now and explain why. Then assess the relevant skill on a fresh, fully specified case.</w:t>
-      </w:r>
-    </w:p>
-    <w:p>
-      <w:pPr>
-        <w:spacing w:line="336" w:lineRule="auto" w:after="180"/>
-      </w:pPr>
-      <w:r>
-        <w:rPr>
-          <w:b w:val="0"/>
-        </w:rPr>
-        <w:t xml:space="preserve">Confirm it was not previously practised with feedback; solve and check the new case before assigning it. A follow-up design </w:t>
-      </w:r>
-      <w:r>
-        <w:rPr>
-          <w:b/>
-        </w:rPr>
-        <w:t>prompt</w:t>
-      </w:r>
-      <w:r>
-        <w:rPr>
-          <w:b w:val="0"/>
-        </w:rPr>
-        <w:t xml:space="preserve"> is a starting brief, not automatically an equivalent test.</w:t>
-      </w:r>
-    </w:p>
-    <w:p>
-      <w:pPr>
-        <w:pStyle w:val="Heading1"/>
-      </w:pPr>
-      <w:r>
-        <w:t>06. Connect and extend learning</w:t>
-      </w:r>
-    </w:p>
-    <w:p>
-      <w:r>
-        <w:t>Connect Prompt Experiments to Transparent Book Recommender, adapt support and plan a later changed-case check.</w:t>
-      </w:r>
-    </w:p>
-    <w:p>
-      <w:pPr>
-        <w:pStyle w:val="Heading3"/>
-      </w:pPr>
-      <w:r>
-        <w:t>Transparent Book Recommender</w:t>
-      </w:r>
-    </w:p>
-    <w:p>
-      <w:pPr>
-        <w:spacing w:line="336" w:lineRule="auto" w:after="180"/>
-      </w:pPr>
-      <w:r>
-        <w:rPr>
-          <w:b w:val="0"/>
-        </w:rPr>
-        <w:t xml:space="preserve">Test generated book explanations with a fixed </w:t>
-      </w:r>
-      <w:r>
-        <w:rPr>
-          <w:b/>
-        </w:rPr>
-        <w:t>rubric</w:t>
-      </w:r>
-      <w:r>
-        <w:rPr>
-          <w:b w:val="0"/>
-        </w:rPr>
-        <w:t xml:space="preserve"> and prohibit invented details.</w:t>
-      </w:r>
-    </w:p>
-    <w:p>
-      <w:pPr>
-        <w:spacing w:line="336" w:lineRule="auto" w:after="180"/>
-      </w:pPr>
-      <w:r>
-        <w:rPr>
-          <w:b w:val="0"/>
-        </w:rPr>
-        <w:t xml:space="preserve">Keep the decision, </w:t>
-      </w:r>
-      <w:r>
-        <w:rPr>
-          <w:b/>
-        </w:rPr>
-        <w:t>input</w:t>
-      </w:r>
-      <w:r>
-        <w:rPr>
-          <w:b w:val="0"/>
-        </w:rPr>
-        <w:t xml:space="preserve">, result, explanation and remaining limitation in the project </w:t>
-      </w:r>
-      <w:r>
-        <w:rPr>
-          <w:b/>
-        </w:rPr>
-        <w:t>evidence</w:t>
-      </w:r>
-      <w:r>
-        <w:rPr>
-          <w:b w:val="0"/>
-        </w:rPr>
-        <w:t xml:space="preserve"> record. Retrieve this record next week rather than restarting the project.</w:t>
-      </w:r>
-    </w:p>
-    <w:p>
-      <w:pPr>
-        <w:pStyle w:val="Heading3"/>
-      </w:pPr>
-      <w:r>
-        <w:t>Support and stretch</w:t>
-      </w:r>
-    </w:p>
-    <w:p>
-      <w:pPr>
-        <w:spacing w:line="336" w:lineRule="auto" w:after="180"/>
-      </w:pPr>
-      <w:r>
-        <w:rPr>
-          <w:b w:val="0"/>
-        </w:rPr>
-        <w:t>Trace one record or condition at a time with counters and labelled columns. Stretch: introduce a tie, boundary or missing field and declare its handling policy before rerunning.</w:t>
-      </w:r>
-    </w:p>
-    <w:p>
-      <w:pPr>
-        <w:pStyle w:val="Heading3"/>
-      </w:pPr>
-      <w:r>
-        <w:t>Exit reflection</w:t>
-      </w:r>
-    </w:p>
-    <w:p>
-      <w:pPr>
-        <w:spacing w:line="336" w:lineRule="auto" w:after="180"/>
-      </w:pPr>
-      <w:r>
-        <w:rPr>
-          <w:b w:val="0"/>
-        </w:rPr>
-        <w:t xml:space="preserve">Ask for one decision the learner can now justify and one situation requiring more </w:t>
-      </w:r>
-      <w:r>
-        <w:rPr>
-          <w:b/>
-        </w:rPr>
-        <w:t>evidence</w:t>
-      </w:r>
-      <w:r>
-        <w:rPr>
-          <w:b w:val="0"/>
-        </w:rPr>
-        <w:t xml:space="preserve"> or human review. Confidence ratings are separate from correct independent performance.</w:t>
-      </w:r>
-    </w:p>
-    <w:p>
-      <w:pPr>
-        <w:pStyle w:val="Heading3"/>
-      </w:pPr>
-      <w:r>
-        <w:t>Bridge to the next week</w:t>
-      </w:r>
-    </w:p>
-    <w:p>
-      <w:pPr>
-        <w:spacing w:line="336" w:lineRule="auto" w:after="180"/>
-      </w:pPr>
-      <w:r>
-        <w:rPr>
-          <w:b w:val="0"/>
-        </w:rPr>
-        <w:t xml:space="preserve">Next: Week 29: </w:t>
-      </w:r>
-      <w:r>
-        <w:rPr>
-          <w:b/>
-        </w:rPr>
-        <w:t>Evidence</w:t>
-      </w:r>
-      <w:r>
-        <w:rPr>
-          <w:b w:val="0"/>
-        </w:rPr>
-        <w:t xml:space="preserve"> and Sources. Retrieve today’s </w:t>
-      </w:r>
-      <w:r>
-        <w:rPr>
-          <w:b/>
-        </w:rPr>
-        <w:t>evidence</w:t>
-      </w:r>
-      <w:r>
-        <w:rPr>
-          <w:b w:val="0"/>
-        </w:rPr>
-        <w:t xml:space="preserve"> and identify what carries forward and what is new.</w:t>
-      </w:r>
-    </w:p>
-    <w:p>
-      <w:pPr>
-        <w:pStyle w:val="Heading3"/>
-      </w:pPr>
-      <w:r>
-        <w:t>Support and fresh reassessment</w:t>
-      </w:r>
-    </w:p>
-    <w:p>
-      <w:pPr>
-        <w:spacing w:line="336" w:lineRule="auto" w:after="180"/>
-      </w:pPr>
-      <w:r>
-        <w:rPr>
-          <w:b w:val="0"/>
-        </w:rPr>
-        <w:t xml:space="preserve">Provide an </w:t>
-      </w:r>
-      <w:r>
-        <w:rPr>
-          <w:b/>
-        </w:rPr>
-        <w:t>input</w:t>
-      </w:r>
-      <w:r>
-        <w:rPr>
-          <w:b w:val="0"/>
-        </w:rPr>
-        <w:t>/procedure/result/limit frame and a calculator when needed. Ask students to identify the first step before completing the whole trace.</w:t>
-      </w:r>
-    </w:p>
-    <w:p>
-      <w:pPr>
-        <w:spacing w:line="336" w:lineRule="auto" w:after="180"/>
-      </w:pPr>
-      <w:r>
-        <w:rPr>
-          <w:b w:val="0"/>
-        </w:rPr>
-        <w:t xml:space="preserve">Extension: compare two concrete variants of this </w:t>
-      </w:r>
-      <w:r>
-        <w:rPr>
-          <w:b/>
-        </w:rPr>
-        <w:t>mechanism</w:t>
-      </w:r>
-      <w:r>
-        <w:rPr>
-          <w:b w:val="0"/>
-        </w:rPr>
-        <w:t xml:space="preserve"> while holding unrelated conditions fixed; report both successful and unsuccessful outcomes.</w:t>
-      </w:r>
-    </w:p>
-    <w:p>
-      <w:pPr>
-        <w:spacing w:line="336" w:lineRule="auto" w:after="180"/>
-      </w:pPr>
-      <w:r>
-        <w:rPr>
-          <w:b w:val="0"/>
-        </w:rPr>
-        <w:t xml:space="preserve">W4: A=5/8, B=6/8, so select B on development. Special-case passes A=1/2, B=0/2; the aggregate selection hides a </w:t>
-      </w:r>
-      <w:r>
-        <w:rPr>
-          <w:b/>
-        </w:rPr>
-        <w:t>regression</w:t>
-      </w:r>
-      <w:r>
-        <w:rPr>
-          <w:b w:val="0"/>
-        </w:rPr>
-        <w:t xml:space="preserve"> requiring review. Require intermediate reasoning and the stated scope.</w:t>
-      </w:r>
-    </w:p>
-    <w:p>
-      <w:pPr>
-        <w:spacing w:line="336" w:lineRule="auto" w:after="180"/>
-      </w:pPr>
-      <w:r>
-        <w:rPr>
-          <w:b w:val="0"/>
-        </w:rPr>
-        <w:t>Fresh retry: A passes 1–4 of six; B passes 1, 2, 5. Special cases 4 and 6. Compare. Expected reasoning: A=4/6, B=3/6; special A=1/2, B=0/2. Preserve both outcomes; no final result supplied.</w:t>
-      </w:r>
-    </w:p>
-    <w:p>
-      <w:pPr>
-        <w:spacing w:line="336" w:lineRule="auto" w:after="180"/>
       </w:pPr>
       <w:r>
         <w:rPr>
@@ -5438,33 +5399,10 @@
     </w:p>
     <w:p>
       <w:pPr>
-        <w:spacing w:line="336" w:lineRule="auto" w:after="180"/>
-      </w:pPr>
-      <w:r>
-        <w:rPr>
-          <w:b w:val="0"/>
-        </w:rPr>
-        <w:t xml:space="preserve">Next connection: Generation failures and verification. Preserve the current case record and retrieve its </w:t>
-      </w:r>
-      <w:r>
-        <w:rPr>
-          <w:b/>
-        </w:rPr>
-        <w:t>evidence</w:t>
-      </w:r>
-      <w:r>
-        <w:rPr>
-          <w:b w:val="0"/>
-        </w:rPr>
-        <w:t xml:space="preserve"> boundary before moving on.</w:t>
-      </w:r>
-    </w:p>
-    <w:p>
-      <w:pPr>
-        <w:pStyle w:val="Heading3"/>
-      </w:pPr>
-      <w:r>
-        <w:t>Plan the delayed return</w:t>
+        <w:pStyle w:val="Heading2"/>
+      </w:pPr>
+      <w:r>
+        <w:t>Plan the delayed check</w:t>
       </w:r>
     </w:p>
     <w:p>
@@ -5681,60 +5619,212 @@
     </w:p>
     <w:p>
       <w:pPr>
+        <w:pStyle w:val="Heading2"/>
+      </w:pPr>
+      <w:r>
+        <w:t>Bridge to next week</w:t>
+      </w:r>
+    </w:p>
+    <w:p>
+      <w:pPr>
+        <w:spacing w:line="336" w:lineRule="auto" w:after="180"/>
+      </w:pPr>
+      <w:r>
+        <w:rPr>
+          <w:b w:val="0"/>
+        </w:rPr>
+        <w:t xml:space="preserve">Ask for one decision the learner can now justify and one situation requiring more </w:t>
+      </w:r>
+      <w:r>
+        <w:rPr>
+          <w:b/>
+        </w:rPr>
+        <w:t>evidence</w:t>
+      </w:r>
+      <w:r>
+        <w:rPr>
+          <w:b w:val="0"/>
+        </w:rPr>
+        <w:t xml:space="preserve"> or human review. Confidence ratings are separate from correct independent performance.</w:t>
+      </w:r>
+    </w:p>
+    <w:p>
+      <w:pPr>
+        <w:spacing w:line="336" w:lineRule="auto" w:after="180"/>
+      </w:pPr>
+      <w:r>
+        <w:rPr>
+          <w:b w:val="0"/>
+        </w:rPr>
+        <w:t xml:space="preserve">Next: Week 29: </w:t>
+      </w:r>
+      <w:r>
+        <w:rPr>
+          <w:b/>
+        </w:rPr>
+        <w:t>Evidence</w:t>
+      </w:r>
+      <w:r>
+        <w:rPr>
+          <w:b w:val="0"/>
+        </w:rPr>
+        <w:t xml:space="preserve"> and Sources. Retrieve today’s </w:t>
+      </w:r>
+      <w:r>
+        <w:rPr>
+          <w:b/>
+        </w:rPr>
+        <w:t>evidence</w:t>
+      </w:r>
+      <w:r>
+        <w:rPr>
+          <w:b w:val="0"/>
+        </w:rPr>
+        <w:t xml:space="preserve"> and identify what carries forward and what is new.</w:t>
+      </w:r>
+    </w:p>
+    <w:p>
+      <w:pPr>
+        <w:spacing w:line="336" w:lineRule="auto" w:after="180"/>
+      </w:pPr>
+      <w:r>
+        <w:rPr>
+          <w:b w:val="0"/>
+        </w:rPr>
+        <w:t xml:space="preserve">Next is Week29: </w:t>
+      </w:r>
+      <w:r>
+        <w:rPr>
+          <w:b/>
+        </w:rPr>
+        <w:t>Evidence</w:t>
+      </w:r>
+      <w:r>
+        <w:rPr>
+          <w:b w:val="0"/>
+        </w:rPr>
+        <w:t xml:space="preserve"> and Sources. Carry forward fixed </w:t>
+      </w:r>
+      <w:r>
+        <w:rPr>
+          <w:b/>
+        </w:rPr>
+        <w:t>evidence</w:t>
+      </w:r>
+      <w:r>
+        <w:rPr>
+          <w:b w:val="0"/>
+        </w:rPr>
+        <w:t>, explicit evaluation criteria and the distinction between a fluent claim and a supported claim.</w:t>
+      </w:r>
+    </w:p>
+    <w:p>
+      <w:pPr>
+        <w:pStyle w:val="Heading2"/>
+      </w:pPr>
+      <w:r>
+        <w:t>Earlier wording, alternatives and picture transcripts · reference / check after trying</w:t>
+      </w:r>
+    </w:p>
+    <w:p>
+      <w:pPr>
+        <w:spacing w:line="336" w:lineRule="auto" w:after="180"/>
+      </w:pPr>
+      <w:r>
+        <w:rPr>
+          <w:b w:val="0"/>
+        </w:rPr>
+        <w:t>Connect and extend learning</w:t>
+      </w:r>
+    </w:p>
+    <w:p>
+      <w:pPr>
         <w:pStyle w:val="Heading3"/>
       </w:pPr>
       <w:r>
+        <w:t>Transparent Book Recommender</w:t>
+      </w:r>
+    </w:p>
+    <w:p>
+      <w:pPr>
+        <w:pStyle w:val="Heading3"/>
+      </w:pPr>
+      <w:r>
+        <w:t>Support and stretch</w:t>
+      </w:r>
+    </w:p>
+    <w:p>
+      <w:pPr>
+        <w:pStyle w:val="Heading3"/>
+      </w:pPr>
+      <w:r>
+        <w:t>Exit reflection</w:t>
+      </w:r>
+    </w:p>
+    <w:p>
+      <w:pPr>
+        <w:pStyle w:val="Heading3"/>
+      </w:pPr>
+      <w:r>
+        <w:t>Bridge to the next week</w:t>
+      </w:r>
+    </w:p>
+    <w:p>
+      <w:pPr>
+        <w:pStyle w:val="Heading3"/>
+      </w:pPr>
+      <w:r>
+        <w:t>Support and fresh reassessment</w:t>
+      </w:r>
+    </w:p>
+    <w:p>
+      <w:pPr>
+        <w:pStyle w:val="Heading3"/>
+      </w:pPr>
+      <w:r>
+        <w:t>Plan the delayed return</w:t>
+      </w:r>
+    </w:p>
+    <w:p>
+      <w:pPr>
+        <w:pStyle w:val="Heading3"/>
+      </w:pPr>
+      <w:r>
         <w:t>Project evidence from this case</w:t>
       </w:r>
     </w:p>
     <w:p>
       <w:pPr>
+        <w:pStyle w:val="Heading1"/>
+      </w:pPr>
+      <w:r>
+        <w:t>Reference bank and extra practice</w:t>
+      </w:r>
+    </w:p>
+    <w:p>
+      <w:pPr>
+        <w:pStyle w:val="Heading1"/>
+      </w:pPr>
+      <w:r>
+        <w:t>07. Reference: alternative planning checklist</w:t>
+      </w:r>
+    </w:p>
+    <w:p>
+      <w:r>
+        <w:t>Use as a reminder alongside the main route rather than teaching the cycle twice.</w:t>
+      </w:r>
+    </w:p>
+    <w:p>
+      <w:pPr>
+        <w:pStyle w:val="Heading2"/>
+      </w:pPr>
+      <w:r>
+        <w:t>Preparation and schedule</w:t>
+      </w:r>
+    </w:p>
+    <w:p>
+      <w:pPr>
         <w:spacing w:line="336" w:lineRule="auto" w:after="180"/>
-      </w:pPr>
-      <w:r>
-        <w:rPr>
-          <w:b w:val="0"/>
-        </w:rPr>
-        <w:t xml:space="preserve">Run controlled recommender explanation experiments with </w:t>
-      </w:r>
-      <w:r>
-        <w:rPr>
-          <w:b/>
-        </w:rPr>
-        <w:t>paired case</w:t>
-      </w:r>
-      <w:r>
-        <w:rPr>
-          <w:b w:val="0"/>
-        </w:rPr>
-        <w:t>s and report important failure conditions separately.</w:t>
-      </w:r>
-    </w:p>
-    <w:p>
-      <w:pPr>
-        <w:pStyle w:val="Heading1"/>
-      </w:pPr>
-      <w:r>
-        <w:t>07. Prepare, teach and assess</w:t>
-      </w:r>
-    </w:p>
-    <w:p>
-      <w:r>
-        <w:t>Use this preparation summary alongside the detailed Prompt Experiments lesson; it is a checklist rather than a replacement for the full sequence.</w:t>
-      </w:r>
-    </w:p>
-    <w:p>
-      <w:pPr>
-        <w:pStyle w:val="Heading3"/>
-      </w:pPr>
-      <w:r>
-        <w:t>Teaching target</w:t>
-      </w:r>
-    </w:p>
-    <w:p>
-      <w:pPr>
-        <w:spacing w:line="336" w:lineRule="auto" w:after="180"/>
-        <w:shd w:fill="EDF7F3"/>
       </w:pPr>
       <w:r>
         <w:rPr>
@@ -5935,6 +6025,14 @@
     </w:tbl>
     <w:p>
       <w:pPr>
+        <w:pStyle w:val="Heading2"/>
+      </w:pPr>
+      <w:r>
+        <w:t>Practice and assessment reminders</w:t>
+      </w:r>
+    </w:p>
+    <w:p>
+      <w:pPr>
         <w:spacing w:line="336" w:lineRule="auto" w:after="180"/>
       </w:pPr>
       <w:r>
@@ -5957,16 +6055,7 @@
     </w:p>
     <w:p>
       <w:pPr>
-        <w:pStyle w:val="Heading3"/>
-      </w:pPr>
-      <w:r>
-        <w:t>Supported practice answer</w:t>
-      </w:r>
-    </w:p>
-    <w:p>
-      <w:pPr>
         <w:spacing w:line="336" w:lineRule="auto" w:after="180"/>
-        <w:shd w:fill="F1F6FC"/>
       </w:pPr>
       <w:r>
         <w:rPr>
@@ -6011,16 +6100,7 @@
     </w:p>
     <w:p>
       <w:pPr>
-        <w:pStyle w:val="Heading3"/>
-      </w:pPr>
-      <w:r>
-        <w:t>Repair the misconception</w:t>
-      </w:r>
-    </w:p>
-    <w:p>
-      <w:pPr>
         <w:spacing w:line="336" w:lineRule="auto" w:after="180"/>
-        <w:shd w:fill="FFF5E6"/>
       </w:pPr>
       <w:r>
         <w:rPr>
@@ -6043,16 +6123,7 @@
     </w:p>
     <w:p>
       <w:pPr>
-        <w:pStyle w:val="Heading3"/>
-      </w:pPr>
-      <w:r>
-        <w:t>Support without giving away the answer</w:t>
-      </w:r>
-    </w:p>
-    <w:p>
-      <w:pPr>
         <w:spacing w:line="336" w:lineRule="auto" w:after="180"/>
-        <w:shd w:fill="F1F6F8"/>
       </w:pPr>
       <w:r>
         <w:rPr>
@@ -6075,16 +6146,7 @@
     </w:p>
     <w:p>
       <w:pPr>
-        <w:pStyle w:val="Heading3"/>
-      </w:pPr>
-      <w:r>
-        <w:t>Extend the reasoning</w:t>
-      </w:r>
-    </w:p>
-    <w:p>
-      <w:pPr>
         <w:spacing w:line="336" w:lineRule="auto" w:after="180"/>
-        <w:shd w:fill="F5F1FB"/>
       </w:pPr>
       <w:r>
         <w:rPr>
@@ -6120,7 +6182,6 @@
     <w:p>
       <w:pPr>
         <w:spacing w:line="336" w:lineRule="auto" w:after="180"/>
-        <w:shd w:fill="F5F1FB"/>
       </w:pPr>
       <w:r>
         <w:rPr>
@@ -6131,16 +6192,7 @@
     </w:p>
     <w:p>
       <w:pPr>
-        <w:pStyle w:val="Heading3"/>
-      </w:pPr>
-      <w:r>
-        <w:t>Protect the independent attempt</w:t>
-      </w:r>
-    </w:p>
-    <w:p>
-      <w:pPr>
         <w:spacing w:line="336" w:lineRule="auto" w:after="180"/>
-        <w:shd w:fill="FFF5E6"/>
       </w:pPr>
       <w:r>
         <w:rPr>
@@ -6335,16 +6387,7 @@
     </w:tbl>
     <w:p>
       <w:pPr>
-        <w:pStyle w:val="Heading3"/>
-      </w:pPr>
-      <w:r>
-        <w:t>Project checkpoint</w:t>
-      </w:r>
-    </w:p>
-    <w:p>
-      <w:pPr>
         <w:spacing w:line="336" w:lineRule="auto" w:after="180"/>
-        <w:shd w:fill="EDF7F3"/>
       </w:pPr>
       <w:r>
         <w:rPr>
@@ -6393,12 +6436,20 @@
         <w:pStyle w:val="Heading1"/>
       </w:pPr>
       <w:r>
-        <w:t>08. Use feedback, labs and repair paths</w:t>
-      </w:r>
-    </w:p>
-    <w:p>
-      <w:r>
-        <w:t>Use feedback, earlier review and portfolios purposefully. Apply the coding routine only when this lesson has an executable lab.</w:t>
+        <w:t>08. Reference: feedback and records</w:t>
+      </w:r>
+    </w:p>
+    <w:p>
+      <w:r>
+        <w:t>Use digital tools where they help retain an explanation and its evidence.</w:t>
+      </w:r>
+    </w:p>
+    <w:p>
+      <w:pPr>
+        <w:pStyle w:val="Heading2"/>
+      </w:pPr>
+      <w:r>
+        <w:t>Keep practice and independent evidence separate</w:t>
       </w:r>
     </w:p>
     <w:p>
@@ -6437,10 +6488,52 @@
     </w:p>
     <w:p>
       <w:pPr>
-        <w:pStyle w:val="Heading3"/>
-      </w:pPr>
-      <w:r>
-        <w:t>For later coding lessons</w:t>
+        <w:pStyle w:val="Heading2"/>
+      </w:pPr>
+      <w:r>
+        <w:t>Repair and portfolio records</w:t>
+      </w:r>
+    </w:p>
+    <w:p>
+      <w:pPr>
+        <w:spacing w:line="336" w:lineRule="auto" w:after="180"/>
+      </w:pPr>
+      <w:r>
+        <w:rPr>
+          <w:b w:val="0"/>
+        </w:rPr>
+        <w:t>Use the earlier worked-explanation links to address a specific missing building block, then return to the current question. Adapt this suggestion after observing the learner; it is not an automatic diagnosis.</w:t>
+      </w:r>
+    </w:p>
+    <w:p>
+      <w:pPr>
+        <w:spacing w:line="336" w:lineRule="auto" w:after="180"/>
+      </w:pPr>
+      <w:r>
+        <w:rPr>
+          <w:b w:val="0"/>
+        </w:rPr>
+        <w:t xml:space="preserve">Collect the completed-work portfolio as </w:t>
+      </w:r>
+      <w:r>
+        <w:rPr>
+          <w:b/>
+        </w:rPr>
+        <w:t>evidence</w:t>
+      </w:r>
+      <w:r>
+        <w:rPr>
+          <w:b w:val="0"/>
+        </w:rPr>
+        <w:t>. Record support separately from correctness, and assess explanation, trace/test and limitations. Progress ticks and quiz selections alone do not establish mastery.</w:t>
+      </w:r>
+    </w:p>
+    <w:p>
+      <w:pPr>
+        <w:pStyle w:val="Heading2"/>
+      </w:pPr>
+      <w:r>
+        <w:t>Earlier wording, alternatives and picture transcripts · reference / check after trying</w:t>
       </w:r>
     </w:p>
     <w:p>
@@ -6451,7 +6544,6 @@
     <w:p>
       <w:pPr>
         <w:spacing w:line="336" w:lineRule="auto" w:after="180"/>
-        <w:shd w:fill="F1F6F8"/>
       </w:pPr>
       <w:r>
         <w:rPr>
@@ -6474,77 +6566,20 @@
     </w:p>
     <w:p>
       <w:pPr>
-        <w:spacing w:line="336" w:lineRule="auto" w:after="180"/>
-      </w:pPr>
-      <w:r>
-        <w:rPr>
-          <w:b w:val="0"/>
-        </w:rPr>
-        <w:t>Use the earlier worked-explanation links to address a specific missing building block, then return to the current question. Adapt this suggestion after observing the learner; it is not an automatic diagnosis.</w:t>
-      </w:r>
-    </w:p>
-    <w:p>
-      <w:pPr>
-        <w:spacing w:line="336" w:lineRule="auto" w:after="180"/>
-      </w:pPr>
-      <w:r>
-        <w:rPr>
-          <w:b w:val="0"/>
-        </w:rPr>
-        <w:t xml:space="preserve">Collect the completed-work portfolio as </w:t>
-      </w:r>
-      <w:r>
-        <w:rPr>
-          <w:b/>
-        </w:rPr>
-        <w:t>evidence</w:t>
-      </w:r>
-      <w:r>
-        <w:rPr>
-          <w:b w:val="0"/>
-        </w:rPr>
-        <w:t>. Record support separately from correctness, and assess explanation, trace/test and limitations. Progress ticks and quiz selections alone do not establish mastery.</w:t>
-      </w:r>
-    </w:p>
-    <w:p>
-      <w:pPr>
         <w:pStyle w:val="Heading1"/>
       </w:pPr>
       <w:r>
-        <w:t>09. Visual concept journey</w:t>
-      </w:r>
-    </w:p>
-    <w:p>
-      <w:r>
-        <w:t>Show one Prompt Experiments graphic at a time, request a prediction and discuss its trace before the independent assessment.</w:t>
-      </w:r>
-    </w:p>
-    <w:p>
-      <w:pPr>
-        <w:spacing w:line="336" w:lineRule="auto" w:after="180"/>
-      </w:pPr>
-      <w:r>
-        <w:rPr>
-          <w:b w:val="0"/>
-        </w:rPr>
-        <w:t xml:space="preserve">Use one picture at a time. Hide a worked result before asking for a </w:t>
-      </w:r>
-      <w:r>
-        <w:rPr>
-          <w:b/>
-        </w:rPr>
-        <w:t>prediction</w:t>
-      </w:r>
-      <w:r>
-        <w:rPr>
-          <w:b w:val="0"/>
-        </w:rPr>
-        <w:t>, then reveal it for feedback. These are supported teaching cases; retain the separate independent assessment for a fresh first attempt.</w:t>
-      </w:r>
-    </w:p>
-    <w:p>
-      <w:pPr>
-        <w:pStyle w:val="Heading3"/>
+        <w:t>09. Reference: teach with the six pictures</w:t>
+      </w:r>
+    </w:p>
+    <w:p>
+      <w:r>
+        <w:t>Choose the picture for the teaching move and connect it to the explanation.</w:t>
+      </w:r>
+    </w:p>
+    <w:p>
+      <w:pPr>
+        <w:pStyle w:val="Heading2"/>
       </w:pPr>
       <w:r>
         <w:t>01. Prompt Experiments: the case</w:t>
@@ -6555,7 +6590,7 @@
         <w:drawing>
           <wp:inline xmlns:a="http://schemas.openxmlformats.org/drawingml/2006/main" xmlns:pic="http://schemas.openxmlformats.org/drawingml/2006/picture">
             <wp:extent cx="5486400" cy="2840736"/>
-            <wp:docPr id="3" name="Picture 3" descr="A fictional book-help project tests two prompt versions on seven shared development cases. Supplied facts: P passes cases 1,2,3,4. Q passes 1,2,3,5,6. Cases 4 and 7 involve missing sources. Same inputs, system configuration and rubric; only the prompt changes. These are invented records."/>
+            <wp:docPr id="4" name="Picture 4" descr="A fictional book-help project tests two prompt versions on seven shared development cases. Supplied facts: P passes cases 1,2,3,4. Q passes 1,2,3,5,6. Cases 4 and 7 involve missing sources. Same inputs, system configuration and rubric; only the prompt changes. These are invented records."/>
             <wp:cNvGraphicFramePr>
               <a:graphicFrameLocks noChangeAspect="1"/>
             </wp:cNvGraphicFramePr>
@@ -6567,7 +6602,7 @@
                     <pic:cNvPicPr/>
                   </pic:nvPicPr>
                   <pic:blipFill>
-                    <a:blip r:embed="rId11"/>
+                    <a:blip r:embed="rId12"/>
                     <a:stretch>
                       <a:fillRect/>
                     </a:stretch>
@@ -6659,7 +6694,6 @@
     <w:p>
       <w:pPr>
         <w:spacing w:line="336" w:lineRule="auto" w:after="180"/>
-        <w:shd w:fill="F5F1FB"/>
       </w:pPr>
       <w:r>
         <w:rPr>
@@ -6670,16 +6704,7 @@
     </w:p>
     <w:p>
       <w:pPr>
-        <w:pStyle w:val="Heading3"/>
-      </w:pPr>
-      <w:r>
-        <w:t>Discuss while showing the picture</w:t>
-      </w:r>
-    </w:p>
-    <w:p>
-      <w:pPr>
         <w:spacing w:line="336" w:lineRule="auto" w:after="180"/>
-        <w:shd w:fill="F1F6F8"/>
       </w:pPr>
       <w:r>
         <w:rPr>
@@ -6702,7 +6727,7 @@
     </w:p>
     <w:p>
       <w:pPr>
-        <w:pStyle w:val="Heading3"/>
+        <w:pStyle w:val="Heading2"/>
       </w:pPr>
       <w:r>
         <w:t>02. Follow the deciding steps</w:t>
@@ -6713,7 +6738,7 @@
         <w:drawing>
           <wp:inline xmlns:a="http://schemas.openxmlformats.org/drawingml/2006/main" xmlns:pic="http://schemas.openxmlformats.org/drawingml/2006/picture">
             <wp:extent cx="5486400" cy="4160520"/>
-            <wp:docPr id="4" name="Picture 4" descr="Paired setup: Use the same seven cases and pass criteria for both prompts. → Overall rates: P=4/7; Q=5/7. → Missing-source slice: P passes 1/2; Q passes 0/2 in cases 4 and 7. → Decide explicitly: Q improves overall count but worsens missing-source behavior; use the declared priorities."/>
+            <wp:docPr id="5" name="Picture 5" descr="Paired setup: Use the same seven cases and pass criteria for both prompts. → Overall rates: P=4/7; Q=5/7. → Missing-source slice: P passes 1/2; Q passes 0/2 in cases 4 and 7. → Decide explicitly: Q improves overall count but worsens missing-source behavior; use the declared priorities."/>
             <wp:cNvGraphicFramePr>
               <a:graphicFrameLocks noChangeAspect="1"/>
             </wp:cNvGraphicFramePr>
@@ -6725,7 +6750,7 @@
                     <pic:cNvPicPr/>
                   </pic:nvPicPr>
                   <pic:blipFill>
-                    <a:blip r:embed="rId12"/>
+                    <a:blip r:embed="rId9"/>
                     <a:stretch>
                       <a:fillRect/>
                     </a:stretch>
@@ -6770,7 +6795,6 @@
     <w:p>
       <w:pPr>
         <w:spacing w:line="336" w:lineRule="auto" w:after="180"/>
-        <w:shd w:fill="F5F1FB"/>
       </w:pPr>
       <w:r>
         <w:rPr>
@@ -6793,16 +6817,7 @@
     </w:p>
     <w:p>
       <w:pPr>
-        <w:pStyle w:val="Heading3"/>
-      </w:pPr>
-      <w:r>
-        <w:t>Discuss while showing the picture</w:t>
-      </w:r>
-    </w:p>
-    <w:p>
-      <w:pPr>
         <w:spacing w:line="336" w:lineRule="auto" w:after="180"/>
-        <w:shd w:fill="F1F6F8"/>
       </w:pPr>
       <w:r>
         <w:rPr>
@@ -6837,7 +6852,7 @@
     </w:p>
     <w:p>
       <w:pPr>
-        <w:pStyle w:val="Heading3"/>
+        <w:pStyle w:val="Heading2"/>
       </w:pPr>
       <w:r>
         <w:t>03. Paired overall and missing-source passes</w:t>
@@ -6848,7 +6863,7 @@
         <w:drawing>
           <wp:inline xmlns:a="http://schemas.openxmlformats.org/drawingml/2006/main" xmlns:pic="http://schemas.openxmlformats.org/drawingml/2006/picture">
             <wp:extent cx="5486400" cy="3096768"/>
-            <wp:docPr id="5" name="Picture 5" descr="Paired overall and missing-source passes. P: Overall passes /7 = 4, Missing-source passes /2 = 1. Q: Overall passes /7 = 5, Missing-source passes /2 = 0."/>
+            <wp:docPr id="6" name="Picture 6" descr="Paired overall and missing-source passes. P: Overall passes /7 = 4, Missing-source passes /2 = 1. Q: Overall passes /7 = 5, Missing-source passes /2 = 0."/>
             <wp:cNvGraphicFramePr>
               <a:graphicFrameLocks noChangeAspect="1"/>
             </wp:cNvGraphicFramePr>
@@ -6893,7 +6908,6 @@
     <w:p>
       <w:pPr>
         <w:spacing w:line="336" w:lineRule="auto" w:after="180"/>
-        <w:shd w:fill="F5F1FB"/>
       </w:pPr>
       <w:r>
         <w:rPr>
@@ -6904,16 +6918,7 @@
     </w:p>
     <w:p>
       <w:pPr>
-        <w:pStyle w:val="Heading3"/>
-      </w:pPr>
-      <w:r>
-        <w:t>Discuss while showing the picture</w:t>
-      </w:r>
-    </w:p>
-    <w:p>
-      <w:pPr>
         <w:spacing w:line="336" w:lineRule="auto" w:after="180"/>
-        <w:shd w:fill="F1F6F8"/>
       </w:pPr>
       <w:r>
         <w:rPr>
@@ -6937,7 +6942,6 @@
     <w:p>
       <w:pPr>
         <w:spacing w:line="336" w:lineRule="auto" w:after="180"/>
-        <w:shd w:fill="F1F6F8"/>
       </w:pPr>
       <w:r>
         <w:rPr>
@@ -6948,7 +6952,7 @@
     </w:p>
     <w:p>
       <w:pPr>
-        <w:pStyle w:val="Heading3"/>
+        <w:pStyle w:val="Heading2"/>
       </w:pPr>
       <w:r>
         <w:t>04. Change one thing. Trace what follows.</w:t>
@@ -6959,7 +6963,7 @@
         <w:drawing>
           <wp:inline xmlns:a="http://schemas.openxmlformats.org/drawingml/2006/main" xmlns:pic="http://schemas.openxmlformats.org/drawingml/2006/picture">
             <wp:extent cx="5486400" cy="3041904"/>
-            <wp:docPr id="6" name="Picture 6" descr="Original case: Q improves overall count but worsens missing-source behavior; use the declared priorities. Changed condition: Make missing-source correctness a required selection gate. Expected result: Neither prompt clears a 2/2 gate on these records. Reason: P fails 7 and Q fails both 4 and 7; both need revision."/>
+            <wp:docPr id="7" name="Picture 7" descr="Original case: Q improves overall count but worsens missing-source behavior; use the declared priorities. Changed condition: Make missing-source correctness a required selection gate. Expected result: Neither prompt clears a 2/2 gate on these records. Reason: P fails 7 and Q fails both 4 and 7; both need revision."/>
             <wp:cNvGraphicFramePr>
               <a:graphicFrameLocks noChangeAspect="1"/>
             </wp:cNvGraphicFramePr>
@@ -7027,7 +7031,6 @@
     <w:p>
       <w:pPr>
         <w:spacing w:line="336" w:lineRule="auto" w:after="180"/>
-        <w:shd w:fill="F5F1FB"/>
       </w:pPr>
       <w:r>
         <w:rPr>
@@ -7038,16 +7041,7 @@
     </w:p>
     <w:p>
       <w:pPr>
-        <w:pStyle w:val="Heading3"/>
-      </w:pPr>
-      <w:r>
-        <w:t>Discuss while showing the picture</w:t>
-      </w:r>
-    </w:p>
-    <w:p>
-      <w:pPr>
         <w:spacing w:line="336" w:lineRule="auto" w:after="180"/>
-        <w:shd w:fill="F1F6F8"/>
       </w:pPr>
       <w:r>
         <w:rPr>
@@ -7071,7 +7065,6 @@
     <w:p>
       <w:pPr>
         <w:spacing w:line="336" w:lineRule="auto" w:after="180"/>
-        <w:shd w:fill="F1F6F8"/>
       </w:pPr>
       <w:r>
         <w:rPr>
@@ -7082,7 +7075,7 @@
     </w:p>
     <w:p>
       <w:pPr>
-        <w:pStyle w:val="Heading3"/>
+        <w:pStyle w:val="Heading2"/>
       </w:pPr>
       <w:r>
         <w:t>05. Connect the explanation to its limit</w:t>
@@ -7093,7 +7086,7 @@
         <w:drawing>
           <wp:inline xmlns:a="http://schemas.openxmlformats.org/drawingml/2006/main" xmlns:pic="http://schemas.openxmlformats.org/drawingml/2006/picture">
             <wp:extent cx="5486400" cy="2834640"/>
-            <wp:docPr id="7" name="Picture 7" descr="A larger total can conceal a more serious failure category. Paired records show which cases changed, not just how many passed. If refusing unsupported claims is mandatory, Q’s overall advantage may not justify selection. Keep the failing examples for development and obtain fresh cases after choosing a final version. Limit: Seven development cases cannot establish causal learning benefits or untouched final performance; repeated generation may also vary."/>
+            <wp:docPr id="8" name="Picture 8" descr="A larger total can conceal a more serious failure category. Paired records show which cases changed, not just how many passed. If refusing unsupported claims is mandatory, Q’s overall advantage may not justify selection. Keep the failing examples for development and obtain fresh cases after choosing a final version. Limit: Seven development cases cannot establish causal learning benefits or untouched final performance; repeated generation may also vary."/>
             <wp:cNvGraphicFramePr>
               <a:graphicFrameLocks noChangeAspect="1"/>
             </wp:cNvGraphicFramePr>
@@ -7160,7 +7153,6 @@
     <w:p>
       <w:pPr>
         <w:spacing w:line="336" w:lineRule="auto" w:after="180"/>
-        <w:shd w:fill="F5F1FB"/>
       </w:pPr>
       <w:r>
         <w:rPr>
@@ -7171,16 +7163,7 @@
     </w:p>
     <w:p>
       <w:pPr>
-        <w:pStyle w:val="Heading3"/>
-      </w:pPr>
-      <w:r>
-        <w:t>Discuss while showing the picture</w:t>
-      </w:r>
-    </w:p>
-    <w:p>
-      <w:pPr>
         <w:spacing w:line="336" w:lineRule="auto" w:after="180"/>
-        <w:shd w:fill="F1F6F8"/>
       </w:pPr>
       <w:r>
         <w:rPr>
@@ -7204,7 +7187,6 @@
     <w:p>
       <w:pPr>
         <w:spacing w:line="336" w:lineRule="auto" w:after="180"/>
-        <w:shd w:fill="F1F6F8"/>
       </w:pPr>
       <w:r>
         <w:rPr>
@@ -7215,7 +7197,7 @@
     </w:p>
     <w:p>
       <w:pPr>
-        <w:pStyle w:val="Heading3"/>
+        <w:pStyle w:val="Heading2"/>
       </w:pPr>
       <w:r>
         <w:t>06. Make the idea visible in your project</w:t>
@@ -7226,7 +7208,7 @@
         <w:drawing>
           <wp:inline xmlns:a="http://schemas.openxmlformats.org/drawingml/2006/main" xmlns:pic="http://schemas.openxmlformats.org/drawingml/2006/picture">
             <wp:extent cx="5486400" cy="3380232"/>
-            <wp:docPr id="8" name="Picture 8" descr="Run controlled recommender explanation experiments with paired cases and report important failure conditions separately. Draw your input, deciding step, result and limit. Supported question: Name the case P passes and Q fails, and explain why it matters."/>
+            <wp:docPr id="9" name="Picture 9" descr="Run controlled recommender explanation experiments with paired cases and report important failure conditions separately. Draw your input, deciding step, result and limit. Supported question: Name the case P passes and Q fails, and explain why it matters."/>
             <wp:cNvGraphicFramePr>
               <a:graphicFrameLocks noChangeAspect="1"/>
             </wp:cNvGraphicFramePr>
@@ -7306,7 +7288,6 @@
     <w:p>
       <w:pPr>
         <w:spacing w:line="336" w:lineRule="auto" w:after="180"/>
-        <w:shd w:fill="F5F1FB"/>
       </w:pPr>
       <w:r>
         <w:rPr>
@@ -7329,70 +7310,139 @@
     </w:p>
     <w:p>
       <w:pPr>
+        <w:spacing w:line="336" w:lineRule="auto" w:after="180"/>
+      </w:pPr>
+      <w:r>
+        <w:rPr>
+          <w:b w:val="0"/>
+        </w:rPr>
+        <w:t xml:space="preserve">Teacher </w:t>
+      </w:r>
+      <w:r>
+        <w:rPr>
+          <w:b/>
+        </w:rPr>
+        <w:t>prompt</w:t>
+      </w:r>
+      <w:r>
+        <w:rPr>
+          <w:b w:val="0"/>
+        </w:rPr>
+        <w:t xml:space="preserve">: Draw your project trace and justify the deciding step using </w:t>
+      </w:r>
+      <w:r>
+        <w:rPr>
+          <w:b/>
+        </w:rPr>
+        <w:t>evidence</w:t>
+      </w:r>
+      <w:r>
+        <w:rPr>
+          <w:b w:val="0"/>
+        </w:rPr>
+        <w:t>. Ask learners to describe one label or arrow in ordinary words. Use the adjacent transcript if the image is difficult to see.</w:t>
+      </w:r>
+    </w:p>
+    <w:p>
+      <w:pPr>
+        <w:spacing w:line="336" w:lineRule="auto" w:after="180"/>
+      </w:pPr>
+      <w:r>
+        <w:rPr>
+          <w:b w:val="0"/>
+        </w:rPr>
+        <w:t xml:space="preserve">Supported practice key: Case 4, a missing-source case. Its </w:t>
+      </w:r>
+      <w:r>
+        <w:rPr>
+          <w:b/>
+        </w:rPr>
+        <w:t>regression</w:t>
+      </w:r>
+      <w:r>
+        <w:rPr>
+          <w:b w:val="0"/>
+        </w:rPr>
+        <w:t xml:space="preserve"> can matter more than gains on ordinary cases if unsupported answers are unacceptable.</w:t>
+      </w:r>
+    </w:p>
+    <w:p>
+      <w:pPr>
+        <w:pStyle w:val="Heading2"/>
+      </w:pPr>
+      <w:r>
+        <w:t>Earlier wording, alternatives and picture transcripts · reference / check after trying</w:t>
+      </w:r>
+    </w:p>
+    <w:p>
+      <w:pPr>
+        <w:spacing w:line="336" w:lineRule="auto" w:after="180"/>
+      </w:pPr>
+      <w:r>
+        <w:rPr>
+          <w:b w:val="0"/>
+        </w:rPr>
+        <w:t xml:space="preserve">Use one picture at a time. Hide a worked result before asking for a </w:t>
+      </w:r>
+      <w:r>
+        <w:rPr>
+          <w:b/>
+        </w:rPr>
+        <w:t>prediction</w:t>
+      </w:r>
+      <w:r>
+        <w:rPr>
+          <w:b w:val="0"/>
+        </w:rPr>
+        <w:t>, then reveal it for feedback. These are supported teaching cases; retain the separate independent assessment for a fresh first attempt.</w:t>
+      </w:r>
+    </w:p>
+    <w:p>
+      <w:pPr>
         <w:pStyle w:val="Heading3"/>
       </w:pPr>
       <w:r>
-        <w:t>Discuss while showing the picture</w:t>
-      </w:r>
-    </w:p>
-    <w:p>
-      <w:pPr>
-        <w:spacing w:line="336" w:lineRule="auto" w:after="180"/>
-        <w:shd w:fill="F1F6F8"/>
-      </w:pPr>
-      <w:r>
-        <w:rPr>
-          <w:b w:val="0"/>
-        </w:rPr>
-        <w:t xml:space="preserve">Teacher </w:t>
-      </w:r>
-      <w:r>
-        <w:rPr>
-          <w:b/>
-        </w:rPr>
-        <w:t>prompt</w:t>
-      </w:r>
-      <w:r>
-        <w:rPr>
-          <w:b w:val="0"/>
-        </w:rPr>
-        <w:t xml:space="preserve">: Draw your project trace and justify the deciding step using </w:t>
-      </w:r>
-      <w:r>
-        <w:rPr>
-          <w:b/>
-        </w:rPr>
-        <w:t>evidence</w:t>
-      </w:r>
-      <w:r>
-        <w:rPr>
-          <w:b w:val="0"/>
-        </w:rPr>
-        <w:t>. Ask learners to describe one label or arrow in ordinary words. Use the adjacent transcript if the image is difficult to see.</w:t>
-      </w:r>
-    </w:p>
-    <w:p>
-      <w:pPr>
-        <w:spacing w:line="336" w:lineRule="auto" w:after="180"/>
-        <w:shd w:fill="F1F6F8"/>
-      </w:pPr>
-      <w:r>
-        <w:rPr>
-          <w:b w:val="0"/>
-        </w:rPr>
-        <w:t xml:space="preserve">Supported practice key: Case 4, a missing-source case. Its </w:t>
-      </w:r>
-      <w:r>
-        <w:rPr>
-          <w:b/>
-        </w:rPr>
-        <w:t>regression</w:t>
-      </w:r>
-      <w:r>
-        <w:rPr>
-          <w:b w:val="0"/>
-        </w:rPr>
-        <w:t xml:space="preserve"> can matter more than gains on ordinary cases if unsupported answers are unacceptable.</w:t>
+        <w:t>01. Prompt Experiments: the case</w:t>
+      </w:r>
+    </w:p>
+    <w:p>
+      <w:pPr>
+        <w:pStyle w:val="Heading3"/>
+      </w:pPr>
+      <w:r>
+        <w:t>02. Follow the deciding steps</w:t>
+      </w:r>
+    </w:p>
+    <w:p>
+      <w:pPr>
+        <w:pStyle w:val="Heading3"/>
+      </w:pPr>
+      <w:r>
+        <w:t>03. Paired overall and missing-source passes</w:t>
+      </w:r>
+    </w:p>
+    <w:p>
+      <w:pPr>
+        <w:pStyle w:val="Heading3"/>
+      </w:pPr>
+      <w:r>
+        <w:t>04. Change one thing. Trace what follows.</w:t>
+      </w:r>
+    </w:p>
+    <w:p>
+      <w:pPr>
+        <w:pStyle w:val="Heading3"/>
+      </w:pPr>
+      <w:r>
+        <w:t>05. Connect the explanation to its limit</w:t>
+      </w:r>
+    </w:p>
+    <w:p>
+      <w:pPr>
+        <w:pStyle w:val="Heading3"/>
+      </w:pPr>
+      <w:r>
+        <w:t>06. Make the idea visible in your project</w:t>
       </w:r>
     </w:p>
     <w:sectPr>
